--- a/outputs/tables/supplementary_qa_observational.docx
+++ b/outputs/tables/supplementary_qa_observational.docx
@@ -24510,7 +24510,7 @@
                 <w:szCs w:val="18"/>
                 <w:color w:val="000000"/>
               </w:rPr>
-              <w:t xml:space="preserve">47</w:t>
+              <w:t xml:space="preserve">98</w:t>
             </w:r>
           </w:p>
         </w:tc>
@@ -24822,6 +24822,318 @@
                 <w:szCs w:val="18"/>
                 <w:color w:val="000000"/>
               </w:rPr>
+              <w:t xml:space="preserve">Yes</w:t>
+            </w:r>
+          </w:p>
+        </w:tc>
+        <w:tc>
+          <w:tcPr>
+            <w:tcBorders>
+              <w:bottom w:val="none" w:sz="0" w:space="0" w:color="000000"/>
+              <w:top w:val="none" w:sz="0" w:space="0" w:color="000000"/>
+              <w:left w:val="none" w:sz="0" w:space="0" w:color="000000"/>
+              <w:right w:val="none" w:sz="0" w:space="0" w:color="000000"/>
+            </w:tcBorders>
+            <w:shd w:val="clear" w:color="auto" w:fill="FFFFFF"/>
+            <w:tcMar>
+              <w:top w:w="0" w:type="dxa"/>
+              <w:bottom w:w="0" w:type="dxa"/>
+              <w:left w:w="0" w:type="dxa"/>
+              <w:right w:w="0" w:type="dxa"/>
+            </w:tcMar>
+            <w:vAlign w:val="center"/>
+          </w:tcPr>
+          <w:p>
+            <w:pPr>
+              <w:jc w:val="center"/>
+              <w:pBdr>
+                <w:bottom w:val="none" w:sz="0" w:space="0" w:color="000000"/>
+                <w:top w:val="none" w:sz="0" w:space="0" w:color="000000"/>
+                <w:left w:val="none" w:sz="0" w:space="0" w:color="000000"/>
+                <w:right w:val="none" w:sz="0" w:space="0" w:color="000000"/>
+              </w:pBdr>
+              <w:spacing w:after="100" w:before="100" w:line="240"/>
+              <w:ind w:left="100" w:right="100" w:firstLine="0" w:firstLineChars="0"/>
+              <w:rPr>
+                <w:rFonts w:ascii="Arial" w:hAnsi="Arial" w:eastAsia="Arial" w:cs="Arial"/>
+                <w:i w:val="false"/>
+                <w:b w:val="false"/>
+                <w:u w:val="none"/>
+                <w:sz w:val="18"/>
+                <w:szCs w:val="18"/>
+                <w:color w:val="000000"/>
+              </w:rPr>
+            </w:pPr>
+            <w:r>
+              <w:rPr>
+                <w:rFonts w:ascii="Arial" w:hAnsi="Arial" w:eastAsia="Arial" w:cs="Arial"/>
+                <w:i w:val="false"/>
+                <w:b w:val="false"/>
+                <w:u w:val="none"/>
+                <w:sz w:val="18"/>
+                <w:szCs w:val="18"/>
+                <w:color w:val="000000"/>
+              </w:rPr>
+              <w:t xml:space="preserve">Yes</w:t>
+            </w:r>
+          </w:p>
+        </w:tc>
+        <w:tc>
+          <w:tcPr>
+            <w:tcBorders>
+              <w:bottom w:val="none" w:sz="0" w:space="0" w:color="000000"/>
+              <w:top w:val="none" w:sz="0" w:space="0" w:color="000000"/>
+              <w:left w:val="none" w:sz="0" w:space="0" w:color="000000"/>
+              <w:right w:val="none" w:sz="0" w:space="0" w:color="000000"/>
+            </w:tcBorders>
+            <w:shd w:val="clear" w:color="auto" w:fill="FFFFFF"/>
+            <w:tcMar>
+              <w:top w:w="0" w:type="dxa"/>
+              <w:bottom w:w="0" w:type="dxa"/>
+              <w:left w:w="0" w:type="dxa"/>
+              <w:right w:w="0" w:type="dxa"/>
+            </w:tcMar>
+            <w:vAlign w:val="center"/>
+          </w:tcPr>
+          <w:p>
+            <w:pPr>
+              <w:jc w:val="center"/>
+              <w:pBdr>
+                <w:bottom w:val="none" w:sz="0" w:space="0" w:color="000000"/>
+                <w:top w:val="none" w:sz="0" w:space="0" w:color="000000"/>
+                <w:left w:val="none" w:sz="0" w:space="0" w:color="000000"/>
+                <w:right w:val="none" w:sz="0" w:space="0" w:color="000000"/>
+              </w:pBdr>
+              <w:spacing w:after="100" w:before="100" w:line="240"/>
+              <w:ind w:left="100" w:right="100" w:firstLine="0" w:firstLineChars="0"/>
+              <w:rPr>
+                <w:rFonts w:ascii="Arial" w:hAnsi="Arial" w:eastAsia="Arial" w:cs="Arial"/>
+                <w:i w:val="false"/>
+                <w:b w:val="false"/>
+                <w:u w:val="none"/>
+                <w:sz w:val="18"/>
+                <w:szCs w:val="18"/>
+                <w:color w:val="000000"/>
+              </w:rPr>
+            </w:pPr>
+            <w:r>
+              <w:rPr>
+                <w:rFonts w:ascii="Arial" w:hAnsi="Arial" w:eastAsia="Arial" w:cs="Arial"/>
+                <w:i w:val="false"/>
+                <w:b w:val="false"/>
+                <w:u w:val="none"/>
+                <w:sz w:val="18"/>
+                <w:szCs w:val="18"/>
+                <w:color w:val="000000"/>
+              </w:rPr>
+              <w:t xml:space="preserve">Yes</w:t>
+            </w:r>
+          </w:p>
+        </w:tc>
+        <w:tc>
+          <w:tcPr>
+            <w:tcBorders>
+              <w:bottom w:val="none" w:sz="0" w:space="0" w:color="000000"/>
+              <w:top w:val="none" w:sz="0" w:space="0" w:color="000000"/>
+              <w:left w:val="none" w:sz="0" w:space="0" w:color="000000"/>
+              <w:right w:val="none" w:sz="0" w:space="0" w:color="000000"/>
+            </w:tcBorders>
+            <w:shd w:val="clear" w:color="auto" w:fill="FFFFFF"/>
+            <w:tcMar>
+              <w:top w:w="0" w:type="dxa"/>
+              <w:bottom w:w="0" w:type="dxa"/>
+              <w:left w:w="0" w:type="dxa"/>
+              <w:right w:w="0" w:type="dxa"/>
+            </w:tcMar>
+            <w:vAlign w:val="center"/>
+          </w:tcPr>
+          <w:p>
+            <w:pPr>
+              <w:jc w:val="center"/>
+              <w:pBdr>
+                <w:bottom w:val="none" w:sz="0" w:space="0" w:color="000000"/>
+                <w:top w:val="none" w:sz="0" w:space="0" w:color="000000"/>
+                <w:left w:val="none" w:sz="0" w:space="0" w:color="000000"/>
+                <w:right w:val="none" w:sz="0" w:space="0" w:color="000000"/>
+              </w:pBdr>
+              <w:spacing w:after="100" w:before="100" w:line="240"/>
+              <w:ind w:left="100" w:right="100" w:firstLine="0" w:firstLineChars="0"/>
+              <w:rPr>
+                <w:rFonts w:ascii="Arial" w:hAnsi="Arial" w:eastAsia="Arial" w:cs="Arial"/>
+                <w:i w:val="false"/>
+                <w:b w:val="false"/>
+                <w:u w:val="none"/>
+                <w:sz w:val="18"/>
+                <w:szCs w:val="18"/>
+                <w:color w:val="000000"/>
+              </w:rPr>
+            </w:pPr>
+            <w:r>
+              <w:rPr>
+                <w:rFonts w:ascii="Arial" w:hAnsi="Arial" w:eastAsia="Arial" w:cs="Arial"/>
+                <w:i w:val="false"/>
+                <w:b w:val="false"/>
+                <w:u w:val="none"/>
+                <w:sz w:val="18"/>
+                <w:szCs w:val="18"/>
+                <w:color w:val="000000"/>
+              </w:rPr>
+              <w:t xml:space="preserve">Yes</w:t>
+            </w:r>
+          </w:p>
+        </w:tc>
+        <w:tc>
+          <w:tcPr>
+            <w:tcBorders>
+              <w:bottom w:val="none" w:sz="0" w:space="0" w:color="000000"/>
+              <w:top w:val="none" w:sz="0" w:space="0" w:color="000000"/>
+              <w:left w:val="none" w:sz="0" w:space="0" w:color="000000"/>
+              <w:right w:val="none" w:sz="0" w:space="0" w:color="000000"/>
+            </w:tcBorders>
+            <w:shd w:val="clear" w:color="auto" w:fill="FFFFFF"/>
+            <w:tcMar>
+              <w:top w:w="0" w:type="dxa"/>
+              <w:bottom w:w="0" w:type="dxa"/>
+              <w:left w:w="0" w:type="dxa"/>
+              <w:right w:w="0" w:type="dxa"/>
+            </w:tcMar>
+            <w:vAlign w:val="center"/>
+          </w:tcPr>
+          <w:p>
+            <w:pPr>
+              <w:jc w:val="center"/>
+              <w:pBdr>
+                <w:bottom w:val="none" w:sz="0" w:space="0" w:color="000000"/>
+                <w:top w:val="none" w:sz="0" w:space="0" w:color="000000"/>
+                <w:left w:val="none" w:sz="0" w:space="0" w:color="000000"/>
+                <w:right w:val="none" w:sz="0" w:space="0" w:color="000000"/>
+              </w:pBdr>
+              <w:spacing w:after="100" w:before="100" w:line="240"/>
+              <w:ind w:left="100" w:right="100" w:firstLine="0" w:firstLineChars="0"/>
+              <w:rPr>
+                <w:rFonts w:ascii="Arial" w:hAnsi="Arial" w:eastAsia="Arial" w:cs="Arial"/>
+                <w:i w:val="false"/>
+                <w:b w:val="false"/>
+                <w:u w:val="none"/>
+                <w:sz w:val="18"/>
+                <w:szCs w:val="18"/>
+                <w:color w:val="000000"/>
+              </w:rPr>
+            </w:pPr>
+            <w:r>
+              <w:rPr>
+                <w:rFonts w:ascii="Arial" w:hAnsi="Arial" w:eastAsia="Arial" w:cs="Arial"/>
+                <w:i w:val="false"/>
+                <w:b w:val="false"/>
+                <w:u w:val="none"/>
+                <w:sz w:val="18"/>
+                <w:szCs w:val="18"/>
+                <w:color w:val="000000"/>
+              </w:rPr>
+              <w:t xml:space="preserve">Yes</w:t>
+            </w:r>
+          </w:p>
+        </w:tc>
+        <w:tc>
+          <w:tcPr>
+            <w:tcBorders>
+              <w:bottom w:val="none" w:sz="0" w:space="0" w:color="000000"/>
+              <w:top w:val="none" w:sz="0" w:space="0" w:color="000000"/>
+              <w:left w:val="none" w:sz="0" w:space="0" w:color="000000"/>
+              <w:right w:val="none" w:sz="0" w:space="0" w:color="000000"/>
+            </w:tcBorders>
+            <w:shd w:val="clear" w:color="auto" w:fill="FFFFFF"/>
+            <w:tcMar>
+              <w:top w:w="0" w:type="dxa"/>
+              <w:bottom w:w="0" w:type="dxa"/>
+              <w:left w:w="0" w:type="dxa"/>
+              <w:right w:w="0" w:type="dxa"/>
+            </w:tcMar>
+            <w:vAlign w:val="center"/>
+          </w:tcPr>
+          <w:p>
+            <w:pPr>
+              <w:jc w:val="center"/>
+              <w:pBdr>
+                <w:bottom w:val="none" w:sz="0" w:space="0" w:color="000000"/>
+                <w:top w:val="none" w:sz="0" w:space="0" w:color="000000"/>
+                <w:left w:val="none" w:sz="0" w:space="0" w:color="000000"/>
+                <w:right w:val="none" w:sz="0" w:space="0" w:color="000000"/>
+              </w:pBdr>
+              <w:spacing w:after="100" w:before="100" w:line="240"/>
+              <w:ind w:left="100" w:right="100" w:firstLine="0" w:firstLineChars="0"/>
+              <w:rPr>
+                <w:rFonts w:ascii="Arial" w:hAnsi="Arial" w:eastAsia="Arial" w:cs="Arial"/>
+                <w:i w:val="false"/>
+                <w:b w:val="false"/>
+                <w:u w:val="none"/>
+                <w:sz w:val="18"/>
+                <w:szCs w:val="18"/>
+                <w:color w:val="000000"/>
+              </w:rPr>
+            </w:pPr>
+            <w:r>
+              <w:rPr>
+                <w:rFonts w:ascii="Arial" w:hAnsi="Arial" w:eastAsia="Arial" w:cs="Arial"/>
+                <w:i w:val="false"/>
+                <w:b w:val="false"/>
+                <w:u w:val="none"/>
+                <w:sz w:val="18"/>
+                <w:szCs w:val="18"/>
+                <w:color w:val="000000"/>
+              </w:rPr>
+              <w:t xml:space="preserve">Yes</w:t>
+            </w:r>
+          </w:p>
+        </w:tc>
+        <w:tc>
+          <w:tcPr>
+            <w:tcBorders>
+              <w:bottom w:val="none" w:sz="0" w:space="0" w:color="000000"/>
+              <w:top w:val="none" w:sz="0" w:space="0" w:color="000000"/>
+              <w:left w:val="none" w:sz="0" w:space="0" w:color="000000"/>
+              <w:right w:val="none" w:sz="0" w:space="0" w:color="000000"/>
+            </w:tcBorders>
+            <w:shd w:val="clear" w:color="auto" w:fill="FFFFFF"/>
+            <w:tcMar>
+              <w:top w:w="0" w:type="dxa"/>
+              <w:bottom w:w="0" w:type="dxa"/>
+              <w:left w:w="0" w:type="dxa"/>
+              <w:right w:w="0" w:type="dxa"/>
+            </w:tcMar>
+            <w:vAlign w:val="center"/>
+          </w:tcPr>
+          <w:p>
+            <w:pPr>
+              <w:jc w:val="center"/>
+              <w:pBdr>
+                <w:bottom w:val="none" w:sz="0" w:space="0" w:color="000000"/>
+                <w:top w:val="none" w:sz="0" w:space="0" w:color="000000"/>
+                <w:left w:val="none" w:sz="0" w:space="0" w:color="000000"/>
+                <w:right w:val="none" w:sz="0" w:space="0" w:color="000000"/>
+              </w:pBdr>
+              <w:spacing w:after="100" w:before="100" w:line="240"/>
+              <w:ind w:left="100" w:right="100" w:firstLine="0" w:firstLineChars="0"/>
+              <w:rPr>
+                <w:rFonts w:ascii="Arial" w:hAnsi="Arial" w:eastAsia="Arial" w:cs="Arial"/>
+                <w:i w:val="false"/>
+                <w:b w:val="false"/>
+                <w:u w:val="none"/>
+                <w:sz w:val="18"/>
+                <w:szCs w:val="18"/>
+                <w:color w:val="000000"/>
+              </w:rPr>
+            </w:pPr>
+            <w:r>
+              <w:rPr>
+                <w:rFonts w:ascii="Arial" w:hAnsi="Arial" w:eastAsia="Arial" w:cs="Arial"/>
+                <w:i w:val="false"/>
+                <w:b w:val="false"/>
+                <w:u w:val="none"/>
+                <w:sz w:val="18"/>
+                <w:szCs w:val="18"/>
+                <w:color w:val="000000"/>
+              </w:rPr>
               <w:t xml:space="preserve">No</w:t>
             </w:r>
           </w:p>
@@ -24874,319 +25186,7 @@
                 <w:szCs w:val="18"/>
                 <w:color w:val="000000"/>
               </w:rPr>
-              <w:t xml:space="preserve">Yes</w:t>
-            </w:r>
-          </w:p>
-        </w:tc>
-        <w:tc>
-          <w:tcPr>
-            <w:tcBorders>
-              <w:bottom w:val="none" w:sz="0" w:space="0" w:color="000000"/>
-              <w:top w:val="none" w:sz="0" w:space="0" w:color="000000"/>
-              <w:left w:val="none" w:sz="0" w:space="0" w:color="000000"/>
-              <w:right w:val="none" w:sz="0" w:space="0" w:color="000000"/>
-            </w:tcBorders>
-            <w:shd w:val="clear" w:color="auto" w:fill="FFFFFF"/>
-            <w:tcMar>
-              <w:top w:w="0" w:type="dxa"/>
-              <w:bottom w:w="0" w:type="dxa"/>
-              <w:left w:w="0" w:type="dxa"/>
-              <w:right w:w="0" w:type="dxa"/>
-            </w:tcMar>
-            <w:vAlign w:val="center"/>
-          </w:tcPr>
-          <w:p>
-            <w:pPr>
-              <w:jc w:val="center"/>
-              <w:pBdr>
-                <w:bottom w:val="none" w:sz="0" w:space="0" w:color="000000"/>
-                <w:top w:val="none" w:sz="0" w:space="0" w:color="000000"/>
-                <w:left w:val="none" w:sz="0" w:space="0" w:color="000000"/>
-                <w:right w:val="none" w:sz="0" w:space="0" w:color="000000"/>
-              </w:pBdr>
-              <w:spacing w:after="100" w:before="100" w:line="240"/>
-              <w:ind w:left="100" w:right="100" w:firstLine="0" w:firstLineChars="0"/>
-              <w:rPr>
-                <w:rFonts w:ascii="Arial" w:hAnsi="Arial" w:eastAsia="Arial" w:cs="Arial"/>
-                <w:i w:val="false"/>
-                <w:b w:val="false"/>
-                <w:u w:val="none"/>
-                <w:sz w:val="18"/>
-                <w:szCs w:val="18"/>
-                <w:color w:val="000000"/>
-              </w:rPr>
-            </w:pPr>
-            <w:r>
-              <w:rPr>
-                <w:rFonts w:ascii="Arial" w:hAnsi="Arial" w:eastAsia="Arial" w:cs="Arial"/>
-                <w:i w:val="false"/>
-                <w:b w:val="false"/>
-                <w:u w:val="none"/>
-                <w:sz w:val="18"/>
-                <w:szCs w:val="18"/>
-                <w:color w:val="000000"/>
-              </w:rPr>
-              <w:t xml:space="preserve">Yes</w:t>
-            </w:r>
-          </w:p>
-        </w:tc>
-        <w:tc>
-          <w:tcPr>
-            <w:tcBorders>
-              <w:bottom w:val="none" w:sz="0" w:space="0" w:color="000000"/>
-              <w:top w:val="none" w:sz="0" w:space="0" w:color="000000"/>
-              <w:left w:val="none" w:sz="0" w:space="0" w:color="000000"/>
-              <w:right w:val="none" w:sz="0" w:space="0" w:color="000000"/>
-            </w:tcBorders>
-            <w:shd w:val="clear" w:color="auto" w:fill="FFFFFF"/>
-            <w:tcMar>
-              <w:top w:w="0" w:type="dxa"/>
-              <w:bottom w:w="0" w:type="dxa"/>
-              <w:left w:w="0" w:type="dxa"/>
-              <w:right w:w="0" w:type="dxa"/>
-            </w:tcMar>
-            <w:vAlign w:val="center"/>
-          </w:tcPr>
-          <w:p>
-            <w:pPr>
-              <w:jc w:val="center"/>
-              <w:pBdr>
-                <w:bottom w:val="none" w:sz="0" w:space="0" w:color="000000"/>
-                <w:top w:val="none" w:sz="0" w:space="0" w:color="000000"/>
-                <w:left w:val="none" w:sz="0" w:space="0" w:color="000000"/>
-                <w:right w:val="none" w:sz="0" w:space="0" w:color="000000"/>
-              </w:pBdr>
-              <w:spacing w:after="100" w:before="100" w:line="240"/>
-              <w:ind w:left="100" w:right="100" w:firstLine="0" w:firstLineChars="0"/>
-              <w:rPr>
-                <w:rFonts w:ascii="Arial" w:hAnsi="Arial" w:eastAsia="Arial" w:cs="Arial"/>
-                <w:i w:val="false"/>
-                <w:b w:val="false"/>
-                <w:u w:val="none"/>
-                <w:sz w:val="18"/>
-                <w:szCs w:val="18"/>
-                <w:color w:val="000000"/>
-              </w:rPr>
-            </w:pPr>
-            <w:r>
-              <w:rPr>
-                <w:rFonts w:ascii="Arial" w:hAnsi="Arial" w:eastAsia="Arial" w:cs="Arial"/>
-                <w:i w:val="false"/>
-                <w:b w:val="false"/>
-                <w:u w:val="none"/>
-                <w:sz w:val="18"/>
-                <w:szCs w:val="18"/>
-                <w:color w:val="000000"/>
-              </w:rPr>
-              <w:t xml:space="preserve">Yes</w:t>
-            </w:r>
-          </w:p>
-        </w:tc>
-        <w:tc>
-          <w:tcPr>
-            <w:tcBorders>
-              <w:bottom w:val="none" w:sz="0" w:space="0" w:color="000000"/>
-              <w:top w:val="none" w:sz="0" w:space="0" w:color="000000"/>
-              <w:left w:val="none" w:sz="0" w:space="0" w:color="000000"/>
-              <w:right w:val="none" w:sz="0" w:space="0" w:color="000000"/>
-            </w:tcBorders>
-            <w:shd w:val="clear" w:color="auto" w:fill="FFFFFF"/>
-            <w:tcMar>
-              <w:top w:w="0" w:type="dxa"/>
-              <w:bottom w:w="0" w:type="dxa"/>
-              <w:left w:w="0" w:type="dxa"/>
-              <w:right w:w="0" w:type="dxa"/>
-            </w:tcMar>
-            <w:vAlign w:val="center"/>
-          </w:tcPr>
-          <w:p>
-            <w:pPr>
-              <w:jc w:val="center"/>
-              <w:pBdr>
-                <w:bottom w:val="none" w:sz="0" w:space="0" w:color="000000"/>
-                <w:top w:val="none" w:sz="0" w:space="0" w:color="000000"/>
-                <w:left w:val="none" w:sz="0" w:space="0" w:color="000000"/>
-                <w:right w:val="none" w:sz="0" w:space="0" w:color="000000"/>
-              </w:pBdr>
-              <w:spacing w:after="100" w:before="100" w:line="240"/>
-              <w:ind w:left="100" w:right="100" w:firstLine="0" w:firstLineChars="0"/>
-              <w:rPr>
-                <w:rFonts w:ascii="Arial" w:hAnsi="Arial" w:eastAsia="Arial" w:cs="Arial"/>
-                <w:i w:val="false"/>
-                <w:b w:val="false"/>
-                <w:u w:val="none"/>
-                <w:sz w:val="18"/>
-                <w:szCs w:val="18"/>
-                <w:color w:val="000000"/>
-              </w:rPr>
-            </w:pPr>
-            <w:r>
-              <w:rPr>
-                <w:rFonts w:ascii="Arial" w:hAnsi="Arial" w:eastAsia="Arial" w:cs="Arial"/>
-                <w:i w:val="false"/>
-                <w:b w:val="false"/>
-                <w:u w:val="none"/>
-                <w:sz w:val="18"/>
-                <w:szCs w:val="18"/>
-                <w:color w:val="000000"/>
-              </w:rPr>
-              <w:t xml:space="preserve">Yes</w:t>
-            </w:r>
-          </w:p>
-        </w:tc>
-        <w:tc>
-          <w:tcPr>
-            <w:tcBorders>
-              <w:bottom w:val="none" w:sz="0" w:space="0" w:color="000000"/>
-              <w:top w:val="none" w:sz="0" w:space="0" w:color="000000"/>
-              <w:left w:val="none" w:sz="0" w:space="0" w:color="000000"/>
-              <w:right w:val="none" w:sz="0" w:space="0" w:color="000000"/>
-            </w:tcBorders>
-            <w:shd w:val="clear" w:color="auto" w:fill="FFFFFF"/>
-            <w:tcMar>
-              <w:top w:w="0" w:type="dxa"/>
-              <w:bottom w:w="0" w:type="dxa"/>
-              <w:left w:w="0" w:type="dxa"/>
-              <w:right w:w="0" w:type="dxa"/>
-            </w:tcMar>
-            <w:vAlign w:val="center"/>
-          </w:tcPr>
-          <w:p>
-            <w:pPr>
-              <w:jc w:val="center"/>
-              <w:pBdr>
-                <w:bottom w:val="none" w:sz="0" w:space="0" w:color="000000"/>
-                <w:top w:val="none" w:sz="0" w:space="0" w:color="000000"/>
-                <w:left w:val="none" w:sz="0" w:space="0" w:color="000000"/>
-                <w:right w:val="none" w:sz="0" w:space="0" w:color="000000"/>
-              </w:pBdr>
-              <w:spacing w:after="100" w:before="100" w:line="240"/>
-              <w:ind w:left="100" w:right="100" w:firstLine="0" w:firstLineChars="0"/>
-              <w:rPr>
-                <w:rFonts w:ascii="Arial" w:hAnsi="Arial" w:eastAsia="Arial" w:cs="Arial"/>
-                <w:i w:val="false"/>
-                <w:b w:val="false"/>
-                <w:u w:val="none"/>
-                <w:sz w:val="18"/>
-                <w:szCs w:val="18"/>
-                <w:color w:val="000000"/>
-              </w:rPr>
-            </w:pPr>
-            <w:r>
-              <w:rPr>
-                <w:rFonts w:ascii="Arial" w:hAnsi="Arial" w:eastAsia="Arial" w:cs="Arial"/>
-                <w:i w:val="false"/>
-                <w:b w:val="false"/>
-                <w:u w:val="none"/>
-                <w:sz w:val="18"/>
-                <w:szCs w:val="18"/>
-                <w:color w:val="000000"/>
-              </w:rPr>
-              <w:t xml:space="preserve">Yes</w:t>
-            </w:r>
-          </w:p>
-        </w:tc>
-        <w:tc>
-          <w:tcPr>
-            <w:tcBorders>
-              <w:bottom w:val="none" w:sz="0" w:space="0" w:color="000000"/>
-              <w:top w:val="none" w:sz="0" w:space="0" w:color="000000"/>
-              <w:left w:val="none" w:sz="0" w:space="0" w:color="000000"/>
-              <w:right w:val="none" w:sz="0" w:space="0" w:color="000000"/>
-            </w:tcBorders>
-            <w:shd w:val="clear" w:color="auto" w:fill="FFFFFF"/>
-            <w:tcMar>
-              <w:top w:w="0" w:type="dxa"/>
-              <w:bottom w:w="0" w:type="dxa"/>
-              <w:left w:w="0" w:type="dxa"/>
-              <w:right w:w="0" w:type="dxa"/>
-            </w:tcMar>
-            <w:vAlign w:val="center"/>
-          </w:tcPr>
-          <w:p>
-            <w:pPr>
-              <w:jc w:val="center"/>
-              <w:pBdr>
-                <w:bottom w:val="none" w:sz="0" w:space="0" w:color="000000"/>
-                <w:top w:val="none" w:sz="0" w:space="0" w:color="000000"/>
-                <w:left w:val="none" w:sz="0" w:space="0" w:color="000000"/>
-                <w:right w:val="none" w:sz="0" w:space="0" w:color="000000"/>
-              </w:pBdr>
-              <w:spacing w:after="100" w:before="100" w:line="240"/>
-              <w:ind w:left="100" w:right="100" w:firstLine="0" w:firstLineChars="0"/>
-              <w:rPr>
-                <w:rFonts w:ascii="Arial" w:hAnsi="Arial" w:eastAsia="Arial" w:cs="Arial"/>
-                <w:i w:val="false"/>
-                <w:b w:val="false"/>
-                <w:u w:val="none"/>
-                <w:sz w:val="18"/>
-                <w:szCs w:val="18"/>
-                <w:color w:val="000000"/>
-              </w:rPr>
-            </w:pPr>
-            <w:r>
-              <w:rPr>
-                <w:rFonts w:ascii="Arial" w:hAnsi="Arial" w:eastAsia="Arial" w:cs="Arial"/>
-                <w:i w:val="false"/>
-                <w:b w:val="false"/>
-                <w:u w:val="none"/>
-                <w:sz w:val="18"/>
-                <w:szCs w:val="18"/>
-                <w:color w:val="000000"/>
-              </w:rPr>
               <w:t xml:space="preserve">NR</w:t>
-            </w:r>
-          </w:p>
-        </w:tc>
-        <w:tc>
-          <w:tcPr>
-            <w:tcBorders>
-              <w:bottom w:val="none" w:sz="0" w:space="0" w:color="000000"/>
-              <w:top w:val="none" w:sz="0" w:space="0" w:color="000000"/>
-              <w:left w:val="none" w:sz="0" w:space="0" w:color="000000"/>
-              <w:right w:val="none" w:sz="0" w:space="0" w:color="000000"/>
-            </w:tcBorders>
-            <w:shd w:val="clear" w:color="auto" w:fill="FFFFFF"/>
-            <w:tcMar>
-              <w:top w:w="0" w:type="dxa"/>
-              <w:bottom w:w="0" w:type="dxa"/>
-              <w:left w:w="0" w:type="dxa"/>
-              <w:right w:w="0" w:type="dxa"/>
-            </w:tcMar>
-            <w:vAlign w:val="center"/>
-          </w:tcPr>
-          <w:p>
-            <w:pPr>
-              <w:jc w:val="center"/>
-              <w:pBdr>
-                <w:bottom w:val="none" w:sz="0" w:space="0" w:color="000000"/>
-                <w:top w:val="none" w:sz="0" w:space="0" w:color="000000"/>
-                <w:left w:val="none" w:sz="0" w:space="0" w:color="000000"/>
-                <w:right w:val="none" w:sz="0" w:space="0" w:color="000000"/>
-              </w:pBdr>
-              <w:spacing w:after="100" w:before="100" w:line="240"/>
-              <w:ind w:left="100" w:right="100" w:firstLine="0" w:firstLineChars="0"/>
-              <w:rPr>
-                <w:rFonts w:ascii="Arial" w:hAnsi="Arial" w:eastAsia="Arial" w:cs="Arial"/>
-                <w:i w:val="false"/>
-                <w:b w:val="false"/>
-                <w:u w:val="none"/>
-                <w:sz w:val="18"/>
-                <w:szCs w:val="18"/>
-                <w:color w:val="000000"/>
-              </w:rPr>
-            </w:pPr>
-            <w:r>
-              <w:rPr>
-                <w:rFonts w:ascii="Arial" w:hAnsi="Arial" w:eastAsia="Arial" w:cs="Arial"/>
-                <w:i w:val="false"/>
-                <w:b w:val="false"/>
-                <w:u w:val="none"/>
-                <w:sz w:val="18"/>
-                <w:szCs w:val="18"/>
-                <w:color w:val="000000"/>
-              </w:rPr>
-              <w:t xml:space="preserve">Yes</w:t>
             </w:r>
           </w:p>
         </w:tc>
@@ -25348,6 +25348,844 @@
                 <w:szCs w:val="18"/>
                 <w:color w:val="000000"/>
               </w:rPr>
+              <w:t xml:space="preserve">47</w:t>
+            </w:r>
+          </w:p>
+        </w:tc>
+        <w:tc>
+          <w:tcPr>
+            <w:tcBorders>
+              <w:bottom w:val="none" w:sz="0" w:space="0" w:color="000000"/>
+              <w:top w:val="none" w:sz="0" w:space="0" w:color="000000"/>
+              <w:left w:val="none" w:sz="0" w:space="0" w:color="000000"/>
+              <w:right w:val="none" w:sz="0" w:space="0" w:color="000000"/>
+            </w:tcBorders>
+            <w:shd w:val="clear" w:color="auto" w:fill="FFFFFF"/>
+            <w:tcMar>
+              <w:top w:w="0" w:type="dxa"/>
+              <w:bottom w:w="0" w:type="dxa"/>
+              <w:left w:w="0" w:type="dxa"/>
+              <w:right w:w="0" w:type="dxa"/>
+            </w:tcMar>
+            <w:vAlign w:val="center"/>
+          </w:tcPr>
+          <w:p>
+            <w:pPr>
+              <w:jc w:val="center"/>
+              <w:pBdr>
+                <w:bottom w:val="none" w:sz="0" w:space="0" w:color="000000"/>
+                <w:top w:val="none" w:sz="0" w:space="0" w:color="000000"/>
+                <w:left w:val="none" w:sz="0" w:space="0" w:color="000000"/>
+                <w:right w:val="none" w:sz="0" w:space="0" w:color="000000"/>
+              </w:pBdr>
+              <w:spacing w:after="100" w:before="100" w:line="240"/>
+              <w:ind w:left="100" w:right="100" w:firstLine="0" w:firstLineChars="0"/>
+              <w:rPr>
+                <w:rFonts w:ascii="Arial" w:hAnsi="Arial" w:eastAsia="Arial" w:cs="Arial"/>
+                <w:i w:val="false"/>
+                <w:b w:val="false"/>
+                <w:u w:val="none"/>
+                <w:sz w:val="18"/>
+                <w:szCs w:val="18"/>
+                <w:color w:val="000000"/>
+              </w:rPr>
+            </w:pPr>
+            <w:r>
+              <w:rPr>
+                <w:rFonts w:ascii="Arial" w:hAnsi="Arial" w:eastAsia="Arial" w:cs="Arial"/>
+                <w:i w:val="false"/>
+                <w:b w:val="false"/>
+                <w:u w:val="none"/>
+                <w:sz w:val="18"/>
+                <w:szCs w:val="18"/>
+                <w:color w:val="000000"/>
+              </w:rPr>
+              <w:t xml:space="preserve">Yes</w:t>
+            </w:r>
+          </w:p>
+        </w:tc>
+        <w:tc>
+          <w:tcPr>
+            <w:tcBorders>
+              <w:bottom w:val="none" w:sz="0" w:space="0" w:color="000000"/>
+              <w:top w:val="none" w:sz="0" w:space="0" w:color="000000"/>
+              <w:left w:val="none" w:sz="0" w:space="0" w:color="000000"/>
+              <w:right w:val="none" w:sz="0" w:space="0" w:color="000000"/>
+            </w:tcBorders>
+            <w:shd w:val="clear" w:color="auto" w:fill="FFFFFF"/>
+            <w:tcMar>
+              <w:top w:w="0" w:type="dxa"/>
+              <w:bottom w:w="0" w:type="dxa"/>
+              <w:left w:w="0" w:type="dxa"/>
+              <w:right w:w="0" w:type="dxa"/>
+            </w:tcMar>
+            <w:vAlign w:val="center"/>
+          </w:tcPr>
+          <w:p>
+            <w:pPr>
+              <w:jc w:val="center"/>
+              <w:pBdr>
+                <w:bottom w:val="none" w:sz="0" w:space="0" w:color="000000"/>
+                <w:top w:val="none" w:sz="0" w:space="0" w:color="000000"/>
+                <w:left w:val="none" w:sz="0" w:space="0" w:color="000000"/>
+                <w:right w:val="none" w:sz="0" w:space="0" w:color="000000"/>
+              </w:pBdr>
+              <w:spacing w:after="100" w:before="100" w:line="240"/>
+              <w:ind w:left="100" w:right="100" w:firstLine="0" w:firstLineChars="0"/>
+              <w:rPr>
+                <w:rFonts w:ascii="Arial" w:hAnsi="Arial" w:eastAsia="Arial" w:cs="Arial"/>
+                <w:i w:val="false"/>
+                <w:b w:val="false"/>
+                <w:u w:val="none"/>
+                <w:sz w:val="18"/>
+                <w:szCs w:val="18"/>
+                <w:color w:val="000000"/>
+              </w:rPr>
+            </w:pPr>
+            <w:r>
+              <w:rPr>
+                <w:rFonts w:ascii="Arial" w:hAnsi="Arial" w:eastAsia="Arial" w:cs="Arial"/>
+                <w:i w:val="false"/>
+                <w:b w:val="false"/>
+                <w:u w:val="none"/>
+                <w:sz w:val="18"/>
+                <w:szCs w:val="18"/>
+                <w:color w:val="000000"/>
+              </w:rPr>
+              <w:t xml:space="preserve">Yes</w:t>
+            </w:r>
+          </w:p>
+        </w:tc>
+        <w:tc>
+          <w:tcPr>
+            <w:tcBorders>
+              <w:bottom w:val="none" w:sz="0" w:space="0" w:color="000000"/>
+              <w:top w:val="none" w:sz="0" w:space="0" w:color="000000"/>
+              <w:left w:val="none" w:sz="0" w:space="0" w:color="000000"/>
+              <w:right w:val="none" w:sz="0" w:space="0" w:color="000000"/>
+            </w:tcBorders>
+            <w:shd w:val="clear" w:color="auto" w:fill="FFFFFF"/>
+            <w:tcMar>
+              <w:top w:w="0" w:type="dxa"/>
+              <w:bottom w:w="0" w:type="dxa"/>
+              <w:left w:w="0" w:type="dxa"/>
+              <w:right w:w="0" w:type="dxa"/>
+            </w:tcMar>
+            <w:vAlign w:val="center"/>
+          </w:tcPr>
+          <w:p>
+            <w:pPr>
+              <w:jc w:val="center"/>
+              <w:pBdr>
+                <w:bottom w:val="none" w:sz="0" w:space="0" w:color="000000"/>
+                <w:top w:val="none" w:sz="0" w:space="0" w:color="000000"/>
+                <w:left w:val="none" w:sz="0" w:space="0" w:color="000000"/>
+                <w:right w:val="none" w:sz="0" w:space="0" w:color="000000"/>
+              </w:pBdr>
+              <w:spacing w:after="100" w:before="100" w:line="240"/>
+              <w:ind w:left="100" w:right="100" w:firstLine="0" w:firstLineChars="0"/>
+              <w:rPr>
+                <w:rFonts w:ascii="Arial" w:hAnsi="Arial" w:eastAsia="Arial" w:cs="Arial"/>
+                <w:i w:val="false"/>
+                <w:b w:val="false"/>
+                <w:u w:val="none"/>
+                <w:sz w:val="18"/>
+                <w:szCs w:val="18"/>
+                <w:color w:val="000000"/>
+              </w:rPr>
+            </w:pPr>
+            <w:r>
+              <w:rPr>
+                <w:rFonts w:ascii="Arial" w:hAnsi="Arial" w:eastAsia="Arial" w:cs="Arial"/>
+                <w:i w:val="false"/>
+                <w:b w:val="false"/>
+                <w:u w:val="none"/>
+                <w:sz w:val="18"/>
+                <w:szCs w:val="18"/>
+                <w:color w:val="000000"/>
+              </w:rPr>
+              <w:t xml:space="preserve">Yes</w:t>
+            </w:r>
+          </w:p>
+        </w:tc>
+        <w:tc>
+          <w:tcPr>
+            <w:tcBorders>
+              <w:bottom w:val="none" w:sz="0" w:space="0" w:color="000000"/>
+              <w:top w:val="none" w:sz="0" w:space="0" w:color="000000"/>
+              <w:left w:val="none" w:sz="0" w:space="0" w:color="000000"/>
+              <w:right w:val="none" w:sz="0" w:space="0" w:color="000000"/>
+            </w:tcBorders>
+            <w:shd w:val="clear" w:color="auto" w:fill="FFFFFF"/>
+            <w:tcMar>
+              <w:top w:w="0" w:type="dxa"/>
+              <w:bottom w:w="0" w:type="dxa"/>
+              <w:left w:w="0" w:type="dxa"/>
+              <w:right w:w="0" w:type="dxa"/>
+            </w:tcMar>
+            <w:vAlign w:val="center"/>
+          </w:tcPr>
+          <w:p>
+            <w:pPr>
+              <w:jc w:val="center"/>
+              <w:pBdr>
+                <w:bottom w:val="none" w:sz="0" w:space="0" w:color="000000"/>
+                <w:top w:val="none" w:sz="0" w:space="0" w:color="000000"/>
+                <w:left w:val="none" w:sz="0" w:space="0" w:color="000000"/>
+                <w:right w:val="none" w:sz="0" w:space="0" w:color="000000"/>
+              </w:pBdr>
+              <w:spacing w:after="100" w:before="100" w:line="240"/>
+              <w:ind w:left="100" w:right="100" w:firstLine="0" w:firstLineChars="0"/>
+              <w:rPr>
+                <w:rFonts w:ascii="Arial" w:hAnsi="Arial" w:eastAsia="Arial" w:cs="Arial"/>
+                <w:i w:val="false"/>
+                <w:b w:val="false"/>
+                <w:u w:val="none"/>
+                <w:sz w:val="18"/>
+                <w:szCs w:val="18"/>
+                <w:color w:val="000000"/>
+              </w:rPr>
+            </w:pPr>
+            <w:r>
+              <w:rPr>
+                <w:rFonts w:ascii="Arial" w:hAnsi="Arial" w:eastAsia="Arial" w:cs="Arial"/>
+                <w:i w:val="false"/>
+                <w:b w:val="false"/>
+                <w:u w:val="none"/>
+                <w:sz w:val="18"/>
+                <w:szCs w:val="18"/>
+                <w:color w:val="000000"/>
+              </w:rPr>
+              <w:t xml:space="preserve">Yes</w:t>
+            </w:r>
+          </w:p>
+        </w:tc>
+        <w:tc>
+          <w:tcPr>
+            <w:tcBorders>
+              <w:bottom w:val="none" w:sz="0" w:space="0" w:color="000000"/>
+              <w:top w:val="none" w:sz="0" w:space="0" w:color="000000"/>
+              <w:left w:val="none" w:sz="0" w:space="0" w:color="000000"/>
+              <w:right w:val="none" w:sz="0" w:space="0" w:color="000000"/>
+            </w:tcBorders>
+            <w:shd w:val="clear" w:color="auto" w:fill="FFFFFF"/>
+            <w:tcMar>
+              <w:top w:w="0" w:type="dxa"/>
+              <w:bottom w:w="0" w:type="dxa"/>
+              <w:left w:w="0" w:type="dxa"/>
+              <w:right w:w="0" w:type="dxa"/>
+            </w:tcMar>
+            <w:vAlign w:val="center"/>
+          </w:tcPr>
+          <w:p>
+            <w:pPr>
+              <w:jc w:val="center"/>
+              <w:pBdr>
+                <w:bottom w:val="none" w:sz="0" w:space="0" w:color="000000"/>
+                <w:top w:val="none" w:sz="0" w:space="0" w:color="000000"/>
+                <w:left w:val="none" w:sz="0" w:space="0" w:color="000000"/>
+                <w:right w:val="none" w:sz="0" w:space="0" w:color="000000"/>
+              </w:pBdr>
+              <w:spacing w:after="100" w:before="100" w:line="240"/>
+              <w:ind w:left="100" w:right="100" w:firstLine="0" w:firstLineChars="0"/>
+              <w:rPr>
+                <w:rFonts w:ascii="Arial" w:hAnsi="Arial" w:eastAsia="Arial" w:cs="Arial"/>
+                <w:i w:val="false"/>
+                <w:b w:val="false"/>
+                <w:u w:val="none"/>
+                <w:sz w:val="18"/>
+                <w:szCs w:val="18"/>
+                <w:color w:val="000000"/>
+              </w:rPr>
+            </w:pPr>
+            <w:r>
+              <w:rPr>
+                <w:rFonts w:ascii="Arial" w:hAnsi="Arial" w:eastAsia="Arial" w:cs="Arial"/>
+                <w:i w:val="false"/>
+                <w:b w:val="false"/>
+                <w:u w:val="none"/>
+                <w:sz w:val="18"/>
+                <w:szCs w:val="18"/>
+                <w:color w:val="000000"/>
+              </w:rPr>
+              <w:t xml:space="preserve">No</w:t>
+            </w:r>
+          </w:p>
+        </w:tc>
+        <w:tc>
+          <w:tcPr>
+            <w:tcBorders>
+              <w:bottom w:val="none" w:sz="0" w:space="0" w:color="000000"/>
+              <w:top w:val="none" w:sz="0" w:space="0" w:color="000000"/>
+              <w:left w:val="none" w:sz="0" w:space="0" w:color="000000"/>
+              <w:right w:val="none" w:sz="0" w:space="0" w:color="000000"/>
+            </w:tcBorders>
+            <w:shd w:val="clear" w:color="auto" w:fill="FFFFFF"/>
+            <w:tcMar>
+              <w:top w:w="0" w:type="dxa"/>
+              <w:bottom w:w="0" w:type="dxa"/>
+              <w:left w:w="0" w:type="dxa"/>
+              <w:right w:w="0" w:type="dxa"/>
+            </w:tcMar>
+            <w:vAlign w:val="center"/>
+          </w:tcPr>
+          <w:p>
+            <w:pPr>
+              <w:jc w:val="center"/>
+              <w:pBdr>
+                <w:bottom w:val="none" w:sz="0" w:space="0" w:color="000000"/>
+                <w:top w:val="none" w:sz="0" w:space="0" w:color="000000"/>
+                <w:left w:val="none" w:sz="0" w:space="0" w:color="000000"/>
+                <w:right w:val="none" w:sz="0" w:space="0" w:color="000000"/>
+              </w:pBdr>
+              <w:spacing w:after="100" w:before="100" w:line="240"/>
+              <w:ind w:left="100" w:right="100" w:firstLine="0" w:firstLineChars="0"/>
+              <w:rPr>
+                <w:rFonts w:ascii="Arial" w:hAnsi="Arial" w:eastAsia="Arial" w:cs="Arial"/>
+                <w:i w:val="false"/>
+                <w:b w:val="false"/>
+                <w:u w:val="none"/>
+                <w:sz w:val="18"/>
+                <w:szCs w:val="18"/>
+                <w:color w:val="000000"/>
+              </w:rPr>
+            </w:pPr>
+            <w:r>
+              <w:rPr>
+                <w:rFonts w:ascii="Arial" w:hAnsi="Arial" w:eastAsia="Arial" w:cs="Arial"/>
+                <w:i w:val="false"/>
+                <w:b w:val="false"/>
+                <w:u w:val="none"/>
+                <w:sz w:val="18"/>
+                <w:szCs w:val="18"/>
+                <w:color w:val="000000"/>
+              </w:rPr>
+              <w:t xml:space="preserve">No</w:t>
+            </w:r>
+          </w:p>
+        </w:tc>
+        <w:tc>
+          <w:tcPr>
+            <w:tcBorders>
+              <w:bottom w:val="none" w:sz="0" w:space="0" w:color="000000"/>
+              <w:top w:val="none" w:sz="0" w:space="0" w:color="000000"/>
+              <w:left w:val="none" w:sz="0" w:space="0" w:color="000000"/>
+              <w:right w:val="none" w:sz="0" w:space="0" w:color="000000"/>
+            </w:tcBorders>
+            <w:shd w:val="clear" w:color="auto" w:fill="FFFFFF"/>
+            <w:tcMar>
+              <w:top w:w="0" w:type="dxa"/>
+              <w:bottom w:w="0" w:type="dxa"/>
+              <w:left w:w="0" w:type="dxa"/>
+              <w:right w:w="0" w:type="dxa"/>
+            </w:tcMar>
+            <w:vAlign w:val="center"/>
+          </w:tcPr>
+          <w:p>
+            <w:pPr>
+              <w:jc w:val="center"/>
+              <w:pBdr>
+                <w:bottom w:val="none" w:sz="0" w:space="0" w:color="000000"/>
+                <w:top w:val="none" w:sz="0" w:space="0" w:color="000000"/>
+                <w:left w:val="none" w:sz="0" w:space="0" w:color="000000"/>
+                <w:right w:val="none" w:sz="0" w:space="0" w:color="000000"/>
+              </w:pBdr>
+              <w:spacing w:after="100" w:before="100" w:line="240"/>
+              <w:ind w:left="100" w:right="100" w:firstLine="0" w:firstLineChars="0"/>
+              <w:rPr>
+                <w:rFonts w:ascii="Arial" w:hAnsi="Arial" w:eastAsia="Arial" w:cs="Arial"/>
+                <w:i w:val="false"/>
+                <w:b w:val="false"/>
+                <w:u w:val="none"/>
+                <w:sz w:val="18"/>
+                <w:szCs w:val="18"/>
+                <w:color w:val="000000"/>
+              </w:rPr>
+            </w:pPr>
+            <w:r>
+              <w:rPr>
+                <w:rFonts w:ascii="Arial" w:hAnsi="Arial" w:eastAsia="Arial" w:cs="Arial"/>
+                <w:i w:val="false"/>
+                <w:b w:val="false"/>
+                <w:u w:val="none"/>
+                <w:sz w:val="18"/>
+                <w:szCs w:val="18"/>
+                <w:color w:val="000000"/>
+              </w:rPr>
+              <w:t xml:space="preserve">Yes</w:t>
+            </w:r>
+          </w:p>
+        </w:tc>
+        <w:tc>
+          <w:tcPr>
+            <w:tcBorders>
+              <w:bottom w:val="none" w:sz="0" w:space="0" w:color="000000"/>
+              <w:top w:val="none" w:sz="0" w:space="0" w:color="000000"/>
+              <w:left w:val="none" w:sz="0" w:space="0" w:color="000000"/>
+              <w:right w:val="none" w:sz="0" w:space="0" w:color="000000"/>
+            </w:tcBorders>
+            <w:shd w:val="clear" w:color="auto" w:fill="FFFFFF"/>
+            <w:tcMar>
+              <w:top w:w="0" w:type="dxa"/>
+              <w:bottom w:w="0" w:type="dxa"/>
+              <w:left w:w="0" w:type="dxa"/>
+              <w:right w:w="0" w:type="dxa"/>
+            </w:tcMar>
+            <w:vAlign w:val="center"/>
+          </w:tcPr>
+          <w:p>
+            <w:pPr>
+              <w:jc w:val="center"/>
+              <w:pBdr>
+                <w:bottom w:val="none" w:sz="0" w:space="0" w:color="000000"/>
+                <w:top w:val="none" w:sz="0" w:space="0" w:color="000000"/>
+                <w:left w:val="none" w:sz="0" w:space="0" w:color="000000"/>
+                <w:right w:val="none" w:sz="0" w:space="0" w:color="000000"/>
+              </w:pBdr>
+              <w:spacing w:after="100" w:before="100" w:line="240"/>
+              <w:ind w:left="100" w:right="100" w:firstLine="0" w:firstLineChars="0"/>
+              <w:rPr>
+                <w:rFonts w:ascii="Arial" w:hAnsi="Arial" w:eastAsia="Arial" w:cs="Arial"/>
+                <w:i w:val="false"/>
+                <w:b w:val="false"/>
+                <w:u w:val="none"/>
+                <w:sz w:val="18"/>
+                <w:szCs w:val="18"/>
+                <w:color w:val="000000"/>
+              </w:rPr>
+            </w:pPr>
+            <w:r>
+              <w:rPr>
+                <w:rFonts w:ascii="Arial" w:hAnsi="Arial" w:eastAsia="Arial" w:cs="Arial"/>
+                <w:i w:val="false"/>
+                <w:b w:val="false"/>
+                <w:u w:val="none"/>
+                <w:sz w:val="18"/>
+                <w:szCs w:val="18"/>
+                <w:color w:val="000000"/>
+              </w:rPr>
+              <w:t xml:space="preserve">Yes</w:t>
+            </w:r>
+          </w:p>
+        </w:tc>
+        <w:tc>
+          <w:tcPr>
+            <w:tcBorders>
+              <w:bottom w:val="none" w:sz="0" w:space="0" w:color="000000"/>
+              <w:top w:val="none" w:sz="0" w:space="0" w:color="000000"/>
+              <w:left w:val="none" w:sz="0" w:space="0" w:color="000000"/>
+              <w:right w:val="none" w:sz="0" w:space="0" w:color="000000"/>
+            </w:tcBorders>
+            <w:shd w:val="clear" w:color="auto" w:fill="FFFFFF"/>
+            <w:tcMar>
+              <w:top w:w="0" w:type="dxa"/>
+              <w:bottom w:w="0" w:type="dxa"/>
+              <w:left w:w="0" w:type="dxa"/>
+              <w:right w:w="0" w:type="dxa"/>
+            </w:tcMar>
+            <w:vAlign w:val="center"/>
+          </w:tcPr>
+          <w:p>
+            <w:pPr>
+              <w:jc w:val="center"/>
+              <w:pBdr>
+                <w:bottom w:val="none" w:sz="0" w:space="0" w:color="000000"/>
+                <w:top w:val="none" w:sz="0" w:space="0" w:color="000000"/>
+                <w:left w:val="none" w:sz="0" w:space="0" w:color="000000"/>
+                <w:right w:val="none" w:sz="0" w:space="0" w:color="000000"/>
+              </w:pBdr>
+              <w:spacing w:after="100" w:before="100" w:line="240"/>
+              <w:ind w:left="100" w:right="100" w:firstLine="0" w:firstLineChars="0"/>
+              <w:rPr>
+                <w:rFonts w:ascii="Arial" w:hAnsi="Arial" w:eastAsia="Arial" w:cs="Arial"/>
+                <w:i w:val="false"/>
+                <w:b w:val="false"/>
+                <w:u w:val="none"/>
+                <w:sz w:val="18"/>
+                <w:szCs w:val="18"/>
+                <w:color w:val="000000"/>
+              </w:rPr>
+            </w:pPr>
+            <w:r>
+              <w:rPr>
+                <w:rFonts w:ascii="Arial" w:hAnsi="Arial" w:eastAsia="Arial" w:cs="Arial"/>
+                <w:i w:val="false"/>
+                <w:b w:val="false"/>
+                <w:u w:val="none"/>
+                <w:sz w:val="18"/>
+                <w:szCs w:val="18"/>
+                <w:color w:val="000000"/>
+              </w:rPr>
+              <w:t xml:space="preserve">Yes</w:t>
+            </w:r>
+          </w:p>
+        </w:tc>
+        <w:tc>
+          <w:tcPr>
+            <w:tcBorders>
+              <w:bottom w:val="none" w:sz="0" w:space="0" w:color="000000"/>
+              <w:top w:val="none" w:sz="0" w:space="0" w:color="000000"/>
+              <w:left w:val="none" w:sz="0" w:space="0" w:color="000000"/>
+              <w:right w:val="none" w:sz="0" w:space="0" w:color="000000"/>
+            </w:tcBorders>
+            <w:shd w:val="clear" w:color="auto" w:fill="FFFFFF"/>
+            <w:tcMar>
+              <w:top w:w="0" w:type="dxa"/>
+              <w:bottom w:w="0" w:type="dxa"/>
+              <w:left w:w="0" w:type="dxa"/>
+              <w:right w:w="0" w:type="dxa"/>
+            </w:tcMar>
+            <w:vAlign w:val="center"/>
+          </w:tcPr>
+          <w:p>
+            <w:pPr>
+              <w:jc w:val="center"/>
+              <w:pBdr>
+                <w:bottom w:val="none" w:sz="0" w:space="0" w:color="000000"/>
+                <w:top w:val="none" w:sz="0" w:space="0" w:color="000000"/>
+                <w:left w:val="none" w:sz="0" w:space="0" w:color="000000"/>
+                <w:right w:val="none" w:sz="0" w:space="0" w:color="000000"/>
+              </w:pBdr>
+              <w:spacing w:after="100" w:before="100" w:line="240"/>
+              <w:ind w:left="100" w:right="100" w:firstLine="0" w:firstLineChars="0"/>
+              <w:rPr>
+                <w:rFonts w:ascii="Arial" w:hAnsi="Arial" w:eastAsia="Arial" w:cs="Arial"/>
+                <w:i w:val="false"/>
+                <w:b w:val="false"/>
+                <w:u w:val="none"/>
+                <w:sz w:val="18"/>
+                <w:szCs w:val="18"/>
+                <w:color w:val="000000"/>
+              </w:rPr>
+            </w:pPr>
+            <w:r>
+              <w:rPr>
+                <w:rFonts w:ascii="Arial" w:hAnsi="Arial" w:eastAsia="Arial" w:cs="Arial"/>
+                <w:i w:val="false"/>
+                <w:b w:val="false"/>
+                <w:u w:val="none"/>
+                <w:sz w:val="18"/>
+                <w:szCs w:val="18"/>
+                <w:color w:val="000000"/>
+              </w:rPr>
+              <w:t xml:space="preserve">Yes</w:t>
+            </w:r>
+          </w:p>
+        </w:tc>
+        <w:tc>
+          <w:tcPr>
+            <w:tcBorders>
+              <w:bottom w:val="none" w:sz="0" w:space="0" w:color="000000"/>
+              <w:top w:val="none" w:sz="0" w:space="0" w:color="000000"/>
+              <w:left w:val="none" w:sz="0" w:space="0" w:color="000000"/>
+              <w:right w:val="none" w:sz="0" w:space="0" w:color="000000"/>
+            </w:tcBorders>
+            <w:shd w:val="clear" w:color="auto" w:fill="FFFFFF"/>
+            <w:tcMar>
+              <w:top w:w="0" w:type="dxa"/>
+              <w:bottom w:w="0" w:type="dxa"/>
+              <w:left w:w="0" w:type="dxa"/>
+              <w:right w:w="0" w:type="dxa"/>
+            </w:tcMar>
+            <w:vAlign w:val="center"/>
+          </w:tcPr>
+          <w:p>
+            <w:pPr>
+              <w:jc w:val="center"/>
+              <w:pBdr>
+                <w:bottom w:val="none" w:sz="0" w:space="0" w:color="000000"/>
+                <w:top w:val="none" w:sz="0" w:space="0" w:color="000000"/>
+                <w:left w:val="none" w:sz="0" w:space="0" w:color="000000"/>
+                <w:right w:val="none" w:sz="0" w:space="0" w:color="000000"/>
+              </w:pBdr>
+              <w:spacing w:after="100" w:before="100" w:line="240"/>
+              <w:ind w:left="100" w:right="100" w:firstLine="0" w:firstLineChars="0"/>
+              <w:rPr>
+                <w:rFonts w:ascii="Arial" w:hAnsi="Arial" w:eastAsia="Arial" w:cs="Arial"/>
+                <w:i w:val="false"/>
+                <w:b w:val="false"/>
+                <w:u w:val="none"/>
+                <w:sz w:val="18"/>
+                <w:szCs w:val="18"/>
+                <w:color w:val="000000"/>
+              </w:rPr>
+            </w:pPr>
+            <w:r>
+              <w:rPr>
+                <w:rFonts w:ascii="Arial" w:hAnsi="Arial" w:eastAsia="Arial" w:cs="Arial"/>
+                <w:i w:val="false"/>
+                <w:b w:val="false"/>
+                <w:u w:val="none"/>
+                <w:sz w:val="18"/>
+                <w:szCs w:val="18"/>
+                <w:color w:val="000000"/>
+              </w:rPr>
+              <w:t xml:space="preserve">Yes</w:t>
+            </w:r>
+          </w:p>
+        </w:tc>
+        <w:tc>
+          <w:tcPr>
+            <w:tcBorders>
+              <w:bottom w:val="none" w:sz="0" w:space="0" w:color="000000"/>
+              <w:top w:val="none" w:sz="0" w:space="0" w:color="000000"/>
+              <w:left w:val="none" w:sz="0" w:space="0" w:color="000000"/>
+              <w:right w:val="none" w:sz="0" w:space="0" w:color="000000"/>
+            </w:tcBorders>
+            <w:shd w:val="clear" w:color="auto" w:fill="FFFFFF"/>
+            <w:tcMar>
+              <w:top w:w="0" w:type="dxa"/>
+              <w:bottom w:w="0" w:type="dxa"/>
+              <w:left w:w="0" w:type="dxa"/>
+              <w:right w:w="0" w:type="dxa"/>
+            </w:tcMar>
+            <w:vAlign w:val="center"/>
+          </w:tcPr>
+          <w:p>
+            <w:pPr>
+              <w:jc w:val="center"/>
+              <w:pBdr>
+                <w:bottom w:val="none" w:sz="0" w:space="0" w:color="000000"/>
+                <w:top w:val="none" w:sz="0" w:space="0" w:color="000000"/>
+                <w:left w:val="none" w:sz="0" w:space="0" w:color="000000"/>
+                <w:right w:val="none" w:sz="0" w:space="0" w:color="000000"/>
+              </w:pBdr>
+              <w:spacing w:after="100" w:before="100" w:line="240"/>
+              <w:ind w:left="100" w:right="100" w:firstLine="0" w:firstLineChars="0"/>
+              <w:rPr>
+                <w:rFonts w:ascii="Arial" w:hAnsi="Arial" w:eastAsia="Arial" w:cs="Arial"/>
+                <w:i w:val="false"/>
+                <w:b w:val="false"/>
+                <w:u w:val="none"/>
+                <w:sz w:val="18"/>
+                <w:szCs w:val="18"/>
+                <w:color w:val="000000"/>
+              </w:rPr>
+            </w:pPr>
+            <w:r>
+              <w:rPr>
+                <w:rFonts w:ascii="Arial" w:hAnsi="Arial" w:eastAsia="Arial" w:cs="Arial"/>
+                <w:i w:val="false"/>
+                <w:b w:val="false"/>
+                <w:u w:val="none"/>
+                <w:sz w:val="18"/>
+                <w:szCs w:val="18"/>
+                <w:color w:val="000000"/>
+              </w:rPr>
+              <w:t xml:space="preserve">NR</w:t>
+            </w:r>
+          </w:p>
+        </w:tc>
+        <w:tc>
+          <w:tcPr>
+            <w:tcBorders>
+              <w:bottom w:val="none" w:sz="0" w:space="0" w:color="000000"/>
+              <w:top w:val="none" w:sz="0" w:space="0" w:color="000000"/>
+              <w:left w:val="none" w:sz="0" w:space="0" w:color="000000"/>
+              <w:right w:val="none" w:sz="0" w:space="0" w:color="000000"/>
+            </w:tcBorders>
+            <w:shd w:val="clear" w:color="auto" w:fill="FFFFFF"/>
+            <w:tcMar>
+              <w:top w:w="0" w:type="dxa"/>
+              <w:bottom w:w="0" w:type="dxa"/>
+              <w:left w:w="0" w:type="dxa"/>
+              <w:right w:w="0" w:type="dxa"/>
+            </w:tcMar>
+            <w:vAlign w:val="center"/>
+          </w:tcPr>
+          <w:p>
+            <w:pPr>
+              <w:jc w:val="center"/>
+              <w:pBdr>
+                <w:bottom w:val="none" w:sz="0" w:space="0" w:color="000000"/>
+                <w:top w:val="none" w:sz="0" w:space="0" w:color="000000"/>
+                <w:left w:val="none" w:sz="0" w:space="0" w:color="000000"/>
+                <w:right w:val="none" w:sz="0" w:space="0" w:color="000000"/>
+              </w:pBdr>
+              <w:spacing w:after="100" w:before="100" w:line="240"/>
+              <w:ind w:left="100" w:right="100" w:firstLine="0" w:firstLineChars="0"/>
+              <w:rPr>
+                <w:rFonts w:ascii="Arial" w:hAnsi="Arial" w:eastAsia="Arial" w:cs="Arial"/>
+                <w:i w:val="false"/>
+                <w:b w:val="false"/>
+                <w:u w:val="none"/>
+                <w:sz w:val="18"/>
+                <w:szCs w:val="18"/>
+                <w:color w:val="000000"/>
+              </w:rPr>
+            </w:pPr>
+            <w:r>
+              <w:rPr>
+                <w:rFonts w:ascii="Arial" w:hAnsi="Arial" w:eastAsia="Arial" w:cs="Arial"/>
+                <w:i w:val="false"/>
+                <w:b w:val="false"/>
+                <w:u w:val="none"/>
+                <w:sz w:val="18"/>
+                <w:szCs w:val="18"/>
+                <w:color w:val="000000"/>
+              </w:rPr>
+              <w:t xml:space="preserve">Yes</w:t>
+            </w:r>
+          </w:p>
+        </w:tc>
+        <w:tc>
+          <w:tcPr>
+            <w:tcBorders>
+              <w:bottom w:val="none" w:sz="0" w:space="0" w:color="000000"/>
+              <w:top w:val="none" w:sz="0" w:space="0" w:color="000000"/>
+              <w:left w:val="none" w:sz="0" w:space="0" w:color="000000"/>
+              <w:right w:val="none" w:sz="0" w:space="0" w:color="000000"/>
+            </w:tcBorders>
+            <w:shd w:val="clear" w:color="auto" w:fill="FFFFFF"/>
+            <w:tcMar>
+              <w:top w:w="0" w:type="dxa"/>
+              <w:bottom w:w="0" w:type="dxa"/>
+              <w:left w:w="0" w:type="dxa"/>
+              <w:right w:w="0" w:type="dxa"/>
+            </w:tcMar>
+            <w:vAlign w:val="center"/>
+          </w:tcPr>
+          <w:p>
+            <w:pPr>
+              <w:jc w:val="center"/>
+              <w:pBdr>
+                <w:bottom w:val="none" w:sz="0" w:space="0" w:color="000000"/>
+                <w:top w:val="none" w:sz="0" w:space="0" w:color="000000"/>
+                <w:left w:val="none" w:sz="0" w:space="0" w:color="000000"/>
+                <w:right w:val="none" w:sz="0" w:space="0" w:color="000000"/>
+              </w:pBdr>
+              <w:spacing w:after="100" w:before="100" w:line="240"/>
+              <w:ind w:left="100" w:right="100" w:firstLine="0" w:firstLineChars="0"/>
+              <w:rPr>
+                <w:rFonts w:ascii="Arial" w:hAnsi="Arial" w:eastAsia="Arial" w:cs="Arial"/>
+                <w:i w:val="false"/>
+                <w:b w:val="false"/>
+                <w:u w:val="none"/>
+                <w:sz w:val="18"/>
+                <w:szCs w:val="18"/>
+                <w:color w:val="000000"/>
+              </w:rPr>
+            </w:pPr>
+            <w:r>
+              <w:rPr>
+                <w:rFonts w:ascii="Arial" w:hAnsi="Arial" w:eastAsia="Arial" w:cs="Arial"/>
+                <w:i w:val="false"/>
+                <w:b w:val="false"/>
+                <w:u w:val="none"/>
+                <w:sz w:val="18"/>
+                <w:szCs w:val="18"/>
+                <w:color w:val="000000"/>
+              </w:rPr>
+              <w:t xml:space="preserve">Yes</w:t>
+            </w:r>
+          </w:p>
+        </w:tc>
+        <w:tc>
+          <w:tcPr>
+            <w:tcBorders>
+              <w:bottom w:val="none" w:sz="0" w:space="0" w:color="000000"/>
+              <w:top w:val="none" w:sz="0" w:space="0" w:color="000000"/>
+              <w:left w:val="none" w:sz="0" w:space="0" w:color="000000"/>
+              <w:right w:val="none" w:sz="0" w:space="0" w:color="000000"/>
+            </w:tcBorders>
+            <w:shd w:val="clear" w:color="auto" w:fill="FFFFFF"/>
+            <w:tcMar>
+              <w:top w:w="0" w:type="dxa"/>
+              <w:bottom w:w="0" w:type="dxa"/>
+              <w:left w:w="0" w:type="dxa"/>
+              <w:right w:w="0" w:type="dxa"/>
+            </w:tcMar>
+            <w:vAlign w:val="center"/>
+          </w:tcPr>
+          <w:p>
+            <w:pPr>
+              <w:jc w:val="center"/>
+              <w:pBdr>
+                <w:bottom w:val="none" w:sz="0" w:space="0" w:color="000000"/>
+                <w:top w:val="none" w:sz="0" w:space="0" w:color="000000"/>
+                <w:left w:val="none" w:sz="0" w:space="0" w:color="000000"/>
+                <w:right w:val="none" w:sz="0" w:space="0" w:color="000000"/>
+              </w:pBdr>
+              <w:spacing w:after="100" w:before="100" w:line="240"/>
+              <w:ind w:left="100" w:right="100" w:firstLine="0" w:firstLineChars="0"/>
+              <w:rPr>
+                <w:rFonts w:ascii="Arial" w:hAnsi="Arial" w:eastAsia="Arial" w:cs="Arial"/>
+                <w:i w:val="false"/>
+                <w:b w:val="false"/>
+                <w:u w:val="none"/>
+                <w:sz w:val="18"/>
+                <w:szCs w:val="18"/>
+                <w:color w:val="000000"/>
+              </w:rPr>
+            </w:pPr>
+            <w:r>
+              <w:rPr>
+                <w:rFonts w:ascii="Arial" w:hAnsi="Arial" w:eastAsia="Arial" w:cs="Arial"/>
+                <w:i w:val="false"/>
+                <w:b w:val="false"/>
+                <w:u w:val="none"/>
+                <w:sz w:val="18"/>
+                <w:szCs w:val="18"/>
+                <w:color w:val="000000"/>
+              </w:rPr>
+              <w:t xml:space="preserve">Poor</w:t>
+            </w:r>
+          </w:p>
+        </w:tc>
+      </w:tr>
+      <w:tr>
+        <w:trPr>
+          <w:trHeight w:val="542" w:hRule="auto"/>
+        </w:trPr>
+        body31
+        <w:tc>
+          <w:tcPr>
+            <w:tcBorders>
+              <w:bottom w:val="none" w:sz="0" w:space="0" w:color="000000"/>
+              <w:top w:val="none" w:sz="0" w:space="0" w:color="000000"/>
+              <w:left w:val="none" w:sz="0" w:space="0" w:color="000000"/>
+              <w:right w:val="none" w:sz="0" w:space="0" w:color="000000"/>
+            </w:tcBorders>
+            <w:shd w:val="clear" w:color="auto" w:fill="FFFFFF"/>
+            <w:tcMar>
+              <w:top w:w="0" w:type="dxa"/>
+              <w:bottom w:w="0" w:type="dxa"/>
+              <w:left w:w="0" w:type="dxa"/>
+              <w:right w:w="0" w:type="dxa"/>
+            </w:tcMar>
+            <w:vAlign w:val="center"/>
+          </w:tcPr>
+          <w:p>
+            <w:pPr>
+              <w:jc w:val="left"/>
+              <w:pBdr>
+                <w:bottom w:val="none" w:sz="0" w:space="0" w:color="000000"/>
+                <w:top w:val="none" w:sz="0" w:space="0" w:color="000000"/>
+                <w:left w:val="none" w:sz="0" w:space="0" w:color="000000"/>
+                <w:right w:val="none" w:sz="0" w:space="0" w:color="000000"/>
+              </w:pBdr>
+              <w:spacing w:after="100" w:before="100" w:line="240"/>
+              <w:ind w:left="100" w:right="100" w:firstLine="0" w:firstLineChars="0"/>
+              <w:rPr>
+                <w:rFonts w:ascii="Arial" w:hAnsi="Arial" w:eastAsia="Arial" w:cs="Arial"/>
+                <w:i w:val="false"/>
+                <w:b w:val="false"/>
+                <w:u w:val="none"/>
+                <w:sz w:val="18"/>
+                <w:szCs w:val="18"/>
+                <w:color w:val="000000"/>
+              </w:rPr>
+            </w:pPr>
+            <w:r>
+              <w:rPr>
+                <w:rFonts w:ascii="Arial" w:hAnsi="Arial" w:eastAsia="Arial" w:cs="Arial"/>
+                <w:i w:val="false"/>
+                <w:b w:val="false"/>
+                <w:u w:val="none"/>
+                <w:sz w:val="18"/>
+                <w:szCs w:val="18"/>
+                <w:color w:val="000000"/>
+              </w:rPr>
               <w:t xml:space="preserve">52</w:t>
             </w:r>
           </w:p>
@@ -26137,7 +26975,7 @@
         <w:trPr>
           <w:trHeight w:val="544" w:hRule="auto"/>
         </w:trPr>
-        body31
+        body32
         <w:tc>
           <w:tcPr>
             <w:tcBorders>
@@ -26915,844 +27753,6 @@
                 <w:color w:val="000000"/>
               </w:rPr>
               <w:t xml:space="preserve">NR</w:t>
-            </w:r>
-          </w:p>
-        </w:tc>
-        <w:tc>
-          <w:tcPr>
-            <w:tcBorders>
-              <w:bottom w:val="none" w:sz="0" w:space="0" w:color="000000"/>
-              <w:top w:val="none" w:sz="0" w:space="0" w:color="000000"/>
-              <w:left w:val="none" w:sz="0" w:space="0" w:color="000000"/>
-              <w:right w:val="none" w:sz="0" w:space="0" w:color="000000"/>
-            </w:tcBorders>
-            <w:shd w:val="clear" w:color="auto" w:fill="FFFFFF"/>
-            <w:tcMar>
-              <w:top w:w="0" w:type="dxa"/>
-              <w:bottom w:w="0" w:type="dxa"/>
-              <w:left w:w="0" w:type="dxa"/>
-              <w:right w:w="0" w:type="dxa"/>
-            </w:tcMar>
-            <w:vAlign w:val="center"/>
-          </w:tcPr>
-          <w:p>
-            <w:pPr>
-              <w:jc w:val="center"/>
-              <w:pBdr>
-                <w:bottom w:val="none" w:sz="0" w:space="0" w:color="000000"/>
-                <w:top w:val="none" w:sz="0" w:space="0" w:color="000000"/>
-                <w:left w:val="none" w:sz="0" w:space="0" w:color="000000"/>
-                <w:right w:val="none" w:sz="0" w:space="0" w:color="000000"/>
-              </w:pBdr>
-              <w:spacing w:after="100" w:before="100" w:line="240"/>
-              <w:ind w:left="100" w:right="100" w:firstLine="0" w:firstLineChars="0"/>
-              <w:rPr>
-                <w:rFonts w:ascii="Arial" w:hAnsi="Arial" w:eastAsia="Arial" w:cs="Arial"/>
-                <w:i w:val="false"/>
-                <w:b w:val="false"/>
-                <w:u w:val="none"/>
-                <w:sz w:val="18"/>
-                <w:szCs w:val="18"/>
-                <w:color w:val="000000"/>
-              </w:rPr>
-            </w:pPr>
-            <w:r>
-              <w:rPr>
-                <w:rFonts w:ascii="Arial" w:hAnsi="Arial" w:eastAsia="Arial" w:cs="Arial"/>
-                <w:i w:val="false"/>
-                <w:b w:val="false"/>
-                <w:u w:val="none"/>
-                <w:sz w:val="18"/>
-                <w:szCs w:val="18"/>
-                <w:color w:val="000000"/>
-              </w:rPr>
-              <w:t xml:space="preserve">Poor</w:t>
-            </w:r>
-          </w:p>
-        </w:tc>
-      </w:tr>
-      <w:tr>
-        <w:trPr>
-          <w:trHeight w:val="542" w:hRule="auto"/>
-        </w:trPr>
-        body32
-        <w:tc>
-          <w:tcPr>
-            <w:tcBorders>
-              <w:bottom w:val="none" w:sz="0" w:space="0" w:color="000000"/>
-              <w:top w:val="none" w:sz="0" w:space="0" w:color="000000"/>
-              <w:left w:val="none" w:sz="0" w:space="0" w:color="000000"/>
-              <w:right w:val="none" w:sz="0" w:space="0" w:color="000000"/>
-            </w:tcBorders>
-            <w:shd w:val="clear" w:color="auto" w:fill="FFFFFF"/>
-            <w:tcMar>
-              <w:top w:w="0" w:type="dxa"/>
-              <w:bottom w:w="0" w:type="dxa"/>
-              <w:left w:w="0" w:type="dxa"/>
-              <w:right w:w="0" w:type="dxa"/>
-            </w:tcMar>
-            <w:vAlign w:val="center"/>
-          </w:tcPr>
-          <w:p>
-            <w:pPr>
-              <w:jc w:val="left"/>
-              <w:pBdr>
-                <w:bottom w:val="none" w:sz="0" w:space="0" w:color="000000"/>
-                <w:top w:val="none" w:sz="0" w:space="0" w:color="000000"/>
-                <w:left w:val="none" w:sz="0" w:space="0" w:color="000000"/>
-                <w:right w:val="none" w:sz="0" w:space="0" w:color="000000"/>
-              </w:pBdr>
-              <w:spacing w:after="100" w:before="100" w:line="240"/>
-              <w:ind w:left="100" w:right="100" w:firstLine="0" w:firstLineChars="0"/>
-              <w:rPr>
-                <w:rFonts w:ascii="Arial" w:hAnsi="Arial" w:eastAsia="Arial" w:cs="Arial"/>
-                <w:i w:val="false"/>
-                <w:b w:val="false"/>
-                <w:u w:val="none"/>
-                <w:sz w:val="18"/>
-                <w:szCs w:val="18"/>
-                <w:color w:val="000000"/>
-              </w:rPr>
-            </w:pPr>
-            <w:r>
-              <w:rPr>
-                <w:rFonts w:ascii="Arial" w:hAnsi="Arial" w:eastAsia="Arial" w:cs="Arial"/>
-                <w:i w:val="false"/>
-                <w:b w:val="false"/>
-                <w:u w:val="none"/>
-                <w:sz w:val="18"/>
-                <w:szCs w:val="18"/>
-                <w:color w:val="000000"/>
-              </w:rPr>
-              <w:t xml:space="preserve">54</w:t>
-            </w:r>
-          </w:p>
-        </w:tc>
-        <w:tc>
-          <w:tcPr>
-            <w:tcBorders>
-              <w:bottom w:val="none" w:sz="0" w:space="0" w:color="000000"/>
-              <w:top w:val="none" w:sz="0" w:space="0" w:color="000000"/>
-              <w:left w:val="none" w:sz="0" w:space="0" w:color="000000"/>
-              <w:right w:val="none" w:sz="0" w:space="0" w:color="000000"/>
-            </w:tcBorders>
-            <w:shd w:val="clear" w:color="auto" w:fill="FFFFFF"/>
-            <w:tcMar>
-              <w:top w:w="0" w:type="dxa"/>
-              <w:bottom w:w="0" w:type="dxa"/>
-              <w:left w:w="0" w:type="dxa"/>
-              <w:right w:w="0" w:type="dxa"/>
-            </w:tcMar>
-            <w:vAlign w:val="center"/>
-          </w:tcPr>
-          <w:p>
-            <w:pPr>
-              <w:jc w:val="center"/>
-              <w:pBdr>
-                <w:bottom w:val="none" w:sz="0" w:space="0" w:color="000000"/>
-                <w:top w:val="none" w:sz="0" w:space="0" w:color="000000"/>
-                <w:left w:val="none" w:sz="0" w:space="0" w:color="000000"/>
-                <w:right w:val="none" w:sz="0" w:space="0" w:color="000000"/>
-              </w:pBdr>
-              <w:spacing w:after="100" w:before="100" w:line="240"/>
-              <w:ind w:left="100" w:right="100" w:firstLine="0" w:firstLineChars="0"/>
-              <w:rPr>
-                <w:rFonts w:ascii="Arial" w:hAnsi="Arial" w:eastAsia="Arial" w:cs="Arial"/>
-                <w:i w:val="false"/>
-                <w:b w:val="false"/>
-                <w:u w:val="none"/>
-                <w:sz w:val="18"/>
-                <w:szCs w:val="18"/>
-                <w:color w:val="000000"/>
-              </w:rPr>
-            </w:pPr>
-            <w:r>
-              <w:rPr>
-                <w:rFonts w:ascii="Arial" w:hAnsi="Arial" w:eastAsia="Arial" w:cs="Arial"/>
-                <w:i w:val="false"/>
-                <w:b w:val="false"/>
-                <w:u w:val="none"/>
-                <w:sz w:val="18"/>
-                <w:szCs w:val="18"/>
-                <w:color w:val="000000"/>
-              </w:rPr>
-              <w:t xml:space="preserve">Yes</w:t>
-            </w:r>
-          </w:p>
-        </w:tc>
-        <w:tc>
-          <w:tcPr>
-            <w:tcBorders>
-              <w:bottom w:val="none" w:sz="0" w:space="0" w:color="000000"/>
-              <w:top w:val="none" w:sz="0" w:space="0" w:color="000000"/>
-              <w:left w:val="none" w:sz="0" w:space="0" w:color="000000"/>
-              <w:right w:val="none" w:sz="0" w:space="0" w:color="000000"/>
-            </w:tcBorders>
-            <w:shd w:val="clear" w:color="auto" w:fill="FFFFFF"/>
-            <w:tcMar>
-              <w:top w:w="0" w:type="dxa"/>
-              <w:bottom w:w="0" w:type="dxa"/>
-              <w:left w:w="0" w:type="dxa"/>
-              <w:right w:w="0" w:type="dxa"/>
-            </w:tcMar>
-            <w:vAlign w:val="center"/>
-          </w:tcPr>
-          <w:p>
-            <w:pPr>
-              <w:jc w:val="center"/>
-              <w:pBdr>
-                <w:bottom w:val="none" w:sz="0" w:space="0" w:color="000000"/>
-                <w:top w:val="none" w:sz="0" w:space="0" w:color="000000"/>
-                <w:left w:val="none" w:sz="0" w:space="0" w:color="000000"/>
-                <w:right w:val="none" w:sz="0" w:space="0" w:color="000000"/>
-              </w:pBdr>
-              <w:spacing w:after="100" w:before="100" w:line="240"/>
-              <w:ind w:left="100" w:right="100" w:firstLine="0" w:firstLineChars="0"/>
-              <w:rPr>
-                <w:rFonts w:ascii="Arial" w:hAnsi="Arial" w:eastAsia="Arial" w:cs="Arial"/>
-                <w:i w:val="false"/>
-                <w:b w:val="false"/>
-                <w:u w:val="none"/>
-                <w:sz w:val="18"/>
-                <w:szCs w:val="18"/>
-                <w:color w:val="000000"/>
-              </w:rPr>
-            </w:pPr>
-            <w:r>
-              <w:rPr>
-                <w:rFonts w:ascii="Arial" w:hAnsi="Arial" w:eastAsia="Arial" w:cs="Arial"/>
-                <w:i w:val="false"/>
-                <w:b w:val="false"/>
-                <w:u w:val="none"/>
-                <w:sz w:val="18"/>
-                <w:szCs w:val="18"/>
-                <w:color w:val="000000"/>
-              </w:rPr>
-              <w:t xml:space="preserve">Yes</w:t>
-            </w:r>
-          </w:p>
-        </w:tc>
-        <w:tc>
-          <w:tcPr>
-            <w:tcBorders>
-              <w:bottom w:val="none" w:sz="0" w:space="0" w:color="000000"/>
-              <w:top w:val="none" w:sz="0" w:space="0" w:color="000000"/>
-              <w:left w:val="none" w:sz="0" w:space="0" w:color="000000"/>
-              <w:right w:val="none" w:sz="0" w:space="0" w:color="000000"/>
-            </w:tcBorders>
-            <w:shd w:val="clear" w:color="auto" w:fill="FFFFFF"/>
-            <w:tcMar>
-              <w:top w:w="0" w:type="dxa"/>
-              <w:bottom w:w="0" w:type="dxa"/>
-              <w:left w:w="0" w:type="dxa"/>
-              <w:right w:w="0" w:type="dxa"/>
-            </w:tcMar>
-            <w:vAlign w:val="center"/>
-          </w:tcPr>
-          <w:p>
-            <w:pPr>
-              <w:jc w:val="center"/>
-              <w:pBdr>
-                <w:bottom w:val="none" w:sz="0" w:space="0" w:color="000000"/>
-                <w:top w:val="none" w:sz="0" w:space="0" w:color="000000"/>
-                <w:left w:val="none" w:sz="0" w:space="0" w:color="000000"/>
-                <w:right w:val="none" w:sz="0" w:space="0" w:color="000000"/>
-              </w:pBdr>
-              <w:spacing w:after="100" w:before="100" w:line="240"/>
-              <w:ind w:left="100" w:right="100" w:firstLine="0" w:firstLineChars="0"/>
-              <w:rPr>
-                <w:rFonts w:ascii="Arial" w:hAnsi="Arial" w:eastAsia="Arial" w:cs="Arial"/>
-                <w:i w:val="false"/>
-                <w:b w:val="false"/>
-                <w:u w:val="none"/>
-                <w:sz w:val="18"/>
-                <w:szCs w:val="18"/>
-                <w:color w:val="000000"/>
-              </w:rPr>
-            </w:pPr>
-            <w:r>
-              <w:rPr>
-                <w:rFonts w:ascii="Arial" w:hAnsi="Arial" w:eastAsia="Arial" w:cs="Arial"/>
-                <w:i w:val="false"/>
-                <w:b w:val="false"/>
-                <w:u w:val="none"/>
-                <w:sz w:val="18"/>
-                <w:szCs w:val="18"/>
-                <w:color w:val="000000"/>
-              </w:rPr>
-              <w:t xml:space="preserve">No</w:t>
-            </w:r>
-          </w:p>
-        </w:tc>
-        <w:tc>
-          <w:tcPr>
-            <w:tcBorders>
-              <w:bottom w:val="none" w:sz="0" w:space="0" w:color="000000"/>
-              <w:top w:val="none" w:sz="0" w:space="0" w:color="000000"/>
-              <w:left w:val="none" w:sz="0" w:space="0" w:color="000000"/>
-              <w:right w:val="none" w:sz="0" w:space="0" w:color="000000"/>
-            </w:tcBorders>
-            <w:shd w:val="clear" w:color="auto" w:fill="FFFFFF"/>
-            <w:tcMar>
-              <w:top w:w="0" w:type="dxa"/>
-              <w:bottom w:w="0" w:type="dxa"/>
-              <w:left w:w="0" w:type="dxa"/>
-              <w:right w:w="0" w:type="dxa"/>
-            </w:tcMar>
-            <w:vAlign w:val="center"/>
-          </w:tcPr>
-          <w:p>
-            <w:pPr>
-              <w:jc w:val="center"/>
-              <w:pBdr>
-                <w:bottom w:val="none" w:sz="0" w:space="0" w:color="000000"/>
-                <w:top w:val="none" w:sz="0" w:space="0" w:color="000000"/>
-                <w:left w:val="none" w:sz="0" w:space="0" w:color="000000"/>
-                <w:right w:val="none" w:sz="0" w:space="0" w:color="000000"/>
-              </w:pBdr>
-              <w:spacing w:after="100" w:before="100" w:line="240"/>
-              <w:ind w:left="100" w:right="100" w:firstLine="0" w:firstLineChars="0"/>
-              <w:rPr>
-                <w:rFonts w:ascii="Arial" w:hAnsi="Arial" w:eastAsia="Arial" w:cs="Arial"/>
-                <w:i w:val="false"/>
-                <w:b w:val="false"/>
-                <w:u w:val="none"/>
-                <w:sz w:val="18"/>
-                <w:szCs w:val="18"/>
-                <w:color w:val="000000"/>
-              </w:rPr>
-            </w:pPr>
-            <w:r>
-              <w:rPr>
-                <w:rFonts w:ascii="Arial" w:hAnsi="Arial" w:eastAsia="Arial" w:cs="Arial"/>
-                <w:i w:val="false"/>
-                <w:b w:val="false"/>
-                <w:u w:val="none"/>
-                <w:sz w:val="18"/>
-                <w:szCs w:val="18"/>
-                <w:color w:val="000000"/>
-              </w:rPr>
-              <w:t xml:space="preserve">Yes</w:t>
-            </w:r>
-          </w:p>
-        </w:tc>
-        <w:tc>
-          <w:tcPr>
-            <w:tcBorders>
-              <w:bottom w:val="none" w:sz="0" w:space="0" w:color="000000"/>
-              <w:top w:val="none" w:sz="0" w:space="0" w:color="000000"/>
-              <w:left w:val="none" w:sz="0" w:space="0" w:color="000000"/>
-              <w:right w:val="none" w:sz="0" w:space="0" w:color="000000"/>
-            </w:tcBorders>
-            <w:shd w:val="clear" w:color="auto" w:fill="FFFFFF"/>
-            <w:tcMar>
-              <w:top w:w="0" w:type="dxa"/>
-              <w:bottom w:w="0" w:type="dxa"/>
-              <w:left w:w="0" w:type="dxa"/>
-              <w:right w:w="0" w:type="dxa"/>
-            </w:tcMar>
-            <w:vAlign w:val="center"/>
-          </w:tcPr>
-          <w:p>
-            <w:pPr>
-              <w:jc w:val="center"/>
-              <w:pBdr>
-                <w:bottom w:val="none" w:sz="0" w:space="0" w:color="000000"/>
-                <w:top w:val="none" w:sz="0" w:space="0" w:color="000000"/>
-                <w:left w:val="none" w:sz="0" w:space="0" w:color="000000"/>
-                <w:right w:val="none" w:sz="0" w:space="0" w:color="000000"/>
-              </w:pBdr>
-              <w:spacing w:after="100" w:before="100" w:line="240"/>
-              <w:ind w:left="100" w:right="100" w:firstLine="0" w:firstLineChars="0"/>
-              <w:rPr>
-                <w:rFonts w:ascii="Arial" w:hAnsi="Arial" w:eastAsia="Arial" w:cs="Arial"/>
-                <w:i w:val="false"/>
-                <w:b w:val="false"/>
-                <w:u w:val="none"/>
-                <w:sz w:val="18"/>
-                <w:szCs w:val="18"/>
-                <w:color w:val="000000"/>
-              </w:rPr>
-            </w:pPr>
-            <w:r>
-              <w:rPr>
-                <w:rFonts w:ascii="Arial" w:hAnsi="Arial" w:eastAsia="Arial" w:cs="Arial"/>
-                <w:i w:val="false"/>
-                <w:b w:val="false"/>
-                <w:u w:val="none"/>
-                <w:sz w:val="18"/>
-                <w:szCs w:val="18"/>
-                <w:color w:val="000000"/>
-              </w:rPr>
-              <w:t xml:space="preserve">No</w:t>
-            </w:r>
-          </w:p>
-        </w:tc>
-        <w:tc>
-          <w:tcPr>
-            <w:tcBorders>
-              <w:bottom w:val="none" w:sz="0" w:space="0" w:color="000000"/>
-              <w:top w:val="none" w:sz="0" w:space="0" w:color="000000"/>
-              <w:left w:val="none" w:sz="0" w:space="0" w:color="000000"/>
-              <w:right w:val="none" w:sz="0" w:space="0" w:color="000000"/>
-            </w:tcBorders>
-            <w:shd w:val="clear" w:color="auto" w:fill="FFFFFF"/>
-            <w:tcMar>
-              <w:top w:w="0" w:type="dxa"/>
-              <w:bottom w:w="0" w:type="dxa"/>
-              <w:left w:w="0" w:type="dxa"/>
-              <w:right w:w="0" w:type="dxa"/>
-            </w:tcMar>
-            <w:vAlign w:val="center"/>
-          </w:tcPr>
-          <w:p>
-            <w:pPr>
-              <w:jc w:val="center"/>
-              <w:pBdr>
-                <w:bottom w:val="none" w:sz="0" w:space="0" w:color="000000"/>
-                <w:top w:val="none" w:sz="0" w:space="0" w:color="000000"/>
-                <w:left w:val="none" w:sz="0" w:space="0" w:color="000000"/>
-                <w:right w:val="none" w:sz="0" w:space="0" w:color="000000"/>
-              </w:pBdr>
-              <w:spacing w:after="100" w:before="100" w:line="240"/>
-              <w:ind w:left="100" w:right="100" w:firstLine="0" w:firstLineChars="0"/>
-              <w:rPr>
-                <w:rFonts w:ascii="Arial" w:hAnsi="Arial" w:eastAsia="Arial" w:cs="Arial"/>
-                <w:i w:val="false"/>
-                <w:b w:val="false"/>
-                <w:u w:val="none"/>
-                <w:sz w:val="18"/>
-                <w:szCs w:val="18"/>
-                <w:color w:val="000000"/>
-              </w:rPr>
-            </w:pPr>
-            <w:r>
-              <w:rPr>
-                <w:rFonts w:ascii="Arial" w:hAnsi="Arial" w:eastAsia="Arial" w:cs="Arial"/>
-                <w:i w:val="false"/>
-                <w:b w:val="false"/>
-                <w:u w:val="none"/>
-                <w:sz w:val="18"/>
-                <w:szCs w:val="18"/>
-                <w:color w:val="000000"/>
-              </w:rPr>
-              <w:t xml:space="preserve">Yes</w:t>
-            </w:r>
-          </w:p>
-        </w:tc>
-        <w:tc>
-          <w:tcPr>
-            <w:tcBorders>
-              <w:bottom w:val="none" w:sz="0" w:space="0" w:color="000000"/>
-              <w:top w:val="none" w:sz="0" w:space="0" w:color="000000"/>
-              <w:left w:val="none" w:sz="0" w:space="0" w:color="000000"/>
-              <w:right w:val="none" w:sz="0" w:space="0" w:color="000000"/>
-            </w:tcBorders>
-            <w:shd w:val="clear" w:color="auto" w:fill="FFFFFF"/>
-            <w:tcMar>
-              <w:top w:w="0" w:type="dxa"/>
-              <w:bottom w:w="0" w:type="dxa"/>
-              <w:left w:w="0" w:type="dxa"/>
-              <w:right w:w="0" w:type="dxa"/>
-            </w:tcMar>
-            <w:vAlign w:val="center"/>
-          </w:tcPr>
-          <w:p>
-            <w:pPr>
-              <w:jc w:val="center"/>
-              <w:pBdr>
-                <w:bottom w:val="none" w:sz="0" w:space="0" w:color="000000"/>
-                <w:top w:val="none" w:sz="0" w:space="0" w:color="000000"/>
-                <w:left w:val="none" w:sz="0" w:space="0" w:color="000000"/>
-                <w:right w:val="none" w:sz="0" w:space="0" w:color="000000"/>
-              </w:pBdr>
-              <w:spacing w:after="100" w:before="100" w:line="240"/>
-              <w:ind w:left="100" w:right="100" w:firstLine="0" w:firstLineChars="0"/>
-              <w:rPr>
-                <w:rFonts w:ascii="Arial" w:hAnsi="Arial" w:eastAsia="Arial" w:cs="Arial"/>
-                <w:i w:val="false"/>
-                <w:b w:val="false"/>
-                <w:u w:val="none"/>
-                <w:sz w:val="18"/>
-                <w:szCs w:val="18"/>
-                <w:color w:val="000000"/>
-              </w:rPr>
-            </w:pPr>
-            <w:r>
-              <w:rPr>
-                <w:rFonts w:ascii="Arial" w:hAnsi="Arial" w:eastAsia="Arial" w:cs="Arial"/>
-                <w:i w:val="false"/>
-                <w:b w:val="false"/>
-                <w:u w:val="none"/>
-                <w:sz w:val="18"/>
-                <w:szCs w:val="18"/>
-                <w:color w:val="000000"/>
-              </w:rPr>
-              <w:t xml:space="preserve">Yes</w:t>
-            </w:r>
-          </w:p>
-        </w:tc>
-        <w:tc>
-          <w:tcPr>
-            <w:tcBorders>
-              <w:bottom w:val="none" w:sz="0" w:space="0" w:color="000000"/>
-              <w:top w:val="none" w:sz="0" w:space="0" w:color="000000"/>
-              <w:left w:val="none" w:sz="0" w:space="0" w:color="000000"/>
-              <w:right w:val="none" w:sz="0" w:space="0" w:color="000000"/>
-            </w:tcBorders>
-            <w:shd w:val="clear" w:color="auto" w:fill="FFFFFF"/>
-            <w:tcMar>
-              <w:top w:w="0" w:type="dxa"/>
-              <w:bottom w:w="0" w:type="dxa"/>
-              <w:left w:w="0" w:type="dxa"/>
-              <w:right w:w="0" w:type="dxa"/>
-            </w:tcMar>
-            <w:vAlign w:val="center"/>
-          </w:tcPr>
-          <w:p>
-            <w:pPr>
-              <w:jc w:val="center"/>
-              <w:pBdr>
-                <w:bottom w:val="none" w:sz="0" w:space="0" w:color="000000"/>
-                <w:top w:val="none" w:sz="0" w:space="0" w:color="000000"/>
-                <w:left w:val="none" w:sz="0" w:space="0" w:color="000000"/>
-                <w:right w:val="none" w:sz="0" w:space="0" w:color="000000"/>
-              </w:pBdr>
-              <w:spacing w:after="100" w:before="100" w:line="240"/>
-              <w:ind w:left="100" w:right="100" w:firstLine="0" w:firstLineChars="0"/>
-              <w:rPr>
-                <w:rFonts w:ascii="Arial" w:hAnsi="Arial" w:eastAsia="Arial" w:cs="Arial"/>
-                <w:i w:val="false"/>
-                <w:b w:val="false"/>
-                <w:u w:val="none"/>
-                <w:sz w:val="18"/>
-                <w:szCs w:val="18"/>
-                <w:color w:val="000000"/>
-              </w:rPr>
-            </w:pPr>
-            <w:r>
-              <w:rPr>
-                <w:rFonts w:ascii="Arial" w:hAnsi="Arial" w:eastAsia="Arial" w:cs="Arial"/>
-                <w:i w:val="false"/>
-                <w:b w:val="false"/>
-                <w:u w:val="none"/>
-                <w:sz w:val="18"/>
-                <w:szCs w:val="18"/>
-                <w:color w:val="000000"/>
-              </w:rPr>
-              <w:t xml:space="preserve">Yes</w:t>
-            </w:r>
-          </w:p>
-        </w:tc>
-        <w:tc>
-          <w:tcPr>
-            <w:tcBorders>
-              <w:bottom w:val="none" w:sz="0" w:space="0" w:color="000000"/>
-              <w:top w:val="none" w:sz="0" w:space="0" w:color="000000"/>
-              <w:left w:val="none" w:sz="0" w:space="0" w:color="000000"/>
-              <w:right w:val="none" w:sz="0" w:space="0" w:color="000000"/>
-            </w:tcBorders>
-            <w:shd w:val="clear" w:color="auto" w:fill="FFFFFF"/>
-            <w:tcMar>
-              <w:top w:w="0" w:type="dxa"/>
-              <w:bottom w:w="0" w:type="dxa"/>
-              <w:left w:w="0" w:type="dxa"/>
-              <w:right w:w="0" w:type="dxa"/>
-            </w:tcMar>
-            <w:vAlign w:val="center"/>
-          </w:tcPr>
-          <w:p>
-            <w:pPr>
-              <w:jc w:val="center"/>
-              <w:pBdr>
-                <w:bottom w:val="none" w:sz="0" w:space="0" w:color="000000"/>
-                <w:top w:val="none" w:sz="0" w:space="0" w:color="000000"/>
-                <w:left w:val="none" w:sz="0" w:space="0" w:color="000000"/>
-                <w:right w:val="none" w:sz="0" w:space="0" w:color="000000"/>
-              </w:pBdr>
-              <w:spacing w:after="100" w:before="100" w:line="240"/>
-              <w:ind w:left="100" w:right="100" w:firstLine="0" w:firstLineChars="0"/>
-              <w:rPr>
-                <w:rFonts w:ascii="Arial" w:hAnsi="Arial" w:eastAsia="Arial" w:cs="Arial"/>
-                <w:i w:val="false"/>
-                <w:b w:val="false"/>
-                <w:u w:val="none"/>
-                <w:sz w:val="18"/>
-                <w:szCs w:val="18"/>
-                <w:color w:val="000000"/>
-              </w:rPr>
-            </w:pPr>
-            <w:r>
-              <w:rPr>
-                <w:rFonts w:ascii="Arial" w:hAnsi="Arial" w:eastAsia="Arial" w:cs="Arial"/>
-                <w:i w:val="false"/>
-                <w:b w:val="false"/>
-                <w:u w:val="none"/>
-                <w:sz w:val="18"/>
-                <w:szCs w:val="18"/>
-                <w:color w:val="000000"/>
-              </w:rPr>
-              <w:t xml:space="preserve">Yes</w:t>
-            </w:r>
-          </w:p>
-        </w:tc>
-        <w:tc>
-          <w:tcPr>
-            <w:tcBorders>
-              <w:bottom w:val="none" w:sz="0" w:space="0" w:color="000000"/>
-              <w:top w:val="none" w:sz="0" w:space="0" w:color="000000"/>
-              <w:left w:val="none" w:sz="0" w:space="0" w:color="000000"/>
-              <w:right w:val="none" w:sz="0" w:space="0" w:color="000000"/>
-            </w:tcBorders>
-            <w:shd w:val="clear" w:color="auto" w:fill="FFFFFF"/>
-            <w:tcMar>
-              <w:top w:w="0" w:type="dxa"/>
-              <w:bottom w:w="0" w:type="dxa"/>
-              <w:left w:w="0" w:type="dxa"/>
-              <w:right w:w="0" w:type="dxa"/>
-            </w:tcMar>
-            <w:vAlign w:val="center"/>
-          </w:tcPr>
-          <w:p>
-            <w:pPr>
-              <w:jc w:val="center"/>
-              <w:pBdr>
-                <w:bottom w:val="none" w:sz="0" w:space="0" w:color="000000"/>
-                <w:top w:val="none" w:sz="0" w:space="0" w:color="000000"/>
-                <w:left w:val="none" w:sz="0" w:space="0" w:color="000000"/>
-                <w:right w:val="none" w:sz="0" w:space="0" w:color="000000"/>
-              </w:pBdr>
-              <w:spacing w:after="100" w:before="100" w:line="240"/>
-              <w:ind w:left="100" w:right="100" w:firstLine="0" w:firstLineChars="0"/>
-              <w:rPr>
-                <w:rFonts w:ascii="Arial" w:hAnsi="Arial" w:eastAsia="Arial" w:cs="Arial"/>
-                <w:i w:val="false"/>
-                <w:b w:val="false"/>
-                <w:u w:val="none"/>
-                <w:sz w:val="18"/>
-                <w:szCs w:val="18"/>
-                <w:color w:val="000000"/>
-              </w:rPr>
-            </w:pPr>
-            <w:r>
-              <w:rPr>
-                <w:rFonts w:ascii="Arial" w:hAnsi="Arial" w:eastAsia="Arial" w:cs="Arial"/>
-                <w:i w:val="false"/>
-                <w:b w:val="false"/>
-                <w:u w:val="none"/>
-                <w:sz w:val="18"/>
-                <w:szCs w:val="18"/>
-                <w:color w:val="000000"/>
-              </w:rPr>
-              <w:t xml:space="preserve">Yes</w:t>
-            </w:r>
-          </w:p>
-        </w:tc>
-        <w:tc>
-          <w:tcPr>
-            <w:tcBorders>
-              <w:bottom w:val="none" w:sz="0" w:space="0" w:color="000000"/>
-              <w:top w:val="none" w:sz="0" w:space="0" w:color="000000"/>
-              <w:left w:val="none" w:sz="0" w:space="0" w:color="000000"/>
-              <w:right w:val="none" w:sz="0" w:space="0" w:color="000000"/>
-            </w:tcBorders>
-            <w:shd w:val="clear" w:color="auto" w:fill="FFFFFF"/>
-            <w:tcMar>
-              <w:top w:w="0" w:type="dxa"/>
-              <w:bottom w:w="0" w:type="dxa"/>
-              <w:left w:w="0" w:type="dxa"/>
-              <w:right w:w="0" w:type="dxa"/>
-            </w:tcMar>
-            <w:vAlign w:val="center"/>
-          </w:tcPr>
-          <w:p>
-            <w:pPr>
-              <w:jc w:val="center"/>
-              <w:pBdr>
-                <w:bottom w:val="none" w:sz="0" w:space="0" w:color="000000"/>
-                <w:top w:val="none" w:sz="0" w:space="0" w:color="000000"/>
-                <w:left w:val="none" w:sz="0" w:space="0" w:color="000000"/>
-                <w:right w:val="none" w:sz="0" w:space="0" w:color="000000"/>
-              </w:pBdr>
-              <w:spacing w:after="100" w:before="100" w:line="240"/>
-              <w:ind w:left="100" w:right="100" w:firstLine="0" w:firstLineChars="0"/>
-              <w:rPr>
-                <w:rFonts w:ascii="Arial" w:hAnsi="Arial" w:eastAsia="Arial" w:cs="Arial"/>
-                <w:i w:val="false"/>
-                <w:b w:val="false"/>
-                <w:u w:val="none"/>
-                <w:sz w:val="18"/>
-                <w:szCs w:val="18"/>
-                <w:color w:val="000000"/>
-              </w:rPr>
-            </w:pPr>
-            <w:r>
-              <w:rPr>
-                <w:rFonts w:ascii="Arial" w:hAnsi="Arial" w:eastAsia="Arial" w:cs="Arial"/>
-                <w:i w:val="false"/>
-                <w:b w:val="false"/>
-                <w:u w:val="none"/>
-                <w:sz w:val="18"/>
-                <w:szCs w:val="18"/>
-                <w:color w:val="000000"/>
-              </w:rPr>
-              <w:t xml:space="preserve">Yes</w:t>
-            </w:r>
-          </w:p>
-        </w:tc>
-        <w:tc>
-          <w:tcPr>
-            <w:tcBorders>
-              <w:bottom w:val="none" w:sz="0" w:space="0" w:color="000000"/>
-              <w:top w:val="none" w:sz="0" w:space="0" w:color="000000"/>
-              <w:left w:val="none" w:sz="0" w:space="0" w:color="000000"/>
-              <w:right w:val="none" w:sz="0" w:space="0" w:color="000000"/>
-            </w:tcBorders>
-            <w:shd w:val="clear" w:color="auto" w:fill="FFFFFF"/>
-            <w:tcMar>
-              <w:top w:w="0" w:type="dxa"/>
-              <w:bottom w:w="0" w:type="dxa"/>
-              <w:left w:w="0" w:type="dxa"/>
-              <w:right w:w="0" w:type="dxa"/>
-            </w:tcMar>
-            <w:vAlign w:val="center"/>
-          </w:tcPr>
-          <w:p>
-            <w:pPr>
-              <w:jc w:val="center"/>
-              <w:pBdr>
-                <w:bottom w:val="none" w:sz="0" w:space="0" w:color="000000"/>
-                <w:top w:val="none" w:sz="0" w:space="0" w:color="000000"/>
-                <w:left w:val="none" w:sz="0" w:space="0" w:color="000000"/>
-                <w:right w:val="none" w:sz="0" w:space="0" w:color="000000"/>
-              </w:pBdr>
-              <w:spacing w:after="100" w:before="100" w:line="240"/>
-              <w:ind w:left="100" w:right="100" w:firstLine="0" w:firstLineChars="0"/>
-              <w:rPr>
-                <w:rFonts w:ascii="Arial" w:hAnsi="Arial" w:eastAsia="Arial" w:cs="Arial"/>
-                <w:i w:val="false"/>
-                <w:b w:val="false"/>
-                <w:u w:val="none"/>
-                <w:sz w:val="18"/>
-                <w:szCs w:val="18"/>
-                <w:color w:val="000000"/>
-              </w:rPr>
-            </w:pPr>
-            <w:r>
-              <w:rPr>
-                <w:rFonts w:ascii="Arial" w:hAnsi="Arial" w:eastAsia="Arial" w:cs="Arial"/>
-                <w:i w:val="false"/>
-                <w:b w:val="false"/>
-                <w:u w:val="none"/>
-                <w:sz w:val="18"/>
-                <w:szCs w:val="18"/>
-                <w:color w:val="000000"/>
-              </w:rPr>
-              <w:t xml:space="preserve">NR</w:t>
-            </w:r>
-          </w:p>
-        </w:tc>
-        <w:tc>
-          <w:tcPr>
-            <w:tcBorders>
-              <w:bottom w:val="none" w:sz="0" w:space="0" w:color="000000"/>
-              <w:top w:val="none" w:sz="0" w:space="0" w:color="000000"/>
-              <w:left w:val="none" w:sz="0" w:space="0" w:color="000000"/>
-              <w:right w:val="none" w:sz="0" w:space="0" w:color="000000"/>
-            </w:tcBorders>
-            <w:shd w:val="clear" w:color="auto" w:fill="FFFFFF"/>
-            <w:tcMar>
-              <w:top w:w="0" w:type="dxa"/>
-              <w:bottom w:w="0" w:type="dxa"/>
-              <w:left w:w="0" w:type="dxa"/>
-              <w:right w:w="0" w:type="dxa"/>
-            </w:tcMar>
-            <w:vAlign w:val="center"/>
-          </w:tcPr>
-          <w:p>
-            <w:pPr>
-              <w:jc w:val="center"/>
-              <w:pBdr>
-                <w:bottom w:val="none" w:sz="0" w:space="0" w:color="000000"/>
-                <w:top w:val="none" w:sz="0" w:space="0" w:color="000000"/>
-                <w:left w:val="none" w:sz="0" w:space="0" w:color="000000"/>
-                <w:right w:val="none" w:sz="0" w:space="0" w:color="000000"/>
-              </w:pBdr>
-              <w:spacing w:after="100" w:before="100" w:line="240"/>
-              <w:ind w:left="100" w:right="100" w:firstLine="0" w:firstLineChars="0"/>
-              <w:rPr>
-                <w:rFonts w:ascii="Arial" w:hAnsi="Arial" w:eastAsia="Arial" w:cs="Arial"/>
-                <w:i w:val="false"/>
-                <w:b w:val="false"/>
-                <w:u w:val="none"/>
-                <w:sz w:val="18"/>
-                <w:szCs w:val="18"/>
-                <w:color w:val="000000"/>
-              </w:rPr>
-            </w:pPr>
-            <w:r>
-              <w:rPr>
-                <w:rFonts w:ascii="Arial" w:hAnsi="Arial" w:eastAsia="Arial" w:cs="Arial"/>
-                <w:i w:val="false"/>
-                <w:b w:val="false"/>
-                <w:u w:val="none"/>
-                <w:sz w:val="18"/>
-                <w:szCs w:val="18"/>
-                <w:color w:val="000000"/>
-              </w:rPr>
-              <w:t xml:space="preserve">NA</w:t>
-            </w:r>
-          </w:p>
-        </w:tc>
-        <w:tc>
-          <w:tcPr>
-            <w:tcBorders>
-              <w:bottom w:val="none" w:sz="0" w:space="0" w:color="000000"/>
-              <w:top w:val="none" w:sz="0" w:space="0" w:color="000000"/>
-              <w:left w:val="none" w:sz="0" w:space="0" w:color="000000"/>
-              <w:right w:val="none" w:sz="0" w:space="0" w:color="000000"/>
-            </w:tcBorders>
-            <w:shd w:val="clear" w:color="auto" w:fill="FFFFFF"/>
-            <w:tcMar>
-              <w:top w:w="0" w:type="dxa"/>
-              <w:bottom w:w="0" w:type="dxa"/>
-              <w:left w:w="0" w:type="dxa"/>
-              <w:right w:w="0" w:type="dxa"/>
-            </w:tcMar>
-            <w:vAlign w:val="center"/>
-          </w:tcPr>
-          <w:p>
-            <w:pPr>
-              <w:jc w:val="center"/>
-              <w:pBdr>
-                <w:bottom w:val="none" w:sz="0" w:space="0" w:color="000000"/>
-                <w:top w:val="none" w:sz="0" w:space="0" w:color="000000"/>
-                <w:left w:val="none" w:sz="0" w:space="0" w:color="000000"/>
-                <w:right w:val="none" w:sz="0" w:space="0" w:color="000000"/>
-              </w:pBdr>
-              <w:spacing w:after="100" w:before="100" w:line="240"/>
-              <w:ind w:left="100" w:right="100" w:firstLine="0" w:firstLineChars="0"/>
-              <w:rPr>
-                <w:rFonts w:ascii="Arial" w:hAnsi="Arial" w:eastAsia="Arial" w:cs="Arial"/>
-                <w:i w:val="false"/>
-                <w:b w:val="false"/>
-                <w:u w:val="none"/>
-                <w:sz w:val="18"/>
-                <w:szCs w:val="18"/>
-                <w:color w:val="000000"/>
-              </w:rPr>
-            </w:pPr>
-            <w:r>
-              <w:rPr>
-                <w:rFonts w:ascii="Arial" w:hAnsi="Arial" w:eastAsia="Arial" w:cs="Arial"/>
-                <w:i w:val="false"/>
-                <w:b w:val="false"/>
-                <w:u w:val="none"/>
-                <w:sz w:val="18"/>
-                <w:szCs w:val="18"/>
-                <w:color w:val="000000"/>
-              </w:rPr>
-              <w:t xml:space="preserve">Yes</w:t>
             </w:r>
           </w:p>
         </w:tc>
@@ -27862,111 +27862,7 @@
                 <w:szCs w:val="18"/>
                 <w:color w:val="000000"/>
               </w:rPr>
-              <w:t xml:space="preserve">55</w:t>
-            </w:r>
-          </w:p>
-        </w:tc>
-        <w:tc>
-          <w:tcPr>
-            <w:tcBorders>
-              <w:bottom w:val="none" w:sz="0" w:space="0" w:color="000000"/>
-              <w:top w:val="none" w:sz="0" w:space="0" w:color="000000"/>
-              <w:left w:val="none" w:sz="0" w:space="0" w:color="000000"/>
-              <w:right w:val="none" w:sz="0" w:space="0" w:color="000000"/>
-            </w:tcBorders>
-            <w:shd w:val="clear" w:color="auto" w:fill="FFFFFF"/>
-            <w:tcMar>
-              <w:top w:w="0" w:type="dxa"/>
-              <w:bottom w:w="0" w:type="dxa"/>
-              <w:left w:w="0" w:type="dxa"/>
-              <w:right w:w="0" w:type="dxa"/>
-            </w:tcMar>
-            <w:vAlign w:val="center"/>
-          </w:tcPr>
-          <w:p>
-            <w:pPr>
-              <w:jc w:val="center"/>
-              <w:pBdr>
-                <w:bottom w:val="none" w:sz="0" w:space="0" w:color="000000"/>
-                <w:top w:val="none" w:sz="0" w:space="0" w:color="000000"/>
-                <w:left w:val="none" w:sz="0" w:space="0" w:color="000000"/>
-                <w:right w:val="none" w:sz="0" w:space="0" w:color="000000"/>
-              </w:pBdr>
-              <w:spacing w:after="100" w:before="100" w:line="240"/>
-              <w:ind w:left="100" w:right="100" w:firstLine="0" w:firstLineChars="0"/>
-              <w:rPr>
-                <w:rFonts w:ascii="Arial" w:hAnsi="Arial" w:eastAsia="Arial" w:cs="Arial"/>
-                <w:i w:val="false"/>
-                <w:b w:val="false"/>
-                <w:u w:val="none"/>
-                <w:sz w:val="18"/>
-                <w:szCs w:val="18"/>
-                <w:color w:val="000000"/>
-              </w:rPr>
-            </w:pPr>
-            <w:r>
-              <w:rPr>
-                <w:rFonts w:ascii="Arial" w:hAnsi="Arial" w:eastAsia="Arial" w:cs="Arial"/>
-                <w:i w:val="false"/>
-                <w:b w:val="false"/>
-                <w:u w:val="none"/>
-                <w:sz w:val="18"/>
-                <w:szCs w:val="18"/>
-                <w:color w:val="000000"/>
-              </w:rPr>
-              <w:t xml:space="preserve">Yes</w:t>
-            </w:r>
-          </w:p>
-        </w:tc>
-        <w:tc>
-          <w:tcPr>
-            <w:tcBorders>
-              <w:bottom w:val="none" w:sz="0" w:space="0" w:color="000000"/>
-              <w:top w:val="none" w:sz="0" w:space="0" w:color="000000"/>
-              <w:left w:val="none" w:sz="0" w:space="0" w:color="000000"/>
-              <w:right w:val="none" w:sz="0" w:space="0" w:color="000000"/>
-            </w:tcBorders>
-            <w:shd w:val="clear" w:color="auto" w:fill="FFFFFF"/>
-            <w:tcMar>
-              <w:top w:w="0" w:type="dxa"/>
-              <w:bottom w:w="0" w:type="dxa"/>
-              <w:left w:w="0" w:type="dxa"/>
-              <w:right w:w="0" w:type="dxa"/>
-            </w:tcMar>
-            <w:vAlign w:val="center"/>
-          </w:tcPr>
-          <w:p>
-            <w:pPr>
-              <w:jc w:val="center"/>
-              <w:pBdr>
-                <w:bottom w:val="none" w:sz="0" w:space="0" w:color="000000"/>
-                <w:top w:val="none" w:sz="0" w:space="0" w:color="000000"/>
-                <w:left w:val="none" w:sz="0" w:space="0" w:color="000000"/>
-                <w:right w:val="none" w:sz="0" w:space="0" w:color="000000"/>
-              </w:pBdr>
-              <w:spacing w:after="100" w:before="100" w:line="240"/>
-              <w:ind w:left="100" w:right="100" w:firstLine="0" w:firstLineChars="0"/>
-              <w:rPr>
-                <w:rFonts w:ascii="Arial" w:hAnsi="Arial" w:eastAsia="Arial" w:cs="Arial"/>
-                <w:i w:val="false"/>
-                <w:b w:val="false"/>
-                <w:u w:val="none"/>
-                <w:sz w:val="18"/>
-                <w:szCs w:val="18"/>
-                <w:color w:val="000000"/>
-              </w:rPr>
-            </w:pPr>
-            <w:r>
-              <w:rPr>
-                <w:rFonts w:ascii="Arial" w:hAnsi="Arial" w:eastAsia="Arial" w:cs="Arial"/>
-                <w:i w:val="false"/>
-                <w:b w:val="false"/>
-                <w:u w:val="none"/>
-                <w:sz w:val="18"/>
-                <w:szCs w:val="18"/>
-                <w:color w:val="000000"/>
-              </w:rPr>
-              <w:t xml:space="preserve">Yes</w:t>
+              <w:t xml:space="preserve">54</w:t>
             </w:r>
           </w:p>
         </w:tc>
@@ -28174,6 +28070,58 @@
                 <w:szCs w:val="18"/>
                 <w:color w:val="000000"/>
               </w:rPr>
+              <w:t xml:space="preserve">Yes</w:t>
+            </w:r>
+          </w:p>
+        </w:tc>
+        <w:tc>
+          <w:tcPr>
+            <w:tcBorders>
+              <w:bottom w:val="none" w:sz="0" w:space="0" w:color="000000"/>
+              <w:top w:val="none" w:sz="0" w:space="0" w:color="000000"/>
+              <w:left w:val="none" w:sz="0" w:space="0" w:color="000000"/>
+              <w:right w:val="none" w:sz="0" w:space="0" w:color="000000"/>
+            </w:tcBorders>
+            <w:shd w:val="clear" w:color="auto" w:fill="FFFFFF"/>
+            <w:tcMar>
+              <w:top w:w="0" w:type="dxa"/>
+              <w:bottom w:w="0" w:type="dxa"/>
+              <w:left w:w="0" w:type="dxa"/>
+              <w:right w:w="0" w:type="dxa"/>
+            </w:tcMar>
+            <w:vAlign w:val="center"/>
+          </w:tcPr>
+          <w:p>
+            <w:pPr>
+              <w:jc w:val="center"/>
+              <w:pBdr>
+                <w:bottom w:val="none" w:sz="0" w:space="0" w:color="000000"/>
+                <w:top w:val="none" w:sz="0" w:space="0" w:color="000000"/>
+                <w:left w:val="none" w:sz="0" w:space="0" w:color="000000"/>
+                <w:right w:val="none" w:sz="0" w:space="0" w:color="000000"/>
+              </w:pBdr>
+              <w:spacing w:after="100" w:before="100" w:line="240"/>
+              <w:ind w:left="100" w:right="100" w:firstLine="0" w:firstLineChars="0"/>
+              <w:rPr>
+                <w:rFonts w:ascii="Arial" w:hAnsi="Arial" w:eastAsia="Arial" w:cs="Arial"/>
+                <w:i w:val="false"/>
+                <w:b w:val="false"/>
+                <w:u w:val="none"/>
+                <w:sz w:val="18"/>
+                <w:szCs w:val="18"/>
+                <w:color w:val="000000"/>
+              </w:rPr>
+            </w:pPr>
+            <w:r>
+              <w:rPr>
+                <w:rFonts w:ascii="Arial" w:hAnsi="Arial" w:eastAsia="Arial" w:cs="Arial"/>
+                <w:i w:val="false"/>
+                <w:b w:val="false"/>
+                <w:u w:val="none"/>
+                <w:sz w:val="18"/>
+                <w:szCs w:val="18"/>
+                <w:color w:val="000000"/>
+              </w:rPr>
               <w:t xml:space="preserve">No</w:t>
             </w:r>
           </w:p>
@@ -28486,6 +28434,110 @@
                 <w:szCs w:val="18"/>
                 <w:color w:val="000000"/>
               </w:rPr>
+              <w:t xml:space="preserve">Yes</w:t>
+            </w:r>
+          </w:p>
+        </w:tc>
+        <w:tc>
+          <w:tcPr>
+            <w:tcBorders>
+              <w:bottom w:val="none" w:sz="0" w:space="0" w:color="000000"/>
+              <w:top w:val="none" w:sz="0" w:space="0" w:color="000000"/>
+              <w:left w:val="none" w:sz="0" w:space="0" w:color="000000"/>
+              <w:right w:val="none" w:sz="0" w:space="0" w:color="000000"/>
+            </w:tcBorders>
+            <w:shd w:val="clear" w:color="auto" w:fill="FFFFFF"/>
+            <w:tcMar>
+              <w:top w:w="0" w:type="dxa"/>
+              <w:bottom w:w="0" w:type="dxa"/>
+              <w:left w:w="0" w:type="dxa"/>
+              <w:right w:w="0" w:type="dxa"/>
+            </w:tcMar>
+            <w:vAlign w:val="center"/>
+          </w:tcPr>
+          <w:p>
+            <w:pPr>
+              <w:jc w:val="center"/>
+              <w:pBdr>
+                <w:bottom w:val="none" w:sz="0" w:space="0" w:color="000000"/>
+                <w:top w:val="none" w:sz="0" w:space="0" w:color="000000"/>
+                <w:left w:val="none" w:sz="0" w:space="0" w:color="000000"/>
+                <w:right w:val="none" w:sz="0" w:space="0" w:color="000000"/>
+              </w:pBdr>
+              <w:spacing w:after="100" w:before="100" w:line="240"/>
+              <w:ind w:left="100" w:right="100" w:firstLine="0" w:firstLineChars="0"/>
+              <w:rPr>
+                <w:rFonts w:ascii="Arial" w:hAnsi="Arial" w:eastAsia="Arial" w:cs="Arial"/>
+                <w:i w:val="false"/>
+                <w:b w:val="false"/>
+                <w:u w:val="none"/>
+                <w:sz w:val="18"/>
+                <w:szCs w:val="18"/>
+                <w:color w:val="000000"/>
+              </w:rPr>
+            </w:pPr>
+            <w:r>
+              <w:rPr>
+                <w:rFonts w:ascii="Arial" w:hAnsi="Arial" w:eastAsia="Arial" w:cs="Arial"/>
+                <w:i w:val="false"/>
+                <w:b w:val="false"/>
+                <w:u w:val="none"/>
+                <w:sz w:val="18"/>
+                <w:szCs w:val="18"/>
+                <w:color w:val="000000"/>
+              </w:rPr>
+              <w:t xml:space="preserve">NR</w:t>
+            </w:r>
+          </w:p>
+        </w:tc>
+        <w:tc>
+          <w:tcPr>
+            <w:tcBorders>
+              <w:bottom w:val="none" w:sz="0" w:space="0" w:color="000000"/>
+              <w:top w:val="none" w:sz="0" w:space="0" w:color="000000"/>
+              <w:left w:val="none" w:sz="0" w:space="0" w:color="000000"/>
+              <w:right w:val="none" w:sz="0" w:space="0" w:color="000000"/>
+            </w:tcBorders>
+            <w:shd w:val="clear" w:color="auto" w:fill="FFFFFF"/>
+            <w:tcMar>
+              <w:top w:w="0" w:type="dxa"/>
+              <w:bottom w:w="0" w:type="dxa"/>
+              <w:left w:w="0" w:type="dxa"/>
+              <w:right w:w="0" w:type="dxa"/>
+            </w:tcMar>
+            <w:vAlign w:val="center"/>
+          </w:tcPr>
+          <w:p>
+            <w:pPr>
+              <w:jc w:val="center"/>
+              <w:pBdr>
+                <w:bottom w:val="none" w:sz="0" w:space="0" w:color="000000"/>
+                <w:top w:val="none" w:sz="0" w:space="0" w:color="000000"/>
+                <w:left w:val="none" w:sz="0" w:space="0" w:color="000000"/>
+                <w:right w:val="none" w:sz="0" w:space="0" w:color="000000"/>
+              </w:pBdr>
+              <w:spacing w:after="100" w:before="100" w:line="240"/>
+              <w:ind w:left="100" w:right="100" w:firstLine="0" w:firstLineChars="0"/>
+              <w:rPr>
+                <w:rFonts w:ascii="Arial" w:hAnsi="Arial" w:eastAsia="Arial" w:cs="Arial"/>
+                <w:i w:val="false"/>
+                <w:b w:val="false"/>
+                <w:u w:val="none"/>
+                <w:sz w:val="18"/>
+                <w:szCs w:val="18"/>
+                <w:color w:val="000000"/>
+              </w:rPr>
+            </w:pPr>
+            <w:r>
+              <w:rPr>
+                <w:rFonts w:ascii="Arial" w:hAnsi="Arial" w:eastAsia="Arial" w:cs="Arial"/>
+                <w:i w:val="false"/>
+                <w:b w:val="false"/>
+                <w:u w:val="none"/>
+                <w:sz w:val="18"/>
+                <w:szCs w:val="18"/>
+                <w:color w:val="000000"/>
+              </w:rPr>
               <w:t xml:space="preserve">NA</w:t>
             </w:r>
           </w:p>
@@ -28539,58 +28591,6 @@
                 <w:color w:val="000000"/>
               </w:rPr>
               <w:t xml:space="preserve">Yes</w:t>
-            </w:r>
-          </w:p>
-        </w:tc>
-        <w:tc>
-          <w:tcPr>
-            <w:tcBorders>
-              <w:bottom w:val="none" w:sz="0" w:space="0" w:color="000000"/>
-              <w:top w:val="none" w:sz="0" w:space="0" w:color="000000"/>
-              <w:left w:val="none" w:sz="0" w:space="0" w:color="000000"/>
-              <w:right w:val="none" w:sz="0" w:space="0" w:color="000000"/>
-            </w:tcBorders>
-            <w:shd w:val="clear" w:color="auto" w:fill="FFFFFF"/>
-            <w:tcMar>
-              <w:top w:w="0" w:type="dxa"/>
-              <w:bottom w:w="0" w:type="dxa"/>
-              <w:left w:w="0" w:type="dxa"/>
-              <w:right w:w="0" w:type="dxa"/>
-            </w:tcMar>
-            <w:vAlign w:val="center"/>
-          </w:tcPr>
-          <w:p>
-            <w:pPr>
-              <w:jc w:val="center"/>
-              <w:pBdr>
-                <w:bottom w:val="none" w:sz="0" w:space="0" w:color="000000"/>
-                <w:top w:val="none" w:sz="0" w:space="0" w:color="000000"/>
-                <w:left w:val="none" w:sz="0" w:space="0" w:color="000000"/>
-                <w:right w:val="none" w:sz="0" w:space="0" w:color="000000"/>
-              </w:pBdr>
-              <w:spacing w:after="100" w:before="100" w:line="240"/>
-              <w:ind w:left="100" w:right="100" w:firstLine="0" w:firstLineChars="0"/>
-              <w:rPr>
-                <w:rFonts w:ascii="Arial" w:hAnsi="Arial" w:eastAsia="Arial" w:cs="Arial"/>
-                <w:i w:val="false"/>
-                <w:b w:val="false"/>
-                <w:u w:val="none"/>
-                <w:sz w:val="18"/>
-                <w:szCs w:val="18"/>
-                <w:color w:val="000000"/>
-              </w:rPr>
-            </w:pPr>
-            <w:r>
-              <w:rPr>
-                <w:rFonts w:ascii="Arial" w:hAnsi="Arial" w:eastAsia="Arial" w:cs="Arial"/>
-                <w:i w:val="false"/>
-                <w:b w:val="false"/>
-                <w:u w:val="none"/>
-                <w:sz w:val="18"/>
-                <w:szCs w:val="18"/>
-                <w:color w:val="000000"/>
-              </w:rPr>
-              <w:t xml:space="preserve">NR</w:t>
             </w:r>
           </w:p>
         </w:tc>
@@ -28700,6 +28700,844 @@
                 <w:szCs w:val="18"/>
                 <w:color w:val="000000"/>
               </w:rPr>
+              <w:t xml:space="preserve">55</w:t>
+            </w:r>
+          </w:p>
+        </w:tc>
+        <w:tc>
+          <w:tcPr>
+            <w:tcBorders>
+              <w:bottom w:val="none" w:sz="0" w:space="0" w:color="000000"/>
+              <w:top w:val="none" w:sz="0" w:space="0" w:color="000000"/>
+              <w:left w:val="none" w:sz="0" w:space="0" w:color="000000"/>
+              <w:right w:val="none" w:sz="0" w:space="0" w:color="000000"/>
+            </w:tcBorders>
+            <w:shd w:val="clear" w:color="auto" w:fill="FFFFFF"/>
+            <w:tcMar>
+              <w:top w:w="0" w:type="dxa"/>
+              <w:bottom w:w="0" w:type="dxa"/>
+              <w:left w:w="0" w:type="dxa"/>
+              <w:right w:w="0" w:type="dxa"/>
+            </w:tcMar>
+            <w:vAlign w:val="center"/>
+          </w:tcPr>
+          <w:p>
+            <w:pPr>
+              <w:jc w:val="center"/>
+              <w:pBdr>
+                <w:bottom w:val="none" w:sz="0" w:space="0" w:color="000000"/>
+                <w:top w:val="none" w:sz="0" w:space="0" w:color="000000"/>
+                <w:left w:val="none" w:sz="0" w:space="0" w:color="000000"/>
+                <w:right w:val="none" w:sz="0" w:space="0" w:color="000000"/>
+              </w:pBdr>
+              <w:spacing w:after="100" w:before="100" w:line="240"/>
+              <w:ind w:left="100" w:right="100" w:firstLine="0" w:firstLineChars="0"/>
+              <w:rPr>
+                <w:rFonts w:ascii="Arial" w:hAnsi="Arial" w:eastAsia="Arial" w:cs="Arial"/>
+                <w:i w:val="false"/>
+                <w:b w:val="false"/>
+                <w:u w:val="none"/>
+                <w:sz w:val="18"/>
+                <w:szCs w:val="18"/>
+                <w:color w:val="000000"/>
+              </w:rPr>
+            </w:pPr>
+            <w:r>
+              <w:rPr>
+                <w:rFonts w:ascii="Arial" w:hAnsi="Arial" w:eastAsia="Arial" w:cs="Arial"/>
+                <w:i w:val="false"/>
+                <w:b w:val="false"/>
+                <w:u w:val="none"/>
+                <w:sz w:val="18"/>
+                <w:szCs w:val="18"/>
+                <w:color w:val="000000"/>
+              </w:rPr>
+              <w:t xml:space="preserve">Yes</w:t>
+            </w:r>
+          </w:p>
+        </w:tc>
+        <w:tc>
+          <w:tcPr>
+            <w:tcBorders>
+              <w:bottom w:val="none" w:sz="0" w:space="0" w:color="000000"/>
+              <w:top w:val="none" w:sz="0" w:space="0" w:color="000000"/>
+              <w:left w:val="none" w:sz="0" w:space="0" w:color="000000"/>
+              <w:right w:val="none" w:sz="0" w:space="0" w:color="000000"/>
+            </w:tcBorders>
+            <w:shd w:val="clear" w:color="auto" w:fill="FFFFFF"/>
+            <w:tcMar>
+              <w:top w:w="0" w:type="dxa"/>
+              <w:bottom w:w="0" w:type="dxa"/>
+              <w:left w:w="0" w:type="dxa"/>
+              <w:right w:w="0" w:type="dxa"/>
+            </w:tcMar>
+            <w:vAlign w:val="center"/>
+          </w:tcPr>
+          <w:p>
+            <w:pPr>
+              <w:jc w:val="center"/>
+              <w:pBdr>
+                <w:bottom w:val="none" w:sz="0" w:space="0" w:color="000000"/>
+                <w:top w:val="none" w:sz="0" w:space="0" w:color="000000"/>
+                <w:left w:val="none" w:sz="0" w:space="0" w:color="000000"/>
+                <w:right w:val="none" w:sz="0" w:space="0" w:color="000000"/>
+              </w:pBdr>
+              <w:spacing w:after="100" w:before="100" w:line="240"/>
+              <w:ind w:left="100" w:right="100" w:firstLine="0" w:firstLineChars="0"/>
+              <w:rPr>
+                <w:rFonts w:ascii="Arial" w:hAnsi="Arial" w:eastAsia="Arial" w:cs="Arial"/>
+                <w:i w:val="false"/>
+                <w:b w:val="false"/>
+                <w:u w:val="none"/>
+                <w:sz w:val="18"/>
+                <w:szCs w:val="18"/>
+                <w:color w:val="000000"/>
+              </w:rPr>
+            </w:pPr>
+            <w:r>
+              <w:rPr>
+                <w:rFonts w:ascii="Arial" w:hAnsi="Arial" w:eastAsia="Arial" w:cs="Arial"/>
+                <w:i w:val="false"/>
+                <w:b w:val="false"/>
+                <w:u w:val="none"/>
+                <w:sz w:val="18"/>
+                <w:szCs w:val="18"/>
+                <w:color w:val="000000"/>
+              </w:rPr>
+              <w:t xml:space="preserve">Yes</w:t>
+            </w:r>
+          </w:p>
+        </w:tc>
+        <w:tc>
+          <w:tcPr>
+            <w:tcBorders>
+              <w:bottom w:val="none" w:sz="0" w:space="0" w:color="000000"/>
+              <w:top w:val="none" w:sz="0" w:space="0" w:color="000000"/>
+              <w:left w:val="none" w:sz="0" w:space="0" w:color="000000"/>
+              <w:right w:val="none" w:sz="0" w:space="0" w:color="000000"/>
+            </w:tcBorders>
+            <w:shd w:val="clear" w:color="auto" w:fill="FFFFFF"/>
+            <w:tcMar>
+              <w:top w:w="0" w:type="dxa"/>
+              <w:bottom w:w="0" w:type="dxa"/>
+              <w:left w:w="0" w:type="dxa"/>
+              <w:right w:w="0" w:type="dxa"/>
+            </w:tcMar>
+            <w:vAlign w:val="center"/>
+          </w:tcPr>
+          <w:p>
+            <w:pPr>
+              <w:jc w:val="center"/>
+              <w:pBdr>
+                <w:bottom w:val="none" w:sz="0" w:space="0" w:color="000000"/>
+                <w:top w:val="none" w:sz="0" w:space="0" w:color="000000"/>
+                <w:left w:val="none" w:sz="0" w:space="0" w:color="000000"/>
+                <w:right w:val="none" w:sz="0" w:space="0" w:color="000000"/>
+              </w:pBdr>
+              <w:spacing w:after="100" w:before="100" w:line="240"/>
+              <w:ind w:left="100" w:right="100" w:firstLine="0" w:firstLineChars="0"/>
+              <w:rPr>
+                <w:rFonts w:ascii="Arial" w:hAnsi="Arial" w:eastAsia="Arial" w:cs="Arial"/>
+                <w:i w:val="false"/>
+                <w:b w:val="false"/>
+                <w:u w:val="none"/>
+                <w:sz w:val="18"/>
+                <w:szCs w:val="18"/>
+                <w:color w:val="000000"/>
+              </w:rPr>
+            </w:pPr>
+            <w:r>
+              <w:rPr>
+                <w:rFonts w:ascii="Arial" w:hAnsi="Arial" w:eastAsia="Arial" w:cs="Arial"/>
+                <w:i w:val="false"/>
+                <w:b w:val="false"/>
+                <w:u w:val="none"/>
+                <w:sz w:val="18"/>
+                <w:szCs w:val="18"/>
+                <w:color w:val="000000"/>
+              </w:rPr>
+              <w:t xml:space="preserve">Yes</w:t>
+            </w:r>
+          </w:p>
+        </w:tc>
+        <w:tc>
+          <w:tcPr>
+            <w:tcBorders>
+              <w:bottom w:val="none" w:sz="0" w:space="0" w:color="000000"/>
+              <w:top w:val="none" w:sz="0" w:space="0" w:color="000000"/>
+              <w:left w:val="none" w:sz="0" w:space="0" w:color="000000"/>
+              <w:right w:val="none" w:sz="0" w:space="0" w:color="000000"/>
+            </w:tcBorders>
+            <w:shd w:val="clear" w:color="auto" w:fill="FFFFFF"/>
+            <w:tcMar>
+              <w:top w:w="0" w:type="dxa"/>
+              <w:bottom w:w="0" w:type="dxa"/>
+              <w:left w:w="0" w:type="dxa"/>
+              <w:right w:w="0" w:type="dxa"/>
+            </w:tcMar>
+            <w:vAlign w:val="center"/>
+          </w:tcPr>
+          <w:p>
+            <w:pPr>
+              <w:jc w:val="center"/>
+              <w:pBdr>
+                <w:bottom w:val="none" w:sz="0" w:space="0" w:color="000000"/>
+                <w:top w:val="none" w:sz="0" w:space="0" w:color="000000"/>
+                <w:left w:val="none" w:sz="0" w:space="0" w:color="000000"/>
+                <w:right w:val="none" w:sz="0" w:space="0" w:color="000000"/>
+              </w:pBdr>
+              <w:spacing w:after="100" w:before="100" w:line="240"/>
+              <w:ind w:left="100" w:right="100" w:firstLine="0" w:firstLineChars="0"/>
+              <w:rPr>
+                <w:rFonts w:ascii="Arial" w:hAnsi="Arial" w:eastAsia="Arial" w:cs="Arial"/>
+                <w:i w:val="false"/>
+                <w:b w:val="false"/>
+                <w:u w:val="none"/>
+                <w:sz w:val="18"/>
+                <w:szCs w:val="18"/>
+                <w:color w:val="000000"/>
+              </w:rPr>
+            </w:pPr>
+            <w:r>
+              <w:rPr>
+                <w:rFonts w:ascii="Arial" w:hAnsi="Arial" w:eastAsia="Arial" w:cs="Arial"/>
+                <w:i w:val="false"/>
+                <w:b w:val="false"/>
+                <w:u w:val="none"/>
+                <w:sz w:val="18"/>
+                <w:szCs w:val="18"/>
+                <w:color w:val="000000"/>
+              </w:rPr>
+              <w:t xml:space="preserve">Yes</w:t>
+            </w:r>
+          </w:p>
+        </w:tc>
+        <w:tc>
+          <w:tcPr>
+            <w:tcBorders>
+              <w:bottom w:val="none" w:sz="0" w:space="0" w:color="000000"/>
+              <w:top w:val="none" w:sz="0" w:space="0" w:color="000000"/>
+              <w:left w:val="none" w:sz="0" w:space="0" w:color="000000"/>
+              <w:right w:val="none" w:sz="0" w:space="0" w:color="000000"/>
+            </w:tcBorders>
+            <w:shd w:val="clear" w:color="auto" w:fill="FFFFFF"/>
+            <w:tcMar>
+              <w:top w:w="0" w:type="dxa"/>
+              <w:bottom w:w="0" w:type="dxa"/>
+              <w:left w:w="0" w:type="dxa"/>
+              <w:right w:w="0" w:type="dxa"/>
+            </w:tcMar>
+            <w:vAlign w:val="center"/>
+          </w:tcPr>
+          <w:p>
+            <w:pPr>
+              <w:jc w:val="center"/>
+              <w:pBdr>
+                <w:bottom w:val="none" w:sz="0" w:space="0" w:color="000000"/>
+                <w:top w:val="none" w:sz="0" w:space="0" w:color="000000"/>
+                <w:left w:val="none" w:sz="0" w:space="0" w:color="000000"/>
+                <w:right w:val="none" w:sz="0" w:space="0" w:color="000000"/>
+              </w:pBdr>
+              <w:spacing w:after="100" w:before="100" w:line="240"/>
+              <w:ind w:left="100" w:right="100" w:firstLine="0" w:firstLineChars="0"/>
+              <w:rPr>
+                <w:rFonts w:ascii="Arial" w:hAnsi="Arial" w:eastAsia="Arial" w:cs="Arial"/>
+                <w:i w:val="false"/>
+                <w:b w:val="false"/>
+                <w:u w:val="none"/>
+                <w:sz w:val="18"/>
+                <w:szCs w:val="18"/>
+                <w:color w:val="000000"/>
+              </w:rPr>
+            </w:pPr>
+            <w:r>
+              <w:rPr>
+                <w:rFonts w:ascii="Arial" w:hAnsi="Arial" w:eastAsia="Arial" w:cs="Arial"/>
+                <w:i w:val="false"/>
+                <w:b w:val="false"/>
+                <w:u w:val="none"/>
+                <w:sz w:val="18"/>
+                <w:szCs w:val="18"/>
+                <w:color w:val="000000"/>
+              </w:rPr>
+              <w:t xml:space="preserve">No</w:t>
+            </w:r>
+          </w:p>
+        </w:tc>
+        <w:tc>
+          <w:tcPr>
+            <w:tcBorders>
+              <w:bottom w:val="none" w:sz="0" w:space="0" w:color="000000"/>
+              <w:top w:val="none" w:sz="0" w:space="0" w:color="000000"/>
+              <w:left w:val="none" w:sz="0" w:space="0" w:color="000000"/>
+              <w:right w:val="none" w:sz="0" w:space="0" w:color="000000"/>
+            </w:tcBorders>
+            <w:shd w:val="clear" w:color="auto" w:fill="FFFFFF"/>
+            <w:tcMar>
+              <w:top w:w="0" w:type="dxa"/>
+              <w:bottom w:w="0" w:type="dxa"/>
+              <w:left w:w="0" w:type="dxa"/>
+              <w:right w:w="0" w:type="dxa"/>
+            </w:tcMar>
+            <w:vAlign w:val="center"/>
+          </w:tcPr>
+          <w:p>
+            <w:pPr>
+              <w:jc w:val="center"/>
+              <w:pBdr>
+                <w:bottom w:val="none" w:sz="0" w:space="0" w:color="000000"/>
+                <w:top w:val="none" w:sz="0" w:space="0" w:color="000000"/>
+                <w:left w:val="none" w:sz="0" w:space="0" w:color="000000"/>
+                <w:right w:val="none" w:sz="0" w:space="0" w:color="000000"/>
+              </w:pBdr>
+              <w:spacing w:after="100" w:before="100" w:line="240"/>
+              <w:ind w:left="100" w:right="100" w:firstLine="0" w:firstLineChars="0"/>
+              <w:rPr>
+                <w:rFonts w:ascii="Arial" w:hAnsi="Arial" w:eastAsia="Arial" w:cs="Arial"/>
+                <w:i w:val="false"/>
+                <w:b w:val="false"/>
+                <w:u w:val="none"/>
+                <w:sz w:val="18"/>
+                <w:szCs w:val="18"/>
+                <w:color w:val="000000"/>
+              </w:rPr>
+            </w:pPr>
+            <w:r>
+              <w:rPr>
+                <w:rFonts w:ascii="Arial" w:hAnsi="Arial" w:eastAsia="Arial" w:cs="Arial"/>
+                <w:i w:val="false"/>
+                <w:b w:val="false"/>
+                <w:u w:val="none"/>
+                <w:sz w:val="18"/>
+                <w:szCs w:val="18"/>
+                <w:color w:val="000000"/>
+              </w:rPr>
+              <w:t xml:space="preserve">No</w:t>
+            </w:r>
+          </w:p>
+        </w:tc>
+        <w:tc>
+          <w:tcPr>
+            <w:tcBorders>
+              <w:bottom w:val="none" w:sz="0" w:space="0" w:color="000000"/>
+              <w:top w:val="none" w:sz="0" w:space="0" w:color="000000"/>
+              <w:left w:val="none" w:sz="0" w:space="0" w:color="000000"/>
+              <w:right w:val="none" w:sz="0" w:space="0" w:color="000000"/>
+            </w:tcBorders>
+            <w:shd w:val="clear" w:color="auto" w:fill="FFFFFF"/>
+            <w:tcMar>
+              <w:top w:w="0" w:type="dxa"/>
+              <w:bottom w:w="0" w:type="dxa"/>
+              <w:left w:w="0" w:type="dxa"/>
+              <w:right w:w="0" w:type="dxa"/>
+            </w:tcMar>
+            <w:vAlign w:val="center"/>
+          </w:tcPr>
+          <w:p>
+            <w:pPr>
+              <w:jc w:val="center"/>
+              <w:pBdr>
+                <w:bottom w:val="none" w:sz="0" w:space="0" w:color="000000"/>
+                <w:top w:val="none" w:sz="0" w:space="0" w:color="000000"/>
+                <w:left w:val="none" w:sz="0" w:space="0" w:color="000000"/>
+                <w:right w:val="none" w:sz="0" w:space="0" w:color="000000"/>
+              </w:pBdr>
+              <w:spacing w:after="100" w:before="100" w:line="240"/>
+              <w:ind w:left="100" w:right="100" w:firstLine="0" w:firstLineChars="0"/>
+              <w:rPr>
+                <w:rFonts w:ascii="Arial" w:hAnsi="Arial" w:eastAsia="Arial" w:cs="Arial"/>
+                <w:i w:val="false"/>
+                <w:b w:val="false"/>
+                <w:u w:val="none"/>
+                <w:sz w:val="18"/>
+                <w:szCs w:val="18"/>
+                <w:color w:val="000000"/>
+              </w:rPr>
+            </w:pPr>
+            <w:r>
+              <w:rPr>
+                <w:rFonts w:ascii="Arial" w:hAnsi="Arial" w:eastAsia="Arial" w:cs="Arial"/>
+                <w:i w:val="false"/>
+                <w:b w:val="false"/>
+                <w:u w:val="none"/>
+                <w:sz w:val="18"/>
+                <w:szCs w:val="18"/>
+                <w:color w:val="000000"/>
+              </w:rPr>
+              <w:t xml:space="preserve">Yes</w:t>
+            </w:r>
+          </w:p>
+        </w:tc>
+        <w:tc>
+          <w:tcPr>
+            <w:tcBorders>
+              <w:bottom w:val="none" w:sz="0" w:space="0" w:color="000000"/>
+              <w:top w:val="none" w:sz="0" w:space="0" w:color="000000"/>
+              <w:left w:val="none" w:sz="0" w:space="0" w:color="000000"/>
+              <w:right w:val="none" w:sz="0" w:space="0" w:color="000000"/>
+            </w:tcBorders>
+            <w:shd w:val="clear" w:color="auto" w:fill="FFFFFF"/>
+            <w:tcMar>
+              <w:top w:w="0" w:type="dxa"/>
+              <w:bottom w:w="0" w:type="dxa"/>
+              <w:left w:w="0" w:type="dxa"/>
+              <w:right w:w="0" w:type="dxa"/>
+            </w:tcMar>
+            <w:vAlign w:val="center"/>
+          </w:tcPr>
+          <w:p>
+            <w:pPr>
+              <w:jc w:val="center"/>
+              <w:pBdr>
+                <w:bottom w:val="none" w:sz="0" w:space="0" w:color="000000"/>
+                <w:top w:val="none" w:sz="0" w:space="0" w:color="000000"/>
+                <w:left w:val="none" w:sz="0" w:space="0" w:color="000000"/>
+                <w:right w:val="none" w:sz="0" w:space="0" w:color="000000"/>
+              </w:pBdr>
+              <w:spacing w:after="100" w:before="100" w:line="240"/>
+              <w:ind w:left="100" w:right="100" w:firstLine="0" w:firstLineChars="0"/>
+              <w:rPr>
+                <w:rFonts w:ascii="Arial" w:hAnsi="Arial" w:eastAsia="Arial" w:cs="Arial"/>
+                <w:i w:val="false"/>
+                <w:b w:val="false"/>
+                <w:u w:val="none"/>
+                <w:sz w:val="18"/>
+                <w:szCs w:val="18"/>
+                <w:color w:val="000000"/>
+              </w:rPr>
+            </w:pPr>
+            <w:r>
+              <w:rPr>
+                <w:rFonts w:ascii="Arial" w:hAnsi="Arial" w:eastAsia="Arial" w:cs="Arial"/>
+                <w:i w:val="false"/>
+                <w:b w:val="false"/>
+                <w:u w:val="none"/>
+                <w:sz w:val="18"/>
+                <w:szCs w:val="18"/>
+                <w:color w:val="000000"/>
+              </w:rPr>
+              <w:t xml:space="preserve">Yes</w:t>
+            </w:r>
+          </w:p>
+        </w:tc>
+        <w:tc>
+          <w:tcPr>
+            <w:tcBorders>
+              <w:bottom w:val="none" w:sz="0" w:space="0" w:color="000000"/>
+              <w:top w:val="none" w:sz="0" w:space="0" w:color="000000"/>
+              <w:left w:val="none" w:sz="0" w:space="0" w:color="000000"/>
+              <w:right w:val="none" w:sz="0" w:space="0" w:color="000000"/>
+            </w:tcBorders>
+            <w:shd w:val="clear" w:color="auto" w:fill="FFFFFF"/>
+            <w:tcMar>
+              <w:top w:w="0" w:type="dxa"/>
+              <w:bottom w:w="0" w:type="dxa"/>
+              <w:left w:w="0" w:type="dxa"/>
+              <w:right w:w="0" w:type="dxa"/>
+            </w:tcMar>
+            <w:vAlign w:val="center"/>
+          </w:tcPr>
+          <w:p>
+            <w:pPr>
+              <w:jc w:val="center"/>
+              <w:pBdr>
+                <w:bottom w:val="none" w:sz="0" w:space="0" w:color="000000"/>
+                <w:top w:val="none" w:sz="0" w:space="0" w:color="000000"/>
+                <w:left w:val="none" w:sz="0" w:space="0" w:color="000000"/>
+                <w:right w:val="none" w:sz="0" w:space="0" w:color="000000"/>
+              </w:pBdr>
+              <w:spacing w:after="100" w:before="100" w:line="240"/>
+              <w:ind w:left="100" w:right="100" w:firstLine="0" w:firstLineChars="0"/>
+              <w:rPr>
+                <w:rFonts w:ascii="Arial" w:hAnsi="Arial" w:eastAsia="Arial" w:cs="Arial"/>
+                <w:i w:val="false"/>
+                <w:b w:val="false"/>
+                <w:u w:val="none"/>
+                <w:sz w:val="18"/>
+                <w:szCs w:val="18"/>
+                <w:color w:val="000000"/>
+              </w:rPr>
+            </w:pPr>
+            <w:r>
+              <w:rPr>
+                <w:rFonts w:ascii="Arial" w:hAnsi="Arial" w:eastAsia="Arial" w:cs="Arial"/>
+                <w:i w:val="false"/>
+                <w:b w:val="false"/>
+                <w:u w:val="none"/>
+                <w:sz w:val="18"/>
+                <w:szCs w:val="18"/>
+                <w:color w:val="000000"/>
+              </w:rPr>
+              <w:t xml:space="preserve">Yes</w:t>
+            </w:r>
+          </w:p>
+        </w:tc>
+        <w:tc>
+          <w:tcPr>
+            <w:tcBorders>
+              <w:bottom w:val="none" w:sz="0" w:space="0" w:color="000000"/>
+              <w:top w:val="none" w:sz="0" w:space="0" w:color="000000"/>
+              <w:left w:val="none" w:sz="0" w:space="0" w:color="000000"/>
+              <w:right w:val="none" w:sz="0" w:space="0" w:color="000000"/>
+            </w:tcBorders>
+            <w:shd w:val="clear" w:color="auto" w:fill="FFFFFF"/>
+            <w:tcMar>
+              <w:top w:w="0" w:type="dxa"/>
+              <w:bottom w:w="0" w:type="dxa"/>
+              <w:left w:w="0" w:type="dxa"/>
+              <w:right w:w="0" w:type="dxa"/>
+            </w:tcMar>
+            <w:vAlign w:val="center"/>
+          </w:tcPr>
+          <w:p>
+            <w:pPr>
+              <w:jc w:val="center"/>
+              <w:pBdr>
+                <w:bottom w:val="none" w:sz="0" w:space="0" w:color="000000"/>
+                <w:top w:val="none" w:sz="0" w:space="0" w:color="000000"/>
+                <w:left w:val="none" w:sz="0" w:space="0" w:color="000000"/>
+                <w:right w:val="none" w:sz="0" w:space="0" w:color="000000"/>
+              </w:pBdr>
+              <w:spacing w:after="100" w:before="100" w:line="240"/>
+              <w:ind w:left="100" w:right="100" w:firstLine="0" w:firstLineChars="0"/>
+              <w:rPr>
+                <w:rFonts w:ascii="Arial" w:hAnsi="Arial" w:eastAsia="Arial" w:cs="Arial"/>
+                <w:i w:val="false"/>
+                <w:b w:val="false"/>
+                <w:u w:val="none"/>
+                <w:sz w:val="18"/>
+                <w:szCs w:val="18"/>
+                <w:color w:val="000000"/>
+              </w:rPr>
+            </w:pPr>
+            <w:r>
+              <w:rPr>
+                <w:rFonts w:ascii="Arial" w:hAnsi="Arial" w:eastAsia="Arial" w:cs="Arial"/>
+                <w:i w:val="false"/>
+                <w:b w:val="false"/>
+                <w:u w:val="none"/>
+                <w:sz w:val="18"/>
+                <w:szCs w:val="18"/>
+                <w:color w:val="000000"/>
+              </w:rPr>
+              <w:t xml:space="preserve">Yes</w:t>
+            </w:r>
+          </w:p>
+        </w:tc>
+        <w:tc>
+          <w:tcPr>
+            <w:tcBorders>
+              <w:bottom w:val="none" w:sz="0" w:space="0" w:color="000000"/>
+              <w:top w:val="none" w:sz="0" w:space="0" w:color="000000"/>
+              <w:left w:val="none" w:sz="0" w:space="0" w:color="000000"/>
+              <w:right w:val="none" w:sz="0" w:space="0" w:color="000000"/>
+            </w:tcBorders>
+            <w:shd w:val="clear" w:color="auto" w:fill="FFFFFF"/>
+            <w:tcMar>
+              <w:top w:w="0" w:type="dxa"/>
+              <w:bottom w:w="0" w:type="dxa"/>
+              <w:left w:w="0" w:type="dxa"/>
+              <w:right w:w="0" w:type="dxa"/>
+            </w:tcMar>
+            <w:vAlign w:val="center"/>
+          </w:tcPr>
+          <w:p>
+            <w:pPr>
+              <w:jc w:val="center"/>
+              <w:pBdr>
+                <w:bottom w:val="none" w:sz="0" w:space="0" w:color="000000"/>
+                <w:top w:val="none" w:sz="0" w:space="0" w:color="000000"/>
+                <w:left w:val="none" w:sz="0" w:space="0" w:color="000000"/>
+                <w:right w:val="none" w:sz="0" w:space="0" w:color="000000"/>
+              </w:pBdr>
+              <w:spacing w:after="100" w:before="100" w:line="240"/>
+              <w:ind w:left="100" w:right="100" w:firstLine="0" w:firstLineChars="0"/>
+              <w:rPr>
+                <w:rFonts w:ascii="Arial" w:hAnsi="Arial" w:eastAsia="Arial" w:cs="Arial"/>
+                <w:i w:val="false"/>
+                <w:b w:val="false"/>
+                <w:u w:val="none"/>
+                <w:sz w:val="18"/>
+                <w:szCs w:val="18"/>
+                <w:color w:val="000000"/>
+              </w:rPr>
+            </w:pPr>
+            <w:r>
+              <w:rPr>
+                <w:rFonts w:ascii="Arial" w:hAnsi="Arial" w:eastAsia="Arial" w:cs="Arial"/>
+                <w:i w:val="false"/>
+                <w:b w:val="false"/>
+                <w:u w:val="none"/>
+                <w:sz w:val="18"/>
+                <w:szCs w:val="18"/>
+                <w:color w:val="000000"/>
+              </w:rPr>
+              <w:t xml:space="preserve">Yes</w:t>
+            </w:r>
+          </w:p>
+        </w:tc>
+        <w:tc>
+          <w:tcPr>
+            <w:tcBorders>
+              <w:bottom w:val="none" w:sz="0" w:space="0" w:color="000000"/>
+              <w:top w:val="none" w:sz="0" w:space="0" w:color="000000"/>
+              <w:left w:val="none" w:sz="0" w:space="0" w:color="000000"/>
+              <w:right w:val="none" w:sz="0" w:space="0" w:color="000000"/>
+            </w:tcBorders>
+            <w:shd w:val="clear" w:color="auto" w:fill="FFFFFF"/>
+            <w:tcMar>
+              <w:top w:w="0" w:type="dxa"/>
+              <w:bottom w:w="0" w:type="dxa"/>
+              <w:left w:w="0" w:type="dxa"/>
+              <w:right w:w="0" w:type="dxa"/>
+            </w:tcMar>
+            <w:vAlign w:val="center"/>
+          </w:tcPr>
+          <w:p>
+            <w:pPr>
+              <w:jc w:val="center"/>
+              <w:pBdr>
+                <w:bottom w:val="none" w:sz="0" w:space="0" w:color="000000"/>
+                <w:top w:val="none" w:sz="0" w:space="0" w:color="000000"/>
+                <w:left w:val="none" w:sz="0" w:space="0" w:color="000000"/>
+                <w:right w:val="none" w:sz="0" w:space="0" w:color="000000"/>
+              </w:pBdr>
+              <w:spacing w:after="100" w:before="100" w:line="240"/>
+              <w:ind w:left="100" w:right="100" w:firstLine="0" w:firstLineChars="0"/>
+              <w:rPr>
+                <w:rFonts w:ascii="Arial" w:hAnsi="Arial" w:eastAsia="Arial" w:cs="Arial"/>
+                <w:i w:val="false"/>
+                <w:b w:val="false"/>
+                <w:u w:val="none"/>
+                <w:sz w:val="18"/>
+                <w:szCs w:val="18"/>
+                <w:color w:val="000000"/>
+              </w:rPr>
+            </w:pPr>
+            <w:r>
+              <w:rPr>
+                <w:rFonts w:ascii="Arial" w:hAnsi="Arial" w:eastAsia="Arial" w:cs="Arial"/>
+                <w:i w:val="false"/>
+                <w:b w:val="false"/>
+                <w:u w:val="none"/>
+                <w:sz w:val="18"/>
+                <w:szCs w:val="18"/>
+                <w:color w:val="000000"/>
+              </w:rPr>
+              <w:t xml:space="preserve">NA</w:t>
+            </w:r>
+          </w:p>
+        </w:tc>
+        <w:tc>
+          <w:tcPr>
+            <w:tcBorders>
+              <w:bottom w:val="none" w:sz="0" w:space="0" w:color="000000"/>
+              <w:top w:val="none" w:sz="0" w:space="0" w:color="000000"/>
+              <w:left w:val="none" w:sz="0" w:space="0" w:color="000000"/>
+              <w:right w:val="none" w:sz="0" w:space="0" w:color="000000"/>
+            </w:tcBorders>
+            <w:shd w:val="clear" w:color="auto" w:fill="FFFFFF"/>
+            <w:tcMar>
+              <w:top w:w="0" w:type="dxa"/>
+              <w:bottom w:w="0" w:type="dxa"/>
+              <w:left w:w="0" w:type="dxa"/>
+              <w:right w:w="0" w:type="dxa"/>
+            </w:tcMar>
+            <w:vAlign w:val="center"/>
+          </w:tcPr>
+          <w:p>
+            <w:pPr>
+              <w:jc w:val="center"/>
+              <w:pBdr>
+                <w:bottom w:val="none" w:sz="0" w:space="0" w:color="000000"/>
+                <w:top w:val="none" w:sz="0" w:space="0" w:color="000000"/>
+                <w:left w:val="none" w:sz="0" w:space="0" w:color="000000"/>
+                <w:right w:val="none" w:sz="0" w:space="0" w:color="000000"/>
+              </w:pBdr>
+              <w:spacing w:after="100" w:before="100" w:line="240"/>
+              <w:ind w:left="100" w:right="100" w:firstLine="0" w:firstLineChars="0"/>
+              <w:rPr>
+                <w:rFonts w:ascii="Arial" w:hAnsi="Arial" w:eastAsia="Arial" w:cs="Arial"/>
+                <w:i w:val="false"/>
+                <w:b w:val="false"/>
+                <w:u w:val="none"/>
+                <w:sz w:val="18"/>
+                <w:szCs w:val="18"/>
+                <w:color w:val="000000"/>
+              </w:rPr>
+            </w:pPr>
+            <w:r>
+              <w:rPr>
+                <w:rFonts w:ascii="Arial" w:hAnsi="Arial" w:eastAsia="Arial" w:cs="Arial"/>
+                <w:i w:val="false"/>
+                <w:b w:val="false"/>
+                <w:u w:val="none"/>
+                <w:sz w:val="18"/>
+                <w:szCs w:val="18"/>
+                <w:color w:val="000000"/>
+              </w:rPr>
+              <w:t xml:space="preserve">Yes</w:t>
+            </w:r>
+          </w:p>
+        </w:tc>
+        <w:tc>
+          <w:tcPr>
+            <w:tcBorders>
+              <w:bottom w:val="none" w:sz="0" w:space="0" w:color="000000"/>
+              <w:top w:val="none" w:sz="0" w:space="0" w:color="000000"/>
+              <w:left w:val="none" w:sz="0" w:space="0" w:color="000000"/>
+              <w:right w:val="none" w:sz="0" w:space="0" w:color="000000"/>
+            </w:tcBorders>
+            <w:shd w:val="clear" w:color="auto" w:fill="FFFFFF"/>
+            <w:tcMar>
+              <w:top w:w="0" w:type="dxa"/>
+              <w:bottom w:w="0" w:type="dxa"/>
+              <w:left w:w="0" w:type="dxa"/>
+              <w:right w:w="0" w:type="dxa"/>
+            </w:tcMar>
+            <w:vAlign w:val="center"/>
+          </w:tcPr>
+          <w:p>
+            <w:pPr>
+              <w:jc w:val="center"/>
+              <w:pBdr>
+                <w:bottom w:val="none" w:sz="0" w:space="0" w:color="000000"/>
+                <w:top w:val="none" w:sz="0" w:space="0" w:color="000000"/>
+                <w:left w:val="none" w:sz="0" w:space="0" w:color="000000"/>
+                <w:right w:val="none" w:sz="0" w:space="0" w:color="000000"/>
+              </w:pBdr>
+              <w:spacing w:after="100" w:before="100" w:line="240"/>
+              <w:ind w:left="100" w:right="100" w:firstLine="0" w:firstLineChars="0"/>
+              <w:rPr>
+                <w:rFonts w:ascii="Arial" w:hAnsi="Arial" w:eastAsia="Arial" w:cs="Arial"/>
+                <w:i w:val="false"/>
+                <w:b w:val="false"/>
+                <w:u w:val="none"/>
+                <w:sz w:val="18"/>
+                <w:szCs w:val="18"/>
+                <w:color w:val="000000"/>
+              </w:rPr>
+            </w:pPr>
+            <w:r>
+              <w:rPr>
+                <w:rFonts w:ascii="Arial" w:hAnsi="Arial" w:eastAsia="Arial" w:cs="Arial"/>
+                <w:i w:val="false"/>
+                <w:b w:val="false"/>
+                <w:u w:val="none"/>
+                <w:sz w:val="18"/>
+                <w:szCs w:val="18"/>
+                <w:color w:val="000000"/>
+              </w:rPr>
+              <w:t xml:space="preserve">NR</w:t>
+            </w:r>
+          </w:p>
+        </w:tc>
+        <w:tc>
+          <w:tcPr>
+            <w:tcBorders>
+              <w:bottom w:val="none" w:sz="0" w:space="0" w:color="000000"/>
+              <w:top w:val="none" w:sz="0" w:space="0" w:color="000000"/>
+              <w:left w:val="none" w:sz="0" w:space="0" w:color="000000"/>
+              <w:right w:val="none" w:sz="0" w:space="0" w:color="000000"/>
+            </w:tcBorders>
+            <w:shd w:val="clear" w:color="auto" w:fill="FFFFFF"/>
+            <w:tcMar>
+              <w:top w:w="0" w:type="dxa"/>
+              <w:bottom w:w="0" w:type="dxa"/>
+              <w:left w:w="0" w:type="dxa"/>
+              <w:right w:w="0" w:type="dxa"/>
+            </w:tcMar>
+            <w:vAlign w:val="center"/>
+          </w:tcPr>
+          <w:p>
+            <w:pPr>
+              <w:jc w:val="center"/>
+              <w:pBdr>
+                <w:bottom w:val="none" w:sz="0" w:space="0" w:color="000000"/>
+                <w:top w:val="none" w:sz="0" w:space="0" w:color="000000"/>
+                <w:left w:val="none" w:sz="0" w:space="0" w:color="000000"/>
+                <w:right w:val="none" w:sz="0" w:space="0" w:color="000000"/>
+              </w:pBdr>
+              <w:spacing w:after="100" w:before="100" w:line="240"/>
+              <w:ind w:left="100" w:right="100" w:firstLine="0" w:firstLineChars="0"/>
+              <w:rPr>
+                <w:rFonts w:ascii="Arial" w:hAnsi="Arial" w:eastAsia="Arial" w:cs="Arial"/>
+                <w:i w:val="false"/>
+                <w:b w:val="false"/>
+                <w:u w:val="none"/>
+                <w:sz w:val="18"/>
+                <w:szCs w:val="18"/>
+                <w:color w:val="000000"/>
+              </w:rPr>
+            </w:pPr>
+            <w:r>
+              <w:rPr>
+                <w:rFonts w:ascii="Arial" w:hAnsi="Arial" w:eastAsia="Arial" w:cs="Arial"/>
+                <w:i w:val="false"/>
+                <w:b w:val="false"/>
+                <w:u w:val="none"/>
+                <w:sz w:val="18"/>
+                <w:szCs w:val="18"/>
+                <w:color w:val="000000"/>
+              </w:rPr>
+              <w:t xml:space="preserve">Poor</w:t>
+            </w:r>
+          </w:p>
+        </w:tc>
+      </w:tr>
+      <w:tr>
+        <w:trPr>
+          <w:trHeight w:val="542" w:hRule="auto"/>
+        </w:trPr>
+        body35
+        <w:tc>
+          <w:tcPr>
+            <w:tcBorders>
+              <w:bottom w:val="none" w:sz="0" w:space="0" w:color="000000"/>
+              <w:top w:val="none" w:sz="0" w:space="0" w:color="000000"/>
+              <w:left w:val="none" w:sz="0" w:space="0" w:color="000000"/>
+              <w:right w:val="none" w:sz="0" w:space="0" w:color="000000"/>
+            </w:tcBorders>
+            <w:shd w:val="clear" w:color="auto" w:fill="FFFFFF"/>
+            <w:tcMar>
+              <w:top w:w="0" w:type="dxa"/>
+              <w:bottom w:w="0" w:type="dxa"/>
+              <w:left w:w="0" w:type="dxa"/>
+              <w:right w:w="0" w:type="dxa"/>
+            </w:tcMar>
+            <w:vAlign w:val="center"/>
+          </w:tcPr>
+          <w:p>
+            <w:pPr>
+              <w:jc w:val="left"/>
+              <w:pBdr>
+                <w:bottom w:val="none" w:sz="0" w:space="0" w:color="000000"/>
+                <w:top w:val="none" w:sz="0" w:space="0" w:color="000000"/>
+                <w:left w:val="none" w:sz="0" w:space="0" w:color="000000"/>
+                <w:right w:val="none" w:sz="0" w:space="0" w:color="000000"/>
+              </w:pBdr>
+              <w:spacing w:after="100" w:before="100" w:line="240"/>
+              <w:ind w:left="100" w:right="100" w:firstLine="0" w:firstLineChars="0"/>
+              <w:rPr>
+                <w:rFonts w:ascii="Arial" w:hAnsi="Arial" w:eastAsia="Arial" w:cs="Arial"/>
+                <w:i w:val="false"/>
+                <w:b w:val="false"/>
+                <w:u w:val="none"/>
+                <w:sz w:val="18"/>
+                <w:szCs w:val="18"/>
+                <w:color w:val="000000"/>
+              </w:rPr>
+            </w:pPr>
+            <w:r>
+              <w:rPr>
+                <w:rFonts w:ascii="Arial" w:hAnsi="Arial" w:eastAsia="Arial" w:cs="Arial"/>
+                <w:i w:val="false"/>
+                <w:b w:val="false"/>
+                <w:u w:val="none"/>
+                <w:sz w:val="18"/>
+                <w:szCs w:val="18"/>
+                <w:color w:val="000000"/>
+              </w:rPr>
               <w:t xml:space="preserve">56</w:t>
             </w:r>
           </w:p>
@@ -29489,7 +30327,7 @@
         <w:trPr>
           <w:trHeight w:val="544" w:hRule="auto"/>
         </w:trPr>
-        body35
+        body36
         <w:tc>
           <w:tcPr>
             <w:tcBorders>
@@ -30267,844 +31105,6 @@
                 <w:color w:val="000000"/>
               </w:rPr>
               <w:t xml:space="preserve">CD</w:t>
-            </w:r>
-          </w:p>
-        </w:tc>
-        <w:tc>
-          <w:tcPr>
-            <w:tcBorders>
-              <w:bottom w:val="none" w:sz="0" w:space="0" w:color="000000"/>
-              <w:top w:val="none" w:sz="0" w:space="0" w:color="000000"/>
-              <w:left w:val="none" w:sz="0" w:space="0" w:color="000000"/>
-              <w:right w:val="none" w:sz="0" w:space="0" w:color="000000"/>
-            </w:tcBorders>
-            <w:shd w:val="clear" w:color="auto" w:fill="FFFFFF"/>
-            <w:tcMar>
-              <w:top w:w="0" w:type="dxa"/>
-              <w:bottom w:w="0" w:type="dxa"/>
-              <w:left w:w="0" w:type="dxa"/>
-              <w:right w:w="0" w:type="dxa"/>
-            </w:tcMar>
-            <w:vAlign w:val="center"/>
-          </w:tcPr>
-          <w:p>
-            <w:pPr>
-              <w:jc w:val="center"/>
-              <w:pBdr>
-                <w:bottom w:val="none" w:sz="0" w:space="0" w:color="000000"/>
-                <w:top w:val="none" w:sz="0" w:space="0" w:color="000000"/>
-                <w:left w:val="none" w:sz="0" w:space="0" w:color="000000"/>
-                <w:right w:val="none" w:sz="0" w:space="0" w:color="000000"/>
-              </w:pBdr>
-              <w:spacing w:after="100" w:before="100" w:line="240"/>
-              <w:ind w:left="100" w:right="100" w:firstLine="0" w:firstLineChars="0"/>
-              <w:rPr>
-                <w:rFonts w:ascii="Arial" w:hAnsi="Arial" w:eastAsia="Arial" w:cs="Arial"/>
-                <w:i w:val="false"/>
-                <w:b w:val="false"/>
-                <w:u w:val="none"/>
-                <w:sz w:val="18"/>
-                <w:szCs w:val="18"/>
-                <w:color w:val="000000"/>
-              </w:rPr>
-            </w:pPr>
-            <w:r>
-              <w:rPr>
-                <w:rFonts w:ascii="Arial" w:hAnsi="Arial" w:eastAsia="Arial" w:cs="Arial"/>
-                <w:i w:val="false"/>
-                <w:b w:val="false"/>
-                <w:u w:val="none"/>
-                <w:sz w:val="18"/>
-                <w:szCs w:val="18"/>
-                <w:color w:val="000000"/>
-              </w:rPr>
-              <w:t xml:space="preserve">Poor</w:t>
-            </w:r>
-          </w:p>
-        </w:tc>
-      </w:tr>
-      <w:tr>
-        <w:trPr>
-          <w:trHeight w:val="542" w:hRule="auto"/>
-        </w:trPr>
-        body36
-        <w:tc>
-          <w:tcPr>
-            <w:tcBorders>
-              <w:bottom w:val="none" w:sz="0" w:space="0" w:color="000000"/>
-              <w:top w:val="none" w:sz="0" w:space="0" w:color="000000"/>
-              <w:left w:val="none" w:sz="0" w:space="0" w:color="000000"/>
-              <w:right w:val="none" w:sz="0" w:space="0" w:color="000000"/>
-            </w:tcBorders>
-            <w:shd w:val="clear" w:color="auto" w:fill="FFFFFF"/>
-            <w:tcMar>
-              <w:top w:w="0" w:type="dxa"/>
-              <w:bottom w:w="0" w:type="dxa"/>
-              <w:left w:w="0" w:type="dxa"/>
-              <w:right w:w="0" w:type="dxa"/>
-            </w:tcMar>
-            <w:vAlign w:val="center"/>
-          </w:tcPr>
-          <w:p>
-            <w:pPr>
-              <w:jc w:val="left"/>
-              <w:pBdr>
-                <w:bottom w:val="none" w:sz="0" w:space="0" w:color="000000"/>
-                <w:top w:val="none" w:sz="0" w:space="0" w:color="000000"/>
-                <w:left w:val="none" w:sz="0" w:space="0" w:color="000000"/>
-                <w:right w:val="none" w:sz="0" w:space="0" w:color="000000"/>
-              </w:pBdr>
-              <w:spacing w:after="100" w:before="100" w:line="240"/>
-              <w:ind w:left="100" w:right="100" w:firstLine="0" w:firstLineChars="0"/>
-              <w:rPr>
-                <w:rFonts w:ascii="Arial" w:hAnsi="Arial" w:eastAsia="Arial" w:cs="Arial"/>
-                <w:i w:val="false"/>
-                <w:b w:val="false"/>
-                <w:u w:val="none"/>
-                <w:sz w:val="18"/>
-                <w:szCs w:val="18"/>
-                <w:color w:val="000000"/>
-              </w:rPr>
-            </w:pPr>
-            <w:r>
-              <w:rPr>
-                <w:rFonts w:ascii="Arial" w:hAnsi="Arial" w:eastAsia="Arial" w:cs="Arial"/>
-                <w:i w:val="false"/>
-                <w:b w:val="false"/>
-                <w:u w:val="none"/>
-                <w:sz w:val="18"/>
-                <w:szCs w:val="18"/>
-                <w:color w:val="000000"/>
-              </w:rPr>
-              <w:t xml:space="preserve">59</w:t>
-            </w:r>
-          </w:p>
-        </w:tc>
-        <w:tc>
-          <w:tcPr>
-            <w:tcBorders>
-              <w:bottom w:val="none" w:sz="0" w:space="0" w:color="000000"/>
-              <w:top w:val="none" w:sz="0" w:space="0" w:color="000000"/>
-              <w:left w:val="none" w:sz="0" w:space="0" w:color="000000"/>
-              <w:right w:val="none" w:sz="0" w:space="0" w:color="000000"/>
-            </w:tcBorders>
-            <w:shd w:val="clear" w:color="auto" w:fill="FFFFFF"/>
-            <w:tcMar>
-              <w:top w:w="0" w:type="dxa"/>
-              <w:bottom w:w="0" w:type="dxa"/>
-              <w:left w:w="0" w:type="dxa"/>
-              <w:right w:w="0" w:type="dxa"/>
-            </w:tcMar>
-            <w:vAlign w:val="center"/>
-          </w:tcPr>
-          <w:p>
-            <w:pPr>
-              <w:jc w:val="center"/>
-              <w:pBdr>
-                <w:bottom w:val="none" w:sz="0" w:space="0" w:color="000000"/>
-                <w:top w:val="none" w:sz="0" w:space="0" w:color="000000"/>
-                <w:left w:val="none" w:sz="0" w:space="0" w:color="000000"/>
-                <w:right w:val="none" w:sz="0" w:space="0" w:color="000000"/>
-              </w:pBdr>
-              <w:spacing w:after="100" w:before="100" w:line="240"/>
-              <w:ind w:left="100" w:right="100" w:firstLine="0" w:firstLineChars="0"/>
-              <w:rPr>
-                <w:rFonts w:ascii="Arial" w:hAnsi="Arial" w:eastAsia="Arial" w:cs="Arial"/>
-                <w:i w:val="false"/>
-                <w:b w:val="false"/>
-                <w:u w:val="none"/>
-                <w:sz w:val="18"/>
-                <w:szCs w:val="18"/>
-                <w:color w:val="000000"/>
-              </w:rPr>
-            </w:pPr>
-            <w:r>
-              <w:rPr>
-                <w:rFonts w:ascii="Arial" w:hAnsi="Arial" w:eastAsia="Arial" w:cs="Arial"/>
-                <w:i w:val="false"/>
-                <w:b w:val="false"/>
-                <w:u w:val="none"/>
-                <w:sz w:val="18"/>
-                <w:szCs w:val="18"/>
-                <w:color w:val="000000"/>
-              </w:rPr>
-              <w:t xml:space="preserve">Yes</w:t>
-            </w:r>
-          </w:p>
-        </w:tc>
-        <w:tc>
-          <w:tcPr>
-            <w:tcBorders>
-              <w:bottom w:val="none" w:sz="0" w:space="0" w:color="000000"/>
-              <w:top w:val="none" w:sz="0" w:space="0" w:color="000000"/>
-              <w:left w:val="none" w:sz="0" w:space="0" w:color="000000"/>
-              <w:right w:val="none" w:sz="0" w:space="0" w:color="000000"/>
-            </w:tcBorders>
-            <w:shd w:val="clear" w:color="auto" w:fill="FFFFFF"/>
-            <w:tcMar>
-              <w:top w:w="0" w:type="dxa"/>
-              <w:bottom w:w="0" w:type="dxa"/>
-              <w:left w:w="0" w:type="dxa"/>
-              <w:right w:w="0" w:type="dxa"/>
-            </w:tcMar>
-            <w:vAlign w:val="center"/>
-          </w:tcPr>
-          <w:p>
-            <w:pPr>
-              <w:jc w:val="center"/>
-              <w:pBdr>
-                <w:bottom w:val="none" w:sz="0" w:space="0" w:color="000000"/>
-                <w:top w:val="none" w:sz="0" w:space="0" w:color="000000"/>
-                <w:left w:val="none" w:sz="0" w:space="0" w:color="000000"/>
-                <w:right w:val="none" w:sz="0" w:space="0" w:color="000000"/>
-              </w:pBdr>
-              <w:spacing w:after="100" w:before="100" w:line="240"/>
-              <w:ind w:left="100" w:right="100" w:firstLine="0" w:firstLineChars="0"/>
-              <w:rPr>
-                <w:rFonts w:ascii="Arial" w:hAnsi="Arial" w:eastAsia="Arial" w:cs="Arial"/>
-                <w:i w:val="false"/>
-                <w:b w:val="false"/>
-                <w:u w:val="none"/>
-                <w:sz w:val="18"/>
-                <w:szCs w:val="18"/>
-                <w:color w:val="000000"/>
-              </w:rPr>
-            </w:pPr>
-            <w:r>
-              <w:rPr>
-                <w:rFonts w:ascii="Arial" w:hAnsi="Arial" w:eastAsia="Arial" w:cs="Arial"/>
-                <w:i w:val="false"/>
-                <w:b w:val="false"/>
-                <w:u w:val="none"/>
-                <w:sz w:val="18"/>
-                <w:szCs w:val="18"/>
-                <w:color w:val="000000"/>
-              </w:rPr>
-              <w:t xml:space="preserve">Yes</w:t>
-            </w:r>
-          </w:p>
-        </w:tc>
-        <w:tc>
-          <w:tcPr>
-            <w:tcBorders>
-              <w:bottom w:val="none" w:sz="0" w:space="0" w:color="000000"/>
-              <w:top w:val="none" w:sz="0" w:space="0" w:color="000000"/>
-              <w:left w:val="none" w:sz="0" w:space="0" w:color="000000"/>
-              <w:right w:val="none" w:sz="0" w:space="0" w:color="000000"/>
-            </w:tcBorders>
-            <w:shd w:val="clear" w:color="auto" w:fill="FFFFFF"/>
-            <w:tcMar>
-              <w:top w:w="0" w:type="dxa"/>
-              <w:bottom w:w="0" w:type="dxa"/>
-              <w:left w:w="0" w:type="dxa"/>
-              <w:right w:w="0" w:type="dxa"/>
-            </w:tcMar>
-            <w:vAlign w:val="center"/>
-          </w:tcPr>
-          <w:p>
-            <w:pPr>
-              <w:jc w:val="center"/>
-              <w:pBdr>
-                <w:bottom w:val="none" w:sz="0" w:space="0" w:color="000000"/>
-                <w:top w:val="none" w:sz="0" w:space="0" w:color="000000"/>
-                <w:left w:val="none" w:sz="0" w:space="0" w:color="000000"/>
-                <w:right w:val="none" w:sz="0" w:space="0" w:color="000000"/>
-              </w:pBdr>
-              <w:spacing w:after="100" w:before="100" w:line="240"/>
-              <w:ind w:left="100" w:right="100" w:firstLine="0" w:firstLineChars="0"/>
-              <w:rPr>
-                <w:rFonts w:ascii="Arial" w:hAnsi="Arial" w:eastAsia="Arial" w:cs="Arial"/>
-                <w:i w:val="false"/>
-                <w:b w:val="false"/>
-                <w:u w:val="none"/>
-                <w:sz w:val="18"/>
-                <w:szCs w:val="18"/>
-                <w:color w:val="000000"/>
-              </w:rPr>
-            </w:pPr>
-            <w:r>
-              <w:rPr>
-                <w:rFonts w:ascii="Arial" w:hAnsi="Arial" w:eastAsia="Arial" w:cs="Arial"/>
-                <w:i w:val="false"/>
-                <w:b w:val="false"/>
-                <w:u w:val="none"/>
-                <w:sz w:val="18"/>
-                <w:szCs w:val="18"/>
-                <w:color w:val="000000"/>
-              </w:rPr>
-              <w:t xml:space="preserve">Yes</w:t>
-            </w:r>
-          </w:p>
-        </w:tc>
-        <w:tc>
-          <w:tcPr>
-            <w:tcBorders>
-              <w:bottom w:val="none" w:sz="0" w:space="0" w:color="000000"/>
-              <w:top w:val="none" w:sz="0" w:space="0" w:color="000000"/>
-              <w:left w:val="none" w:sz="0" w:space="0" w:color="000000"/>
-              <w:right w:val="none" w:sz="0" w:space="0" w:color="000000"/>
-            </w:tcBorders>
-            <w:shd w:val="clear" w:color="auto" w:fill="FFFFFF"/>
-            <w:tcMar>
-              <w:top w:w="0" w:type="dxa"/>
-              <w:bottom w:w="0" w:type="dxa"/>
-              <w:left w:w="0" w:type="dxa"/>
-              <w:right w:w="0" w:type="dxa"/>
-            </w:tcMar>
-            <w:vAlign w:val="center"/>
-          </w:tcPr>
-          <w:p>
-            <w:pPr>
-              <w:jc w:val="center"/>
-              <w:pBdr>
-                <w:bottom w:val="none" w:sz="0" w:space="0" w:color="000000"/>
-                <w:top w:val="none" w:sz="0" w:space="0" w:color="000000"/>
-                <w:left w:val="none" w:sz="0" w:space="0" w:color="000000"/>
-                <w:right w:val="none" w:sz="0" w:space="0" w:color="000000"/>
-              </w:pBdr>
-              <w:spacing w:after="100" w:before="100" w:line="240"/>
-              <w:ind w:left="100" w:right="100" w:firstLine="0" w:firstLineChars="0"/>
-              <w:rPr>
-                <w:rFonts w:ascii="Arial" w:hAnsi="Arial" w:eastAsia="Arial" w:cs="Arial"/>
-                <w:i w:val="false"/>
-                <w:b w:val="false"/>
-                <w:u w:val="none"/>
-                <w:sz w:val="18"/>
-                <w:szCs w:val="18"/>
-                <w:color w:val="000000"/>
-              </w:rPr>
-            </w:pPr>
-            <w:r>
-              <w:rPr>
-                <w:rFonts w:ascii="Arial" w:hAnsi="Arial" w:eastAsia="Arial" w:cs="Arial"/>
-                <w:i w:val="false"/>
-                <w:b w:val="false"/>
-                <w:u w:val="none"/>
-                <w:sz w:val="18"/>
-                <w:szCs w:val="18"/>
-                <w:color w:val="000000"/>
-              </w:rPr>
-              <w:t xml:space="preserve">Yes</w:t>
-            </w:r>
-          </w:p>
-        </w:tc>
-        <w:tc>
-          <w:tcPr>
-            <w:tcBorders>
-              <w:bottom w:val="none" w:sz="0" w:space="0" w:color="000000"/>
-              <w:top w:val="none" w:sz="0" w:space="0" w:color="000000"/>
-              <w:left w:val="none" w:sz="0" w:space="0" w:color="000000"/>
-              <w:right w:val="none" w:sz="0" w:space="0" w:color="000000"/>
-            </w:tcBorders>
-            <w:shd w:val="clear" w:color="auto" w:fill="FFFFFF"/>
-            <w:tcMar>
-              <w:top w:w="0" w:type="dxa"/>
-              <w:bottom w:w="0" w:type="dxa"/>
-              <w:left w:w="0" w:type="dxa"/>
-              <w:right w:w="0" w:type="dxa"/>
-            </w:tcMar>
-            <w:vAlign w:val="center"/>
-          </w:tcPr>
-          <w:p>
-            <w:pPr>
-              <w:jc w:val="center"/>
-              <w:pBdr>
-                <w:bottom w:val="none" w:sz="0" w:space="0" w:color="000000"/>
-                <w:top w:val="none" w:sz="0" w:space="0" w:color="000000"/>
-                <w:left w:val="none" w:sz="0" w:space="0" w:color="000000"/>
-                <w:right w:val="none" w:sz="0" w:space="0" w:color="000000"/>
-              </w:pBdr>
-              <w:spacing w:after="100" w:before="100" w:line="240"/>
-              <w:ind w:left="100" w:right="100" w:firstLine="0" w:firstLineChars="0"/>
-              <w:rPr>
-                <w:rFonts w:ascii="Arial" w:hAnsi="Arial" w:eastAsia="Arial" w:cs="Arial"/>
-                <w:i w:val="false"/>
-                <w:b w:val="false"/>
-                <w:u w:val="none"/>
-                <w:sz w:val="18"/>
-                <w:szCs w:val="18"/>
-                <w:color w:val="000000"/>
-              </w:rPr>
-            </w:pPr>
-            <w:r>
-              <w:rPr>
-                <w:rFonts w:ascii="Arial" w:hAnsi="Arial" w:eastAsia="Arial" w:cs="Arial"/>
-                <w:i w:val="false"/>
-                <w:b w:val="false"/>
-                <w:u w:val="none"/>
-                <w:sz w:val="18"/>
-                <w:szCs w:val="18"/>
-                <w:color w:val="000000"/>
-              </w:rPr>
-              <w:t xml:space="preserve">No</w:t>
-            </w:r>
-          </w:p>
-        </w:tc>
-        <w:tc>
-          <w:tcPr>
-            <w:tcBorders>
-              <w:bottom w:val="none" w:sz="0" w:space="0" w:color="000000"/>
-              <w:top w:val="none" w:sz="0" w:space="0" w:color="000000"/>
-              <w:left w:val="none" w:sz="0" w:space="0" w:color="000000"/>
-              <w:right w:val="none" w:sz="0" w:space="0" w:color="000000"/>
-            </w:tcBorders>
-            <w:shd w:val="clear" w:color="auto" w:fill="FFFFFF"/>
-            <w:tcMar>
-              <w:top w:w="0" w:type="dxa"/>
-              <w:bottom w:w="0" w:type="dxa"/>
-              <w:left w:w="0" w:type="dxa"/>
-              <w:right w:w="0" w:type="dxa"/>
-            </w:tcMar>
-            <w:vAlign w:val="center"/>
-          </w:tcPr>
-          <w:p>
-            <w:pPr>
-              <w:jc w:val="center"/>
-              <w:pBdr>
-                <w:bottom w:val="none" w:sz="0" w:space="0" w:color="000000"/>
-                <w:top w:val="none" w:sz="0" w:space="0" w:color="000000"/>
-                <w:left w:val="none" w:sz="0" w:space="0" w:color="000000"/>
-                <w:right w:val="none" w:sz="0" w:space="0" w:color="000000"/>
-              </w:pBdr>
-              <w:spacing w:after="100" w:before="100" w:line="240"/>
-              <w:ind w:left="100" w:right="100" w:firstLine="0" w:firstLineChars="0"/>
-              <w:rPr>
-                <w:rFonts w:ascii="Arial" w:hAnsi="Arial" w:eastAsia="Arial" w:cs="Arial"/>
-                <w:i w:val="false"/>
-                <w:b w:val="false"/>
-                <w:u w:val="none"/>
-                <w:sz w:val="18"/>
-                <w:szCs w:val="18"/>
-                <w:color w:val="000000"/>
-              </w:rPr>
-            </w:pPr>
-            <w:r>
-              <w:rPr>
-                <w:rFonts w:ascii="Arial" w:hAnsi="Arial" w:eastAsia="Arial" w:cs="Arial"/>
-                <w:i w:val="false"/>
-                <w:b w:val="false"/>
-                <w:u w:val="none"/>
-                <w:sz w:val="18"/>
-                <w:szCs w:val="18"/>
-                <w:color w:val="000000"/>
-              </w:rPr>
-              <w:t xml:space="preserve">NA</w:t>
-            </w:r>
-          </w:p>
-        </w:tc>
-        <w:tc>
-          <w:tcPr>
-            <w:tcBorders>
-              <w:bottom w:val="none" w:sz="0" w:space="0" w:color="000000"/>
-              <w:top w:val="none" w:sz="0" w:space="0" w:color="000000"/>
-              <w:left w:val="none" w:sz="0" w:space="0" w:color="000000"/>
-              <w:right w:val="none" w:sz="0" w:space="0" w:color="000000"/>
-            </w:tcBorders>
-            <w:shd w:val="clear" w:color="auto" w:fill="FFFFFF"/>
-            <w:tcMar>
-              <w:top w:w="0" w:type="dxa"/>
-              <w:bottom w:w="0" w:type="dxa"/>
-              <w:left w:w="0" w:type="dxa"/>
-              <w:right w:w="0" w:type="dxa"/>
-            </w:tcMar>
-            <w:vAlign w:val="center"/>
-          </w:tcPr>
-          <w:p>
-            <w:pPr>
-              <w:jc w:val="center"/>
-              <w:pBdr>
-                <w:bottom w:val="none" w:sz="0" w:space="0" w:color="000000"/>
-                <w:top w:val="none" w:sz="0" w:space="0" w:color="000000"/>
-                <w:left w:val="none" w:sz="0" w:space="0" w:color="000000"/>
-                <w:right w:val="none" w:sz="0" w:space="0" w:color="000000"/>
-              </w:pBdr>
-              <w:spacing w:after="100" w:before="100" w:line="240"/>
-              <w:ind w:left="100" w:right="100" w:firstLine="0" w:firstLineChars="0"/>
-              <w:rPr>
-                <w:rFonts w:ascii="Arial" w:hAnsi="Arial" w:eastAsia="Arial" w:cs="Arial"/>
-                <w:i w:val="false"/>
-                <w:b w:val="false"/>
-                <w:u w:val="none"/>
-                <w:sz w:val="18"/>
-                <w:szCs w:val="18"/>
-                <w:color w:val="000000"/>
-              </w:rPr>
-            </w:pPr>
-            <w:r>
-              <w:rPr>
-                <w:rFonts w:ascii="Arial" w:hAnsi="Arial" w:eastAsia="Arial" w:cs="Arial"/>
-                <w:i w:val="false"/>
-                <w:b w:val="false"/>
-                <w:u w:val="none"/>
-                <w:sz w:val="18"/>
-                <w:szCs w:val="18"/>
-                <w:color w:val="000000"/>
-              </w:rPr>
-              <w:t xml:space="preserve">NA</w:t>
-            </w:r>
-          </w:p>
-        </w:tc>
-        <w:tc>
-          <w:tcPr>
-            <w:tcBorders>
-              <w:bottom w:val="none" w:sz="0" w:space="0" w:color="000000"/>
-              <w:top w:val="none" w:sz="0" w:space="0" w:color="000000"/>
-              <w:left w:val="none" w:sz="0" w:space="0" w:color="000000"/>
-              <w:right w:val="none" w:sz="0" w:space="0" w:color="000000"/>
-            </w:tcBorders>
-            <w:shd w:val="clear" w:color="auto" w:fill="FFFFFF"/>
-            <w:tcMar>
-              <w:top w:w="0" w:type="dxa"/>
-              <w:bottom w:w="0" w:type="dxa"/>
-              <w:left w:w="0" w:type="dxa"/>
-              <w:right w:w="0" w:type="dxa"/>
-            </w:tcMar>
-            <w:vAlign w:val="center"/>
-          </w:tcPr>
-          <w:p>
-            <w:pPr>
-              <w:jc w:val="center"/>
-              <w:pBdr>
-                <w:bottom w:val="none" w:sz="0" w:space="0" w:color="000000"/>
-                <w:top w:val="none" w:sz="0" w:space="0" w:color="000000"/>
-                <w:left w:val="none" w:sz="0" w:space="0" w:color="000000"/>
-                <w:right w:val="none" w:sz="0" w:space="0" w:color="000000"/>
-              </w:pBdr>
-              <w:spacing w:after="100" w:before="100" w:line="240"/>
-              <w:ind w:left="100" w:right="100" w:firstLine="0" w:firstLineChars="0"/>
-              <w:rPr>
-                <w:rFonts w:ascii="Arial" w:hAnsi="Arial" w:eastAsia="Arial" w:cs="Arial"/>
-                <w:i w:val="false"/>
-                <w:b w:val="false"/>
-                <w:u w:val="none"/>
-                <w:sz w:val="18"/>
-                <w:szCs w:val="18"/>
-                <w:color w:val="000000"/>
-              </w:rPr>
-            </w:pPr>
-            <w:r>
-              <w:rPr>
-                <w:rFonts w:ascii="Arial" w:hAnsi="Arial" w:eastAsia="Arial" w:cs="Arial"/>
-                <w:i w:val="false"/>
-                <w:b w:val="false"/>
-                <w:u w:val="none"/>
-                <w:sz w:val="18"/>
-                <w:szCs w:val="18"/>
-                <w:color w:val="000000"/>
-              </w:rPr>
-              <w:t xml:space="preserve">NA</w:t>
-            </w:r>
-          </w:p>
-        </w:tc>
-        <w:tc>
-          <w:tcPr>
-            <w:tcBorders>
-              <w:bottom w:val="none" w:sz="0" w:space="0" w:color="000000"/>
-              <w:top w:val="none" w:sz="0" w:space="0" w:color="000000"/>
-              <w:left w:val="none" w:sz="0" w:space="0" w:color="000000"/>
-              <w:right w:val="none" w:sz="0" w:space="0" w:color="000000"/>
-            </w:tcBorders>
-            <w:shd w:val="clear" w:color="auto" w:fill="FFFFFF"/>
-            <w:tcMar>
-              <w:top w:w="0" w:type="dxa"/>
-              <w:bottom w:w="0" w:type="dxa"/>
-              <w:left w:w="0" w:type="dxa"/>
-              <w:right w:w="0" w:type="dxa"/>
-            </w:tcMar>
-            <w:vAlign w:val="center"/>
-          </w:tcPr>
-          <w:p>
-            <w:pPr>
-              <w:jc w:val="center"/>
-              <w:pBdr>
-                <w:bottom w:val="none" w:sz="0" w:space="0" w:color="000000"/>
-                <w:top w:val="none" w:sz="0" w:space="0" w:color="000000"/>
-                <w:left w:val="none" w:sz="0" w:space="0" w:color="000000"/>
-                <w:right w:val="none" w:sz="0" w:space="0" w:color="000000"/>
-              </w:pBdr>
-              <w:spacing w:after="100" w:before="100" w:line="240"/>
-              <w:ind w:left="100" w:right="100" w:firstLine="0" w:firstLineChars="0"/>
-              <w:rPr>
-                <w:rFonts w:ascii="Arial" w:hAnsi="Arial" w:eastAsia="Arial" w:cs="Arial"/>
-                <w:i w:val="false"/>
-                <w:b w:val="false"/>
-                <w:u w:val="none"/>
-                <w:sz w:val="18"/>
-                <w:szCs w:val="18"/>
-                <w:color w:val="000000"/>
-              </w:rPr>
-            </w:pPr>
-            <w:r>
-              <w:rPr>
-                <w:rFonts w:ascii="Arial" w:hAnsi="Arial" w:eastAsia="Arial" w:cs="Arial"/>
-                <w:i w:val="false"/>
-                <w:b w:val="false"/>
-                <w:u w:val="none"/>
-                <w:sz w:val="18"/>
-                <w:szCs w:val="18"/>
-                <w:color w:val="000000"/>
-              </w:rPr>
-              <w:t xml:space="preserve">Yes</w:t>
-            </w:r>
-          </w:p>
-        </w:tc>
-        <w:tc>
-          <w:tcPr>
-            <w:tcBorders>
-              <w:bottom w:val="none" w:sz="0" w:space="0" w:color="000000"/>
-              <w:top w:val="none" w:sz="0" w:space="0" w:color="000000"/>
-              <w:left w:val="none" w:sz="0" w:space="0" w:color="000000"/>
-              <w:right w:val="none" w:sz="0" w:space="0" w:color="000000"/>
-            </w:tcBorders>
-            <w:shd w:val="clear" w:color="auto" w:fill="FFFFFF"/>
-            <w:tcMar>
-              <w:top w:w="0" w:type="dxa"/>
-              <w:bottom w:w="0" w:type="dxa"/>
-              <w:left w:w="0" w:type="dxa"/>
-              <w:right w:w="0" w:type="dxa"/>
-            </w:tcMar>
-            <w:vAlign w:val="center"/>
-          </w:tcPr>
-          <w:p>
-            <w:pPr>
-              <w:jc w:val="center"/>
-              <w:pBdr>
-                <w:bottom w:val="none" w:sz="0" w:space="0" w:color="000000"/>
-                <w:top w:val="none" w:sz="0" w:space="0" w:color="000000"/>
-                <w:left w:val="none" w:sz="0" w:space="0" w:color="000000"/>
-                <w:right w:val="none" w:sz="0" w:space="0" w:color="000000"/>
-              </w:pBdr>
-              <w:spacing w:after="100" w:before="100" w:line="240"/>
-              <w:ind w:left="100" w:right="100" w:firstLine="0" w:firstLineChars="0"/>
-              <w:rPr>
-                <w:rFonts w:ascii="Arial" w:hAnsi="Arial" w:eastAsia="Arial" w:cs="Arial"/>
-                <w:i w:val="false"/>
-                <w:b w:val="false"/>
-                <w:u w:val="none"/>
-                <w:sz w:val="18"/>
-                <w:szCs w:val="18"/>
-                <w:color w:val="000000"/>
-              </w:rPr>
-            </w:pPr>
-            <w:r>
-              <w:rPr>
-                <w:rFonts w:ascii="Arial" w:hAnsi="Arial" w:eastAsia="Arial" w:cs="Arial"/>
-                <w:i w:val="false"/>
-                <w:b w:val="false"/>
-                <w:u w:val="none"/>
-                <w:sz w:val="18"/>
-                <w:szCs w:val="18"/>
-                <w:color w:val="000000"/>
-              </w:rPr>
-              <w:t xml:space="preserve">Yes</w:t>
-            </w:r>
-          </w:p>
-        </w:tc>
-        <w:tc>
-          <w:tcPr>
-            <w:tcBorders>
-              <w:bottom w:val="none" w:sz="0" w:space="0" w:color="000000"/>
-              <w:top w:val="none" w:sz="0" w:space="0" w:color="000000"/>
-              <w:left w:val="none" w:sz="0" w:space="0" w:color="000000"/>
-              <w:right w:val="none" w:sz="0" w:space="0" w:color="000000"/>
-            </w:tcBorders>
-            <w:shd w:val="clear" w:color="auto" w:fill="FFFFFF"/>
-            <w:tcMar>
-              <w:top w:w="0" w:type="dxa"/>
-              <w:bottom w:w="0" w:type="dxa"/>
-              <w:left w:w="0" w:type="dxa"/>
-              <w:right w:w="0" w:type="dxa"/>
-            </w:tcMar>
-            <w:vAlign w:val="center"/>
-          </w:tcPr>
-          <w:p>
-            <w:pPr>
-              <w:jc w:val="center"/>
-              <w:pBdr>
-                <w:bottom w:val="none" w:sz="0" w:space="0" w:color="000000"/>
-                <w:top w:val="none" w:sz="0" w:space="0" w:color="000000"/>
-                <w:left w:val="none" w:sz="0" w:space="0" w:color="000000"/>
-                <w:right w:val="none" w:sz="0" w:space="0" w:color="000000"/>
-              </w:pBdr>
-              <w:spacing w:after="100" w:before="100" w:line="240"/>
-              <w:ind w:left="100" w:right="100" w:firstLine="0" w:firstLineChars="0"/>
-              <w:rPr>
-                <w:rFonts w:ascii="Arial" w:hAnsi="Arial" w:eastAsia="Arial" w:cs="Arial"/>
-                <w:i w:val="false"/>
-                <w:b w:val="false"/>
-                <w:u w:val="none"/>
-                <w:sz w:val="18"/>
-                <w:szCs w:val="18"/>
-                <w:color w:val="000000"/>
-              </w:rPr>
-            </w:pPr>
-            <w:r>
-              <w:rPr>
-                <w:rFonts w:ascii="Arial" w:hAnsi="Arial" w:eastAsia="Arial" w:cs="Arial"/>
-                <w:i w:val="false"/>
-                <w:b w:val="false"/>
-                <w:u w:val="none"/>
-                <w:sz w:val="18"/>
-                <w:szCs w:val="18"/>
-                <w:color w:val="000000"/>
-              </w:rPr>
-              <w:t xml:space="preserve">NR</w:t>
-            </w:r>
-          </w:p>
-        </w:tc>
-        <w:tc>
-          <w:tcPr>
-            <w:tcBorders>
-              <w:bottom w:val="none" w:sz="0" w:space="0" w:color="000000"/>
-              <w:top w:val="none" w:sz="0" w:space="0" w:color="000000"/>
-              <w:left w:val="none" w:sz="0" w:space="0" w:color="000000"/>
-              <w:right w:val="none" w:sz="0" w:space="0" w:color="000000"/>
-            </w:tcBorders>
-            <w:shd w:val="clear" w:color="auto" w:fill="FFFFFF"/>
-            <w:tcMar>
-              <w:top w:w="0" w:type="dxa"/>
-              <w:bottom w:w="0" w:type="dxa"/>
-              <w:left w:w="0" w:type="dxa"/>
-              <w:right w:w="0" w:type="dxa"/>
-            </w:tcMar>
-            <w:vAlign w:val="center"/>
-          </w:tcPr>
-          <w:p>
-            <w:pPr>
-              <w:jc w:val="center"/>
-              <w:pBdr>
-                <w:bottom w:val="none" w:sz="0" w:space="0" w:color="000000"/>
-                <w:top w:val="none" w:sz="0" w:space="0" w:color="000000"/>
-                <w:left w:val="none" w:sz="0" w:space="0" w:color="000000"/>
-                <w:right w:val="none" w:sz="0" w:space="0" w:color="000000"/>
-              </w:pBdr>
-              <w:spacing w:after="100" w:before="100" w:line="240"/>
-              <w:ind w:left="100" w:right="100" w:firstLine="0" w:firstLineChars="0"/>
-              <w:rPr>
-                <w:rFonts w:ascii="Arial" w:hAnsi="Arial" w:eastAsia="Arial" w:cs="Arial"/>
-                <w:i w:val="false"/>
-                <w:b w:val="false"/>
-                <w:u w:val="none"/>
-                <w:sz w:val="18"/>
-                <w:szCs w:val="18"/>
-                <w:color w:val="000000"/>
-              </w:rPr>
-            </w:pPr>
-            <w:r>
-              <w:rPr>
-                <w:rFonts w:ascii="Arial" w:hAnsi="Arial" w:eastAsia="Arial" w:cs="Arial"/>
-                <w:i w:val="false"/>
-                <w:b w:val="false"/>
-                <w:u w:val="none"/>
-                <w:sz w:val="18"/>
-                <w:szCs w:val="18"/>
-                <w:color w:val="000000"/>
-              </w:rPr>
-              <w:t xml:space="preserve">NA</w:t>
-            </w:r>
-          </w:p>
-        </w:tc>
-        <w:tc>
-          <w:tcPr>
-            <w:tcBorders>
-              <w:bottom w:val="none" w:sz="0" w:space="0" w:color="000000"/>
-              <w:top w:val="none" w:sz="0" w:space="0" w:color="000000"/>
-              <w:left w:val="none" w:sz="0" w:space="0" w:color="000000"/>
-              <w:right w:val="none" w:sz="0" w:space="0" w:color="000000"/>
-            </w:tcBorders>
-            <w:shd w:val="clear" w:color="auto" w:fill="FFFFFF"/>
-            <w:tcMar>
-              <w:top w:w="0" w:type="dxa"/>
-              <w:bottom w:w="0" w:type="dxa"/>
-              <w:left w:w="0" w:type="dxa"/>
-              <w:right w:w="0" w:type="dxa"/>
-            </w:tcMar>
-            <w:vAlign w:val="center"/>
-          </w:tcPr>
-          <w:p>
-            <w:pPr>
-              <w:jc w:val="center"/>
-              <w:pBdr>
-                <w:bottom w:val="none" w:sz="0" w:space="0" w:color="000000"/>
-                <w:top w:val="none" w:sz="0" w:space="0" w:color="000000"/>
-                <w:left w:val="none" w:sz="0" w:space="0" w:color="000000"/>
-                <w:right w:val="none" w:sz="0" w:space="0" w:color="000000"/>
-              </w:pBdr>
-              <w:spacing w:after="100" w:before="100" w:line="240"/>
-              <w:ind w:left="100" w:right="100" w:firstLine="0" w:firstLineChars="0"/>
-              <w:rPr>
-                <w:rFonts w:ascii="Arial" w:hAnsi="Arial" w:eastAsia="Arial" w:cs="Arial"/>
-                <w:i w:val="false"/>
-                <w:b w:val="false"/>
-                <w:u w:val="none"/>
-                <w:sz w:val="18"/>
-                <w:szCs w:val="18"/>
-                <w:color w:val="000000"/>
-              </w:rPr>
-            </w:pPr>
-            <w:r>
-              <w:rPr>
-                <w:rFonts w:ascii="Arial" w:hAnsi="Arial" w:eastAsia="Arial" w:cs="Arial"/>
-                <w:i w:val="false"/>
-                <w:b w:val="false"/>
-                <w:u w:val="none"/>
-                <w:sz w:val="18"/>
-                <w:szCs w:val="18"/>
-                <w:color w:val="000000"/>
-              </w:rPr>
-              <w:t xml:space="preserve">No</w:t>
-            </w:r>
-          </w:p>
-        </w:tc>
-        <w:tc>
-          <w:tcPr>
-            <w:tcBorders>
-              <w:bottom w:val="none" w:sz="0" w:space="0" w:color="000000"/>
-              <w:top w:val="none" w:sz="0" w:space="0" w:color="000000"/>
-              <w:left w:val="none" w:sz="0" w:space="0" w:color="000000"/>
-              <w:right w:val="none" w:sz="0" w:space="0" w:color="000000"/>
-            </w:tcBorders>
-            <w:shd w:val="clear" w:color="auto" w:fill="FFFFFF"/>
-            <w:tcMar>
-              <w:top w:w="0" w:type="dxa"/>
-              <w:bottom w:w="0" w:type="dxa"/>
-              <w:left w:w="0" w:type="dxa"/>
-              <w:right w:w="0" w:type="dxa"/>
-            </w:tcMar>
-            <w:vAlign w:val="center"/>
-          </w:tcPr>
-          <w:p>
-            <w:pPr>
-              <w:jc w:val="center"/>
-              <w:pBdr>
-                <w:bottom w:val="none" w:sz="0" w:space="0" w:color="000000"/>
-                <w:top w:val="none" w:sz="0" w:space="0" w:color="000000"/>
-                <w:left w:val="none" w:sz="0" w:space="0" w:color="000000"/>
-                <w:right w:val="none" w:sz="0" w:space="0" w:color="000000"/>
-              </w:pBdr>
-              <w:spacing w:after="100" w:before="100" w:line="240"/>
-              <w:ind w:left="100" w:right="100" w:firstLine="0" w:firstLineChars="0"/>
-              <w:rPr>
-                <w:rFonts w:ascii="Arial" w:hAnsi="Arial" w:eastAsia="Arial" w:cs="Arial"/>
-                <w:i w:val="false"/>
-                <w:b w:val="false"/>
-                <w:u w:val="none"/>
-                <w:sz w:val="18"/>
-                <w:szCs w:val="18"/>
-                <w:color w:val="000000"/>
-              </w:rPr>
-            </w:pPr>
-            <w:r>
-              <w:rPr>
-                <w:rFonts w:ascii="Arial" w:hAnsi="Arial" w:eastAsia="Arial" w:cs="Arial"/>
-                <w:i w:val="false"/>
-                <w:b w:val="false"/>
-                <w:u w:val="none"/>
-                <w:sz w:val="18"/>
-                <w:szCs w:val="18"/>
-                <w:color w:val="000000"/>
-              </w:rPr>
-              <w:t xml:space="preserve">NA</w:t>
             </w:r>
           </w:p>
         </w:tc>
@@ -31214,6 +31214,844 @@
                 <w:szCs w:val="18"/>
                 <w:color w:val="000000"/>
               </w:rPr>
+              <w:t xml:space="preserve">59</w:t>
+            </w:r>
+          </w:p>
+        </w:tc>
+        <w:tc>
+          <w:tcPr>
+            <w:tcBorders>
+              <w:bottom w:val="none" w:sz="0" w:space="0" w:color="000000"/>
+              <w:top w:val="none" w:sz="0" w:space="0" w:color="000000"/>
+              <w:left w:val="none" w:sz="0" w:space="0" w:color="000000"/>
+              <w:right w:val="none" w:sz="0" w:space="0" w:color="000000"/>
+            </w:tcBorders>
+            <w:shd w:val="clear" w:color="auto" w:fill="FFFFFF"/>
+            <w:tcMar>
+              <w:top w:w="0" w:type="dxa"/>
+              <w:bottom w:w="0" w:type="dxa"/>
+              <w:left w:w="0" w:type="dxa"/>
+              <w:right w:w="0" w:type="dxa"/>
+            </w:tcMar>
+            <w:vAlign w:val="center"/>
+          </w:tcPr>
+          <w:p>
+            <w:pPr>
+              <w:jc w:val="center"/>
+              <w:pBdr>
+                <w:bottom w:val="none" w:sz="0" w:space="0" w:color="000000"/>
+                <w:top w:val="none" w:sz="0" w:space="0" w:color="000000"/>
+                <w:left w:val="none" w:sz="0" w:space="0" w:color="000000"/>
+                <w:right w:val="none" w:sz="0" w:space="0" w:color="000000"/>
+              </w:pBdr>
+              <w:spacing w:after="100" w:before="100" w:line="240"/>
+              <w:ind w:left="100" w:right="100" w:firstLine="0" w:firstLineChars="0"/>
+              <w:rPr>
+                <w:rFonts w:ascii="Arial" w:hAnsi="Arial" w:eastAsia="Arial" w:cs="Arial"/>
+                <w:i w:val="false"/>
+                <w:b w:val="false"/>
+                <w:u w:val="none"/>
+                <w:sz w:val="18"/>
+                <w:szCs w:val="18"/>
+                <w:color w:val="000000"/>
+              </w:rPr>
+            </w:pPr>
+            <w:r>
+              <w:rPr>
+                <w:rFonts w:ascii="Arial" w:hAnsi="Arial" w:eastAsia="Arial" w:cs="Arial"/>
+                <w:i w:val="false"/>
+                <w:b w:val="false"/>
+                <w:u w:val="none"/>
+                <w:sz w:val="18"/>
+                <w:szCs w:val="18"/>
+                <w:color w:val="000000"/>
+              </w:rPr>
+              <w:t xml:space="preserve">Yes</w:t>
+            </w:r>
+          </w:p>
+        </w:tc>
+        <w:tc>
+          <w:tcPr>
+            <w:tcBorders>
+              <w:bottom w:val="none" w:sz="0" w:space="0" w:color="000000"/>
+              <w:top w:val="none" w:sz="0" w:space="0" w:color="000000"/>
+              <w:left w:val="none" w:sz="0" w:space="0" w:color="000000"/>
+              <w:right w:val="none" w:sz="0" w:space="0" w:color="000000"/>
+            </w:tcBorders>
+            <w:shd w:val="clear" w:color="auto" w:fill="FFFFFF"/>
+            <w:tcMar>
+              <w:top w:w="0" w:type="dxa"/>
+              <w:bottom w:w="0" w:type="dxa"/>
+              <w:left w:w="0" w:type="dxa"/>
+              <w:right w:w="0" w:type="dxa"/>
+            </w:tcMar>
+            <w:vAlign w:val="center"/>
+          </w:tcPr>
+          <w:p>
+            <w:pPr>
+              <w:jc w:val="center"/>
+              <w:pBdr>
+                <w:bottom w:val="none" w:sz="0" w:space="0" w:color="000000"/>
+                <w:top w:val="none" w:sz="0" w:space="0" w:color="000000"/>
+                <w:left w:val="none" w:sz="0" w:space="0" w:color="000000"/>
+                <w:right w:val="none" w:sz="0" w:space="0" w:color="000000"/>
+              </w:pBdr>
+              <w:spacing w:after="100" w:before="100" w:line="240"/>
+              <w:ind w:left="100" w:right="100" w:firstLine="0" w:firstLineChars="0"/>
+              <w:rPr>
+                <w:rFonts w:ascii="Arial" w:hAnsi="Arial" w:eastAsia="Arial" w:cs="Arial"/>
+                <w:i w:val="false"/>
+                <w:b w:val="false"/>
+                <w:u w:val="none"/>
+                <w:sz w:val="18"/>
+                <w:szCs w:val="18"/>
+                <w:color w:val="000000"/>
+              </w:rPr>
+            </w:pPr>
+            <w:r>
+              <w:rPr>
+                <w:rFonts w:ascii="Arial" w:hAnsi="Arial" w:eastAsia="Arial" w:cs="Arial"/>
+                <w:i w:val="false"/>
+                <w:b w:val="false"/>
+                <w:u w:val="none"/>
+                <w:sz w:val="18"/>
+                <w:szCs w:val="18"/>
+                <w:color w:val="000000"/>
+              </w:rPr>
+              <w:t xml:space="preserve">Yes</w:t>
+            </w:r>
+          </w:p>
+        </w:tc>
+        <w:tc>
+          <w:tcPr>
+            <w:tcBorders>
+              <w:bottom w:val="none" w:sz="0" w:space="0" w:color="000000"/>
+              <w:top w:val="none" w:sz="0" w:space="0" w:color="000000"/>
+              <w:left w:val="none" w:sz="0" w:space="0" w:color="000000"/>
+              <w:right w:val="none" w:sz="0" w:space="0" w:color="000000"/>
+            </w:tcBorders>
+            <w:shd w:val="clear" w:color="auto" w:fill="FFFFFF"/>
+            <w:tcMar>
+              <w:top w:w="0" w:type="dxa"/>
+              <w:bottom w:w="0" w:type="dxa"/>
+              <w:left w:w="0" w:type="dxa"/>
+              <w:right w:w="0" w:type="dxa"/>
+            </w:tcMar>
+            <w:vAlign w:val="center"/>
+          </w:tcPr>
+          <w:p>
+            <w:pPr>
+              <w:jc w:val="center"/>
+              <w:pBdr>
+                <w:bottom w:val="none" w:sz="0" w:space="0" w:color="000000"/>
+                <w:top w:val="none" w:sz="0" w:space="0" w:color="000000"/>
+                <w:left w:val="none" w:sz="0" w:space="0" w:color="000000"/>
+                <w:right w:val="none" w:sz="0" w:space="0" w:color="000000"/>
+              </w:pBdr>
+              <w:spacing w:after="100" w:before="100" w:line="240"/>
+              <w:ind w:left="100" w:right="100" w:firstLine="0" w:firstLineChars="0"/>
+              <w:rPr>
+                <w:rFonts w:ascii="Arial" w:hAnsi="Arial" w:eastAsia="Arial" w:cs="Arial"/>
+                <w:i w:val="false"/>
+                <w:b w:val="false"/>
+                <w:u w:val="none"/>
+                <w:sz w:val="18"/>
+                <w:szCs w:val="18"/>
+                <w:color w:val="000000"/>
+              </w:rPr>
+            </w:pPr>
+            <w:r>
+              <w:rPr>
+                <w:rFonts w:ascii="Arial" w:hAnsi="Arial" w:eastAsia="Arial" w:cs="Arial"/>
+                <w:i w:val="false"/>
+                <w:b w:val="false"/>
+                <w:u w:val="none"/>
+                <w:sz w:val="18"/>
+                <w:szCs w:val="18"/>
+                <w:color w:val="000000"/>
+              </w:rPr>
+              <w:t xml:space="preserve">Yes</w:t>
+            </w:r>
+          </w:p>
+        </w:tc>
+        <w:tc>
+          <w:tcPr>
+            <w:tcBorders>
+              <w:bottom w:val="none" w:sz="0" w:space="0" w:color="000000"/>
+              <w:top w:val="none" w:sz="0" w:space="0" w:color="000000"/>
+              <w:left w:val="none" w:sz="0" w:space="0" w:color="000000"/>
+              <w:right w:val="none" w:sz="0" w:space="0" w:color="000000"/>
+            </w:tcBorders>
+            <w:shd w:val="clear" w:color="auto" w:fill="FFFFFF"/>
+            <w:tcMar>
+              <w:top w:w="0" w:type="dxa"/>
+              <w:bottom w:w="0" w:type="dxa"/>
+              <w:left w:w="0" w:type="dxa"/>
+              <w:right w:w="0" w:type="dxa"/>
+            </w:tcMar>
+            <w:vAlign w:val="center"/>
+          </w:tcPr>
+          <w:p>
+            <w:pPr>
+              <w:jc w:val="center"/>
+              <w:pBdr>
+                <w:bottom w:val="none" w:sz="0" w:space="0" w:color="000000"/>
+                <w:top w:val="none" w:sz="0" w:space="0" w:color="000000"/>
+                <w:left w:val="none" w:sz="0" w:space="0" w:color="000000"/>
+                <w:right w:val="none" w:sz="0" w:space="0" w:color="000000"/>
+              </w:pBdr>
+              <w:spacing w:after="100" w:before="100" w:line="240"/>
+              <w:ind w:left="100" w:right="100" w:firstLine="0" w:firstLineChars="0"/>
+              <w:rPr>
+                <w:rFonts w:ascii="Arial" w:hAnsi="Arial" w:eastAsia="Arial" w:cs="Arial"/>
+                <w:i w:val="false"/>
+                <w:b w:val="false"/>
+                <w:u w:val="none"/>
+                <w:sz w:val="18"/>
+                <w:szCs w:val="18"/>
+                <w:color w:val="000000"/>
+              </w:rPr>
+            </w:pPr>
+            <w:r>
+              <w:rPr>
+                <w:rFonts w:ascii="Arial" w:hAnsi="Arial" w:eastAsia="Arial" w:cs="Arial"/>
+                <w:i w:val="false"/>
+                <w:b w:val="false"/>
+                <w:u w:val="none"/>
+                <w:sz w:val="18"/>
+                <w:szCs w:val="18"/>
+                <w:color w:val="000000"/>
+              </w:rPr>
+              <w:t xml:space="preserve">Yes</w:t>
+            </w:r>
+          </w:p>
+        </w:tc>
+        <w:tc>
+          <w:tcPr>
+            <w:tcBorders>
+              <w:bottom w:val="none" w:sz="0" w:space="0" w:color="000000"/>
+              <w:top w:val="none" w:sz="0" w:space="0" w:color="000000"/>
+              <w:left w:val="none" w:sz="0" w:space="0" w:color="000000"/>
+              <w:right w:val="none" w:sz="0" w:space="0" w:color="000000"/>
+            </w:tcBorders>
+            <w:shd w:val="clear" w:color="auto" w:fill="FFFFFF"/>
+            <w:tcMar>
+              <w:top w:w="0" w:type="dxa"/>
+              <w:bottom w:w="0" w:type="dxa"/>
+              <w:left w:w="0" w:type="dxa"/>
+              <w:right w:w="0" w:type="dxa"/>
+            </w:tcMar>
+            <w:vAlign w:val="center"/>
+          </w:tcPr>
+          <w:p>
+            <w:pPr>
+              <w:jc w:val="center"/>
+              <w:pBdr>
+                <w:bottom w:val="none" w:sz="0" w:space="0" w:color="000000"/>
+                <w:top w:val="none" w:sz="0" w:space="0" w:color="000000"/>
+                <w:left w:val="none" w:sz="0" w:space="0" w:color="000000"/>
+                <w:right w:val="none" w:sz="0" w:space="0" w:color="000000"/>
+              </w:pBdr>
+              <w:spacing w:after="100" w:before="100" w:line="240"/>
+              <w:ind w:left="100" w:right="100" w:firstLine="0" w:firstLineChars="0"/>
+              <w:rPr>
+                <w:rFonts w:ascii="Arial" w:hAnsi="Arial" w:eastAsia="Arial" w:cs="Arial"/>
+                <w:i w:val="false"/>
+                <w:b w:val="false"/>
+                <w:u w:val="none"/>
+                <w:sz w:val="18"/>
+                <w:szCs w:val="18"/>
+                <w:color w:val="000000"/>
+              </w:rPr>
+            </w:pPr>
+            <w:r>
+              <w:rPr>
+                <w:rFonts w:ascii="Arial" w:hAnsi="Arial" w:eastAsia="Arial" w:cs="Arial"/>
+                <w:i w:val="false"/>
+                <w:b w:val="false"/>
+                <w:u w:val="none"/>
+                <w:sz w:val="18"/>
+                <w:szCs w:val="18"/>
+                <w:color w:val="000000"/>
+              </w:rPr>
+              <w:t xml:space="preserve">No</w:t>
+            </w:r>
+          </w:p>
+        </w:tc>
+        <w:tc>
+          <w:tcPr>
+            <w:tcBorders>
+              <w:bottom w:val="none" w:sz="0" w:space="0" w:color="000000"/>
+              <w:top w:val="none" w:sz="0" w:space="0" w:color="000000"/>
+              <w:left w:val="none" w:sz="0" w:space="0" w:color="000000"/>
+              <w:right w:val="none" w:sz="0" w:space="0" w:color="000000"/>
+            </w:tcBorders>
+            <w:shd w:val="clear" w:color="auto" w:fill="FFFFFF"/>
+            <w:tcMar>
+              <w:top w:w="0" w:type="dxa"/>
+              <w:bottom w:w="0" w:type="dxa"/>
+              <w:left w:w="0" w:type="dxa"/>
+              <w:right w:w="0" w:type="dxa"/>
+            </w:tcMar>
+            <w:vAlign w:val="center"/>
+          </w:tcPr>
+          <w:p>
+            <w:pPr>
+              <w:jc w:val="center"/>
+              <w:pBdr>
+                <w:bottom w:val="none" w:sz="0" w:space="0" w:color="000000"/>
+                <w:top w:val="none" w:sz="0" w:space="0" w:color="000000"/>
+                <w:left w:val="none" w:sz="0" w:space="0" w:color="000000"/>
+                <w:right w:val="none" w:sz="0" w:space="0" w:color="000000"/>
+              </w:pBdr>
+              <w:spacing w:after="100" w:before="100" w:line="240"/>
+              <w:ind w:left="100" w:right="100" w:firstLine="0" w:firstLineChars="0"/>
+              <w:rPr>
+                <w:rFonts w:ascii="Arial" w:hAnsi="Arial" w:eastAsia="Arial" w:cs="Arial"/>
+                <w:i w:val="false"/>
+                <w:b w:val="false"/>
+                <w:u w:val="none"/>
+                <w:sz w:val="18"/>
+                <w:szCs w:val="18"/>
+                <w:color w:val="000000"/>
+              </w:rPr>
+            </w:pPr>
+            <w:r>
+              <w:rPr>
+                <w:rFonts w:ascii="Arial" w:hAnsi="Arial" w:eastAsia="Arial" w:cs="Arial"/>
+                <w:i w:val="false"/>
+                <w:b w:val="false"/>
+                <w:u w:val="none"/>
+                <w:sz w:val="18"/>
+                <w:szCs w:val="18"/>
+                <w:color w:val="000000"/>
+              </w:rPr>
+              <w:t xml:space="preserve">NA</w:t>
+            </w:r>
+          </w:p>
+        </w:tc>
+        <w:tc>
+          <w:tcPr>
+            <w:tcBorders>
+              <w:bottom w:val="none" w:sz="0" w:space="0" w:color="000000"/>
+              <w:top w:val="none" w:sz="0" w:space="0" w:color="000000"/>
+              <w:left w:val="none" w:sz="0" w:space="0" w:color="000000"/>
+              <w:right w:val="none" w:sz="0" w:space="0" w:color="000000"/>
+            </w:tcBorders>
+            <w:shd w:val="clear" w:color="auto" w:fill="FFFFFF"/>
+            <w:tcMar>
+              <w:top w:w="0" w:type="dxa"/>
+              <w:bottom w:w="0" w:type="dxa"/>
+              <w:left w:w="0" w:type="dxa"/>
+              <w:right w:w="0" w:type="dxa"/>
+            </w:tcMar>
+            <w:vAlign w:val="center"/>
+          </w:tcPr>
+          <w:p>
+            <w:pPr>
+              <w:jc w:val="center"/>
+              <w:pBdr>
+                <w:bottom w:val="none" w:sz="0" w:space="0" w:color="000000"/>
+                <w:top w:val="none" w:sz="0" w:space="0" w:color="000000"/>
+                <w:left w:val="none" w:sz="0" w:space="0" w:color="000000"/>
+                <w:right w:val="none" w:sz="0" w:space="0" w:color="000000"/>
+              </w:pBdr>
+              <w:spacing w:after="100" w:before="100" w:line="240"/>
+              <w:ind w:left="100" w:right="100" w:firstLine="0" w:firstLineChars="0"/>
+              <w:rPr>
+                <w:rFonts w:ascii="Arial" w:hAnsi="Arial" w:eastAsia="Arial" w:cs="Arial"/>
+                <w:i w:val="false"/>
+                <w:b w:val="false"/>
+                <w:u w:val="none"/>
+                <w:sz w:val="18"/>
+                <w:szCs w:val="18"/>
+                <w:color w:val="000000"/>
+              </w:rPr>
+            </w:pPr>
+            <w:r>
+              <w:rPr>
+                <w:rFonts w:ascii="Arial" w:hAnsi="Arial" w:eastAsia="Arial" w:cs="Arial"/>
+                <w:i w:val="false"/>
+                <w:b w:val="false"/>
+                <w:u w:val="none"/>
+                <w:sz w:val="18"/>
+                <w:szCs w:val="18"/>
+                <w:color w:val="000000"/>
+              </w:rPr>
+              <w:t xml:space="preserve">NA</w:t>
+            </w:r>
+          </w:p>
+        </w:tc>
+        <w:tc>
+          <w:tcPr>
+            <w:tcBorders>
+              <w:bottom w:val="none" w:sz="0" w:space="0" w:color="000000"/>
+              <w:top w:val="none" w:sz="0" w:space="0" w:color="000000"/>
+              <w:left w:val="none" w:sz="0" w:space="0" w:color="000000"/>
+              <w:right w:val="none" w:sz="0" w:space="0" w:color="000000"/>
+            </w:tcBorders>
+            <w:shd w:val="clear" w:color="auto" w:fill="FFFFFF"/>
+            <w:tcMar>
+              <w:top w:w="0" w:type="dxa"/>
+              <w:bottom w:w="0" w:type="dxa"/>
+              <w:left w:w="0" w:type="dxa"/>
+              <w:right w:w="0" w:type="dxa"/>
+            </w:tcMar>
+            <w:vAlign w:val="center"/>
+          </w:tcPr>
+          <w:p>
+            <w:pPr>
+              <w:jc w:val="center"/>
+              <w:pBdr>
+                <w:bottom w:val="none" w:sz="0" w:space="0" w:color="000000"/>
+                <w:top w:val="none" w:sz="0" w:space="0" w:color="000000"/>
+                <w:left w:val="none" w:sz="0" w:space="0" w:color="000000"/>
+                <w:right w:val="none" w:sz="0" w:space="0" w:color="000000"/>
+              </w:pBdr>
+              <w:spacing w:after="100" w:before="100" w:line="240"/>
+              <w:ind w:left="100" w:right="100" w:firstLine="0" w:firstLineChars="0"/>
+              <w:rPr>
+                <w:rFonts w:ascii="Arial" w:hAnsi="Arial" w:eastAsia="Arial" w:cs="Arial"/>
+                <w:i w:val="false"/>
+                <w:b w:val="false"/>
+                <w:u w:val="none"/>
+                <w:sz w:val="18"/>
+                <w:szCs w:val="18"/>
+                <w:color w:val="000000"/>
+              </w:rPr>
+            </w:pPr>
+            <w:r>
+              <w:rPr>
+                <w:rFonts w:ascii="Arial" w:hAnsi="Arial" w:eastAsia="Arial" w:cs="Arial"/>
+                <w:i w:val="false"/>
+                <w:b w:val="false"/>
+                <w:u w:val="none"/>
+                <w:sz w:val="18"/>
+                <w:szCs w:val="18"/>
+                <w:color w:val="000000"/>
+              </w:rPr>
+              <w:t xml:space="preserve">NA</w:t>
+            </w:r>
+          </w:p>
+        </w:tc>
+        <w:tc>
+          <w:tcPr>
+            <w:tcBorders>
+              <w:bottom w:val="none" w:sz="0" w:space="0" w:color="000000"/>
+              <w:top w:val="none" w:sz="0" w:space="0" w:color="000000"/>
+              <w:left w:val="none" w:sz="0" w:space="0" w:color="000000"/>
+              <w:right w:val="none" w:sz="0" w:space="0" w:color="000000"/>
+            </w:tcBorders>
+            <w:shd w:val="clear" w:color="auto" w:fill="FFFFFF"/>
+            <w:tcMar>
+              <w:top w:w="0" w:type="dxa"/>
+              <w:bottom w:w="0" w:type="dxa"/>
+              <w:left w:w="0" w:type="dxa"/>
+              <w:right w:w="0" w:type="dxa"/>
+            </w:tcMar>
+            <w:vAlign w:val="center"/>
+          </w:tcPr>
+          <w:p>
+            <w:pPr>
+              <w:jc w:val="center"/>
+              <w:pBdr>
+                <w:bottom w:val="none" w:sz="0" w:space="0" w:color="000000"/>
+                <w:top w:val="none" w:sz="0" w:space="0" w:color="000000"/>
+                <w:left w:val="none" w:sz="0" w:space="0" w:color="000000"/>
+                <w:right w:val="none" w:sz="0" w:space="0" w:color="000000"/>
+              </w:pBdr>
+              <w:spacing w:after="100" w:before="100" w:line="240"/>
+              <w:ind w:left="100" w:right="100" w:firstLine="0" w:firstLineChars="0"/>
+              <w:rPr>
+                <w:rFonts w:ascii="Arial" w:hAnsi="Arial" w:eastAsia="Arial" w:cs="Arial"/>
+                <w:i w:val="false"/>
+                <w:b w:val="false"/>
+                <w:u w:val="none"/>
+                <w:sz w:val="18"/>
+                <w:szCs w:val="18"/>
+                <w:color w:val="000000"/>
+              </w:rPr>
+            </w:pPr>
+            <w:r>
+              <w:rPr>
+                <w:rFonts w:ascii="Arial" w:hAnsi="Arial" w:eastAsia="Arial" w:cs="Arial"/>
+                <w:i w:val="false"/>
+                <w:b w:val="false"/>
+                <w:u w:val="none"/>
+                <w:sz w:val="18"/>
+                <w:szCs w:val="18"/>
+                <w:color w:val="000000"/>
+              </w:rPr>
+              <w:t xml:space="preserve">Yes</w:t>
+            </w:r>
+          </w:p>
+        </w:tc>
+        <w:tc>
+          <w:tcPr>
+            <w:tcBorders>
+              <w:bottom w:val="none" w:sz="0" w:space="0" w:color="000000"/>
+              <w:top w:val="none" w:sz="0" w:space="0" w:color="000000"/>
+              <w:left w:val="none" w:sz="0" w:space="0" w:color="000000"/>
+              <w:right w:val="none" w:sz="0" w:space="0" w:color="000000"/>
+            </w:tcBorders>
+            <w:shd w:val="clear" w:color="auto" w:fill="FFFFFF"/>
+            <w:tcMar>
+              <w:top w:w="0" w:type="dxa"/>
+              <w:bottom w:w="0" w:type="dxa"/>
+              <w:left w:w="0" w:type="dxa"/>
+              <w:right w:w="0" w:type="dxa"/>
+            </w:tcMar>
+            <w:vAlign w:val="center"/>
+          </w:tcPr>
+          <w:p>
+            <w:pPr>
+              <w:jc w:val="center"/>
+              <w:pBdr>
+                <w:bottom w:val="none" w:sz="0" w:space="0" w:color="000000"/>
+                <w:top w:val="none" w:sz="0" w:space="0" w:color="000000"/>
+                <w:left w:val="none" w:sz="0" w:space="0" w:color="000000"/>
+                <w:right w:val="none" w:sz="0" w:space="0" w:color="000000"/>
+              </w:pBdr>
+              <w:spacing w:after="100" w:before="100" w:line="240"/>
+              <w:ind w:left="100" w:right="100" w:firstLine="0" w:firstLineChars="0"/>
+              <w:rPr>
+                <w:rFonts w:ascii="Arial" w:hAnsi="Arial" w:eastAsia="Arial" w:cs="Arial"/>
+                <w:i w:val="false"/>
+                <w:b w:val="false"/>
+                <w:u w:val="none"/>
+                <w:sz w:val="18"/>
+                <w:szCs w:val="18"/>
+                <w:color w:val="000000"/>
+              </w:rPr>
+            </w:pPr>
+            <w:r>
+              <w:rPr>
+                <w:rFonts w:ascii="Arial" w:hAnsi="Arial" w:eastAsia="Arial" w:cs="Arial"/>
+                <w:i w:val="false"/>
+                <w:b w:val="false"/>
+                <w:u w:val="none"/>
+                <w:sz w:val="18"/>
+                <w:szCs w:val="18"/>
+                <w:color w:val="000000"/>
+              </w:rPr>
+              <w:t xml:space="preserve">Yes</w:t>
+            </w:r>
+          </w:p>
+        </w:tc>
+        <w:tc>
+          <w:tcPr>
+            <w:tcBorders>
+              <w:bottom w:val="none" w:sz="0" w:space="0" w:color="000000"/>
+              <w:top w:val="none" w:sz="0" w:space="0" w:color="000000"/>
+              <w:left w:val="none" w:sz="0" w:space="0" w:color="000000"/>
+              <w:right w:val="none" w:sz="0" w:space="0" w:color="000000"/>
+            </w:tcBorders>
+            <w:shd w:val="clear" w:color="auto" w:fill="FFFFFF"/>
+            <w:tcMar>
+              <w:top w:w="0" w:type="dxa"/>
+              <w:bottom w:w="0" w:type="dxa"/>
+              <w:left w:w="0" w:type="dxa"/>
+              <w:right w:w="0" w:type="dxa"/>
+            </w:tcMar>
+            <w:vAlign w:val="center"/>
+          </w:tcPr>
+          <w:p>
+            <w:pPr>
+              <w:jc w:val="center"/>
+              <w:pBdr>
+                <w:bottom w:val="none" w:sz="0" w:space="0" w:color="000000"/>
+                <w:top w:val="none" w:sz="0" w:space="0" w:color="000000"/>
+                <w:left w:val="none" w:sz="0" w:space="0" w:color="000000"/>
+                <w:right w:val="none" w:sz="0" w:space="0" w:color="000000"/>
+              </w:pBdr>
+              <w:spacing w:after="100" w:before="100" w:line="240"/>
+              <w:ind w:left="100" w:right="100" w:firstLine="0" w:firstLineChars="0"/>
+              <w:rPr>
+                <w:rFonts w:ascii="Arial" w:hAnsi="Arial" w:eastAsia="Arial" w:cs="Arial"/>
+                <w:i w:val="false"/>
+                <w:b w:val="false"/>
+                <w:u w:val="none"/>
+                <w:sz w:val="18"/>
+                <w:szCs w:val="18"/>
+                <w:color w:val="000000"/>
+              </w:rPr>
+            </w:pPr>
+            <w:r>
+              <w:rPr>
+                <w:rFonts w:ascii="Arial" w:hAnsi="Arial" w:eastAsia="Arial" w:cs="Arial"/>
+                <w:i w:val="false"/>
+                <w:b w:val="false"/>
+                <w:u w:val="none"/>
+                <w:sz w:val="18"/>
+                <w:szCs w:val="18"/>
+                <w:color w:val="000000"/>
+              </w:rPr>
+              <w:t xml:space="preserve">NR</w:t>
+            </w:r>
+          </w:p>
+        </w:tc>
+        <w:tc>
+          <w:tcPr>
+            <w:tcBorders>
+              <w:bottom w:val="none" w:sz="0" w:space="0" w:color="000000"/>
+              <w:top w:val="none" w:sz="0" w:space="0" w:color="000000"/>
+              <w:left w:val="none" w:sz="0" w:space="0" w:color="000000"/>
+              <w:right w:val="none" w:sz="0" w:space="0" w:color="000000"/>
+            </w:tcBorders>
+            <w:shd w:val="clear" w:color="auto" w:fill="FFFFFF"/>
+            <w:tcMar>
+              <w:top w:w="0" w:type="dxa"/>
+              <w:bottom w:w="0" w:type="dxa"/>
+              <w:left w:w="0" w:type="dxa"/>
+              <w:right w:w="0" w:type="dxa"/>
+            </w:tcMar>
+            <w:vAlign w:val="center"/>
+          </w:tcPr>
+          <w:p>
+            <w:pPr>
+              <w:jc w:val="center"/>
+              <w:pBdr>
+                <w:bottom w:val="none" w:sz="0" w:space="0" w:color="000000"/>
+                <w:top w:val="none" w:sz="0" w:space="0" w:color="000000"/>
+                <w:left w:val="none" w:sz="0" w:space="0" w:color="000000"/>
+                <w:right w:val="none" w:sz="0" w:space="0" w:color="000000"/>
+              </w:pBdr>
+              <w:spacing w:after="100" w:before="100" w:line="240"/>
+              <w:ind w:left="100" w:right="100" w:firstLine="0" w:firstLineChars="0"/>
+              <w:rPr>
+                <w:rFonts w:ascii="Arial" w:hAnsi="Arial" w:eastAsia="Arial" w:cs="Arial"/>
+                <w:i w:val="false"/>
+                <w:b w:val="false"/>
+                <w:u w:val="none"/>
+                <w:sz w:val="18"/>
+                <w:szCs w:val="18"/>
+                <w:color w:val="000000"/>
+              </w:rPr>
+            </w:pPr>
+            <w:r>
+              <w:rPr>
+                <w:rFonts w:ascii="Arial" w:hAnsi="Arial" w:eastAsia="Arial" w:cs="Arial"/>
+                <w:i w:val="false"/>
+                <w:b w:val="false"/>
+                <w:u w:val="none"/>
+                <w:sz w:val="18"/>
+                <w:szCs w:val="18"/>
+                <w:color w:val="000000"/>
+              </w:rPr>
+              <w:t xml:space="preserve">NA</w:t>
+            </w:r>
+          </w:p>
+        </w:tc>
+        <w:tc>
+          <w:tcPr>
+            <w:tcBorders>
+              <w:bottom w:val="none" w:sz="0" w:space="0" w:color="000000"/>
+              <w:top w:val="none" w:sz="0" w:space="0" w:color="000000"/>
+              <w:left w:val="none" w:sz="0" w:space="0" w:color="000000"/>
+              <w:right w:val="none" w:sz="0" w:space="0" w:color="000000"/>
+            </w:tcBorders>
+            <w:shd w:val="clear" w:color="auto" w:fill="FFFFFF"/>
+            <w:tcMar>
+              <w:top w:w="0" w:type="dxa"/>
+              <w:bottom w:w="0" w:type="dxa"/>
+              <w:left w:w="0" w:type="dxa"/>
+              <w:right w:w="0" w:type="dxa"/>
+            </w:tcMar>
+            <w:vAlign w:val="center"/>
+          </w:tcPr>
+          <w:p>
+            <w:pPr>
+              <w:jc w:val="center"/>
+              <w:pBdr>
+                <w:bottom w:val="none" w:sz="0" w:space="0" w:color="000000"/>
+                <w:top w:val="none" w:sz="0" w:space="0" w:color="000000"/>
+                <w:left w:val="none" w:sz="0" w:space="0" w:color="000000"/>
+                <w:right w:val="none" w:sz="0" w:space="0" w:color="000000"/>
+              </w:pBdr>
+              <w:spacing w:after="100" w:before="100" w:line="240"/>
+              <w:ind w:left="100" w:right="100" w:firstLine="0" w:firstLineChars="0"/>
+              <w:rPr>
+                <w:rFonts w:ascii="Arial" w:hAnsi="Arial" w:eastAsia="Arial" w:cs="Arial"/>
+                <w:i w:val="false"/>
+                <w:b w:val="false"/>
+                <w:u w:val="none"/>
+                <w:sz w:val="18"/>
+                <w:szCs w:val="18"/>
+                <w:color w:val="000000"/>
+              </w:rPr>
+            </w:pPr>
+            <w:r>
+              <w:rPr>
+                <w:rFonts w:ascii="Arial" w:hAnsi="Arial" w:eastAsia="Arial" w:cs="Arial"/>
+                <w:i w:val="false"/>
+                <w:b w:val="false"/>
+                <w:u w:val="none"/>
+                <w:sz w:val="18"/>
+                <w:szCs w:val="18"/>
+                <w:color w:val="000000"/>
+              </w:rPr>
+              <w:t xml:space="preserve">No</w:t>
+            </w:r>
+          </w:p>
+        </w:tc>
+        <w:tc>
+          <w:tcPr>
+            <w:tcBorders>
+              <w:bottom w:val="none" w:sz="0" w:space="0" w:color="000000"/>
+              <w:top w:val="none" w:sz="0" w:space="0" w:color="000000"/>
+              <w:left w:val="none" w:sz="0" w:space="0" w:color="000000"/>
+              <w:right w:val="none" w:sz="0" w:space="0" w:color="000000"/>
+            </w:tcBorders>
+            <w:shd w:val="clear" w:color="auto" w:fill="FFFFFF"/>
+            <w:tcMar>
+              <w:top w:w="0" w:type="dxa"/>
+              <w:bottom w:w="0" w:type="dxa"/>
+              <w:left w:w="0" w:type="dxa"/>
+              <w:right w:w="0" w:type="dxa"/>
+            </w:tcMar>
+            <w:vAlign w:val="center"/>
+          </w:tcPr>
+          <w:p>
+            <w:pPr>
+              <w:jc w:val="center"/>
+              <w:pBdr>
+                <w:bottom w:val="none" w:sz="0" w:space="0" w:color="000000"/>
+                <w:top w:val="none" w:sz="0" w:space="0" w:color="000000"/>
+                <w:left w:val="none" w:sz="0" w:space="0" w:color="000000"/>
+                <w:right w:val="none" w:sz="0" w:space="0" w:color="000000"/>
+              </w:pBdr>
+              <w:spacing w:after="100" w:before="100" w:line="240"/>
+              <w:ind w:left="100" w:right="100" w:firstLine="0" w:firstLineChars="0"/>
+              <w:rPr>
+                <w:rFonts w:ascii="Arial" w:hAnsi="Arial" w:eastAsia="Arial" w:cs="Arial"/>
+                <w:i w:val="false"/>
+                <w:b w:val="false"/>
+                <w:u w:val="none"/>
+                <w:sz w:val="18"/>
+                <w:szCs w:val="18"/>
+                <w:color w:val="000000"/>
+              </w:rPr>
+            </w:pPr>
+            <w:r>
+              <w:rPr>
+                <w:rFonts w:ascii="Arial" w:hAnsi="Arial" w:eastAsia="Arial" w:cs="Arial"/>
+                <w:i w:val="false"/>
+                <w:b w:val="false"/>
+                <w:u w:val="none"/>
+                <w:sz w:val="18"/>
+                <w:szCs w:val="18"/>
+                <w:color w:val="000000"/>
+              </w:rPr>
+              <w:t xml:space="preserve">NA</w:t>
+            </w:r>
+          </w:p>
+        </w:tc>
+        <w:tc>
+          <w:tcPr>
+            <w:tcBorders>
+              <w:bottom w:val="none" w:sz="0" w:space="0" w:color="000000"/>
+              <w:top w:val="none" w:sz="0" w:space="0" w:color="000000"/>
+              <w:left w:val="none" w:sz="0" w:space="0" w:color="000000"/>
+              <w:right w:val="none" w:sz="0" w:space="0" w:color="000000"/>
+            </w:tcBorders>
+            <w:shd w:val="clear" w:color="auto" w:fill="FFFFFF"/>
+            <w:tcMar>
+              <w:top w:w="0" w:type="dxa"/>
+              <w:bottom w:w="0" w:type="dxa"/>
+              <w:left w:w="0" w:type="dxa"/>
+              <w:right w:w="0" w:type="dxa"/>
+            </w:tcMar>
+            <w:vAlign w:val="center"/>
+          </w:tcPr>
+          <w:p>
+            <w:pPr>
+              <w:jc w:val="center"/>
+              <w:pBdr>
+                <w:bottom w:val="none" w:sz="0" w:space="0" w:color="000000"/>
+                <w:top w:val="none" w:sz="0" w:space="0" w:color="000000"/>
+                <w:left w:val="none" w:sz="0" w:space="0" w:color="000000"/>
+                <w:right w:val="none" w:sz="0" w:space="0" w:color="000000"/>
+              </w:pBdr>
+              <w:spacing w:after="100" w:before="100" w:line="240"/>
+              <w:ind w:left="100" w:right="100" w:firstLine="0" w:firstLineChars="0"/>
+              <w:rPr>
+                <w:rFonts w:ascii="Arial" w:hAnsi="Arial" w:eastAsia="Arial" w:cs="Arial"/>
+                <w:i w:val="false"/>
+                <w:b w:val="false"/>
+                <w:u w:val="none"/>
+                <w:sz w:val="18"/>
+                <w:szCs w:val="18"/>
+                <w:color w:val="000000"/>
+              </w:rPr>
+            </w:pPr>
+            <w:r>
+              <w:rPr>
+                <w:rFonts w:ascii="Arial" w:hAnsi="Arial" w:eastAsia="Arial" w:cs="Arial"/>
+                <w:i w:val="false"/>
+                <w:b w:val="false"/>
+                <w:u w:val="none"/>
+                <w:sz w:val="18"/>
+                <w:szCs w:val="18"/>
+                <w:color w:val="000000"/>
+              </w:rPr>
+              <w:t xml:space="preserve">Poor</w:t>
+            </w:r>
+          </w:p>
+        </w:tc>
+      </w:tr>
+      <w:tr>
+        <w:trPr>
+          <w:trHeight w:val="542" w:hRule="auto"/>
+        </w:trPr>
+        body38
+        <w:tc>
+          <w:tcPr>
+            <w:tcBorders>
+              <w:bottom w:val="none" w:sz="0" w:space="0" w:color="000000"/>
+              <w:top w:val="none" w:sz="0" w:space="0" w:color="000000"/>
+              <w:left w:val="none" w:sz="0" w:space="0" w:color="000000"/>
+              <w:right w:val="none" w:sz="0" w:space="0" w:color="000000"/>
+            </w:tcBorders>
+            <w:shd w:val="clear" w:color="auto" w:fill="FFFFFF"/>
+            <w:tcMar>
+              <w:top w:w="0" w:type="dxa"/>
+              <w:bottom w:w="0" w:type="dxa"/>
+              <w:left w:w="0" w:type="dxa"/>
+              <w:right w:w="0" w:type="dxa"/>
+            </w:tcMar>
+            <w:vAlign w:val="center"/>
+          </w:tcPr>
+          <w:p>
+            <w:pPr>
+              <w:jc w:val="left"/>
+              <w:pBdr>
+                <w:bottom w:val="none" w:sz="0" w:space="0" w:color="000000"/>
+                <w:top w:val="none" w:sz="0" w:space="0" w:color="000000"/>
+                <w:left w:val="none" w:sz="0" w:space="0" w:color="000000"/>
+                <w:right w:val="none" w:sz="0" w:space="0" w:color="000000"/>
+              </w:pBdr>
+              <w:spacing w:after="100" w:before="100" w:line="240"/>
+              <w:ind w:left="100" w:right="100" w:firstLine="0" w:firstLineChars="0"/>
+              <w:rPr>
+                <w:rFonts w:ascii="Arial" w:hAnsi="Arial" w:eastAsia="Arial" w:cs="Arial"/>
+                <w:i w:val="false"/>
+                <w:b w:val="false"/>
+                <w:u w:val="none"/>
+                <w:sz w:val="18"/>
+                <w:szCs w:val="18"/>
+                <w:color w:val="000000"/>
+              </w:rPr>
+            </w:pPr>
+            <w:r>
+              <w:rPr>
+                <w:rFonts w:ascii="Arial" w:hAnsi="Arial" w:eastAsia="Arial" w:cs="Arial"/>
+                <w:i w:val="false"/>
+                <w:b w:val="false"/>
+                <w:u w:val="none"/>
+                <w:sz w:val="18"/>
+                <w:szCs w:val="18"/>
+                <w:color w:val="000000"/>
+              </w:rPr>
               <w:t xml:space="preserve">60</w:t>
             </w:r>
           </w:p>
@@ -32003,7 +32841,7 @@
         <w:trPr>
           <w:trHeight w:val="544" w:hRule="auto"/>
         </w:trPr>
-        body38
+        body39
         <w:tc>
           <w:tcPr>
             <w:tcBorders>
@@ -32729,844 +33567,6 @@
                 <w:color w:val="000000"/>
               </w:rPr>
               <w:t xml:space="preserve">CD</w:t>
-            </w:r>
-          </w:p>
-        </w:tc>
-        <w:tc>
-          <w:tcPr>
-            <w:tcBorders>
-              <w:bottom w:val="none" w:sz="0" w:space="0" w:color="000000"/>
-              <w:top w:val="none" w:sz="0" w:space="0" w:color="000000"/>
-              <w:left w:val="none" w:sz="0" w:space="0" w:color="000000"/>
-              <w:right w:val="none" w:sz="0" w:space="0" w:color="000000"/>
-            </w:tcBorders>
-            <w:shd w:val="clear" w:color="auto" w:fill="FFFFFF"/>
-            <w:tcMar>
-              <w:top w:w="0" w:type="dxa"/>
-              <w:bottom w:w="0" w:type="dxa"/>
-              <w:left w:w="0" w:type="dxa"/>
-              <w:right w:w="0" w:type="dxa"/>
-            </w:tcMar>
-            <w:vAlign w:val="center"/>
-          </w:tcPr>
-          <w:p>
-            <w:pPr>
-              <w:jc w:val="center"/>
-              <w:pBdr>
-                <w:bottom w:val="none" w:sz="0" w:space="0" w:color="000000"/>
-                <w:top w:val="none" w:sz="0" w:space="0" w:color="000000"/>
-                <w:left w:val="none" w:sz="0" w:space="0" w:color="000000"/>
-                <w:right w:val="none" w:sz="0" w:space="0" w:color="000000"/>
-              </w:pBdr>
-              <w:spacing w:after="100" w:before="100" w:line="240"/>
-              <w:ind w:left="100" w:right="100" w:firstLine="0" w:firstLineChars="0"/>
-              <w:rPr>
-                <w:rFonts w:ascii="Arial" w:hAnsi="Arial" w:eastAsia="Arial" w:cs="Arial"/>
-                <w:i w:val="false"/>
-                <w:b w:val="false"/>
-                <w:u w:val="none"/>
-                <w:sz w:val="18"/>
-                <w:szCs w:val="18"/>
-                <w:color w:val="000000"/>
-              </w:rPr>
-            </w:pPr>
-            <w:r>
-              <w:rPr>
-                <w:rFonts w:ascii="Arial" w:hAnsi="Arial" w:eastAsia="Arial" w:cs="Arial"/>
-                <w:i w:val="false"/>
-                <w:b w:val="false"/>
-                <w:u w:val="none"/>
-                <w:sz w:val="18"/>
-                <w:szCs w:val="18"/>
-                <w:color w:val="000000"/>
-              </w:rPr>
-              <w:t xml:space="preserve">Yes</w:t>
-            </w:r>
-          </w:p>
-        </w:tc>
-        <w:tc>
-          <w:tcPr>
-            <w:tcBorders>
-              <w:bottom w:val="none" w:sz="0" w:space="0" w:color="000000"/>
-              <w:top w:val="none" w:sz="0" w:space="0" w:color="000000"/>
-              <w:left w:val="none" w:sz="0" w:space="0" w:color="000000"/>
-              <w:right w:val="none" w:sz="0" w:space="0" w:color="000000"/>
-            </w:tcBorders>
-            <w:shd w:val="clear" w:color="auto" w:fill="FFFFFF"/>
-            <w:tcMar>
-              <w:top w:w="0" w:type="dxa"/>
-              <w:bottom w:w="0" w:type="dxa"/>
-              <w:left w:w="0" w:type="dxa"/>
-              <w:right w:w="0" w:type="dxa"/>
-            </w:tcMar>
-            <w:vAlign w:val="center"/>
-          </w:tcPr>
-          <w:p>
-            <w:pPr>
-              <w:jc w:val="center"/>
-              <w:pBdr>
-                <w:bottom w:val="none" w:sz="0" w:space="0" w:color="000000"/>
-                <w:top w:val="none" w:sz="0" w:space="0" w:color="000000"/>
-                <w:left w:val="none" w:sz="0" w:space="0" w:color="000000"/>
-                <w:right w:val="none" w:sz="0" w:space="0" w:color="000000"/>
-              </w:pBdr>
-              <w:spacing w:after="100" w:before="100" w:line="240"/>
-              <w:ind w:left="100" w:right="100" w:firstLine="0" w:firstLineChars="0"/>
-              <w:rPr>
-                <w:rFonts w:ascii="Arial" w:hAnsi="Arial" w:eastAsia="Arial" w:cs="Arial"/>
-                <w:i w:val="false"/>
-                <w:b w:val="false"/>
-                <w:u w:val="none"/>
-                <w:sz w:val="18"/>
-                <w:szCs w:val="18"/>
-                <w:color w:val="000000"/>
-              </w:rPr>
-            </w:pPr>
-            <w:r>
-              <w:rPr>
-                <w:rFonts w:ascii="Arial" w:hAnsi="Arial" w:eastAsia="Arial" w:cs="Arial"/>
-                <w:i w:val="false"/>
-                <w:b w:val="false"/>
-                <w:u w:val="none"/>
-                <w:sz w:val="18"/>
-                <w:szCs w:val="18"/>
-                <w:color w:val="000000"/>
-              </w:rPr>
-              <w:t xml:space="preserve">Poor</w:t>
-            </w:r>
-          </w:p>
-        </w:tc>
-      </w:tr>
-      <w:tr>
-        <w:trPr>
-          <w:trHeight w:val="542" w:hRule="auto"/>
-        </w:trPr>
-        body39
-        <w:tc>
-          <w:tcPr>
-            <w:tcBorders>
-              <w:bottom w:val="none" w:sz="0" w:space="0" w:color="000000"/>
-              <w:top w:val="none" w:sz="0" w:space="0" w:color="000000"/>
-              <w:left w:val="none" w:sz="0" w:space="0" w:color="000000"/>
-              <w:right w:val="none" w:sz="0" w:space="0" w:color="000000"/>
-            </w:tcBorders>
-            <w:shd w:val="clear" w:color="auto" w:fill="FFFFFF"/>
-            <w:tcMar>
-              <w:top w:w="0" w:type="dxa"/>
-              <w:bottom w:w="0" w:type="dxa"/>
-              <w:left w:w="0" w:type="dxa"/>
-              <w:right w:w="0" w:type="dxa"/>
-            </w:tcMar>
-            <w:vAlign w:val="center"/>
-          </w:tcPr>
-          <w:p>
-            <w:pPr>
-              <w:jc w:val="left"/>
-              <w:pBdr>
-                <w:bottom w:val="none" w:sz="0" w:space="0" w:color="000000"/>
-                <w:top w:val="none" w:sz="0" w:space="0" w:color="000000"/>
-                <w:left w:val="none" w:sz="0" w:space="0" w:color="000000"/>
-                <w:right w:val="none" w:sz="0" w:space="0" w:color="000000"/>
-              </w:pBdr>
-              <w:spacing w:after="100" w:before="100" w:line="240"/>
-              <w:ind w:left="100" w:right="100" w:firstLine="0" w:firstLineChars="0"/>
-              <w:rPr>
-                <w:rFonts w:ascii="Arial" w:hAnsi="Arial" w:eastAsia="Arial" w:cs="Arial"/>
-                <w:i w:val="false"/>
-                <w:b w:val="false"/>
-                <w:u w:val="none"/>
-                <w:sz w:val="18"/>
-                <w:szCs w:val="18"/>
-                <w:color w:val="000000"/>
-              </w:rPr>
-            </w:pPr>
-            <w:r>
-              <w:rPr>
-                <w:rFonts w:ascii="Arial" w:hAnsi="Arial" w:eastAsia="Arial" w:cs="Arial"/>
-                <w:i w:val="false"/>
-                <w:b w:val="false"/>
-                <w:u w:val="none"/>
-                <w:sz w:val="18"/>
-                <w:szCs w:val="18"/>
-                <w:color w:val="000000"/>
-              </w:rPr>
-              <w:t xml:space="preserve">66</w:t>
-            </w:r>
-          </w:p>
-        </w:tc>
-        <w:tc>
-          <w:tcPr>
-            <w:tcBorders>
-              <w:bottom w:val="none" w:sz="0" w:space="0" w:color="000000"/>
-              <w:top w:val="none" w:sz="0" w:space="0" w:color="000000"/>
-              <w:left w:val="none" w:sz="0" w:space="0" w:color="000000"/>
-              <w:right w:val="none" w:sz="0" w:space="0" w:color="000000"/>
-            </w:tcBorders>
-            <w:shd w:val="clear" w:color="auto" w:fill="FFFFFF"/>
-            <w:tcMar>
-              <w:top w:w="0" w:type="dxa"/>
-              <w:bottom w:w="0" w:type="dxa"/>
-              <w:left w:w="0" w:type="dxa"/>
-              <w:right w:w="0" w:type="dxa"/>
-            </w:tcMar>
-            <w:vAlign w:val="center"/>
-          </w:tcPr>
-          <w:p>
-            <w:pPr>
-              <w:jc w:val="center"/>
-              <w:pBdr>
-                <w:bottom w:val="none" w:sz="0" w:space="0" w:color="000000"/>
-                <w:top w:val="none" w:sz="0" w:space="0" w:color="000000"/>
-                <w:left w:val="none" w:sz="0" w:space="0" w:color="000000"/>
-                <w:right w:val="none" w:sz="0" w:space="0" w:color="000000"/>
-              </w:pBdr>
-              <w:spacing w:after="100" w:before="100" w:line="240"/>
-              <w:ind w:left="100" w:right="100" w:firstLine="0" w:firstLineChars="0"/>
-              <w:rPr>
-                <w:rFonts w:ascii="Arial" w:hAnsi="Arial" w:eastAsia="Arial" w:cs="Arial"/>
-                <w:i w:val="false"/>
-                <w:b w:val="false"/>
-                <w:u w:val="none"/>
-                <w:sz w:val="18"/>
-                <w:szCs w:val="18"/>
-                <w:color w:val="000000"/>
-              </w:rPr>
-            </w:pPr>
-            <w:r>
-              <w:rPr>
-                <w:rFonts w:ascii="Arial" w:hAnsi="Arial" w:eastAsia="Arial" w:cs="Arial"/>
-                <w:i w:val="false"/>
-                <w:b w:val="false"/>
-                <w:u w:val="none"/>
-                <w:sz w:val="18"/>
-                <w:szCs w:val="18"/>
-                <w:color w:val="000000"/>
-              </w:rPr>
-              <w:t xml:space="preserve">Yes</w:t>
-            </w:r>
-          </w:p>
-        </w:tc>
-        <w:tc>
-          <w:tcPr>
-            <w:tcBorders>
-              <w:bottom w:val="none" w:sz="0" w:space="0" w:color="000000"/>
-              <w:top w:val="none" w:sz="0" w:space="0" w:color="000000"/>
-              <w:left w:val="none" w:sz="0" w:space="0" w:color="000000"/>
-              <w:right w:val="none" w:sz="0" w:space="0" w:color="000000"/>
-            </w:tcBorders>
-            <w:shd w:val="clear" w:color="auto" w:fill="FFFFFF"/>
-            <w:tcMar>
-              <w:top w:w="0" w:type="dxa"/>
-              <w:bottom w:w="0" w:type="dxa"/>
-              <w:left w:w="0" w:type="dxa"/>
-              <w:right w:w="0" w:type="dxa"/>
-            </w:tcMar>
-            <w:vAlign w:val="center"/>
-          </w:tcPr>
-          <w:p>
-            <w:pPr>
-              <w:jc w:val="center"/>
-              <w:pBdr>
-                <w:bottom w:val="none" w:sz="0" w:space="0" w:color="000000"/>
-                <w:top w:val="none" w:sz="0" w:space="0" w:color="000000"/>
-                <w:left w:val="none" w:sz="0" w:space="0" w:color="000000"/>
-                <w:right w:val="none" w:sz="0" w:space="0" w:color="000000"/>
-              </w:pBdr>
-              <w:spacing w:after="100" w:before="100" w:line="240"/>
-              <w:ind w:left="100" w:right="100" w:firstLine="0" w:firstLineChars="0"/>
-              <w:rPr>
-                <w:rFonts w:ascii="Arial" w:hAnsi="Arial" w:eastAsia="Arial" w:cs="Arial"/>
-                <w:i w:val="false"/>
-                <w:b w:val="false"/>
-                <w:u w:val="none"/>
-                <w:sz w:val="18"/>
-                <w:szCs w:val="18"/>
-                <w:color w:val="000000"/>
-              </w:rPr>
-            </w:pPr>
-            <w:r>
-              <w:rPr>
-                <w:rFonts w:ascii="Arial" w:hAnsi="Arial" w:eastAsia="Arial" w:cs="Arial"/>
-                <w:i w:val="false"/>
-                <w:b w:val="false"/>
-                <w:u w:val="none"/>
-                <w:sz w:val="18"/>
-                <w:szCs w:val="18"/>
-                <w:color w:val="000000"/>
-              </w:rPr>
-              <w:t xml:space="preserve">Yes</w:t>
-            </w:r>
-          </w:p>
-        </w:tc>
-        <w:tc>
-          <w:tcPr>
-            <w:tcBorders>
-              <w:bottom w:val="none" w:sz="0" w:space="0" w:color="000000"/>
-              <w:top w:val="none" w:sz="0" w:space="0" w:color="000000"/>
-              <w:left w:val="none" w:sz="0" w:space="0" w:color="000000"/>
-              <w:right w:val="none" w:sz="0" w:space="0" w:color="000000"/>
-            </w:tcBorders>
-            <w:shd w:val="clear" w:color="auto" w:fill="FFFFFF"/>
-            <w:tcMar>
-              <w:top w:w="0" w:type="dxa"/>
-              <w:bottom w:w="0" w:type="dxa"/>
-              <w:left w:w="0" w:type="dxa"/>
-              <w:right w:w="0" w:type="dxa"/>
-            </w:tcMar>
-            <w:vAlign w:val="center"/>
-          </w:tcPr>
-          <w:p>
-            <w:pPr>
-              <w:jc w:val="center"/>
-              <w:pBdr>
-                <w:bottom w:val="none" w:sz="0" w:space="0" w:color="000000"/>
-                <w:top w:val="none" w:sz="0" w:space="0" w:color="000000"/>
-                <w:left w:val="none" w:sz="0" w:space="0" w:color="000000"/>
-                <w:right w:val="none" w:sz="0" w:space="0" w:color="000000"/>
-              </w:pBdr>
-              <w:spacing w:after="100" w:before="100" w:line="240"/>
-              <w:ind w:left="100" w:right="100" w:firstLine="0" w:firstLineChars="0"/>
-              <w:rPr>
-                <w:rFonts w:ascii="Arial" w:hAnsi="Arial" w:eastAsia="Arial" w:cs="Arial"/>
-                <w:i w:val="false"/>
-                <w:b w:val="false"/>
-                <w:u w:val="none"/>
-                <w:sz w:val="18"/>
-                <w:szCs w:val="18"/>
-                <w:color w:val="000000"/>
-              </w:rPr>
-            </w:pPr>
-            <w:r>
-              <w:rPr>
-                <w:rFonts w:ascii="Arial" w:hAnsi="Arial" w:eastAsia="Arial" w:cs="Arial"/>
-                <w:i w:val="false"/>
-                <w:b w:val="false"/>
-                <w:u w:val="none"/>
-                <w:sz w:val="18"/>
-                <w:szCs w:val="18"/>
-                <w:color w:val="000000"/>
-              </w:rPr>
-              <w:t xml:space="preserve">NR</w:t>
-            </w:r>
-          </w:p>
-        </w:tc>
-        <w:tc>
-          <w:tcPr>
-            <w:tcBorders>
-              <w:bottom w:val="none" w:sz="0" w:space="0" w:color="000000"/>
-              <w:top w:val="none" w:sz="0" w:space="0" w:color="000000"/>
-              <w:left w:val="none" w:sz="0" w:space="0" w:color="000000"/>
-              <w:right w:val="none" w:sz="0" w:space="0" w:color="000000"/>
-            </w:tcBorders>
-            <w:shd w:val="clear" w:color="auto" w:fill="FFFFFF"/>
-            <w:tcMar>
-              <w:top w:w="0" w:type="dxa"/>
-              <w:bottom w:w="0" w:type="dxa"/>
-              <w:left w:w="0" w:type="dxa"/>
-              <w:right w:w="0" w:type="dxa"/>
-            </w:tcMar>
-            <w:vAlign w:val="center"/>
-          </w:tcPr>
-          <w:p>
-            <w:pPr>
-              <w:jc w:val="center"/>
-              <w:pBdr>
-                <w:bottom w:val="none" w:sz="0" w:space="0" w:color="000000"/>
-                <w:top w:val="none" w:sz="0" w:space="0" w:color="000000"/>
-                <w:left w:val="none" w:sz="0" w:space="0" w:color="000000"/>
-                <w:right w:val="none" w:sz="0" w:space="0" w:color="000000"/>
-              </w:pBdr>
-              <w:spacing w:after="100" w:before="100" w:line="240"/>
-              <w:ind w:left="100" w:right="100" w:firstLine="0" w:firstLineChars="0"/>
-              <w:rPr>
-                <w:rFonts w:ascii="Arial" w:hAnsi="Arial" w:eastAsia="Arial" w:cs="Arial"/>
-                <w:i w:val="false"/>
-                <w:b w:val="false"/>
-                <w:u w:val="none"/>
-                <w:sz w:val="18"/>
-                <w:szCs w:val="18"/>
-                <w:color w:val="000000"/>
-              </w:rPr>
-            </w:pPr>
-            <w:r>
-              <w:rPr>
-                <w:rFonts w:ascii="Arial" w:hAnsi="Arial" w:eastAsia="Arial" w:cs="Arial"/>
-                <w:i w:val="false"/>
-                <w:b w:val="false"/>
-                <w:u w:val="none"/>
-                <w:sz w:val="18"/>
-                <w:szCs w:val="18"/>
-                <w:color w:val="000000"/>
-              </w:rPr>
-              <w:t xml:space="preserve">Yes</w:t>
-            </w:r>
-          </w:p>
-        </w:tc>
-        <w:tc>
-          <w:tcPr>
-            <w:tcBorders>
-              <w:bottom w:val="none" w:sz="0" w:space="0" w:color="000000"/>
-              <w:top w:val="none" w:sz="0" w:space="0" w:color="000000"/>
-              <w:left w:val="none" w:sz="0" w:space="0" w:color="000000"/>
-              <w:right w:val="none" w:sz="0" w:space="0" w:color="000000"/>
-            </w:tcBorders>
-            <w:shd w:val="clear" w:color="auto" w:fill="FFFFFF"/>
-            <w:tcMar>
-              <w:top w:w="0" w:type="dxa"/>
-              <w:bottom w:w="0" w:type="dxa"/>
-              <w:left w:w="0" w:type="dxa"/>
-              <w:right w:w="0" w:type="dxa"/>
-            </w:tcMar>
-            <w:vAlign w:val="center"/>
-          </w:tcPr>
-          <w:p>
-            <w:pPr>
-              <w:jc w:val="center"/>
-              <w:pBdr>
-                <w:bottom w:val="none" w:sz="0" w:space="0" w:color="000000"/>
-                <w:top w:val="none" w:sz="0" w:space="0" w:color="000000"/>
-                <w:left w:val="none" w:sz="0" w:space="0" w:color="000000"/>
-                <w:right w:val="none" w:sz="0" w:space="0" w:color="000000"/>
-              </w:pBdr>
-              <w:spacing w:after="100" w:before="100" w:line="240"/>
-              <w:ind w:left="100" w:right="100" w:firstLine="0" w:firstLineChars="0"/>
-              <w:rPr>
-                <w:rFonts w:ascii="Arial" w:hAnsi="Arial" w:eastAsia="Arial" w:cs="Arial"/>
-                <w:i w:val="false"/>
-                <w:b w:val="false"/>
-                <w:u w:val="none"/>
-                <w:sz w:val="18"/>
-                <w:szCs w:val="18"/>
-                <w:color w:val="000000"/>
-              </w:rPr>
-            </w:pPr>
-            <w:r>
-              <w:rPr>
-                <w:rFonts w:ascii="Arial" w:hAnsi="Arial" w:eastAsia="Arial" w:cs="Arial"/>
-                <w:i w:val="false"/>
-                <w:b w:val="false"/>
-                <w:u w:val="none"/>
-                <w:sz w:val="18"/>
-                <w:szCs w:val="18"/>
-                <w:color w:val="000000"/>
-              </w:rPr>
-              <w:t xml:space="preserve">No</w:t>
-            </w:r>
-          </w:p>
-        </w:tc>
-        <w:tc>
-          <w:tcPr>
-            <w:tcBorders>
-              <w:bottom w:val="none" w:sz="0" w:space="0" w:color="000000"/>
-              <w:top w:val="none" w:sz="0" w:space="0" w:color="000000"/>
-              <w:left w:val="none" w:sz="0" w:space="0" w:color="000000"/>
-              <w:right w:val="none" w:sz="0" w:space="0" w:color="000000"/>
-            </w:tcBorders>
-            <w:shd w:val="clear" w:color="auto" w:fill="FFFFFF"/>
-            <w:tcMar>
-              <w:top w:w="0" w:type="dxa"/>
-              <w:bottom w:w="0" w:type="dxa"/>
-              <w:left w:w="0" w:type="dxa"/>
-              <w:right w:w="0" w:type="dxa"/>
-            </w:tcMar>
-            <w:vAlign w:val="center"/>
-          </w:tcPr>
-          <w:p>
-            <w:pPr>
-              <w:jc w:val="center"/>
-              <w:pBdr>
-                <w:bottom w:val="none" w:sz="0" w:space="0" w:color="000000"/>
-                <w:top w:val="none" w:sz="0" w:space="0" w:color="000000"/>
-                <w:left w:val="none" w:sz="0" w:space="0" w:color="000000"/>
-                <w:right w:val="none" w:sz="0" w:space="0" w:color="000000"/>
-              </w:pBdr>
-              <w:spacing w:after="100" w:before="100" w:line="240"/>
-              <w:ind w:left="100" w:right="100" w:firstLine="0" w:firstLineChars="0"/>
-              <w:rPr>
-                <w:rFonts w:ascii="Arial" w:hAnsi="Arial" w:eastAsia="Arial" w:cs="Arial"/>
-                <w:i w:val="false"/>
-                <w:b w:val="false"/>
-                <w:u w:val="none"/>
-                <w:sz w:val="18"/>
-                <w:szCs w:val="18"/>
-                <w:color w:val="000000"/>
-              </w:rPr>
-            </w:pPr>
-            <w:r>
-              <w:rPr>
-                <w:rFonts w:ascii="Arial" w:hAnsi="Arial" w:eastAsia="Arial" w:cs="Arial"/>
-                <w:i w:val="false"/>
-                <w:b w:val="false"/>
-                <w:u w:val="none"/>
-                <w:sz w:val="18"/>
-                <w:szCs w:val="18"/>
-                <w:color w:val="000000"/>
-              </w:rPr>
-              <w:t xml:space="preserve">No</w:t>
-            </w:r>
-          </w:p>
-        </w:tc>
-        <w:tc>
-          <w:tcPr>
-            <w:tcBorders>
-              <w:bottom w:val="none" w:sz="0" w:space="0" w:color="000000"/>
-              <w:top w:val="none" w:sz="0" w:space="0" w:color="000000"/>
-              <w:left w:val="none" w:sz="0" w:space="0" w:color="000000"/>
-              <w:right w:val="none" w:sz="0" w:space="0" w:color="000000"/>
-            </w:tcBorders>
-            <w:shd w:val="clear" w:color="auto" w:fill="FFFFFF"/>
-            <w:tcMar>
-              <w:top w:w="0" w:type="dxa"/>
-              <w:bottom w:w="0" w:type="dxa"/>
-              <w:left w:w="0" w:type="dxa"/>
-              <w:right w:w="0" w:type="dxa"/>
-            </w:tcMar>
-            <w:vAlign w:val="center"/>
-          </w:tcPr>
-          <w:p>
-            <w:pPr>
-              <w:jc w:val="center"/>
-              <w:pBdr>
-                <w:bottom w:val="none" w:sz="0" w:space="0" w:color="000000"/>
-                <w:top w:val="none" w:sz="0" w:space="0" w:color="000000"/>
-                <w:left w:val="none" w:sz="0" w:space="0" w:color="000000"/>
-                <w:right w:val="none" w:sz="0" w:space="0" w:color="000000"/>
-              </w:pBdr>
-              <w:spacing w:after="100" w:before="100" w:line="240"/>
-              <w:ind w:left="100" w:right="100" w:firstLine="0" w:firstLineChars="0"/>
-              <w:rPr>
-                <w:rFonts w:ascii="Arial" w:hAnsi="Arial" w:eastAsia="Arial" w:cs="Arial"/>
-                <w:i w:val="false"/>
-                <w:b w:val="false"/>
-                <w:u w:val="none"/>
-                <w:sz w:val="18"/>
-                <w:szCs w:val="18"/>
-                <w:color w:val="000000"/>
-              </w:rPr>
-            </w:pPr>
-            <w:r>
-              <w:rPr>
-                <w:rFonts w:ascii="Arial" w:hAnsi="Arial" w:eastAsia="Arial" w:cs="Arial"/>
-                <w:i w:val="false"/>
-                <w:b w:val="false"/>
-                <w:u w:val="none"/>
-                <w:sz w:val="18"/>
-                <w:szCs w:val="18"/>
-                <w:color w:val="000000"/>
-              </w:rPr>
-              <w:t xml:space="preserve">Yes</w:t>
-            </w:r>
-          </w:p>
-        </w:tc>
-        <w:tc>
-          <w:tcPr>
-            <w:tcBorders>
-              <w:bottom w:val="none" w:sz="0" w:space="0" w:color="000000"/>
-              <w:top w:val="none" w:sz="0" w:space="0" w:color="000000"/>
-              <w:left w:val="none" w:sz="0" w:space="0" w:color="000000"/>
-              <w:right w:val="none" w:sz="0" w:space="0" w:color="000000"/>
-            </w:tcBorders>
-            <w:shd w:val="clear" w:color="auto" w:fill="FFFFFF"/>
-            <w:tcMar>
-              <w:top w:w="0" w:type="dxa"/>
-              <w:bottom w:w="0" w:type="dxa"/>
-              <w:left w:w="0" w:type="dxa"/>
-              <w:right w:w="0" w:type="dxa"/>
-            </w:tcMar>
-            <w:vAlign w:val="center"/>
-          </w:tcPr>
-          <w:p>
-            <w:pPr>
-              <w:jc w:val="center"/>
-              <w:pBdr>
-                <w:bottom w:val="none" w:sz="0" w:space="0" w:color="000000"/>
-                <w:top w:val="none" w:sz="0" w:space="0" w:color="000000"/>
-                <w:left w:val="none" w:sz="0" w:space="0" w:color="000000"/>
-                <w:right w:val="none" w:sz="0" w:space="0" w:color="000000"/>
-              </w:pBdr>
-              <w:spacing w:after="100" w:before="100" w:line="240"/>
-              <w:ind w:left="100" w:right="100" w:firstLine="0" w:firstLineChars="0"/>
-              <w:rPr>
-                <w:rFonts w:ascii="Arial" w:hAnsi="Arial" w:eastAsia="Arial" w:cs="Arial"/>
-                <w:i w:val="false"/>
-                <w:b w:val="false"/>
-                <w:u w:val="none"/>
-                <w:sz w:val="18"/>
-                <w:szCs w:val="18"/>
-                <w:color w:val="000000"/>
-              </w:rPr>
-            </w:pPr>
-            <w:r>
-              <w:rPr>
-                <w:rFonts w:ascii="Arial" w:hAnsi="Arial" w:eastAsia="Arial" w:cs="Arial"/>
-                <w:i w:val="false"/>
-                <w:b w:val="false"/>
-                <w:u w:val="none"/>
-                <w:sz w:val="18"/>
-                <w:szCs w:val="18"/>
-                <w:color w:val="000000"/>
-              </w:rPr>
-              <w:t xml:space="preserve">Yes</w:t>
-            </w:r>
-          </w:p>
-        </w:tc>
-        <w:tc>
-          <w:tcPr>
-            <w:tcBorders>
-              <w:bottom w:val="none" w:sz="0" w:space="0" w:color="000000"/>
-              <w:top w:val="none" w:sz="0" w:space="0" w:color="000000"/>
-              <w:left w:val="none" w:sz="0" w:space="0" w:color="000000"/>
-              <w:right w:val="none" w:sz="0" w:space="0" w:color="000000"/>
-            </w:tcBorders>
-            <w:shd w:val="clear" w:color="auto" w:fill="FFFFFF"/>
-            <w:tcMar>
-              <w:top w:w="0" w:type="dxa"/>
-              <w:bottom w:w="0" w:type="dxa"/>
-              <w:left w:w="0" w:type="dxa"/>
-              <w:right w:w="0" w:type="dxa"/>
-            </w:tcMar>
-            <w:vAlign w:val="center"/>
-          </w:tcPr>
-          <w:p>
-            <w:pPr>
-              <w:jc w:val="center"/>
-              <w:pBdr>
-                <w:bottom w:val="none" w:sz="0" w:space="0" w:color="000000"/>
-                <w:top w:val="none" w:sz="0" w:space="0" w:color="000000"/>
-                <w:left w:val="none" w:sz="0" w:space="0" w:color="000000"/>
-                <w:right w:val="none" w:sz="0" w:space="0" w:color="000000"/>
-              </w:pBdr>
-              <w:spacing w:after="100" w:before="100" w:line="240"/>
-              <w:ind w:left="100" w:right="100" w:firstLine="0" w:firstLineChars="0"/>
-              <w:rPr>
-                <w:rFonts w:ascii="Arial" w:hAnsi="Arial" w:eastAsia="Arial" w:cs="Arial"/>
-                <w:i w:val="false"/>
-                <w:b w:val="false"/>
-                <w:u w:val="none"/>
-                <w:sz w:val="18"/>
-                <w:szCs w:val="18"/>
-                <w:color w:val="000000"/>
-              </w:rPr>
-            </w:pPr>
-            <w:r>
-              <w:rPr>
-                <w:rFonts w:ascii="Arial" w:hAnsi="Arial" w:eastAsia="Arial" w:cs="Arial"/>
-                <w:i w:val="false"/>
-                <w:b w:val="false"/>
-                <w:u w:val="none"/>
-                <w:sz w:val="18"/>
-                <w:szCs w:val="18"/>
-                <w:color w:val="000000"/>
-              </w:rPr>
-              <w:t xml:space="preserve">Yes</w:t>
-            </w:r>
-          </w:p>
-        </w:tc>
-        <w:tc>
-          <w:tcPr>
-            <w:tcBorders>
-              <w:bottom w:val="none" w:sz="0" w:space="0" w:color="000000"/>
-              <w:top w:val="none" w:sz="0" w:space="0" w:color="000000"/>
-              <w:left w:val="none" w:sz="0" w:space="0" w:color="000000"/>
-              <w:right w:val="none" w:sz="0" w:space="0" w:color="000000"/>
-            </w:tcBorders>
-            <w:shd w:val="clear" w:color="auto" w:fill="FFFFFF"/>
-            <w:tcMar>
-              <w:top w:w="0" w:type="dxa"/>
-              <w:bottom w:w="0" w:type="dxa"/>
-              <w:left w:w="0" w:type="dxa"/>
-              <w:right w:w="0" w:type="dxa"/>
-            </w:tcMar>
-            <w:vAlign w:val="center"/>
-          </w:tcPr>
-          <w:p>
-            <w:pPr>
-              <w:jc w:val="center"/>
-              <w:pBdr>
-                <w:bottom w:val="none" w:sz="0" w:space="0" w:color="000000"/>
-                <w:top w:val="none" w:sz="0" w:space="0" w:color="000000"/>
-                <w:left w:val="none" w:sz="0" w:space="0" w:color="000000"/>
-                <w:right w:val="none" w:sz="0" w:space="0" w:color="000000"/>
-              </w:pBdr>
-              <w:spacing w:after="100" w:before="100" w:line="240"/>
-              <w:ind w:left="100" w:right="100" w:firstLine="0" w:firstLineChars="0"/>
-              <w:rPr>
-                <w:rFonts w:ascii="Arial" w:hAnsi="Arial" w:eastAsia="Arial" w:cs="Arial"/>
-                <w:i w:val="false"/>
-                <w:b w:val="false"/>
-                <w:u w:val="none"/>
-                <w:sz w:val="18"/>
-                <w:szCs w:val="18"/>
-                <w:color w:val="000000"/>
-              </w:rPr>
-            </w:pPr>
-            <w:r>
-              <w:rPr>
-                <w:rFonts w:ascii="Arial" w:hAnsi="Arial" w:eastAsia="Arial" w:cs="Arial"/>
-                <w:i w:val="false"/>
-                <w:b w:val="false"/>
-                <w:u w:val="none"/>
-                <w:sz w:val="18"/>
-                <w:szCs w:val="18"/>
-                <w:color w:val="000000"/>
-              </w:rPr>
-              <w:t xml:space="preserve">Yes</w:t>
-            </w:r>
-          </w:p>
-        </w:tc>
-        <w:tc>
-          <w:tcPr>
-            <w:tcBorders>
-              <w:bottom w:val="none" w:sz="0" w:space="0" w:color="000000"/>
-              <w:top w:val="none" w:sz="0" w:space="0" w:color="000000"/>
-              <w:left w:val="none" w:sz="0" w:space="0" w:color="000000"/>
-              <w:right w:val="none" w:sz="0" w:space="0" w:color="000000"/>
-            </w:tcBorders>
-            <w:shd w:val="clear" w:color="auto" w:fill="FFFFFF"/>
-            <w:tcMar>
-              <w:top w:w="0" w:type="dxa"/>
-              <w:bottom w:w="0" w:type="dxa"/>
-              <w:left w:w="0" w:type="dxa"/>
-              <w:right w:w="0" w:type="dxa"/>
-            </w:tcMar>
-            <w:vAlign w:val="center"/>
-          </w:tcPr>
-          <w:p>
-            <w:pPr>
-              <w:jc w:val="center"/>
-              <w:pBdr>
-                <w:bottom w:val="none" w:sz="0" w:space="0" w:color="000000"/>
-                <w:top w:val="none" w:sz="0" w:space="0" w:color="000000"/>
-                <w:left w:val="none" w:sz="0" w:space="0" w:color="000000"/>
-                <w:right w:val="none" w:sz="0" w:space="0" w:color="000000"/>
-              </w:pBdr>
-              <w:spacing w:after="100" w:before="100" w:line="240"/>
-              <w:ind w:left="100" w:right="100" w:firstLine="0" w:firstLineChars="0"/>
-              <w:rPr>
-                <w:rFonts w:ascii="Arial" w:hAnsi="Arial" w:eastAsia="Arial" w:cs="Arial"/>
-                <w:i w:val="false"/>
-                <w:b w:val="false"/>
-                <w:u w:val="none"/>
-                <w:sz w:val="18"/>
-                <w:szCs w:val="18"/>
-                <w:color w:val="000000"/>
-              </w:rPr>
-            </w:pPr>
-            <w:r>
-              <w:rPr>
-                <w:rFonts w:ascii="Arial" w:hAnsi="Arial" w:eastAsia="Arial" w:cs="Arial"/>
-                <w:i w:val="false"/>
-                <w:b w:val="false"/>
-                <w:u w:val="none"/>
-                <w:sz w:val="18"/>
-                <w:szCs w:val="18"/>
-                <w:color w:val="000000"/>
-              </w:rPr>
-              <w:t xml:space="preserve">Yes</w:t>
-            </w:r>
-          </w:p>
-        </w:tc>
-        <w:tc>
-          <w:tcPr>
-            <w:tcBorders>
-              <w:bottom w:val="none" w:sz="0" w:space="0" w:color="000000"/>
-              <w:top w:val="none" w:sz="0" w:space="0" w:color="000000"/>
-              <w:left w:val="none" w:sz="0" w:space="0" w:color="000000"/>
-              <w:right w:val="none" w:sz="0" w:space="0" w:color="000000"/>
-            </w:tcBorders>
-            <w:shd w:val="clear" w:color="auto" w:fill="FFFFFF"/>
-            <w:tcMar>
-              <w:top w:w="0" w:type="dxa"/>
-              <w:bottom w:w="0" w:type="dxa"/>
-              <w:left w:w="0" w:type="dxa"/>
-              <w:right w:w="0" w:type="dxa"/>
-            </w:tcMar>
-            <w:vAlign w:val="center"/>
-          </w:tcPr>
-          <w:p>
-            <w:pPr>
-              <w:jc w:val="center"/>
-              <w:pBdr>
-                <w:bottom w:val="none" w:sz="0" w:space="0" w:color="000000"/>
-                <w:top w:val="none" w:sz="0" w:space="0" w:color="000000"/>
-                <w:left w:val="none" w:sz="0" w:space="0" w:color="000000"/>
-                <w:right w:val="none" w:sz="0" w:space="0" w:color="000000"/>
-              </w:pBdr>
-              <w:spacing w:after="100" w:before="100" w:line="240"/>
-              <w:ind w:left="100" w:right="100" w:firstLine="0" w:firstLineChars="0"/>
-              <w:rPr>
-                <w:rFonts w:ascii="Arial" w:hAnsi="Arial" w:eastAsia="Arial" w:cs="Arial"/>
-                <w:i w:val="false"/>
-                <w:b w:val="false"/>
-                <w:u w:val="none"/>
-                <w:sz w:val="18"/>
-                <w:szCs w:val="18"/>
-                <w:color w:val="000000"/>
-              </w:rPr>
-            </w:pPr>
-            <w:r>
-              <w:rPr>
-                <w:rFonts w:ascii="Arial" w:hAnsi="Arial" w:eastAsia="Arial" w:cs="Arial"/>
-                <w:i w:val="false"/>
-                <w:b w:val="false"/>
-                <w:u w:val="none"/>
-                <w:sz w:val="18"/>
-                <w:szCs w:val="18"/>
-                <w:color w:val="000000"/>
-              </w:rPr>
-              <w:t xml:space="preserve">NA</w:t>
-            </w:r>
-          </w:p>
-        </w:tc>
-        <w:tc>
-          <w:tcPr>
-            <w:tcBorders>
-              <w:bottom w:val="none" w:sz="0" w:space="0" w:color="000000"/>
-              <w:top w:val="none" w:sz="0" w:space="0" w:color="000000"/>
-              <w:left w:val="none" w:sz="0" w:space="0" w:color="000000"/>
-              <w:right w:val="none" w:sz="0" w:space="0" w:color="000000"/>
-            </w:tcBorders>
-            <w:shd w:val="clear" w:color="auto" w:fill="FFFFFF"/>
-            <w:tcMar>
-              <w:top w:w="0" w:type="dxa"/>
-              <w:bottom w:w="0" w:type="dxa"/>
-              <w:left w:w="0" w:type="dxa"/>
-              <w:right w:w="0" w:type="dxa"/>
-            </w:tcMar>
-            <w:vAlign w:val="center"/>
-          </w:tcPr>
-          <w:p>
-            <w:pPr>
-              <w:jc w:val="center"/>
-              <w:pBdr>
-                <w:bottom w:val="none" w:sz="0" w:space="0" w:color="000000"/>
-                <w:top w:val="none" w:sz="0" w:space="0" w:color="000000"/>
-                <w:left w:val="none" w:sz="0" w:space="0" w:color="000000"/>
-                <w:right w:val="none" w:sz="0" w:space="0" w:color="000000"/>
-              </w:pBdr>
-              <w:spacing w:after="100" w:before="100" w:line="240"/>
-              <w:ind w:left="100" w:right="100" w:firstLine="0" w:firstLineChars="0"/>
-              <w:rPr>
-                <w:rFonts w:ascii="Arial" w:hAnsi="Arial" w:eastAsia="Arial" w:cs="Arial"/>
-                <w:i w:val="false"/>
-                <w:b w:val="false"/>
-                <w:u w:val="none"/>
-                <w:sz w:val="18"/>
-                <w:szCs w:val="18"/>
-                <w:color w:val="000000"/>
-              </w:rPr>
-            </w:pPr>
-            <w:r>
-              <w:rPr>
-                <w:rFonts w:ascii="Arial" w:hAnsi="Arial" w:eastAsia="Arial" w:cs="Arial"/>
-                <w:i w:val="false"/>
-                <w:b w:val="false"/>
-                <w:u w:val="none"/>
-                <w:sz w:val="18"/>
-                <w:szCs w:val="18"/>
-                <w:color w:val="000000"/>
-              </w:rPr>
-              <w:t xml:space="preserve">Yes</w:t>
             </w:r>
           </w:p>
         </w:tc>
@@ -33728,7 +33728,7 @@
                 <w:szCs w:val="18"/>
                 <w:color w:val="000000"/>
               </w:rPr>
-              <w:t xml:space="preserve">68</w:t>
+              <w:t xml:space="preserve">66</w:t>
             </w:r>
           </w:p>
         </w:tc>
@@ -34404,7 +34404,7 @@
                 <w:szCs w:val="18"/>
                 <w:color w:val="000000"/>
               </w:rPr>
-              <w:t xml:space="preserve">NA</w:t>
+              <w:t xml:space="preserve">Yes</w:t>
             </w:r>
           </w:p>
         </w:tc>
@@ -34566,7 +34566,7 @@
                 <w:szCs w:val="18"/>
                 <w:color w:val="000000"/>
               </w:rPr>
-              <w:t xml:space="preserve">70</w:t>
+              <w:t xml:space="preserve">68</w:t>
             </w:r>
           </w:p>
         </w:tc>
@@ -34878,6 +34878,214 @@
                 <w:szCs w:val="18"/>
                 <w:color w:val="000000"/>
               </w:rPr>
+              <w:t xml:space="preserve">No</w:t>
+            </w:r>
+          </w:p>
+        </w:tc>
+        <w:tc>
+          <w:tcPr>
+            <w:tcBorders>
+              <w:bottom w:val="none" w:sz="0" w:space="0" w:color="000000"/>
+              <w:top w:val="none" w:sz="0" w:space="0" w:color="000000"/>
+              <w:left w:val="none" w:sz="0" w:space="0" w:color="000000"/>
+              <w:right w:val="none" w:sz="0" w:space="0" w:color="000000"/>
+            </w:tcBorders>
+            <w:shd w:val="clear" w:color="auto" w:fill="FFFFFF"/>
+            <w:tcMar>
+              <w:top w:w="0" w:type="dxa"/>
+              <w:bottom w:w="0" w:type="dxa"/>
+              <w:left w:w="0" w:type="dxa"/>
+              <w:right w:w="0" w:type="dxa"/>
+            </w:tcMar>
+            <w:vAlign w:val="center"/>
+          </w:tcPr>
+          <w:p>
+            <w:pPr>
+              <w:jc w:val="center"/>
+              <w:pBdr>
+                <w:bottom w:val="none" w:sz="0" w:space="0" w:color="000000"/>
+                <w:top w:val="none" w:sz="0" w:space="0" w:color="000000"/>
+                <w:left w:val="none" w:sz="0" w:space="0" w:color="000000"/>
+                <w:right w:val="none" w:sz="0" w:space="0" w:color="000000"/>
+              </w:pBdr>
+              <w:spacing w:after="100" w:before="100" w:line="240"/>
+              <w:ind w:left="100" w:right="100" w:firstLine="0" w:firstLineChars="0"/>
+              <w:rPr>
+                <w:rFonts w:ascii="Arial" w:hAnsi="Arial" w:eastAsia="Arial" w:cs="Arial"/>
+                <w:i w:val="false"/>
+                <w:b w:val="false"/>
+                <w:u w:val="none"/>
+                <w:sz w:val="18"/>
+                <w:szCs w:val="18"/>
+                <w:color w:val="000000"/>
+              </w:rPr>
+            </w:pPr>
+            <w:r>
+              <w:rPr>
+                <w:rFonts w:ascii="Arial" w:hAnsi="Arial" w:eastAsia="Arial" w:cs="Arial"/>
+                <w:i w:val="false"/>
+                <w:b w:val="false"/>
+                <w:u w:val="none"/>
+                <w:sz w:val="18"/>
+                <w:szCs w:val="18"/>
+                <w:color w:val="000000"/>
+              </w:rPr>
+              <w:t xml:space="preserve">Yes</w:t>
+            </w:r>
+          </w:p>
+        </w:tc>
+        <w:tc>
+          <w:tcPr>
+            <w:tcBorders>
+              <w:bottom w:val="none" w:sz="0" w:space="0" w:color="000000"/>
+              <w:top w:val="none" w:sz="0" w:space="0" w:color="000000"/>
+              <w:left w:val="none" w:sz="0" w:space="0" w:color="000000"/>
+              <w:right w:val="none" w:sz="0" w:space="0" w:color="000000"/>
+            </w:tcBorders>
+            <w:shd w:val="clear" w:color="auto" w:fill="FFFFFF"/>
+            <w:tcMar>
+              <w:top w:w="0" w:type="dxa"/>
+              <w:bottom w:w="0" w:type="dxa"/>
+              <w:left w:w="0" w:type="dxa"/>
+              <w:right w:w="0" w:type="dxa"/>
+            </w:tcMar>
+            <w:vAlign w:val="center"/>
+          </w:tcPr>
+          <w:p>
+            <w:pPr>
+              <w:jc w:val="center"/>
+              <w:pBdr>
+                <w:bottom w:val="none" w:sz="0" w:space="0" w:color="000000"/>
+                <w:top w:val="none" w:sz="0" w:space="0" w:color="000000"/>
+                <w:left w:val="none" w:sz="0" w:space="0" w:color="000000"/>
+                <w:right w:val="none" w:sz="0" w:space="0" w:color="000000"/>
+              </w:pBdr>
+              <w:spacing w:after="100" w:before="100" w:line="240"/>
+              <w:ind w:left="100" w:right="100" w:firstLine="0" w:firstLineChars="0"/>
+              <w:rPr>
+                <w:rFonts w:ascii="Arial" w:hAnsi="Arial" w:eastAsia="Arial" w:cs="Arial"/>
+                <w:i w:val="false"/>
+                <w:b w:val="false"/>
+                <w:u w:val="none"/>
+                <w:sz w:val="18"/>
+                <w:szCs w:val="18"/>
+                <w:color w:val="000000"/>
+              </w:rPr>
+            </w:pPr>
+            <w:r>
+              <w:rPr>
+                <w:rFonts w:ascii="Arial" w:hAnsi="Arial" w:eastAsia="Arial" w:cs="Arial"/>
+                <w:i w:val="false"/>
+                <w:b w:val="false"/>
+                <w:u w:val="none"/>
+                <w:sz w:val="18"/>
+                <w:szCs w:val="18"/>
+                <w:color w:val="000000"/>
+              </w:rPr>
+              <w:t xml:space="preserve">Yes</w:t>
+            </w:r>
+          </w:p>
+        </w:tc>
+        <w:tc>
+          <w:tcPr>
+            <w:tcBorders>
+              <w:bottom w:val="none" w:sz="0" w:space="0" w:color="000000"/>
+              <w:top w:val="none" w:sz="0" w:space="0" w:color="000000"/>
+              <w:left w:val="none" w:sz="0" w:space="0" w:color="000000"/>
+              <w:right w:val="none" w:sz="0" w:space="0" w:color="000000"/>
+            </w:tcBorders>
+            <w:shd w:val="clear" w:color="auto" w:fill="FFFFFF"/>
+            <w:tcMar>
+              <w:top w:w="0" w:type="dxa"/>
+              <w:bottom w:w="0" w:type="dxa"/>
+              <w:left w:w="0" w:type="dxa"/>
+              <w:right w:w="0" w:type="dxa"/>
+            </w:tcMar>
+            <w:vAlign w:val="center"/>
+          </w:tcPr>
+          <w:p>
+            <w:pPr>
+              <w:jc w:val="center"/>
+              <w:pBdr>
+                <w:bottom w:val="none" w:sz="0" w:space="0" w:color="000000"/>
+                <w:top w:val="none" w:sz="0" w:space="0" w:color="000000"/>
+                <w:left w:val="none" w:sz="0" w:space="0" w:color="000000"/>
+                <w:right w:val="none" w:sz="0" w:space="0" w:color="000000"/>
+              </w:pBdr>
+              <w:spacing w:after="100" w:before="100" w:line="240"/>
+              <w:ind w:left="100" w:right="100" w:firstLine="0" w:firstLineChars="0"/>
+              <w:rPr>
+                <w:rFonts w:ascii="Arial" w:hAnsi="Arial" w:eastAsia="Arial" w:cs="Arial"/>
+                <w:i w:val="false"/>
+                <w:b w:val="false"/>
+                <w:u w:val="none"/>
+                <w:sz w:val="18"/>
+                <w:szCs w:val="18"/>
+                <w:color w:val="000000"/>
+              </w:rPr>
+            </w:pPr>
+            <w:r>
+              <w:rPr>
+                <w:rFonts w:ascii="Arial" w:hAnsi="Arial" w:eastAsia="Arial" w:cs="Arial"/>
+                <w:i w:val="false"/>
+                <w:b w:val="false"/>
+                <w:u w:val="none"/>
+                <w:sz w:val="18"/>
+                <w:szCs w:val="18"/>
+                <w:color w:val="000000"/>
+              </w:rPr>
+              <w:t xml:space="preserve">Yes</w:t>
+            </w:r>
+          </w:p>
+        </w:tc>
+        <w:tc>
+          <w:tcPr>
+            <w:tcBorders>
+              <w:bottom w:val="none" w:sz="0" w:space="0" w:color="000000"/>
+              <w:top w:val="none" w:sz="0" w:space="0" w:color="000000"/>
+              <w:left w:val="none" w:sz="0" w:space="0" w:color="000000"/>
+              <w:right w:val="none" w:sz="0" w:space="0" w:color="000000"/>
+            </w:tcBorders>
+            <w:shd w:val="clear" w:color="auto" w:fill="FFFFFF"/>
+            <w:tcMar>
+              <w:top w:w="0" w:type="dxa"/>
+              <w:bottom w:w="0" w:type="dxa"/>
+              <w:left w:w="0" w:type="dxa"/>
+              <w:right w:w="0" w:type="dxa"/>
+            </w:tcMar>
+            <w:vAlign w:val="center"/>
+          </w:tcPr>
+          <w:p>
+            <w:pPr>
+              <w:jc w:val="center"/>
+              <w:pBdr>
+                <w:bottom w:val="none" w:sz="0" w:space="0" w:color="000000"/>
+                <w:top w:val="none" w:sz="0" w:space="0" w:color="000000"/>
+                <w:left w:val="none" w:sz="0" w:space="0" w:color="000000"/>
+                <w:right w:val="none" w:sz="0" w:space="0" w:color="000000"/>
+              </w:pBdr>
+              <w:spacing w:after="100" w:before="100" w:line="240"/>
+              <w:ind w:left="100" w:right="100" w:firstLine="0" w:firstLineChars="0"/>
+              <w:rPr>
+                <w:rFonts w:ascii="Arial" w:hAnsi="Arial" w:eastAsia="Arial" w:cs="Arial"/>
+                <w:i w:val="false"/>
+                <w:b w:val="false"/>
+                <w:u w:val="none"/>
+                <w:sz w:val="18"/>
+                <w:szCs w:val="18"/>
+                <w:color w:val="000000"/>
+              </w:rPr>
+            </w:pPr>
+            <w:r>
+              <w:rPr>
+                <w:rFonts w:ascii="Arial" w:hAnsi="Arial" w:eastAsia="Arial" w:cs="Arial"/>
+                <w:i w:val="false"/>
+                <w:b w:val="false"/>
+                <w:u w:val="none"/>
+                <w:sz w:val="18"/>
+                <w:szCs w:val="18"/>
+                <w:color w:val="000000"/>
+              </w:rPr>
               <w:t xml:space="preserve">Yes</w:t>
             </w:r>
           </w:p>
@@ -35034,267 +35242,59 @@
                 <w:szCs w:val="18"/>
                 <w:color w:val="000000"/>
               </w:rPr>
-              <w:t xml:space="preserve">Yes</w:t>
-            </w:r>
-          </w:p>
-        </w:tc>
-        <w:tc>
-          <w:tcPr>
-            <w:tcBorders>
-              <w:bottom w:val="none" w:sz="0" w:space="0" w:color="000000"/>
-              <w:top w:val="none" w:sz="0" w:space="0" w:color="000000"/>
-              <w:left w:val="none" w:sz="0" w:space="0" w:color="000000"/>
-              <w:right w:val="none" w:sz="0" w:space="0" w:color="000000"/>
-            </w:tcBorders>
-            <w:shd w:val="clear" w:color="auto" w:fill="FFFFFF"/>
-            <w:tcMar>
-              <w:top w:w="0" w:type="dxa"/>
-              <w:bottom w:w="0" w:type="dxa"/>
-              <w:left w:w="0" w:type="dxa"/>
-              <w:right w:w="0" w:type="dxa"/>
-            </w:tcMar>
-            <w:vAlign w:val="center"/>
-          </w:tcPr>
-          <w:p>
-            <w:pPr>
-              <w:jc w:val="center"/>
-              <w:pBdr>
-                <w:bottom w:val="none" w:sz="0" w:space="0" w:color="000000"/>
-                <w:top w:val="none" w:sz="0" w:space="0" w:color="000000"/>
-                <w:left w:val="none" w:sz="0" w:space="0" w:color="000000"/>
-                <w:right w:val="none" w:sz="0" w:space="0" w:color="000000"/>
-              </w:pBdr>
-              <w:spacing w:after="100" w:before="100" w:line="240"/>
-              <w:ind w:left="100" w:right="100" w:firstLine="0" w:firstLineChars="0"/>
-              <w:rPr>
-                <w:rFonts w:ascii="Arial" w:hAnsi="Arial" w:eastAsia="Arial" w:cs="Arial"/>
-                <w:i w:val="false"/>
-                <w:b w:val="false"/>
-                <w:u w:val="none"/>
-                <w:sz w:val="18"/>
-                <w:szCs w:val="18"/>
-                <w:color w:val="000000"/>
-              </w:rPr>
-            </w:pPr>
-            <w:r>
-              <w:rPr>
-                <w:rFonts w:ascii="Arial" w:hAnsi="Arial" w:eastAsia="Arial" w:cs="Arial"/>
-                <w:i w:val="false"/>
-                <w:b w:val="false"/>
-                <w:u w:val="none"/>
-                <w:sz w:val="18"/>
-                <w:szCs w:val="18"/>
-                <w:color w:val="000000"/>
-              </w:rPr>
-              <w:t xml:space="preserve">Yes</w:t>
-            </w:r>
-          </w:p>
-        </w:tc>
-        <w:tc>
-          <w:tcPr>
-            <w:tcBorders>
-              <w:bottom w:val="none" w:sz="0" w:space="0" w:color="000000"/>
-              <w:top w:val="none" w:sz="0" w:space="0" w:color="000000"/>
-              <w:left w:val="none" w:sz="0" w:space="0" w:color="000000"/>
-              <w:right w:val="none" w:sz="0" w:space="0" w:color="000000"/>
-            </w:tcBorders>
-            <w:shd w:val="clear" w:color="auto" w:fill="FFFFFF"/>
-            <w:tcMar>
-              <w:top w:w="0" w:type="dxa"/>
-              <w:bottom w:w="0" w:type="dxa"/>
-              <w:left w:w="0" w:type="dxa"/>
-              <w:right w:w="0" w:type="dxa"/>
-            </w:tcMar>
-            <w:vAlign w:val="center"/>
-          </w:tcPr>
-          <w:p>
-            <w:pPr>
-              <w:jc w:val="center"/>
-              <w:pBdr>
-                <w:bottom w:val="none" w:sz="0" w:space="0" w:color="000000"/>
-                <w:top w:val="none" w:sz="0" w:space="0" w:color="000000"/>
-                <w:left w:val="none" w:sz="0" w:space="0" w:color="000000"/>
-                <w:right w:val="none" w:sz="0" w:space="0" w:color="000000"/>
-              </w:pBdr>
-              <w:spacing w:after="100" w:before="100" w:line="240"/>
-              <w:ind w:left="100" w:right="100" w:firstLine="0" w:firstLineChars="0"/>
-              <w:rPr>
-                <w:rFonts w:ascii="Arial" w:hAnsi="Arial" w:eastAsia="Arial" w:cs="Arial"/>
-                <w:i w:val="false"/>
-                <w:b w:val="false"/>
-                <w:u w:val="none"/>
-                <w:sz w:val="18"/>
-                <w:szCs w:val="18"/>
-                <w:color w:val="000000"/>
-              </w:rPr>
-            </w:pPr>
-            <w:r>
-              <w:rPr>
-                <w:rFonts w:ascii="Arial" w:hAnsi="Arial" w:eastAsia="Arial" w:cs="Arial"/>
-                <w:i w:val="false"/>
-                <w:b w:val="false"/>
-                <w:u w:val="none"/>
-                <w:sz w:val="18"/>
-                <w:szCs w:val="18"/>
-                <w:color w:val="000000"/>
-              </w:rPr>
-              <w:t xml:space="preserve">Yes</w:t>
-            </w:r>
-          </w:p>
-        </w:tc>
-        <w:tc>
-          <w:tcPr>
-            <w:tcBorders>
-              <w:bottom w:val="none" w:sz="0" w:space="0" w:color="000000"/>
-              <w:top w:val="none" w:sz="0" w:space="0" w:color="000000"/>
-              <w:left w:val="none" w:sz="0" w:space="0" w:color="000000"/>
-              <w:right w:val="none" w:sz="0" w:space="0" w:color="000000"/>
-            </w:tcBorders>
-            <w:shd w:val="clear" w:color="auto" w:fill="FFFFFF"/>
-            <w:tcMar>
-              <w:top w:w="0" w:type="dxa"/>
-              <w:bottom w:w="0" w:type="dxa"/>
-              <w:left w:w="0" w:type="dxa"/>
-              <w:right w:w="0" w:type="dxa"/>
-            </w:tcMar>
-            <w:vAlign w:val="center"/>
-          </w:tcPr>
-          <w:p>
-            <w:pPr>
-              <w:jc w:val="center"/>
-              <w:pBdr>
-                <w:bottom w:val="none" w:sz="0" w:space="0" w:color="000000"/>
-                <w:top w:val="none" w:sz="0" w:space="0" w:color="000000"/>
-                <w:left w:val="none" w:sz="0" w:space="0" w:color="000000"/>
-                <w:right w:val="none" w:sz="0" w:space="0" w:color="000000"/>
-              </w:pBdr>
-              <w:spacing w:after="100" w:before="100" w:line="240"/>
-              <w:ind w:left="100" w:right="100" w:firstLine="0" w:firstLineChars="0"/>
-              <w:rPr>
-                <w:rFonts w:ascii="Arial" w:hAnsi="Arial" w:eastAsia="Arial" w:cs="Arial"/>
-                <w:i w:val="false"/>
-                <w:b w:val="false"/>
-                <w:u w:val="none"/>
-                <w:sz w:val="18"/>
-                <w:szCs w:val="18"/>
-                <w:color w:val="000000"/>
-              </w:rPr>
-            </w:pPr>
-            <w:r>
-              <w:rPr>
-                <w:rFonts w:ascii="Arial" w:hAnsi="Arial" w:eastAsia="Arial" w:cs="Arial"/>
-                <w:i w:val="false"/>
-                <w:b w:val="false"/>
-                <w:u w:val="none"/>
-                <w:sz w:val="18"/>
-                <w:szCs w:val="18"/>
-                <w:color w:val="000000"/>
-              </w:rPr>
-              <w:t xml:space="preserve">No</w:t>
-            </w:r>
-          </w:p>
-        </w:tc>
-        <w:tc>
-          <w:tcPr>
-            <w:tcBorders>
-              <w:bottom w:val="none" w:sz="0" w:space="0" w:color="000000"/>
-              <w:top w:val="none" w:sz="0" w:space="0" w:color="000000"/>
-              <w:left w:val="none" w:sz="0" w:space="0" w:color="000000"/>
-              <w:right w:val="none" w:sz="0" w:space="0" w:color="000000"/>
-            </w:tcBorders>
-            <w:shd w:val="clear" w:color="auto" w:fill="FFFFFF"/>
-            <w:tcMar>
-              <w:top w:w="0" w:type="dxa"/>
-              <w:bottom w:w="0" w:type="dxa"/>
-              <w:left w:w="0" w:type="dxa"/>
-              <w:right w:w="0" w:type="dxa"/>
-            </w:tcMar>
-            <w:vAlign w:val="center"/>
-          </w:tcPr>
-          <w:p>
-            <w:pPr>
-              <w:jc w:val="center"/>
-              <w:pBdr>
-                <w:bottom w:val="none" w:sz="0" w:space="0" w:color="000000"/>
-                <w:top w:val="none" w:sz="0" w:space="0" w:color="000000"/>
-                <w:left w:val="none" w:sz="0" w:space="0" w:color="000000"/>
-                <w:right w:val="none" w:sz="0" w:space="0" w:color="000000"/>
-              </w:pBdr>
-              <w:spacing w:after="100" w:before="100" w:line="240"/>
-              <w:ind w:left="100" w:right="100" w:firstLine="0" w:firstLineChars="0"/>
-              <w:rPr>
-                <w:rFonts w:ascii="Arial" w:hAnsi="Arial" w:eastAsia="Arial" w:cs="Arial"/>
-                <w:i w:val="false"/>
-                <w:b w:val="false"/>
-                <w:u w:val="none"/>
-                <w:sz w:val="18"/>
-                <w:szCs w:val="18"/>
-                <w:color w:val="000000"/>
-              </w:rPr>
-            </w:pPr>
-            <w:r>
-              <w:rPr>
-                <w:rFonts w:ascii="Arial" w:hAnsi="Arial" w:eastAsia="Arial" w:cs="Arial"/>
-                <w:i w:val="false"/>
-                <w:b w:val="false"/>
-                <w:u w:val="none"/>
-                <w:sz w:val="18"/>
-                <w:szCs w:val="18"/>
-                <w:color w:val="000000"/>
-              </w:rPr>
-              <w:t xml:space="preserve">Yes</w:t>
-            </w:r>
-          </w:p>
-        </w:tc>
-        <w:tc>
-          <w:tcPr>
-            <w:tcBorders>
-              <w:bottom w:val="none" w:sz="0" w:space="0" w:color="000000"/>
-              <w:top w:val="none" w:sz="0" w:space="0" w:color="000000"/>
-              <w:left w:val="none" w:sz="0" w:space="0" w:color="000000"/>
-              <w:right w:val="none" w:sz="0" w:space="0" w:color="000000"/>
-            </w:tcBorders>
-            <w:shd w:val="clear" w:color="auto" w:fill="FFFFFF"/>
-            <w:tcMar>
-              <w:top w:w="0" w:type="dxa"/>
-              <w:bottom w:w="0" w:type="dxa"/>
-              <w:left w:w="0" w:type="dxa"/>
-              <w:right w:w="0" w:type="dxa"/>
-            </w:tcMar>
-            <w:vAlign w:val="center"/>
-          </w:tcPr>
-          <w:p>
-            <w:pPr>
-              <w:jc w:val="center"/>
-              <w:pBdr>
-                <w:bottom w:val="none" w:sz="0" w:space="0" w:color="000000"/>
-                <w:top w:val="none" w:sz="0" w:space="0" w:color="000000"/>
-                <w:left w:val="none" w:sz="0" w:space="0" w:color="000000"/>
-                <w:right w:val="none" w:sz="0" w:space="0" w:color="000000"/>
-              </w:pBdr>
-              <w:spacing w:after="100" w:before="100" w:line="240"/>
-              <w:ind w:left="100" w:right="100" w:firstLine="0" w:firstLineChars="0"/>
-              <w:rPr>
-                <w:rFonts w:ascii="Arial" w:hAnsi="Arial" w:eastAsia="Arial" w:cs="Arial"/>
-                <w:i w:val="false"/>
-                <w:b w:val="false"/>
-                <w:u w:val="none"/>
-                <w:sz w:val="18"/>
-                <w:szCs w:val="18"/>
-                <w:color w:val="000000"/>
-              </w:rPr>
-            </w:pPr>
-            <w:r>
-              <w:rPr>
-                <w:rFonts w:ascii="Arial" w:hAnsi="Arial" w:eastAsia="Arial" w:cs="Arial"/>
-                <w:i w:val="false"/>
-                <w:b w:val="false"/>
-                <w:u w:val="none"/>
-                <w:sz w:val="18"/>
-                <w:szCs w:val="18"/>
-                <w:color w:val="000000"/>
-              </w:rPr>
-              <w:t xml:space="preserve">No</w:t>
+              <w:t xml:space="preserve">NA</w:t>
+            </w:r>
+          </w:p>
+        </w:tc>
+        <w:tc>
+          <w:tcPr>
+            <w:tcBorders>
+              <w:bottom w:val="none" w:sz="0" w:space="0" w:color="000000"/>
+              <w:top w:val="none" w:sz="0" w:space="0" w:color="000000"/>
+              <w:left w:val="none" w:sz="0" w:space="0" w:color="000000"/>
+              <w:right w:val="none" w:sz="0" w:space="0" w:color="000000"/>
+            </w:tcBorders>
+            <w:shd w:val="clear" w:color="auto" w:fill="FFFFFF"/>
+            <w:tcMar>
+              <w:top w:w="0" w:type="dxa"/>
+              <w:bottom w:w="0" w:type="dxa"/>
+              <w:left w:w="0" w:type="dxa"/>
+              <w:right w:w="0" w:type="dxa"/>
+            </w:tcMar>
+            <w:vAlign w:val="center"/>
+          </w:tcPr>
+          <w:p>
+            <w:pPr>
+              <w:jc w:val="center"/>
+              <w:pBdr>
+                <w:bottom w:val="none" w:sz="0" w:space="0" w:color="000000"/>
+                <w:top w:val="none" w:sz="0" w:space="0" w:color="000000"/>
+                <w:left w:val="none" w:sz="0" w:space="0" w:color="000000"/>
+                <w:right w:val="none" w:sz="0" w:space="0" w:color="000000"/>
+              </w:pBdr>
+              <w:spacing w:after="100" w:before="100" w:line="240"/>
+              <w:ind w:left="100" w:right="100" w:firstLine="0" w:firstLineChars="0"/>
+              <w:rPr>
+                <w:rFonts w:ascii="Arial" w:hAnsi="Arial" w:eastAsia="Arial" w:cs="Arial"/>
+                <w:i w:val="false"/>
+                <w:b w:val="false"/>
+                <w:u w:val="none"/>
+                <w:sz w:val="18"/>
+                <w:szCs w:val="18"/>
+                <w:color w:val="000000"/>
+              </w:rPr>
+            </w:pPr>
+            <w:r>
+              <w:rPr>
+                <w:rFonts w:ascii="Arial" w:hAnsi="Arial" w:eastAsia="Arial" w:cs="Arial"/>
+                <w:i w:val="false"/>
+                <w:b w:val="false"/>
+                <w:u w:val="none"/>
+                <w:sz w:val="18"/>
+                <w:szCs w:val="18"/>
+                <w:color w:val="000000"/>
+              </w:rPr>
+              <w:t xml:space="preserve">Yes</w:t>
             </w:r>
           </w:p>
         </w:tc>
@@ -35404,7 +35404,7 @@
                 <w:szCs w:val="18"/>
                 <w:color w:val="000000"/>
               </w:rPr>
-              <w:t xml:space="preserve">71</w:t>
+              <w:t xml:space="preserve">70</w:t>
             </w:r>
           </w:p>
         </w:tc>
@@ -35716,6 +35716,110 @@
                 <w:szCs w:val="18"/>
                 <w:color w:val="000000"/>
               </w:rPr>
+              <w:t xml:space="preserve">Yes</w:t>
+            </w:r>
+          </w:p>
+        </w:tc>
+        <w:tc>
+          <w:tcPr>
+            <w:tcBorders>
+              <w:bottom w:val="none" w:sz="0" w:space="0" w:color="000000"/>
+              <w:top w:val="none" w:sz="0" w:space="0" w:color="000000"/>
+              <w:left w:val="none" w:sz="0" w:space="0" w:color="000000"/>
+              <w:right w:val="none" w:sz="0" w:space="0" w:color="000000"/>
+            </w:tcBorders>
+            <w:shd w:val="clear" w:color="auto" w:fill="FFFFFF"/>
+            <w:tcMar>
+              <w:top w:w="0" w:type="dxa"/>
+              <w:bottom w:w="0" w:type="dxa"/>
+              <w:left w:w="0" w:type="dxa"/>
+              <w:right w:w="0" w:type="dxa"/>
+            </w:tcMar>
+            <w:vAlign w:val="center"/>
+          </w:tcPr>
+          <w:p>
+            <w:pPr>
+              <w:jc w:val="center"/>
+              <w:pBdr>
+                <w:bottom w:val="none" w:sz="0" w:space="0" w:color="000000"/>
+                <w:top w:val="none" w:sz="0" w:space="0" w:color="000000"/>
+                <w:left w:val="none" w:sz="0" w:space="0" w:color="000000"/>
+                <w:right w:val="none" w:sz="0" w:space="0" w:color="000000"/>
+              </w:pBdr>
+              <w:spacing w:after="100" w:before="100" w:line="240"/>
+              <w:ind w:left="100" w:right="100" w:firstLine="0" w:firstLineChars="0"/>
+              <w:rPr>
+                <w:rFonts w:ascii="Arial" w:hAnsi="Arial" w:eastAsia="Arial" w:cs="Arial"/>
+                <w:i w:val="false"/>
+                <w:b w:val="false"/>
+                <w:u w:val="none"/>
+                <w:sz w:val="18"/>
+                <w:szCs w:val="18"/>
+                <w:color w:val="000000"/>
+              </w:rPr>
+            </w:pPr>
+            <w:r>
+              <w:rPr>
+                <w:rFonts w:ascii="Arial" w:hAnsi="Arial" w:eastAsia="Arial" w:cs="Arial"/>
+                <w:i w:val="false"/>
+                <w:b w:val="false"/>
+                <w:u w:val="none"/>
+                <w:sz w:val="18"/>
+                <w:szCs w:val="18"/>
+                <w:color w:val="000000"/>
+              </w:rPr>
+              <w:t xml:space="preserve">Yes</w:t>
+            </w:r>
+          </w:p>
+        </w:tc>
+        <w:tc>
+          <w:tcPr>
+            <w:tcBorders>
+              <w:bottom w:val="none" w:sz="0" w:space="0" w:color="000000"/>
+              <w:top w:val="none" w:sz="0" w:space="0" w:color="000000"/>
+              <w:left w:val="none" w:sz="0" w:space="0" w:color="000000"/>
+              <w:right w:val="none" w:sz="0" w:space="0" w:color="000000"/>
+            </w:tcBorders>
+            <w:shd w:val="clear" w:color="auto" w:fill="FFFFFF"/>
+            <w:tcMar>
+              <w:top w:w="0" w:type="dxa"/>
+              <w:bottom w:w="0" w:type="dxa"/>
+              <w:left w:w="0" w:type="dxa"/>
+              <w:right w:w="0" w:type="dxa"/>
+            </w:tcMar>
+            <w:vAlign w:val="center"/>
+          </w:tcPr>
+          <w:p>
+            <w:pPr>
+              <w:jc w:val="center"/>
+              <w:pBdr>
+                <w:bottom w:val="none" w:sz="0" w:space="0" w:color="000000"/>
+                <w:top w:val="none" w:sz="0" w:space="0" w:color="000000"/>
+                <w:left w:val="none" w:sz="0" w:space="0" w:color="000000"/>
+                <w:right w:val="none" w:sz="0" w:space="0" w:color="000000"/>
+              </w:pBdr>
+              <w:spacing w:after="100" w:before="100" w:line="240"/>
+              <w:ind w:left="100" w:right="100" w:firstLine="0" w:firstLineChars="0"/>
+              <w:rPr>
+                <w:rFonts w:ascii="Arial" w:hAnsi="Arial" w:eastAsia="Arial" w:cs="Arial"/>
+                <w:i w:val="false"/>
+                <w:b w:val="false"/>
+                <w:u w:val="none"/>
+                <w:sz w:val="18"/>
+                <w:szCs w:val="18"/>
+                <w:color w:val="000000"/>
+              </w:rPr>
+            </w:pPr>
+            <w:r>
+              <w:rPr>
+                <w:rFonts w:ascii="Arial" w:hAnsi="Arial" w:eastAsia="Arial" w:cs="Arial"/>
+                <w:i w:val="false"/>
+                <w:b w:val="false"/>
+                <w:u w:val="none"/>
+                <w:sz w:val="18"/>
+                <w:szCs w:val="18"/>
+                <w:color w:val="000000"/>
+              </w:rPr>
               <w:t xml:space="preserve">NA</w:t>
             </w:r>
           </w:p>
@@ -35924,215 +36028,111 @@
                 <w:szCs w:val="18"/>
                 <w:color w:val="000000"/>
               </w:rPr>
-              <w:t xml:space="preserve">Yes</w:t>
-            </w:r>
-          </w:p>
-        </w:tc>
-        <w:tc>
-          <w:tcPr>
-            <w:tcBorders>
-              <w:bottom w:val="none" w:sz="0" w:space="0" w:color="000000"/>
-              <w:top w:val="none" w:sz="0" w:space="0" w:color="000000"/>
-              <w:left w:val="none" w:sz="0" w:space="0" w:color="000000"/>
-              <w:right w:val="none" w:sz="0" w:space="0" w:color="000000"/>
-            </w:tcBorders>
-            <w:shd w:val="clear" w:color="auto" w:fill="FFFFFF"/>
-            <w:tcMar>
-              <w:top w:w="0" w:type="dxa"/>
-              <w:bottom w:w="0" w:type="dxa"/>
-              <w:left w:w="0" w:type="dxa"/>
-              <w:right w:w="0" w:type="dxa"/>
-            </w:tcMar>
-            <w:vAlign w:val="center"/>
-          </w:tcPr>
-          <w:p>
-            <w:pPr>
-              <w:jc w:val="center"/>
-              <w:pBdr>
-                <w:bottom w:val="none" w:sz="0" w:space="0" w:color="000000"/>
-                <w:top w:val="none" w:sz="0" w:space="0" w:color="000000"/>
-                <w:left w:val="none" w:sz="0" w:space="0" w:color="000000"/>
-                <w:right w:val="none" w:sz="0" w:space="0" w:color="000000"/>
-              </w:pBdr>
-              <w:spacing w:after="100" w:before="100" w:line="240"/>
-              <w:ind w:left="100" w:right="100" w:firstLine="0" w:firstLineChars="0"/>
-              <w:rPr>
-                <w:rFonts w:ascii="Arial" w:hAnsi="Arial" w:eastAsia="Arial" w:cs="Arial"/>
-                <w:i w:val="false"/>
-                <w:b w:val="false"/>
-                <w:u w:val="none"/>
-                <w:sz w:val="18"/>
-                <w:szCs w:val="18"/>
-                <w:color w:val="000000"/>
-              </w:rPr>
-            </w:pPr>
-            <w:r>
-              <w:rPr>
-                <w:rFonts w:ascii="Arial" w:hAnsi="Arial" w:eastAsia="Arial" w:cs="Arial"/>
-                <w:i w:val="false"/>
-                <w:b w:val="false"/>
-                <w:u w:val="none"/>
-                <w:sz w:val="18"/>
-                <w:szCs w:val="18"/>
-                <w:color w:val="000000"/>
-              </w:rPr>
-              <w:t xml:space="preserve">Yes</w:t>
-            </w:r>
-          </w:p>
-        </w:tc>
-        <w:tc>
-          <w:tcPr>
-            <w:tcBorders>
-              <w:bottom w:val="none" w:sz="0" w:space="0" w:color="000000"/>
-              <w:top w:val="none" w:sz="0" w:space="0" w:color="000000"/>
-              <w:left w:val="none" w:sz="0" w:space="0" w:color="000000"/>
-              <w:right w:val="none" w:sz="0" w:space="0" w:color="000000"/>
-            </w:tcBorders>
-            <w:shd w:val="clear" w:color="auto" w:fill="FFFFFF"/>
-            <w:tcMar>
-              <w:top w:w="0" w:type="dxa"/>
-              <w:bottom w:w="0" w:type="dxa"/>
-              <w:left w:w="0" w:type="dxa"/>
-              <w:right w:w="0" w:type="dxa"/>
-            </w:tcMar>
-            <w:vAlign w:val="center"/>
-          </w:tcPr>
-          <w:p>
-            <w:pPr>
-              <w:jc w:val="center"/>
-              <w:pBdr>
-                <w:bottom w:val="none" w:sz="0" w:space="0" w:color="000000"/>
-                <w:top w:val="none" w:sz="0" w:space="0" w:color="000000"/>
-                <w:left w:val="none" w:sz="0" w:space="0" w:color="000000"/>
-                <w:right w:val="none" w:sz="0" w:space="0" w:color="000000"/>
-              </w:pBdr>
-              <w:spacing w:after="100" w:before="100" w:line="240"/>
-              <w:ind w:left="100" w:right="100" w:firstLine="0" w:firstLineChars="0"/>
-              <w:rPr>
-                <w:rFonts w:ascii="Arial" w:hAnsi="Arial" w:eastAsia="Arial" w:cs="Arial"/>
-                <w:i w:val="false"/>
-                <w:b w:val="false"/>
-                <w:u w:val="none"/>
-                <w:sz w:val="18"/>
-                <w:szCs w:val="18"/>
-                <w:color w:val="000000"/>
-              </w:rPr>
-            </w:pPr>
-            <w:r>
-              <w:rPr>
-                <w:rFonts w:ascii="Arial" w:hAnsi="Arial" w:eastAsia="Arial" w:cs="Arial"/>
-                <w:i w:val="false"/>
-                <w:b w:val="false"/>
-                <w:u w:val="none"/>
-                <w:sz w:val="18"/>
-                <w:szCs w:val="18"/>
-                <w:color w:val="000000"/>
-              </w:rPr>
-              <w:t xml:space="preserve">NA</w:t>
-            </w:r>
-          </w:p>
-        </w:tc>
-        <w:tc>
-          <w:tcPr>
-            <w:tcBorders>
-              <w:bottom w:val="none" w:sz="0" w:space="0" w:color="000000"/>
-              <w:top w:val="none" w:sz="0" w:space="0" w:color="000000"/>
-              <w:left w:val="none" w:sz="0" w:space="0" w:color="000000"/>
-              <w:right w:val="none" w:sz="0" w:space="0" w:color="000000"/>
-            </w:tcBorders>
-            <w:shd w:val="clear" w:color="auto" w:fill="FFFFFF"/>
-            <w:tcMar>
-              <w:top w:w="0" w:type="dxa"/>
-              <w:bottom w:w="0" w:type="dxa"/>
-              <w:left w:w="0" w:type="dxa"/>
-              <w:right w:w="0" w:type="dxa"/>
-            </w:tcMar>
-            <w:vAlign w:val="center"/>
-          </w:tcPr>
-          <w:p>
-            <w:pPr>
-              <w:jc w:val="center"/>
-              <w:pBdr>
-                <w:bottom w:val="none" w:sz="0" w:space="0" w:color="000000"/>
-                <w:top w:val="none" w:sz="0" w:space="0" w:color="000000"/>
-                <w:left w:val="none" w:sz="0" w:space="0" w:color="000000"/>
-                <w:right w:val="none" w:sz="0" w:space="0" w:color="000000"/>
-              </w:pBdr>
-              <w:spacing w:after="100" w:before="100" w:line="240"/>
-              <w:ind w:left="100" w:right="100" w:firstLine="0" w:firstLineChars="0"/>
-              <w:rPr>
-                <w:rFonts w:ascii="Arial" w:hAnsi="Arial" w:eastAsia="Arial" w:cs="Arial"/>
-                <w:i w:val="false"/>
-                <w:b w:val="false"/>
-                <w:u w:val="none"/>
-                <w:sz w:val="18"/>
-                <w:szCs w:val="18"/>
-                <w:color w:val="000000"/>
-              </w:rPr>
-            </w:pPr>
-            <w:r>
-              <w:rPr>
-                <w:rFonts w:ascii="Arial" w:hAnsi="Arial" w:eastAsia="Arial" w:cs="Arial"/>
-                <w:i w:val="false"/>
-                <w:b w:val="false"/>
-                <w:u w:val="none"/>
-                <w:sz w:val="18"/>
-                <w:szCs w:val="18"/>
-                <w:color w:val="000000"/>
-              </w:rPr>
-              <w:t xml:space="preserve">Yes</w:t>
-            </w:r>
-          </w:p>
-        </w:tc>
-        <w:tc>
-          <w:tcPr>
-            <w:tcBorders>
-              <w:bottom w:val="none" w:sz="0" w:space="0" w:color="000000"/>
-              <w:top w:val="none" w:sz="0" w:space="0" w:color="000000"/>
-              <w:left w:val="none" w:sz="0" w:space="0" w:color="000000"/>
-              <w:right w:val="none" w:sz="0" w:space="0" w:color="000000"/>
-            </w:tcBorders>
-            <w:shd w:val="clear" w:color="auto" w:fill="FFFFFF"/>
-            <w:tcMar>
-              <w:top w:w="0" w:type="dxa"/>
-              <w:bottom w:w="0" w:type="dxa"/>
-              <w:left w:w="0" w:type="dxa"/>
-              <w:right w:w="0" w:type="dxa"/>
-            </w:tcMar>
-            <w:vAlign w:val="center"/>
-          </w:tcPr>
-          <w:p>
-            <w:pPr>
-              <w:jc w:val="center"/>
-              <w:pBdr>
-                <w:bottom w:val="none" w:sz="0" w:space="0" w:color="000000"/>
-                <w:top w:val="none" w:sz="0" w:space="0" w:color="000000"/>
-                <w:left w:val="none" w:sz="0" w:space="0" w:color="000000"/>
-                <w:right w:val="none" w:sz="0" w:space="0" w:color="000000"/>
-              </w:pBdr>
-              <w:spacing w:after="100" w:before="100" w:line="240"/>
-              <w:ind w:left="100" w:right="100" w:firstLine="0" w:firstLineChars="0"/>
-              <w:rPr>
-                <w:rFonts w:ascii="Arial" w:hAnsi="Arial" w:eastAsia="Arial" w:cs="Arial"/>
-                <w:i w:val="false"/>
-                <w:b w:val="false"/>
-                <w:u w:val="none"/>
-                <w:sz w:val="18"/>
-                <w:szCs w:val="18"/>
-                <w:color w:val="000000"/>
-              </w:rPr>
-            </w:pPr>
-            <w:r>
-              <w:rPr>
-                <w:rFonts w:ascii="Arial" w:hAnsi="Arial" w:eastAsia="Arial" w:cs="Arial"/>
-                <w:i w:val="false"/>
-                <w:b w:val="false"/>
-                <w:u w:val="none"/>
-                <w:sz w:val="18"/>
-                <w:szCs w:val="18"/>
-                <w:color w:val="000000"/>
-              </w:rPr>
-              <w:t xml:space="preserve">NR</w:t>
+              <w:t xml:space="preserve">No</w:t>
+            </w:r>
+          </w:p>
+        </w:tc>
+        <w:tc>
+          <w:tcPr>
+            <w:tcBorders>
+              <w:bottom w:val="none" w:sz="0" w:space="0" w:color="000000"/>
+              <w:top w:val="none" w:sz="0" w:space="0" w:color="000000"/>
+              <w:left w:val="none" w:sz="0" w:space="0" w:color="000000"/>
+              <w:right w:val="none" w:sz="0" w:space="0" w:color="000000"/>
+            </w:tcBorders>
+            <w:shd w:val="clear" w:color="auto" w:fill="FFFFFF"/>
+            <w:tcMar>
+              <w:top w:w="0" w:type="dxa"/>
+              <w:bottom w:w="0" w:type="dxa"/>
+              <w:left w:w="0" w:type="dxa"/>
+              <w:right w:w="0" w:type="dxa"/>
+            </w:tcMar>
+            <w:vAlign w:val="center"/>
+          </w:tcPr>
+          <w:p>
+            <w:pPr>
+              <w:jc w:val="center"/>
+              <w:pBdr>
+                <w:bottom w:val="none" w:sz="0" w:space="0" w:color="000000"/>
+                <w:top w:val="none" w:sz="0" w:space="0" w:color="000000"/>
+                <w:left w:val="none" w:sz="0" w:space="0" w:color="000000"/>
+                <w:right w:val="none" w:sz="0" w:space="0" w:color="000000"/>
+              </w:pBdr>
+              <w:spacing w:after="100" w:before="100" w:line="240"/>
+              <w:ind w:left="100" w:right="100" w:firstLine="0" w:firstLineChars="0"/>
+              <w:rPr>
+                <w:rFonts w:ascii="Arial" w:hAnsi="Arial" w:eastAsia="Arial" w:cs="Arial"/>
+                <w:i w:val="false"/>
+                <w:b w:val="false"/>
+                <w:u w:val="none"/>
+                <w:sz w:val="18"/>
+                <w:szCs w:val="18"/>
+                <w:color w:val="000000"/>
+              </w:rPr>
+            </w:pPr>
+            <w:r>
+              <w:rPr>
+                <w:rFonts w:ascii="Arial" w:hAnsi="Arial" w:eastAsia="Arial" w:cs="Arial"/>
+                <w:i w:val="false"/>
+                <w:b w:val="false"/>
+                <w:u w:val="none"/>
+                <w:sz w:val="18"/>
+                <w:szCs w:val="18"/>
+                <w:color w:val="000000"/>
+              </w:rPr>
+              <w:t xml:space="preserve">Yes</w:t>
+            </w:r>
+          </w:p>
+        </w:tc>
+        <w:tc>
+          <w:tcPr>
+            <w:tcBorders>
+              <w:bottom w:val="none" w:sz="0" w:space="0" w:color="000000"/>
+              <w:top w:val="none" w:sz="0" w:space="0" w:color="000000"/>
+              <w:left w:val="none" w:sz="0" w:space="0" w:color="000000"/>
+              <w:right w:val="none" w:sz="0" w:space="0" w:color="000000"/>
+            </w:tcBorders>
+            <w:shd w:val="clear" w:color="auto" w:fill="FFFFFF"/>
+            <w:tcMar>
+              <w:top w:w="0" w:type="dxa"/>
+              <w:bottom w:w="0" w:type="dxa"/>
+              <w:left w:w="0" w:type="dxa"/>
+              <w:right w:w="0" w:type="dxa"/>
+            </w:tcMar>
+            <w:vAlign w:val="center"/>
+          </w:tcPr>
+          <w:p>
+            <w:pPr>
+              <w:jc w:val="center"/>
+              <w:pBdr>
+                <w:bottom w:val="none" w:sz="0" w:space="0" w:color="000000"/>
+                <w:top w:val="none" w:sz="0" w:space="0" w:color="000000"/>
+                <w:left w:val="none" w:sz="0" w:space="0" w:color="000000"/>
+                <w:right w:val="none" w:sz="0" w:space="0" w:color="000000"/>
+              </w:pBdr>
+              <w:spacing w:after="100" w:before="100" w:line="240"/>
+              <w:ind w:left="100" w:right="100" w:firstLine="0" w:firstLineChars="0"/>
+              <w:rPr>
+                <w:rFonts w:ascii="Arial" w:hAnsi="Arial" w:eastAsia="Arial" w:cs="Arial"/>
+                <w:i w:val="false"/>
+                <w:b w:val="false"/>
+                <w:u w:val="none"/>
+                <w:sz w:val="18"/>
+                <w:szCs w:val="18"/>
+                <w:color w:val="000000"/>
+              </w:rPr>
+            </w:pPr>
+            <w:r>
+              <w:rPr>
+                <w:rFonts w:ascii="Arial" w:hAnsi="Arial" w:eastAsia="Arial" w:cs="Arial"/>
+                <w:i w:val="false"/>
+                <w:b w:val="false"/>
+                <w:u w:val="none"/>
+                <w:sz w:val="18"/>
+                <w:szCs w:val="18"/>
+                <w:color w:val="000000"/>
+              </w:rPr>
+              <w:t xml:space="preserve">No</w:t>
             </w:r>
           </w:p>
         </w:tc>
@@ -36242,7 +36242,7 @@
                 <w:szCs w:val="18"/>
                 <w:color w:val="000000"/>
               </w:rPr>
-              <w:t xml:space="preserve">73</w:t>
+              <w:t xml:space="preserve">71</w:t>
             </w:r>
           </w:p>
         </w:tc>
@@ -36502,267 +36502,371 @@
                 <w:szCs w:val="18"/>
                 <w:color w:val="000000"/>
               </w:rPr>
-              <w:t xml:space="preserve">Yes</w:t>
-            </w:r>
-          </w:p>
-        </w:tc>
-        <w:tc>
-          <w:tcPr>
-            <w:tcBorders>
-              <w:bottom w:val="none" w:sz="0" w:space="0" w:color="000000"/>
-              <w:top w:val="none" w:sz="0" w:space="0" w:color="000000"/>
-              <w:left w:val="none" w:sz="0" w:space="0" w:color="000000"/>
-              <w:right w:val="none" w:sz="0" w:space="0" w:color="000000"/>
-            </w:tcBorders>
-            <w:shd w:val="clear" w:color="auto" w:fill="FFFFFF"/>
-            <w:tcMar>
-              <w:top w:w="0" w:type="dxa"/>
-              <w:bottom w:w="0" w:type="dxa"/>
-              <w:left w:w="0" w:type="dxa"/>
-              <w:right w:w="0" w:type="dxa"/>
-            </w:tcMar>
-            <w:vAlign w:val="center"/>
-          </w:tcPr>
-          <w:p>
-            <w:pPr>
-              <w:jc w:val="center"/>
-              <w:pBdr>
-                <w:bottom w:val="none" w:sz="0" w:space="0" w:color="000000"/>
-                <w:top w:val="none" w:sz="0" w:space="0" w:color="000000"/>
-                <w:left w:val="none" w:sz="0" w:space="0" w:color="000000"/>
-                <w:right w:val="none" w:sz="0" w:space="0" w:color="000000"/>
-              </w:pBdr>
-              <w:spacing w:after="100" w:before="100" w:line="240"/>
-              <w:ind w:left="100" w:right="100" w:firstLine="0" w:firstLineChars="0"/>
-              <w:rPr>
-                <w:rFonts w:ascii="Arial" w:hAnsi="Arial" w:eastAsia="Arial" w:cs="Arial"/>
-                <w:i w:val="false"/>
-                <w:b w:val="false"/>
-                <w:u w:val="none"/>
-                <w:sz w:val="18"/>
-                <w:szCs w:val="18"/>
-                <w:color w:val="000000"/>
-              </w:rPr>
-            </w:pPr>
-            <w:r>
-              <w:rPr>
-                <w:rFonts w:ascii="Arial" w:hAnsi="Arial" w:eastAsia="Arial" w:cs="Arial"/>
-                <w:i w:val="false"/>
-                <w:b w:val="false"/>
-                <w:u w:val="none"/>
-                <w:sz w:val="18"/>
-                <w:szCs w:val="18"/>
-                <w:color w:val="000000"/>
-              </w:rPr>
-              <w:t xml:space="preserve">Yes</w:t>
-            </w:r>
-          </w:p>
-        </w:tc>
-        <w:tc>
-          <w:tcPr>
-            <w:tcBorders>
-              <w:bottom w:val="none" w:sz="0" w:space="0" w:color="000000"/>
-              <w:top w:val="none" w:sz="0" w:space="0" w:color="000000"/>
-              <w:left w:val="none" w:sz="0" w:space="0" w:color="000000"/>
-              <w:right w:val="none" w:sz="0" w:space="0" w:color="000000"/>
-            </w:tcBorders>
-            <w:shd w:val="clear" w:color="auto" w:fill="FFFFFF"/>
-            <w:tcMar>
-              <w:top w:w="0" w:type="dxa"/>
-              <w:bottom w:w="0" w:type="dxa"/>
-              <w:left w:w="0" w:type="dxa"/>
-              <w:right w:w="0" w:type="dxa"/>
-            </w:tcMar>
-            <w:vAlign w:val="center"/>
-          </w:tcPr>
-          <w:p>
-            <w:pPr>
-              <w:jc w:val="center"/>
-              <w:pBdr>
-                <w:bottom w:val="none" w:sz="0" w:space="0" w:color="000000"/>
-                <w:top w:val="none" w:sz="0" w:space="0" w:color="000000"/>
-                <w:left w:val="none" w:sz="0" w:space="0" w:color="000000"/>
-                <w:right w:val="none" w:sz="0" w:space="0" w:color="000000"/>
-              </w:pBdr>
-              <w:spacing w:after="100" w:before="100" w:line="240"/>
-              <w:ind w:left="100" w:right="100" w:firstLine="0" w:firstLineChars="0"/>
-              <w:rPr>
-                <w:rFonts w:ascii="Arial" w:hAnsi="Arial" w:eastAsia="Arial" w:cs="Arial"/>
-                <w:i w:val="false"/>
-                <w:b w:val="false"/>
-                <w:u w:val="none"/>
-                <w:sz w:val="18"/>
-                <w:szCs w:val="18"/>
-                <w:color w:val="000000"/>
-              </w:rPr>
-            </w:pPr>
-            <w:r>
-              <w:rPr>
-                <w:rFonts w:ascii="Arial" w:hAnsi="Arial" w:eastAsia="Arial" w:cs="Arial"/>
-                <w:i w:val="false"/>
-                <w:b w:val="false"/>
-                <w:u w:val="none"/>
-                <w:sz w:val="18"/>
-                <w:szCs w:val="18"/>
-                <w:color w:val="000000"/>
-              </w:rPr>
-              <w:t xml:space="preserve">Yes</w:t>
-            </w:r>
-          </w:p>
-        </w:tc>
-        <w:tc>
-          <w:tcPr>
-            <w:tcBorders>
-              <w:bottom w:val="none" w:sz="0" w:space="0" w:color="000000"/>
-              <w:top w:val="none" w:sz="0" w:space="0" w:color="000000"/>
-              <w:left w:val="none" w:sz="0" w:space="0" w:color="000000"/>
-              <w:right w:val="none" w:sz="0" w:space="0" w:color="000000"/>
-            </w:tcBorders>
-            <w:shd w:val="clear" w:color="auto" w:fill="FFFFFF"/>
-            <w:tcMar>
-              <w:top w:w="0" w:type="dxa"/>
-              <w:bottom w:w="0" w:type="dxa"/>
-              <w:left w:w="0" w:type="dxa"/>
-              <w:right w:w="0" w:type="dxa"/>
-            </w:tcMar>
-            <w:vAlign w:val="center"/>
-          </w:tcPr>
-          <w:p>
-            <w:pPr>
-              <w:jc w:val="center"/>
-              <w:pBdr>
-                <w:bottom w:val="none" w:sz="0" w:space="0" w:color="000000"/>
-                <w:top w:val="none" w:sz="0" w:space="0" w:color="000000"/>
-                <w:left w:val="none" w:sz="0" w:space="0" w:color="000000"/>
-                <w:right w:val="none" w:sz="0" w:space="0" w:color="000000"/>
-              </w:pBdr>
-              <w:spacing w:after="100" w:before="100" w:line="240"/>
-              <w:ind w:left="100" w:right="100" w:firstLine="0" w:firstLineChars="0"/>
-              <w:rPr>
-                <w:rFonts w:ascii="Arial" w:hAnsi="Arial" w:eastAsia="Arial" w:cs="Arial"/>
-                <w:i w:val="false"/>
-                <w:b w:val="false"/>
-                <w:u w:val="none"/>
-                <w:sz w:val="18"/>
-                <w:szCs w:val="18"/>
-                <w:color w:val="000000"/>
-              </w:rPr>
-            </w:pPr>
-            <w:r>
-              <w:rPr>
-                <w:rFonts w:ascii="Arial" w:hAnsi="Arial" w:eastAsia="Arial" w:cs="Arial"/>
-                <w:i w:val="false"/>
-                <w:b w:val="false"/>
-                <w:u w:val="none"/>
-                <w:sz w:val="18"/>
-                <w:szCs w:val="18"/>
-                <w:color w:val="000000"/>
-              </w:rPr>
-              <w:t xml:space="preserve">Yes</w:t>
-            </w:r>
-          </w:p>
-        </w:tc>
-        <w:tc>
-          <w:tcPr>
-            <w:tcBorders>
-              <w:bottom w:val="none" w:sz="0" w:space="0" w:color="000000"/>
-              <w:top w:val="none" w:sz="0" w:space="0" w:color="000000"/>
-              <w:left w:val="none" w:sz="0" w:space="0" w:color="000000"/>
-              <w:right w:val="none" w:sz="0" w:space="0" w:color="000000"/>
-            </w:tcBorders>
-            <w:shd w:val="clear" w:color="auto" w:fill="FFFFFF"/>
-            <w:tcMar>
-              <w:top w:w="0" w:type="dxa"/>
-              <w:bottom w:w="0" w:type="dxa"/>
-              <w:left w:w="0" w:type="dxa"/>
-              <w:right w:w="0" w:type="dxa"/>
-            </w:tcMar>
-            <w:vAlign w:val="center"/>
-          </w:tcPr>
-          <w:p>
-            <w:pPr>
-              <w:jc w:val="center"/>
-              <w:pBdr>
-                <w:bottom w:val="none" w:sz="0" w:space="0" w:color="000000"/>
-                <w:top w:val="none" w:sz="0" w:space="0" w:color="000000"/>
-                <w:left w:val="none" w:sz="0" w:space="0" w:color="000000"/>
-                <w:right w:val="none" w:sz="0" w:space="0" w:color="000000"/>
-              </w:pBdr>
-              <w:spacing w:after="100" w:before="100" w:line="240"/>
-              <w:ind w:left="100" w:right="100" w:firstLine="0" w:firstLineChars="0"/>
-              <w:rPr>
-                <w:rFonts w:ascii="Arial" w:hAnsi="Arial" w:eastAsia="Arial" w:cs="Arial"/>
-                <w:i w:val="false"/>
-                <w:b w:val="false"/>
-                <w:u w:val="none"/>
-                <w:sz w:val="18"/>
-                <w:szCs w:val="18"/>
-                <w:color w:val="000000"/>
-              </w:rPr>
-            </w:pPr>
-            <w:r>
-              <w:rPr>
-                <w:rFonts w:ascii="Arial" w:hAnsi="Arial" w:eastAsia="Arial" w:cs="Arial"/>
-                <w:i w:val="false"/>
-                <w:b w:val="false"/>
-                <w:u w:val="none"/>
-                <w:sz w:val="18"/>
-                <w:szCs w:val="18"/>
-                <w:color w:val="000000"/>
-              </w:rPr>
-              <w:t xml:space="preserve">Yes</w:t>
-            </w:r>
-          </w:p>
-        </w:tc>
-        <w:tc>
-          <w:tcPr>
-            <w:tcBorders>
-              <w:bottom w:val="none" w:sz="0" w:space="0" w:color="000000"/>
-              <w:top w:val="none" w:sz="0" w:space="0" w:color="000000"/>
-              <w:left w:val="none" w:sz="0" w:space="0" w:color="000000"/>
-              <w:right w:val="none" w:sz="0" w:space="0" w:color="000000"/>
-            </w:tcBorders>
-            <w:shd w:val="clear" w:color="auto" w:fill="FFFFFF"/>
-            <w:tcMar>
-              <w:top w:w="0" w:type="dxa"/>
-              <w:bottom w:w="0" w:type="dxa"/>
-              <w:left w:w="0" w:type="dxa"/>
-              <w:right w:w="0" w:type="dxa"/>
-            </w:tcMar>
-            <w:vAlign w:val="center"/>
-          </w:tcPr>
-          <w:p>
-            <w:pPr>
-              <w:jc w:val="center"/>
-              <w:pBdr>
-                <w:bottom w:val="none" w:sz="0" w:space="0" w:color="000000"/>
-                <w:top w:val="none" w:sz="0" w:space="0" w:color="000000"/>
-                <w:left w:val="none" w:sz="0" w:space="0" w:color="000000"/>
-                <w:right w:val="none" w:sz="0" w:space="0" w:color="000000"/>
-              </w:pBdr>
-              <w:spacing w:after="100" w:before="100" w:line="240"/>
-              <w:ind w:left="100" w:right="100" w:firstLine="0" w:firstLineChars="0"/>
-              <w:rPr>
-                <w:rFonts w:ascii="Arial" w:hAnsi="Arial" w:eastAsia="Arial" w:cs="Arial"/>
-                <w:i w:val="false"/>
-                <w:b w:val="false"/>
-                <w:u w:val="none"/>
-                <w:sz w:val="18"/>
-                <w:szCs w:val="18"/>
-                <w:color w:val="000000"/>
-              </w:rPr>
-            </w:pPr>
-            <w:r>
-              <w:rPr>
-                <w:rFonts w:ascii="Arial" w:hAnsi="Arial" w:eastAsia="Arial" w:cs="Arial"/>
-                <w:i w:val="false"/>
-                <w:b w:val="false"/>
-                <w:u w:val="none"/>
-                <w:sz w:val="18"/>
-                <w:szCs w:val="18"/>
-                <w:color w:val="000000"/>
-              </w:rPr>
-              <w:t xml:space="preserve">Yes</w:t>
+              <w:t xml:space="preserve">No</w:t>
+            </w:r>
+          </w:p>
+        </w:tc>
+        <w:tc>
+          <w:tcPr>
+            <w:tcBorders>
+              <w:bottom w:val="none" w:sz="0" w:space="0" w:color="000000"/>
+              <w:top w:val="none" w:sz="0" w:space="0" w:color="000000"/>
+              <w:left w:val="none" w:sz="0" w:space="0" w:color="000000"/>
+              <w:right w:val="none" w:sz="0" w:space="0" w:color="000000"/>
+            </w:tcBorders>
+            <w:shd w:val="clear" w:color="auto" w:fill="FFFFFF"/>
+            <w:tcMar>
+              <w:top w:w="0" w:type="dxa"/>
+              <w:bottom w:w="0" w:type="dxa"/>
+              <w:left w:w="0" w:type="dxa"/>
+              <w:right w:w="0" w:type="dxa"/>
+            </w:tcMar>
+            <w:vAlign w:val="center"/>
+          </w:tcPr>
+          <w:p>
+            <w:pPr>
+              <w:jc w:val="center"/>
+              <w:pBdr>
+                <w:bottom w:val="none" w:sz="0" w:space="0" w:color="000000"/>
+                <w:top w:val="none" w:sz="0" w:space="0" w:color="000000"/>
+                <w:left w:val="none" w:sz="0" w:space="0" w:color="000000"/>
+                <w:right w:val="none" w:sz="0" w:space="0" w:color="000000"/>
+              </w:pBdr>
+              <w:spacing w:after="100" w:before="100" w:line="240"/>
+              <w:ind w:left="100" w:right="100" w:firstLine="0" w:firstLineChars="0"/>
+              <w:rPr>
+                <w:rFonts w:ascii="Arial" w:hAnsi="Arial" w:eastAsia="Arial" w:cs="Arial"/>
+                <w:i w:val="false"/>
+                <w:b w:val="false"/>
+                <w:u w:val="none"/>
+                <w:sz w:val="18"/>
+                <w:szCs w:val="18"/>
+                <w:color w:val="000000"/>
+              </w:rPr>
+            </w:pPr>
+            <w:r>
+              <w:rPr>
+                <w:rFonts w:ascii="Arial" w:hAnsi="Arial" w:eastAsia="Arial" w:cs="Arial"/>
+                <w:i w:val="false"/>
+                <w:b w:val="false"/>
+                <w:u w:val="none"/>
+                <w:sz w:val="18"/>
+                <w:szCs w:val="18"/>
+                <w:color w:val="000000"/>
+              </w:rPr>
+              <w:t xml:space="preserve">NA</w:t>
+            </w:r>
+          </w:p>
+        </w:tc>
+        <w:tc>
+          <w:tcPr>
+            <w:tcBorders>
+              <w:bottom w:val="none" w:sz="0" w:space="0" w:color="000000"/>
+              <w:top w:val="none" w:sz="0" w:space="0" w:color="000000"/>
+              <w:left w:val="none" w:sz="0" w:space="0" w:color="000000"/>
+              <w:right w:val="none" w:sz="0" w:space="0" w:color="000000"/>
+            </w:tcBorders>
+            <w:shd w:val="clear" w:color="auto" w:fill="FFFFFF"/>
+            <w:tcMar>
+              <w:top w:w="0" w:type="dxa"/>
+              <w:bottom w:w="0" w:type="dxa"/>
+              <w:left w:w="0" w:type="dxa"/>
+              <w:right w:w="0" w:type="dxa"/>
+            </w:tcMar>
+            <w:vAlign w:val="center"/>
+          </w:tcPr>
+          <w:p>
+            <w:pPr>
+              <w:jc w:val="center"/>
+              <w:pBdr>
+                <w:bottom w:val="none" w:sz="0" w:space="0" w:color="000000"/>
+                <w:top w:val="none" w:sz="0" w:space="0" w:color="000000"/>
+                <w:left w:val="none" w:sz="0" w:space="0" w:color="000000"/>
+                <w:right w:val="none" w:sz="0" w:space="0" w:color="000000"/>
+              </w:pBdr>
+              <w:spacing w:after="100" w:before="100" w:line="240"/>
+              <w:ind w:left="100" w:right="100" w:firstLine="0" w:firstLineChars="0"/>
+              <w:rPr>
+                <w:rFonts w:ascii="Arial" w:hAnsi="Arial" w:eastAsia="Arial" w:cs="Arial"/>
+                <w:i w:val="false"/>
+                <w:b w:val="false"/>
+                <w:u w:val="none"/>
+                <w:sz w:val="18"/>
+                <w:szCs w:val="18"/>
+                <w:color w:val="000000"/>
+              </w:rPr>
+            </w:pPr>
+            <w:r>
+              <w:rPr>
+                <w:rFonts w:ascii="Arial" w:hAnsi="Arial" w:eastAsia="Arial" w:cs="Arial"/>
+                <w:i w:val="false"/>
+                <w:b w:val="false"/>
+                <w:u w:val="none"/>
+                <w:sz w:val="18"/>
+                <w:szCs w:val="18"/>
+                <w:color w:val="000000"/>
+              </w:rPr>
+              <w:t xml:space="preserve">Yes</w:t>
+            </w:r>
+          </w:p>
+        </w:tc>
+        <w:tc>
+          <w:tcPr>
+            <w:tcBorders>
+              <w:bottom w:val="none" w:sz="0" w:space="0" w:color="000000"/>
+              <w:top w:val="none" w:sz="0" w:space="0" w:color="000000"/>
+              <w:left w:val="none" w:sz="0" w:space="0" w:color="000000"/>
+              <w:right w:val="none" w:sz="0" w:space="0" w:color="000000"/>
+            </w:tcBorders>
+            <w:shd w:val="clear" w:color="auto" w:fill="FFFFFF"/>
+            <w:tcMar>
+              <w:top w:w="0" w:type="dxa"/>
+              <w:bottom w:w="0" w:type="dxa"/>
+              <w:left w:w="0" w:type="dxa"/>
+              <w:right w:w="0" w:type="dxa"/>
+            </w:tcMar>
+            <w:vAlign w:val="center"/>
+          </w:tcPr>
+          <w:p>
+            <w:pPr>
+              <w:jc w:val="center"/>
+              <w:pBdr>
+                <w:bottom w:val="none" w:sz="0" w:space="0" w:color="000000"/>
+                <w:top w:val="none" w:sz="0" w:space="0" w:color="000000"/>
+                <w:left w:val="none" w:sz="0" w:space="0" w:color="000000"/>
+                <w:right w:val="none" w:sz="0" w:space="0" w:color="000000"/>
+              </w:pBdr>
+              <w:spacing w:after="100" w:before="100" w:line="240"/>
+              <w:ind w:left="100" w:right="100" w:firstLine="0" w:firstLineChars="0"/>
+              <w:rPr>
+                <w:rFonts w:ascii="Arial" w:hAnsi="Arial" w:eastAsia="Arial" w:cs="Arial"/>
+                <w:i w:val="false"/>
+                <w:b w:val="false"/>
+                <w:u w:val="none"/>
+                <w:sz w:val="18"/>
+                <w:szCs w:val="18"/>
+                <w:color w:val="000000"/>
+              </w:rPr>
+            </w:pPr>
+            <w:r>
+              <w:rPr>
+                <w:rFonts w:ascii="Arial" w:hAnsi="Arial" w:eastAsia="Arial" w:cs="Arial"/>
+                <w:i w:val="false"/>
+                <w:b w:val="false"/>
+                <w:u w:val="none"/>
+                <w:sz w:val="18"/>
+                <w:szCs w:val="18"/>
+                <w:color w:val="000000"/>
+              </w:rPr>
+              <w:t xml:space="preserve">Yes</w:t>
+            </w:r>
+          </w:p>
+        </w:tc>
+        <w:tc>
+          <w:tcPr>
+            <w:tcBorders>
+              <w:bottom w:val="none" w:sz="0" w:space="0" w:color="000000"/>
+              <w:top w:val="none" w:sz="0" w:space="0" w:color="000000"/>
+              <w:left w:val="none" w:sz="0" w:space="0" w:color="000000"/>
+              <w:right w:val="none" w:sz="0" w:space="0" w:color="000000"/>
+            </w:tcBorders>
+            <w:shd w:val="clear" w:color="auto" w:fill="FFFFFF"/>
+            <w:tcMar>
+              <w:top w:w="0" w:type="dxa"/>
+              <w:bottom w:w="0" w:type="dxa"/>
+              <w:left w:w="0" w:type="dxa"/>
+              <w:right w:w="0" w:type="dxa"/>
+            </w:tcMar>
+            <w:vAlign w:val="center"/>
+          </w:tcPr>
+          <w:p>
+            <w:pPr>
+              <w:jc w:val="center"/>
+              <w:pBdr>
+                <w:bottom w:val="none" w:sz="0" w:space="0" w:color="000000"/>
+                <w:top w:val="none" w:sz="0" w:space="0" w:color="000000"/>
+                <w:left w:val="none" w:sz="0" w:space="0" w:color="000000"/>
+                <w:right w:val="none" w:sz="0" w:space="0" w:color="000000"/>
+              </w:pBdr>
+              <w:spacing w:after="100" w:before="100" w:line="240"/>
+              <w:ind w:left="100" w:right="100" w:firstLine="0" w:firstLineChars="0"/>
+              <w:rPr>
+                <w:rFonts w:ascii="Arial" w:hAnsi="Arial" w:eastAsia="Arial" w:cs="Arial"/>
+                <w:i w:val="false"/>
+                <w:b w:val="false"/>
+                <w:u w:val="none"/>
+                <w:sz w:val="18"/>
+                <w:szCs w:val="18"/>
+                <w:color w:val="000000"/>
+              </w:rPr>
+            </w:pPr>
+            <w:r>
+              <w:rPr>
+                <w:rFonts w:ascii="Arial" w:hAnsi="Arial" w:eastAsia="Arial" w:cs="Arial"/>
+                <w:i w:val="false"/>
+                <w:b w:val="false"/>
+                <w:u w:val="none"/>
+                <w:sz w:val="18"/>
+                <w:szCs w:val="18"/>
+                <w:color w:val="000000"/>
+              </w:rPr>
+              <w:t xml:space="preserve">Yes</w:t>
+            </w:r>
+          </w:p>
+        </w:tc>
+        <w:tc>
+          <w:tcPr>
+            <w:tcBorders>
+              <w:bottom w:val="none" w:sz="0" w:space="0" w:color="000000"/>
+              <w:top w:val="none" w:sz="0" w:space="0" w:color="000000"/>
+              <w:left w:val="none" w:sz="0" w:space="0" w:color="000000"/>
+              <w:right w:val="none" w:sz="0" w:space="0" w:color="000000"/>
+            </w:tcBorders>
+            <w:shd w:val="clear" w:color="auto" w:fill="FFFFFF"/>
+            <w:tcMar>
+              <w:top w:w="0" w:type="dxa"/>
+              <w:bottom w:w="0" w:type="dxa"/>
+              <w:left w:w="0" w:type="dxa"/>
+              <w:right w:w="0" w:type="dxa"/>
+            </w:tcMar>
+            <w:vAlign w:val="center"/>
+          </w:tcPr>
+          <w:p>
+            <w:pPr>
+              <w:jc w:val="center"/>
+              <w:pBdr>
+                <w:bottom w:val="none" w:sz="0" w:space="0" w:color="000000"/>
+                <w:top w:val="none" w:sz="0" w:space="0" w:color="000000"/>
+                <w:left w:val="none" w:sz="0" w:space="0" w:color="000000"/>
+                <w:right w:val="none" w:sz="0" w:space="0" w:color="000000"/>
+              </w:pBdr>
+              <w:spacing w:after="100" w:before="100" w:line="240"/>
+              <w:ind w:left="100" w:right="100" w:firstLine="0" w:firstLineChars="0"/>
+              <w:rPr>
+                <w:rFonts w:ascii="Arial" w:hAnsi="Arial" w:eastAsia="Arial" w:cs="Arial"/>
+                <w:i w:val="false"/>
+                <w:b w:val="false"/>
+                <w:u w:val="none"/>
+                <w:sz w:val="18"/>
+                <w:szCs w:val="18"/>
+                <w:color w:val="000000"/>
+              </w:rPr>
+            </w:pPr>
+            <w:r>
+              <w:rPr>
+                <w:rFonts w:ascii="Arial" w:hAnsi="Arial" w:eastAsia="Arial" w:cs="Arial"/>
+                <w:i w:val="false"/>
+                <w:b w:val="false"/>
+                <w:u w:val="none"/>
+                <w:sz w:val="18"/>
+                <w:szCs w:val="18"/>
+                <w:color w:val="000000"/>
+              </w:rPr>
+              <w:t xml:space="preserve">Yes</w:t>
+            </w:r>
+          </w:p>
+        </w:tc>
+        <w:tc>
+          <w:tcPr>
+            <w:tcBorders>
+              <w:bottom w:val="none" w:sz="0" w:space="0" w:color="000000"/>
+              <w:top w:val="none" w:sz="0" w:space="0" w:color="000000"/>
+              <w:left w:val="none" w:sz="0" w:space="0" w:color="000000"/>
+              <w:right w:val="none" w:sz="0" w:space="0" w:color="000000"/>
+            </w:tcBorders>
+            <w:shd w:val="clear" w:color="auto" w:fill="FFFFFF"/>
+            <w:tcMar>
+              <w:top w:w="0" w:type="dxa"/>
+              <w:bottom w:w="0" w:type="dxa"/>
+              <w:left w:w="0" w:type="dxa"/>
+              <w:right w:w="0" w:type="dxa"/>
+            </w:tcMar>
+            <w:vAlign w:val="center"/>
+          </w:tcPr>
+          <w:p>
+            <w:pPr>
+              <w:jc w:val="center"/>
+              <w:pBdr>
+                <w:bottom w:val="none" w:sz="0" w:space="0" w:color="000000"/>
+                <w:top w:val="none" w:sz="0" w:space="0" w:color="000000"/>
+                <w:left w:val="none" w:sz="0" w:space="0" w:color="000000"/>
+                <w:right w:val="none" w:sz="0" w:space="0" w:color="000000"/>
+              </w:pBdr>
+              <w:spacing w:after="100" w:before="100" w:line="240"/>
+              <w:ind w:left="100" w:right="100" w:firstLine="0" w:firstLineChars="0"/>
+              <w:rPr>
+                <w:rFonts w:ascii="Arial" w:hAnsi="Arial" w:eastAsia="Arial" w:cs="Arial"/>
+                <w:i w:val="false"/>
+                <w:b w:val="false"/>
+                <w:u w:val="none"/>
+                <w:sz w:val="18"/>
+                <w:szCs w:val="18"/>
+                <w:color w:val="000000"/>
+              </w:rPr>
+            </w:pPr>
+            <w:r>
+              <w:rPr>
+                <w:rFonts w:ascii="Arial" w:hAnsi="Arial" w:eastAsia="Arial" w:cs="Arial"/>
+                <w:i w:val="false"/>
+                <w:b w:val="false"/>
+                <w:u w:val="none"/>
+                <w:sz w:val="18"/>
+                <w:szCs w:val="18"/>
+                <w:color w:val="000000"/>
+              </w:rPr>
+              <w:t xml:space="preserve">Yes</w:t>
+            </w:r>
+          </w:p>
+        </w:tc>
+        <w:tc>
+          <w:tcPr>
+            <w:tcBorders>
+              <w:bottom w:val="none" w:sz="0" w:space="0" w:color="000000"/>
+              <w:top w:val="none" w:sz="0" w:space="0" w:color="000000"/>
+              <w:left w:val="none" w:sz="0" w:space="0" w:color="000000"/>
+              <w:right w:val="none" w:sz="0" w:space="0" w:color="000000"/>
+            </w:tcBorders>
+            <w:shd w:val="clear" w:color="auto" w:fill="FFFFFF"/>
+            <w:tcMar>
+              <w:top w:w="0" w:type="dxa"/>
+              <w:bottom w:w="0" w:type="dxa"/>
+              <w:left w:w="0" w:type="dxa"/>
+              <w:right w:w="0" w:type="dxa"/>
+            </w:tcMar>
+            <w:vAlign w:val="center"/>
+          </w:tcPr>
+          <w:p>
+            <w:pPr>
+              <w:jc w:val="center"/>
+              <w:pBdr>
+                <w:bottom w:val="none" w:sz="0" w:space="0" w:color="000000"/>
+                <w:top w:val="none" w:sz="0" w:space="0" w:color="000000"/>
+                <w:left w:val="none" w:sz="0" w:space="0" w:color="000000"/>
+                <w:right w:val="none" w:sz="0" w:space="0" w:color="000000"/>
+              </w:pBdr>
+              <w:spacing w:after="100" w:before="100" w:line="240"/>
+              <w:ind w:left="100" w:right="100" w:firstLine="0" w:firstLineChars="0"/>
+              <w:rPr>
+                <w:rFonts w:ascii="Arial" w:hAnsi="Arial" w:eastAsia="Arial" w:cs="Arial"/>
+                <w:i w:val="false"/>
+                <w:b w:val="false"/>
+                <w:u w:val="none"/>
+                <w:sz w:val="18"/>
+                <w:szCs w:val="18"/>
+                <w:color w:val="000000"/>
+              </w:rPr>
+            </w:pPr>
+            <w:r>
+              <w:rPr>
+                <w:rFonts w:ascii="Arial" w:hAnsi="Arial" w:eastAsia="Arial" w:cs="Arial"/>
+                <w:i w:val="false"/>
+                <w:b w:val="false"/>
+                <w:u w:val="none"/>
+                <w:sz w:val="18"/>
+                <w:szCs w:val="18"/>
+                <w:color w:val="000000"/>
+              </w:rPr>
+              <w:t xml:space="preserve">NA</w:t>
             </w:r>
           </w:p>
         </w:tc>
@@ -36867,110 +36971,6 @@
                 <w:color w:val="000000"/>
               </w:rPr>
               <w:t xml:space="preserve">NR</w:t>
-            </w:r>
-          </w:p>
-        </w:tc>
-        <w:tc>
-          <w:tcPr>
-            <w:tcBorders>
-              <w:bottom w:val="none" w:sz="0" w:space="0" w:color="000000"/>
-              <w:top w:val="none" w:sz="0" w:space="0" w:color="000000"/>
-              <w:left w:val="none" w:sz="0" w:space="0" w:color="000000"/>
-              <w:right w:val="none" w:sz="0" w:space="0" w:color="000000"/>
-            </w:tcBorders>
-            <w:shd w:val="clear" w:color="auto" w:fill="FFFFFF"/>
-            <w:tcMar>
-              <w:top w:w="0" w:type="dxa"/>
-              <w:bottom w:w="0" w:type="dxa"/>
-              <w:left w:w="0" w:type="dxa"/>
-              <w:right w:w="0" w:type="dxa"/>
-            </w:tcMar>
-            <w:vAlign w:val="center"/>
-          </w:tcPr>
-          <w:p>
-            <w:pPr>
-              <w:jc w:val="center"/>
-              <w:pBdr>
-                <w:bottom w:val="none" w:sz="0" w:space="0" w:color="000000"/>
-                <w:top w:val="none" w:sz="0" w:space="0" w:color="000000"/>
-                <w:left w:val="none" w:sz="0" w:space="0" w:color="000000"/>
-                <w:right w:val="none" w:sz="0" w:space="0" w:color="000000"/>
-              </w:pBdr>
-              <w:spacing w:after="100" w:before="100" w:line="240"/>
-              <w:ind w:left="100" w:right="100" w:firstLine="0" w:firstLineChars="0"/>
-              <w:rPr>
-                <w:rFonts w:ascii="Arial" w:hAnsi="Arial" w:eastAsia="Arial" w:cs="Arial"/>
-                <w:i w:val="false"/>
-                <w:b w:val="false"/>
-                <w:u w:val="none"/>
-                <w:sz w:val="18"/>
-                <w:szCs w:val="18"/>
-                <w:color w:val="000000"/>
-              </w:rPr>
-            </w:pPr>
-            <w:r>
-              <w:rPr>
-                <w:rFonts w:ascii="Arial" w:hAnsi="Arial" w:eastAsia="Arial" w:cs="Arial"/>
-                <w:i w:val="false"/>
-                <w:b w:val="false"/>
-                <w:u w:val="none"/>
-                <w:sz w:val="18"/>
-                <w:szCs w:val="18"/>
-                <w:color w:val="000000"/>
-              </w:rPr>
-              <w:t xml:space="preserve">Yes</w:t>
-            </w:r>
-          </w:p>
-        </w:tc>
-        <w:tc>
-          <w:tcPr>
-            <w:tcBorders>
-              <w:bottom w:val="none" w:sz="0" w:space="0" w:color="000000"/>
-              <w:top w:val="none" w:sz="0" w:space="0" w:color="000000"/>
-              <w:left w:val="none" w:sz="0" w:space="0" w:color="000000"/>
-              <w:right w:val="none" w:sz="0" w:space="0" w:color="000000"/>
-            </w:tcBorders>
-            <w:shd w:val="clear" w:color="auto" w:fill="FFFFFF"/>
-            <w:tcMar>
-              <w:top w:w="0" w:type="dxa"/>
-              <w:bottom w:w="0" w:type="dxa"/>
-              <w:left w:w="0" w:type="dxa"/>
-              <w:right w:w="0" w:type="dxa"/>
-            </w:tcMar>
-            <w:vAlign w:val="center"/>
-          </w:tcPr>
-          <w:p>
-            <w:pPr>
-              <w:jc w:val="center"/>
-              <w:pBdr>
-                <w:bottom w:val="none" w:sz="0" w:space="0" w:color="000000"/>
-                <w:top w:val="none" w:sz="0" w:space="0" w:color="000000"/>
-                <w:left w:val="none" w:sz="0" w:space="0" w:color="000000"/>
-                <w:right w:val="none" w:sz="0" w:space="0" w:color="000000"/>
-              </w:pBdr>
-              <w:spacing w:after="100" w:before="100" w:line="240"/>
-              <w:ind w:left="100" w:right="100" w:firstLine="0" w:firstLineChars="0"/>
-              <w:rPr>
-                <w:rFonts w:ascii="Arial" w:hAnsi="Arial" w:eastAsia="Arial" w:cs="Arial"/>
-                <w:i w:val="false"/>
-                <w:b w:val="false"/>
-                <w:u w:val="none"/>
-                <w:sz w:val="18"/>
-                <w:szCs w:val="18"/>
-                <w:color w:val="000000"/>
-              </w:rPr>
-            </w:pPr>
-            <w:r>
-              <w:rPr>
-                <w:rFonts w:ascii="Arial" w:hAnsi="Arial" w:eastAsia="Arial" w:cs="Arial"/>
-                <w:i w:val="false"/>
-                <w:b w:val="false"/>
-                <w:u w:val="none"/>
-                <w:sz w:val="18"/>
-                <w:szCs w:val="18"/>
-                <w:color w:val="000000"/>
-              </w:rPr>
-              <w:t xml:space="preserve">NA</w:t>
             </w:r>
           </w:p>
         </w:tc>
@@ -37080,7 +37080,7 @@
                 <w:szCs w:val="18"/>
                 <w:color w:val="000000"/>
               </w:rPr>
-              <w:t xml:space="preserve">76</w:t>
+              <w:t xml:space="preserve">73</w:t>
             </w:r>
           </w:p>
         </w:tc>
@@ -37340,7 +37340,7 @@
                 <w:szCs w:val="18"/>
                 <w:color w:val="000000"/>
               </w:rPr>
-              <w:t xml:space="preserve">No</w:t>
+              <w:t xml:space="preserve">Yes</w:t>
             </w:r>
           </w:p>
         </w:tc>
@@ -37808,7 +37808,7 @@
                 <w:szCs w:val="18"/>
                 <w:color w:val="000000"/>
               </w:rPr>
-              <w:t xml:space="preserve">No</w:t>
+              <w:t xml:space="preserve">NA</w:t>
             </w:r>
           </w:p>
         </w:tc>
@@ -37918,59 +37918,163 @@
                 <w:szCs w:val="18"/>
                 <w:color w:val="000000"/>
               </w:rPr>
-              <w:t xml:space="preserve">77</w:t>
-            </w:r>
-          </w:p>
-        </w:tc>
-        <w:tc>
-          <w:tcPr>
-            <w:tcBorders>
-              <w:bottom w:val="none" w:sz="0" w:space="0" w:color="000000"/>
-              <w:top w:val="none" w:sz="0" w:space="0" w:color="000000"/>
-              <w:left w:val="none" w:sz="0" w:space="0" w:color="000000"/>
-              <w:right w:val="none" w:sz="0" w:space="0" w:color="000000"/>
-            </w:tcBorders>
-            <w:shd w:val="clear" w:color="auto" w:fill="FFFFFF"/>
-            <w:tcMar>
-              <w:top w:w="0" w:type="dxa"/>
-              <w:bottom w:w="0" w:type="dxa"/>
-              <w:left w:w="0" w:type="dxa"/>
-              <w:right w:w="0" w:type="dxa"/>
-            </w:tcMar>
-            <w:vAlign w:val="center"/>
-          </w:tcPr>
-          <w:p>
-            <w:pPr>
-              <w:jc w:val="center"/>
-              <w:pBdr>
-                <w:bottom w:val="none" w:sz="0" w:space="0" w:color="000000"/>
-                <w:top w:val="none" w:sz="0" w:space="0" w:color="000000"/>
-                <w:left w:val="none" w:sz="0" w:space="0" w:color="000000"/>
-                <w:right w:val="none" w:sz="0" w:space="0" w:color="000000"/>
-              </w:pBdr>
-              <w:spacing w:after="100" w:before="100" w:line="240"/>
-              <w:ind w:left="100" w:right="100" w:firstLine="0" w:firstLineChars="0"/>
-              <w:rPr>
-                <w:rFonts w:ascii="Arial" w:hAnsi="Arial" w:eastAsia="Arial" w:cs="Arial"/>
-                <w:i w:val="false"/>
-                <w:b w:val="false"/>
-                <w:u w:val="none"/>
-                <w:sz w:val="18"/>
-                <w:szCs w:val="18"/>
-                <w:color w:val="000000"/>
-              </w:rPr>
-            </w:pPr>
-            <w:r>
-              <w:rPr>
-                <w:rFonts w:ascii="Arial" w:hAnsi="Arial" w:eastAsia="Arial" w:cs="Arial"/>
-                <w:i w:val="false"/>
-                <w:b w:val="false"/>
-                <w:u w:val="none"/>
-                <w:sz w:val="18"/>
-                <w:szCs w:val="18"/>
-                <w:color w:val="000000"/>
-              </w:rPr>
-              <w:t xml:space="preserve">Yes</w:t>
+              <w:t xml:space="preserve">76</w:t>
+            </w:r>
+          </w:p>
+        </w:tc>
+        <w:tc>
+          <w:tcPr>
+            <w:tcBorders>
+              <w:bottom w:val="none" w:sz="0" w:space="0" w:color="000000"/>
+              <w:top w:val="none" w:sz="0" w:space="0" w:color="000000"/>
+              <w:left w:val="none" w:sz="0" w:space="0" w:color="000000"/>
+              <w:right w:val="none" w:sz="0" w:space="0" w:color="000000"/>
+            </w:tcBorders>
+            <w:shd w:val="clear" w:color="auto" w:fill="FFFFFF"/>
+            <w:tcMar>
+              <w:top w:w="0" w:type="dxa"/>
+              <w:bottom w:w="0" w:type="dxa"/>
+              <w:left w:w="0" w:type="dxa"/>
+              <w:right w:w="0" w:type="dxa"/>
+            </w:tcMar>
+            <w:vAlign w:val="center"/>
+          </w:tcPr>
+          <w:p>
+            <w:pPr>
+              <w:jc w:val="center"/>
+              <w:pBdr>
+                <w:bottom w:val="none" w:sz="0" w:space="0" w:color="000000"/>
+                <w:top w:val="none" w:sz="0" w:space="0" w:color="000000"/>
+                <w:left w:val="none" w:sz="0" w:space="0" w:color="000000"/>
+                <w:right w:val="none" w:sz="0" w:space="0" w:color="000000"/>
+              </w:pBdr>
+              <w:spacing w:after="100" w:before="100" w:line="240"/>
+              <w:ind w:left="100" w:right="100" w:firstLine="0" w:firstLineChars="0"/>
+              <w:rPr>
+                <w:rFonts w:ascii="Arial" w:hAnsi="Arial" w:eastAsia="Arial" w:cs="Arial"/>
+                <w:i w:val="false"/>
+                <w:b w:val="false"/>
+                <w:u w:val="none"/>
+                <w:sz w:val="18"/>
+                <w:szCs w:val="18"/>
+                <w:color w:val="000000"/>
+              </w:rPr>
+            </w:pPr>
+            <w:r>
+              <w:rPr>
+                <w:rFonts w:ascii="Arial" w:hAnsi="Arial" w:eastAsia="Arial" w:cs="Arial"/>
+                <w:i w:val="false"/>
+                <w:b w:val="false"/>
+                <w:u w:val="none"/>
+                <w:sz w:val="18"/>
+                <w:szCs w:val="18"/>
+                <w:color w:val="000000"/>
+              </w:rPr>
+              <w:t xml:space="preserve">Yes</w:t>
+            </w:r>
+          </w:p>
+        </w:tc>
+        <w:tc>
+          <w:tcPr>
+            <w:tcBorders>
+              <w:bottom w:val="none" w:sz="0" w:space="0" w:color="000000"/>
+              <w:top w:val="none" w:sz="0" w:space="0" w:color="000000"/>
+              <w:left w:val="none" w:sz="0" w:space="0" w:color="000000"/>
+              <w:right w:val="none" w:sz="0" w:space="0" w:color="000000"/>
+            </w:tcBorders>
+            <w:shd w:val="clear" w:color="auto" w:fill="FFFFFF"/>
+            <w:tcMar>
+              <w:top w:w="0" w:type="dxa"/>
+              <w:bottom w:w="0" w:type="dxa"/>
+              <w:left w:w="0" w:type="dxa"/>
+              <w:right w:w="0" w:type="dxa"/>
+            </w:tcMar>
+            <w:vAlign w:val="center"/>
+          </w:tcPr>
+          <w:p>
+            <w:pPr>
+              <w:jc w:val="center"/>
+              <w:pBdr>
+                <w:bottom w:val="none" w:sz="0" w:space="0" w:color="000000"/>
+                <w:top w:val="none" w:sz="0" w:space="0" w:color="000000"/>
+                <w:left w:val="none" w:sz="0" w:space="0" w:color="000000"/>
+                <w:right w:val="none" w:sz="0" w:space="0" w:color="000000"/>
+              </w:pBdr>
+              <w:spacing w:after="100" w:before="100" w:line="240"/>
+              <w:ind w:left="100" w:right="100" w:firstLine="0" w:firstLineChars="0"/>
+              <w:rPr>
+                <w:rFonts w:ascii="Arial" w:hAnsi="Arial" w:eastAsia="Arial" w:cs="Arial"/>
+                <w:i w:val="false"/>
+                <w:b w:val="false"/>
+                <w:u w:val="none"/>
+                <w:sz w:val="18"/>
+                <w:szCs w:val="18"/>
+                <w:color w:val="000000"/>
+              </w:rPr>
+            </w:pPr>
+            <w:r>
+              <w:rPr>
+                <w:rFonts w:ascii="Arial" w:hAnsi="Arial" w:eastAsia="Arial" w:cs="Arial"/>
+                <w:i w:val="false"/>
+                <w:b w:val="false"/>
+                <w:u w:val="none"/>
+                <w:sz w:val="18"/>
+                <w:szCs w:val="18"/>
+                <w:color w:val="000000"/>
+              </w:rPr>
+              <w:t xml:space="preserve">Yes</w:t>
+            </w:r>
+          </w:p>
+        </w:tc>
+        <w:tc>
+          <w:tcPr>
+            <w:tcBorders>
+              <w:bottom w:val="none" w:sz="0" w:space="0" w:color="000000"/>
+              <w:top w:val="none" w:sz="0" w:space="0" w:color="000000"/>
+              <w:left w:val="none" w:sz="0" w:space="0" w:color="000000"/>
+              <w:right w:val="none" w:sz="0" w:space="0" w:color="000000"/>
+            </w:tcBorders>
+            <w:shd w:val="clear" w:color="auto" w:fill="FFFFFF"/>
+            <w:tcMar>
+              <w:top w:w="0" w:type="dxa"/>
+              <w:bottom w:w="0" w:type="dxa"/>
+              <w:left w:w="0" w:type="dxa"/>
+              <w:right w:w="0" w:type="dxa"/>
+            </w:tcMar>
+            <w:vAlign w:val="center"/>
+          </w:tcPr>
+          <w:p>
+            <w:pPr>
+              <w:jc w:val="center"/>
+              <w:pBdr>
+                <w:bottom w:val="none" w:sz="0" w:space="0" w:color="000000"/>
+                <w:top w:val="none" w:sz="0" w:space="0" w:color="000000"/>
+                <w:left w:val="none" w:sz="0" w:space="0" w:color="000000"/>
+                <w:right w:val="none" w:sz="0" w:space="0" w:color="000000"/>
+              </w:pBdr>
+              <w:spacing w:after="100" w:before="100" w:line="240"/>
+              <w:ind w:left="100" w:right="100" w:firstLine="0" w:firstLineChars="0"/>
+              <w:rPr>
+                <w:rFonts w:ascii="Arial" w:hAnsi="Arial" w:eastAsia="Arial" w:cs="Arial"/>
+                <w:i w:val="false"/>
+                <w:b w:val="false"/>
+                <w:u w:val="none"/>
+                <w:sz w:val="18"/>
+                <w:szCs w:val="18"/>
+                <w:color w:val="000000"/>
+              </w:rPr>
+            </w:pPr>
+            <w:r>
+              <w:rPr>
+                <w:rFonts w:ascii="Arial" w:hAnsi="Arial" w:eastAsia="Arial" w:cs="Arial"/>
+                <w:i w:val="false"/>
+                <w:b w:val="false"/>
+                <w:u w:val="none"/>
+                <w:sz w:val="18"/>
+                <w:szCs w:val="18"/>
+                <w:color w:val="000000"/>
+              </w:rPr>
+              <w:t xml:space="preserve">NR</w:t>
             </w:r>
           </w:p>
         </w:tc>
@@ -38178,475 +38282,371 @@
                 <w:szCs w:val="18"/>
                 <w:color w:val="000000"/>
               </w:rPr>
+              <w:t xml:space="preserve">Yes</w:t>
+            </w:r>
+          </w:p>
+        </w:tc>
+        <w:tc>
+          <w:tcPr>
+            <w:tcBorders>
+              <w:bottom w:val="none" w:sz="0" w:space="0" w:color="000000"/>
+              <w:top w:val="none" w:sz="0" w:space="0" w:color="000000"/>
+              <w:left w:val="none" w:sz="0" w:space="0" w:color="000000"/>
+              <w:right w:val="none" w:sz="0" w:space="0" w:color="000000"/>
+            </w:tcBorders>
+            <w:shd w:val="clear" w:color="auto" w:fill="FFFFFF"/>
+            <w:tcMar>
+              <w:top w:w="0" w:type="dxa"/>
+              <w:bottom w:w="0" w:type="dxa"/>
+              <w:left w:w="0" w:type="dxa"/>
+              <w:right w:w="0" w:type="dxa"/>
+            </w:tcMar>
+            <w:vAlign w:val="center"/>
+          </w:tcPr>
+          <w:p>
+            <w:pPr>
+              <w:jc w:val="center"/>
+              <w:pBdr>
+                <w:bottom w:val="none" w:sz="0" w:space="0" w:color="000000"/>
+                <w:top w:val="none" w:sz="0" w:space="0" w:color="000000"/>
+                <w:left w:val="none" w:sz="0" w:space="0" w:color="000000"/>
+                <w:right w:val="none" w:sz="0" w:space="0" w:color="000000"/>
+              </w:pBdr>
+              <w:spacing w:after="100" w:before="100" w:line="240"/>
+              <w:ind w:left="100" w:right="100" w:firstLine="0" w:firstLineChars="0"/>
+              <w:rPr>
+                <w:rFonts w:ascii="Arial" w:hAnsi="Arial" w:eastAsia="Arial" w:cs="Arial"/>
+                <w:i w:val="false"/>
+                <w:b w:val="false"/>
+                <w:u w:val="none"/>
+                <w:sz w:val="18"/>
+                <w:szCs w:val="18"/>
+                <w:color w:val="000000"/>
+              </w:rPr>
+            </w:pPr>
+            <w:r>
+              <w:rPr>
+                <w:rFonts w:ascii="Arial" w:hAnsi="Arial" w:eastAsia="Arial" w:cs="Arial"/>
+                <w:i w:val="false"/>
+                <w:b w:val="false"/>
+                <w:u w:val="none"/>
+                <w:sz w:val="18"/>
+                <w:szCs w:val="18"/>
+                <w:color w:val="000000"/>
+              </w:rPr>
+              <w:t xml:space="preserve">Yes</w:t>
+            </w:r>
+          </w:p>
+        </w:tc>
+        <w:tc>
+          <w:tcPr>
+            <w:tcBorders>
+              <w:bottom w:val="none" w:sz="0" w:space="0" w:color="000000"/>
+              <w:top w:val="none" w:sz="0" w:space="0" w:color="000000"/>
+              <w:left w:val="none" w:sz="0" w:space="0" w:color="000000"/>
+              <w:right w:val="none" w:sz="0" w:space="0" w:color="000000"/>
+            </w:tcBorders>
+            <w:shd w:val="clear" w:color="auto" w:fill="FFFFFF"/>
+            <w:tcMar>
+              <w:top w:w="0" w:type="dxa"/>
+              <w:bottom w:w="0" w:type="dxa"/>
+              <w:left w:w="0" w:type="dxa"/>
+              <w:right w:w="0" w:type="dxa"/>
+            </w:tcMar>
+            <w:vAlign w:val="center"/>
+          </w:tcPr>
+          <w:p>
+            <w:pPr>
+              <w:jc w:val="center"/>
+              <w:pBdr>
+                <w:bottom w:val="none" w:sz="0" w:space="0" w:color="000000"/>
+                <w:top w:val="none" w:sz="0" w:space="0" w:color="000000"/>
+                <w:left w:val="none" w:sz="0" w:space="0" w:color="000000"/>
+                <w:right w:val="none" w:sz="0" w:space="0" w:color="000000"/>
+              </w:pBdr>
+              <w:spacing w:after="100" w:before="100" w:line="240"/>
+              <w:ind w:left="100" w:right="100" w:firstLine="0" w:firstLineChars="0"/>
+              <w:rPr>
+                <w:rFonts w:ascii="Arial" w:hAnsi="Arial" w:eastAsia="Arial" w:cs="Arial"/>
+                <w:i w:val="false"/>
+                <w:b w:val="false"/>
+                <w:u w:val="none"/>
+                <w:sz w:val="18"/>
+                <w:szCs w:val="18"/>
+                <w:color w:val="000000"/>
+              </w:rPr>
+            </w:pPr>
+            <w:r>
+              <w:rPr>
+                <w:rFonts w:ascii="Arial" w:hAnsi="Arial" w:eastAsia="Arial" w:cs="Arial"/>
+                <w:i w:val="false"/>
+                <w:b w:val="false"/>
+                <w:u w:val="none"/>
+                <w:sz w:val="18"/>
+                <w:szCs w:val="18"/>
+                <w:color w:val="000000"/>
+              </w:rPr>
+              <w:t xml:space="preserve">Yes</w:t>
+            </w:r>
+          </w:p>
+        </w:tc>
+        <w:tc>
+          <w:tcPr>
+            <w:tcBorders>
+              <w:bottom w:val="none" w:sz="0" w:space="0" w:color="000000"/>
+              <w:top w:val="none" w:sz="0" w:space="0" w:color="000000"/>
+              <w:left w:val="none" w:sz="0" w:space="0" w:color="000000"/>
+              <w:right w:val="none" w:sz="0" w:space="0" w:color="000000"/>
+            </w:tcBorders>
+            <w:shd w:val="clear" w:color="auto" w:fill="FFFFFF"/>
+            <w:tcMar>
+              <w:top w:w="0" w:type="dxa"/>
+              <w:bottom w:w="0" w:type="dxa"/>
+              <w:left w:w="0" w:type="dxa"/>
+              <w:right w:w="0" w:type="dxa"/>
+            </w:tcMar>
+            <w:vAlign w:val="center"/>
+          </w:tcPr>
+          <w:p>
+            <w:pPr>
+              <w:jc w:val="center"/>
+              <w:pBdr>
+                <w:bottom w:val="none" w:sz="0" w:space="0" w:color="000000"/>
+                <w:top w:val="none" w:sz="0" w:space="0" w:color="000000"/>
+                <w:left w:val="none" w:sz="0" w:space="0" w:color="000000"/>
+                <w:right w:val="none" w:sz="0" w:space="0" w:color="000000"/>
+              </w:pBdr>
+              <w:spacing w:after="100" w:before="100" w:line="240"/>
+              <w:ind w:left="100" w:right="100" w:firstLine="0" w:firstLineChars="0"/>
+              <w:rPr>
+                <w:rFonts w:ascii="Arial" w:hAnsi="Arial" w:eastAsia="Arial" w:cs="Arial"/>
+                <w:i w:val="false"/>
+                <w:b w:val="false"/>
+                <w:u w:val="none"/>
+                <w:sz w:val="18"/>
+                <w:szCs w:val="18"/>
+                <w:color w:val="000000"/>
+              </w:rPr>
+            </w:pPr>
+            <w:r>
+              <w:rPr>
+                <w:rFonts w:ascii="Arial" w:hAnsi="Arial" w:eastAsia="Arial" w:cs="Arial"/>
+                <w:i w:val="false"/>
+                <w:b w:val="false"/>
+                <w:u w:val="none"/>
+                <w:sz w:val="18"/>
+                <w:szCs w:val="18"/>
+                <w:color w:val="000000"/>
+              </w:rPr>
+              <w:t xml:space="preserve">Yes</w:t>
+            </w:r>
+          </w:p>
+        </w:tc>
+        <w:tc>
+          <w:tcPr>
+            <w:tcBorders>
+              <w:bottom w:val="none" w:sz="0" w:space="0" w:color="000000"/>
+              <w:top w:val="none" w:sz="0" w:space="0" w:color="000000"/>
+              <w:left w:val="none" w:sz="0" w:space="0" w:color="000000"/>
+              <w:right w:val="none" w:sz="0" w:space="0" w:color="000000"/>
+            </w:tcBorders>
+            <w:shd w:val="clear" w:color="auto" w:fill="FFFFFF"/>
+            <w:tcMar>
+              <w:top w:w="0" w:type="dxa"/>
+              <w:bottom w:w="0" w:type="dxa"/>
+              <w:left w:w="0" w:type="dxa"/>
+              <w:right w:w="0" w:type="dxa"/>
+            </w:tcMar>
+            <w:vAlign w:val="center"/>
+          </w:tcPr>
+          <w:p>
+            <w:pPr>
+              <w:jc w:val="center"/>
+              <w:pBdr>
+                <w:bottom w:val="none" w:sz="0" w:space="0" w:color="000000"/>
+                <w:top w:val="none" w:sz="0" w:space="0" w:color="000000"/>
+                <w:left w:val="none" w:sz="0" w:space="0" w:color="000000"/>
+                <w:right w:val="none" w:sz="0" w:space="0" w:color="000000"/>
+              </w:pBdr>
+              <w:spacing w:after="100" w:before="100" w:line="240"/>
+              <w:ind w:left="100" w:right="100" w:firstLine="0" w:firstLineChars="0"/>
+              <w:rPr>
+                <w:rFonts w:ascii="Arial" w:hAnsi="Arial" w:eastAsia="Arial" w:cs="Arial"/>
+                <w:i w:val="false"/>
+                <w:b w:val="false"/>
+                <w:u w:val="none"/>
+                <w:sz w:val="18"/>
+                <w:szCs w:val="18"/>
+                <w:color w:val="000000"/>
+              </w:rPr>
+            </w:pPr>
+            <w:r>
+              <w:rPr>
+                <w:rFonts w:ascii="Arial" w:hAnsi="Arial" w:eastAsia="Arial" w:cs="Arial"/>
+                <w:i w:val="false"/>
+                <w:b w:val="false"/>
+                <w:u w:val="none"/>
+                <w:sz w:val="18"/>
+                <w:szCs w:val="18"/>
+                <w:color w:val="000000"/>
+              </w:rPr>
+              <w:t xml:space="preserve">Yes</w:t>
+            </w:r>
+          </w:p>
+        </w:tc>
+        <w:tc>
+          <w:tcPr>
+            <w:tcBorders>
+              <w:bottom w:val="none" w:sz="0" w:space="0" w:color="000000"/>
+              <w:top w:val="none" w:sz="0" w:space="0" w:color="000000"/>
+              <w:left w:val="none" w:sz="0" w:space="0" w:color="000000"/>
+              <w:right w:val="none" w:sz="0" w:space="0" w:color="000000"/>
+            </w:tcBorders>
+            <w:shd w:val="clear" w:color="auto" w:fill="FFFFFF"/>
+            <w:tcMar>
+              <w:top w:w="0" w:type="dxa"/>
+              <w:bottom w:w="0" w:type="dxa"/>
+              <w:left w:w="0" w:type="dxa"/>
+              <w:right w:w="0" w:type="dxa"/>
+            </w:tcMar>
+            <w:vAlign w:val="center"/>
+          </w:tcPr>
+          <w:p>
+            <w:pPr>
+              <w:jc w:val="center"/>
+              <w:pBdr>
+                <w:bottom w:val="none" w:sz="0" w:space="0" w:color="000000"/>
+                <w:top w:val="none" w:sz="0" w:space="0" w:color="000000"/>
+                <w:left w:val="none" w:sz="0" w:space="0" w:color="000000"/>
+                <w:right w:val="none" w:sz="0" w:space="0" w:color="000000"/>
+              </w:pBdr>
+              <w:spacing w:after="100" w:before="100" w:line="240"/>
+              <w:ind w:left="100" w:right="100" w:firstLine="0" w:firstLineChars="0"/>
+              <w:rPr>
+                <w:rFonts w:ascii="Arial" w:hAnsi="Arial" w:eastAsia="Arial" w:cs="Arial"/>
+                <w:i w:val="false"/>
+                <w:b w:val="false"/>
+                <w:u w:val="none"/>
+                <w:sz w:val="18"/>
+                <w:szCs w:val="18"/>
+                <w:color w:val="000000"/>
+              </w:rPr>
+            </w:pPr>
+            <w:r>
+              <w:rPr>
+                <w:rFonts w:ascii="Arial" w:hAnsi="Arial" w:eastAsia="Arial" w:cs="Arial"/>
+                <w:i w:val="false"/>
+                <w:b w:val="false"/>
+                <w:u w:val="none"/>
+                <w:sz w:val="18"/>
+                <w:szCs w:val="18"/>
+                <w:color w:val="000000"/>
+              </w:rPr>
+              <w:t xml:space="preserve">NR</w:t>
+            </w:r>
+          </w:p>
+        </w:tc>
+        <w:tc>
+          <w:tcPr>
+            <w:tcBorders>
+              <w:bottom w:val="none" w:sz="0" w:space="0" w:color="000000"/>
+              <w:top w:val="none" w:sz="0" w:space="0" w:color="000000"/>
+              <w:left w:val="none" w:sz="0" w:space="0" w:color="000000"/>
+              <w:right w:val="none" w:sz="0" w:space="0" w:color="000000"/>
+            </w:tcBorders>
+            <w:shd w:val="clear" w:color="auto" w:fill="FFFFFF"/>
+            <w:tcMar>
+              <w:top w:w="0" w:type="dxa"/>
+              <w:bottom w:w="0" w:type="dxa"/>
+              <w:left w:w="0" w:type="dxa"/>
+              <w:right w:w="0" w:type="dxa"/>
+            </w:tcMar>
+            <w:vAlign w:val="center"/>
+          </w:tcPr>
+          <w:p>
+            <w:pPr>
+              <w:jc w:val="center"/>
+              <w:pBdr>
+                <w:bottom w:val="none" w:sz="0" w:space="0" w:color="000000"/>
+                <w:top w:val="none" w:sz="0" w:space="0" w:color="000000"/>
+                <w:left w:val="none" w:sz="0" w:space="0" w:color="000000"/>
+                <w:right w:val="none" w:sz="0" w:space="0" w:color="000000"/>
+              </w:pBdr>
+              <w:spacing w:after="100" w:before="100" w:line="240"/>
+              <w:ind w:left="100" w:right="100" w:firstLine="0" w:firstLineChars="0"/>
+              <w:rPr>
+                <w:rFonts w:ascii="Arial" w:hAnsi="Arial" w:eastAsia="Arial" w:cs="Arial"/>
+                <w:i w:val="false"/>
+                <w:b w:val="false"/>
+                <w:u w:val="none"/>
+                <w:sz w:val="18"/>
+                <w:szCs w:val="18"/>
+                <w:color w:val="000000"/>
+              </w:rPr>
+            </w:pPr>
+            <w:r>
+              <w:rPr>
+                <w:rFonts w:ascii="Arial" w:hAnsi="Arial" w:eastAsia="Arial" w:cs="Arial"/>
+                <w:i w:val="false"/>
+                <w:b w:val="false"/>
+                <w:u w:val="none"/>
+                <w:sz w:val="18"/>
+                <w:szCs w:val="18"/>
+                <w:color w:val="000000"/>
+              </w:rPr>
+              <w:t xml:space="preserve">Yes</w:t>
+            </w:r>
+          </w:p>
+        </w:tc>
+        <w:tc>
+          <w:tcPr>
+            <w:tcBorders>
+              <w:bottom w:val="none" w:sz="0" w:space="0" w:color="000000"/>
+              <w:top w:val="none" w:sz="0" w:space="0" w:color="000000"/>
+              <w:left w:val="none" w:sz="0" w:space="0" w:color="000000"/>
+              <w:right w:val="none" w:sz="0" w:space="0" w:color="000000"/>
+            </w:tcBorders>
+            <w:shd w:val="clear" w:color="auto" w:fill="FFFFFF"/>
+            <w:tcMar>
+              <w:top w:w="0" w:type="dxa"/>
+              <w:bottom w:w="0" w:type="dxa"/>
+              <w:left w:w="0" w:type="dxa"/>
+              <w:right w:w="0" w:type="dxa"/>
+            </w:tcMar>
+            <w:vAlign w:val="center"/>
+          </w:tcPr>
+          <w:p>
+            <w:pPr>
+              <w:jc w:val="center"/>
+              <w:pBdr>
+                <w:bottom w:val="none" w:sz="0" w:space="0" w:color="000000"/>
+                <w:top w:val="none" w:sz="0" w:space="0" w:color="000000"/>
+                <w:left w:val="none" w:sz="0" w:space="0" w:color="000000"/>
+                <w:right w:val="none" w:sz="0" w:space="0" w:color="000000"/>
+              </w:pBdr>
+              <w:spacing w:after="100" w:before="100" w:line="240"/>
+              <w:ind w:left="100" w:right="100" w:firstLine="0" w:firstLineChars="0"/>
+              <w:rPr>
+                <w:rFonts w:ascii="Arial" w:hAnsi="Arial" w:eastAsia="Arial" w:cs="Arial"/>
+                <w:i w:val="false"/>
+                <w:b w:val="false"/>
+                <w:u w:val="none"/>
+                <w:sz w:val="18"/>
+                <w:szCs w:val="18"/>
+                <w:color w:val="000000"/>
+              </w:rPr>
+            </w:pPr>
+            <w:r>
+              <w:rPr>
+                <w:rFonts w:ascii="Arial" w:hAnsi="Arial" w:eastAsia="Arial" w:cs="Arial"/>
+                <w:i w:val="false"/>
+                <w:b w:val="false"/>
+                <w:u w:val="none"/>
+                <w:sz w:val="18"/>
+                <w:szCs w:val="18"/>
+                <w:color w:val="000000"/>
+              </w:rPr>
               <w:t xml:space="preserve">No</w:t>
-            </w:r>
-          </w:p>
-        </w:tc>
-        <w:tc>
-          <w:tcPr>
-            <w:tcBorders>
-              <w:bottom w:val="none" w:sz="0" w:space="0" w:color="000000"/>
-              <w:top w:val="none" w:sz="0" w:space="0" w:color="000000"/>
-              <w:left w:val="none" w:sz="0" w:space="0" w:color="000000"/>
-              <w:right w:val="none" w:sz="0" w:space="0" w:color="000000"/>
-            </w:tcBorders>
-            <w:shd w:val="clear" w:color="auto" w:fill="FFFFFF"/>
-            <w:tcMar>
-              <w:top w:w="0" w:type="dxa"/>
-              <w:bottom w:w="0" w:type="dxa"/>
-              <w:left w:w="0" w:type="dxa"/>
-              <w:right w:w="0" w:type="dxa"/>
-            </w:tcMar>
-            <w:vAlign w:val="center"/>
-          </w:tcPr>
-          <w:p>
-            <w:pPr>
-              <w:jc w:val="center"/>
-              <w:pBdr>
-                <w:bottom w:val="none" w:sz="0" w:space="0" w:color="000000"/>
-                <w:top w:val="none" w:sz="0" w:space="0" w:color="000000"/>
-                <w:left w:val="none" w:sz="0" w:space="0" w:color="000000"/>
-                <w:right w:val="none" w:sz="0" w:space="0" w:color="000000"/>
-              </w:pBdr>
-              <w:spacing w:after="100" w:before="100" w:line="240"/>
-              <w:ind w:left="100" w:right="100" w:firstLine="0" w:firstLineChars="0"/>
-              <w:rPr>
-                <w:rFonts w:ascii="Arial" w:hAnsi="Arial" w:eastAsia="Arial" w:cs="Arial"/>
-                <w:i w:val="false"/>
-                <w:b w:val="false"/>
-                <w:u w:val="none"/>
-                <w:sz w:val="18"/>
-                <w:szCs w:val="18"/>
-                <w:color w:val="000000"/>
-              </w:rPr>
-            </w:pPr>
-            <w:r>
-              <w:rPr>
-                <w:rFonts w:ascii="Arial" w:hAnsi="Arial" w:eastAsia="Arial" w:cs="Arial"/>
-                <w:i w:val="false"/>
-                <w:b w:val="false"/>
-                <w:u w:val="none"/>
-                <w:sz w:val="18"/>
-                <w:szCs w:val="18"/>
-                <w:color w:val="000000"/>
-              </w:rPr>
-              <w:t xml:space="preserve">NA</w:t>
-            </w:r>
-          </w:p>
-        </w:tc>
-        <w:tc>
-          <w:tcPr>
-            <w:tcBorders>
-              <w:bottom w:val="none" w:sz="0" w:space="0" w:color="000000"/>
-              <w:top w:val="none" w:sz="0" w:space="0" w:color="000000"/>
-              <w:left w:val="none" w:sz="0" w:space="0" w:color="000000"/>
-              <w:right w:val="none" w:sz="0" w:space="0" w:color="000000"/>
-            </w:tcBorders>
-            <w:shd w:val="clear" w:color="auto" w:fill="FFFFFF"/>
-            <w:tcMar>
-              <w:top w:w="0" w:type="dxa"/>
-              <w:bottom w:w="0" w:type="dxa"/>
-              <w:left w:w="0" w:type="dxa"/>
-              <w:right w:w="0" w:type="dxa"/>
-            </w:tcMar>
-            <w:vAlign w:val="center"/>
-          </w:tcPr>
-          <w:p>
-            <w:pPr>
-              <w:jc w:val="center"/>
-              <w:pBdr>
-                <w:bottom w:val="none" w:sz="0" w:space="0" w:color="000000"/>
-                <w:top w:val="none" w:sz="0" w:space="0" w:color="000000"/>
-                <w:left w:val="none" w:sz="0" w:space="0" w:color="000000"/>
-                <w:right w:val="none" w:sz="0" w:space="0" w:color="000000"/>
-              </w:pBdr>
-              <w:spacing w:after="100" w:before="100" w:line="240"/>
-              <w:ind w:left="100" w:right="100" w:firstLine="0" w:firstLineChars="0"/>
-              <w:rPr>
-                <w:rFonts w:ascii="Arial" w:hAnsi="Arial" w:eastAsia="Arial" w:cs="Arial"/>
-                <w:i w:val="false"/>
-                <w:b w:val="false"/>
-                <w:u w:val="none"/>
-                <w:sz w:val="18"/>
-                <w:szCs w:val="18"/>
-                <w:color w:val="000000"/>
-              </w:rPr>
-            </w:pPr>
-            <w:r>
-              <w:rPr>
-                <w:rFonts w:ascii="Arial" w:hAnsi="Arial" w:eastAsia="Arial" w:cs="Arial"/>
-                <w:i w:val="false"/>
-                <w:b w:val="false"/>
-                <w:u w:val="none"/>
-                <w:sz w:val="18"/>
-                <w:szCs w:val="18"/>
-                <w:color w:val="000000"/>
-              </w:rPr>
-              <w:t xml:space="preserve">Yes</w:t>
-            </w:r>
-          </w:p>
-        </w:tc>
-        <w:tc>
-          <w:tcPr>
-            <w:tcBorders>
-              <w:bottom w:val="none" w:sz="0" w:space="0" w:color="000000"/>
-              <w:top w:val="none" w:sz="0" w:space="0" w:color="000000"/>
-              <w:left w:val="none" w:sz="0" w:space="0" w:color="000000"/>
-              <w:right w:val="none" w:sz="0" w:space="0" w:color="000000"/>
-            </w:tcBorders>
-            <w:shd w:val="clear" w:color="auto" w:fill="FFFFFF"/>
-            <w:tcMar>
-              <w:top w:w="0" w:type="dxa"/>
-              <w:bottom w:w="0" w:type="dxa"/>
-              <w:left w:w="0" w:type="dxa"/>
-              <w:right w:w="0" w:type="dxa"/>
-            </w:tcMar>
-            <w:vAlign w:val="center"/>
-          </w:tcPr>
-          <w:p>
-            <w:pPr>
-              <w:jc w:val="center"/>
-              <w:pBdr>
-                <w:bottom w:val="none" w:sz="0" w:space="0" w:color="000000"/>
-                <w:top w:val="none" w:sz="0" w:space="0" w:color="000000"/>
-                <w:left w:val="none" w:sz="0" w:space="0" w:color="000000"/>
-                <w:right w:val="none" w:sz="0" w:space="0" w:color="000000"/>
-              </w:pBdr>
-              <w:spacing w:after="100" w:before="100" w:line="240"/>
-              <w:ind w:left="100" w:right="100" w:firstLine="0" w:firstLineChars="0"/>
-              <w:rPr>
-                <w:rFonts w:ascii="Arial" w:hAnsi="Arial" w:eastAsia="Arial" w:cs="Arial"/>
-                <w:i w:val="false"/>
-                <w:b w:val="false"/>
-                <w:u w:val="none"/>
-                <w:sz w:val="18"/>
-                <w:szCs w:val="18"/>
-                <w:color w:val="000000"/>
-              </w:rPr>
-            </w:pPr>
-            <w:r>
-              <w:rPr>
-                <w:rFonts w:ascii="Arial" w:hAnsi="Arial" w:eastAsia="Arial" w:cs="Arial"/>
-                <w:i w:val="false"/>
-                <w:b w:val="false"/>
-                <w:u w:val="none"/>
-                <w:sz w:val="18"/>
-                <w:szCs w:val="18"/>
-                <w:color w:val="000000"/>
-              </w:rPr>
-              <w:t xml:space="preserve">Yes</w:t>
-            </w:r>
-          </w:p>
-        </w:tc>
-        <w:tc>
-          <w:tcPr>
-            <w:tcBorders>
-              <w:bottom w:val="none" w:sz="0" w:space="0" w:color="000000"/>
-              <w:top w:val="none" w:sz="0" w:space="0" w:color="000000"/>
-              <w:left w:val="none" w:sz="0" w:space="0" w:color="000000"/>
-              <w:right w:val="none" w:sz="0" w:space="0" w:color="000000"/>
-            </w:tcBorders>
-            <w:shd w:val="clear" w:color="auto" w:fill="FFFFFF"/>
-            <w:tcMar>
-              <w:top w:w="0" w:type="dxa"/>
-              <w:bottom w:w="0" w:type="dxa"/>
-              <w:left w:w="0" w:type="dxa"/>
-              <w:right w:w="0" w:type="dxa"/>
-            </w:tcMar>
-            <w:vAlign w:val="center"/>
-          </w:tcPr>
-          <w:p>
-            <w:pPr>
-              <w:jc w:val="center"/>
-              <w:pBdr>
-                <w:bottom w:val="none" w:sz="0" w:space="0" w:color="000000"/>
-                <w:top w:val="none" w:sz="0" w:space="0" w:color="000000"/>
-                <w:left w:val="none" w:sz="0" w:space="0" w:color="000000"/>
-                <w:right w:val="none" w:sz="0" w:space="0" w:color="000000"/>
-              </w:pBdr>
-              <w:spacing w:after="100" w:before="100" w:line="240"/>
-              <w:ind w:left="100" w:right="100" w:firstLine="0" w:firstLineChars="0"/>
-              <w:rPr>
-                <w:rFonts w:ascii="Arial" w:hAnsi="Arial" w:eastAsia="Arial" w:cs="Arial"/>
-                <w:i w:val="false"/>
-                <w:b w:val="false"/>
-                <w:u w:val="none"/>
-                <w:sz w:val="18"/>
-                <w:szCs w:val="18"/>
-                <w:color w:val="000000"/>
-              </w:rPr>
-            </w:pPr>
-            <w:r>
-              <w:rPr>
-                <w:rFonts w:ascii="Arial" w:hAnsi="Arial" w:eastAsia="Arial" w:cs="Arial"/>
-                <w:i w:val="false"/>
-                <w:b w:val="false"/>
-                <w:u w:val="none"/>
-                <w:sz w:val="18"/>
-                <w:szCs w:val="18"/>
-                <w:color w:val="000000"/>
-              </w:rPr>
-              <w:t xml:space="preserve">Yes</w:t>
-            </w:r>
-          </w:p>
-        </w:tc>
-        <w:tc>
-          <w:tcPr>
-            <w:tcBorders>
-              <w:bottom w:val="none" w:sz="0" w:space="0" w:color="000000"/>
-              <w:top w:val="none" w:sz="0" w:space="0" w:color="000000"/>
-              <w:left w:val="none" w:sz="0" w:space="0" w:color="000000"/>
-              <w:right w:val="none" w:sz="0" w:space="0" w:color="000000"/>
-            </w:tcBorders>
-            <w:shd w:val="clear" w:color="auto" w:fill="FFFFFF"/>
-            <w:tcMar>
-              <w:top w:w="0" w:type="dxa"/>
-              <w:bottom w:w="0" w:type="dxa"/>
-              <w:left w:w="0" w:type="dxa"/>
-              <w:right w:w="0" w:type="dxa"/>
-            </w:tcMar>
-            <w:vAlign w:val="center"/>
-          </w:tcPr>
-          <w:p>
-            <w:pPr>
-              <w:jc w:val="center"/>
-              <w:pBdr>
-                <w:bottom w:val="none" w:sz="0" w:space="0" w:color="000000"/>
-                <w:top w:val="none" w:sz="0" w:space="0" w:color="000000"/>
-                <w:left w:val="none" w:sz="0" w:space="0" w:color="000000"/>
-                <w:right w:val="none" w:sz="0" w:space="0" w:color="000000"/>
-              </w:pBdr>
-              <w:spacing w:after="100" w:before="100" w:line="240"/>
-              <w:ind w:left="100" w:right="100" w:firstLine="0" w:firstLineChars="0"/>
-              <w:rPr>
-                <w:rFonts w:ascii="Arial" w:hAnsi="Arial" w:eastAsia="Arial" w:cs="Arial"/>
-                <w:i w:val="false"/>
-                <w:b w:val="false"/>
-                <w:u w:val="none"/>
-                <w:sz w:val="18"/>
-                <w:szCs w:val="18"/>
-                <w:color w:val="000000"/>
-              </w:rPr>
-            </w:pPr>
-            <w:r>
-              <w:rPr>
-                <w:rFonts w:ascii="Arial" w:hAnsi="Arial" w:eastAsia="Arial" w:cs="Arial"/>
-                <w:i w:val="false"/>
-                <w:b w:val="false"/>
-                <w:u w:val="none"/>
-                <w:sz w:val="18"/>
-                <w:szCs w:val="18"/>
-                <w:color w:val="000000"/>
-              </w:rPr>
-              <w:t xml:space="preserve">Yes</w:t>
-            </w:r>
-          </w:p>
-        </w:tc>
-        <w:tc>
-          <w:tcPr>
-            <w:tcBorders>
-              <w:bottom w:val="none" w:sz="0" w:space="0" w:color="000000"/>
-              <w:top w:val="none" w:sz="0" w:space="0" w:color="000000"/>
-              <w:left w:val="none" w:sz="0" w:space="0" w:color="000000"/>
-              <w:right w:val="none" w:sz="0" w:space="0" w:color="000000"/>
-            </w:tcBorders>
-            <w:shd w:val="clear" w:color="auto" w:fill="FFFFFF"/>
-            <w:tcMar>
-              <w:top w:w="0" w:type="dxa"/>
-              <w:bottom w:w="0" w:type="dxa"/>
-              <w:left w:w="0" w:type="dxa"/>
-              <w:right w:w="0" w:type="dxa"/>
-            </w:tcMar>
-            <w:vAlign w:val="center"/>
-          </w:tcPr>
-          <w:p>
-            <w:pPr>
-              <w:jc w:val="center"/>
-              <w:pBdr>
-                <w:bottom w:val="none" w:sz="0" w:space="0" w:color="000000"/>
-                <w:top w:val="none" w:sz="0" w:space="0" w:color="000000"/>
-                <w:left w:val="none" w:sz="0" w:space="0" w:color="000000"/>
-                <w:right w:val="none" w:sz="0" w:space="0" w:color="000000"/>
-              </w:pBdr>
-              <w:spacing w:after="100" w:before="100" w:line="240"/>
-              <w:ind w:left="100" w:right="100" w:firstLine="0" w:firstLineChars="0"/>
-              <w:rPr>
-                <w:rFonts w:ascii="Arial" w:hAnsi="Arial" w:eastAsia="Arial" w:cs="Arial"/>
-                <w:i w:val="false"/>
-                <w:b w:val="false"/>
-                <w:u w:val="none"/>
-                <w:sz w:val="18"/>
-                <w:szCs w:val="18"/>
-                <w:color w:val="000000"/>
-              </w:rPr>
-            </w:pPr>
-            <w:r>
-              <w:rPr>
-                <w:rFonts w:ascii="Arial" w:hAnsi="Arial" w:eastAsia="Arial" w:cs="Arial"/>
-                <w:i w:val="false"/>
-                <w:b w:val="false"/>
-                <w:u w:val="none"/>
-                <w:sz w:val="18"/>
-                <w:szCs w:val="18"/>
-                <w:color w:val="000000"/>
-              </w:rPr>
-              <w:t xml:space="preserve">Yes</w:t>
-            </w:r>
-          </w:p>
-        </w:tc>
-        <w:tc>
-          <w:tcPr>
-            <w:tcBorders>
-              <w:bottom w:val="none" w:sz="0" w:space="0" w:color="000000"/>
-              <w:top w:val="none" w:sz="0" w:space="0" w:color="000000"/>
-              <w:left w:val="none" w:sz="0" w:space="0" w:color="000000"/>
-              <w:right w:val="none" w:sz="0" w:space="0" w:color="000000"/>
-            </w:tcBorders>
-            <w:shd w:val="clear" w:color="auto" w:fill="FFFFFF"/>
-            <w:tcMar>
-              <w:top w:w="0" w:type="dxa"/>
-              <w:bottom w:w="0" w:type="dxa"/>
-              <w:left w:w="0" w:type="dxa"/>
-              <w:right w:w="0" w:type="dxa"/>
-            </w:tcMar>
-            <w:vAlign w:val="center"/>
-          </w:tcPr>
-          <w:p>
-            <w:pPr>
-              <w:jc w:val="center"/>
-              <w:pBdr>
-                <w:bottom w:val="none" w:sz="0" w:space="0" w:color="000000"/>
-                <w:top w:val="none" w:sz="0" w:space="0" w:color="000000"/>
-                <w:left w:val="none" w:sz="0" w:space="0" w:color="000000"/>
-                <w:right w:val="none" w:sz="0" w:space="0" w:color="000000"/>
-              </w:pBdr>
-              <w:spacing w:after="100" w:before="100" w:line="240"/>
-              <w:ind w:left="100" w:right="100" w:firstLine="0" w:firstLineChars="0"/>
-              <w:rPr>
-                <w:rFonts w:ascii="Arial" w:hAnsi="Arial" w:eastAsia="Arial" w:cs="Arial"/>
-                <w:i w:val="false"/>
-                <w:b w:val="false"/>
-                <w:u w:val="none"/>
-                <w:sz w:val="18"/>
-                <w:szCs w:val="18"/>
-                <w:color w:val="000000"/>
-              </w:rPr>
-            </w:pPr>
-            <w:r>
-              <w:rPr>
-                <w:rFonts w:ascii="Arial" w:hAnsi="Arial" w:eastAsia="Arial" w:cs="Arial"/>
-                <w:i w:val="false"/>
-                <w:b w:val="false"/>
-                <w:u w:val="none"/>
-                <w:sz w:val="18"/>
-                <w:szCs w:val="18"/>
-                <w:color w:val="000000"/>
-              </w:rPr>
-              <w:t xml:space="preserve">NR</w:t>
-            </w:r>
-          </w:p>
-        </w:tc>
-        <w:tc>
-          <w:tcPr>
-            <w:tcBorders>
-              <w:bottom w:val="none" w:sz="0" w:space="0" w:color="000000"/>
-              <w:top w:val="none" w:sz="0" w:space="0" w:color="000000"/>
-              <w:left w:val="none" w:sz="0" w:space="0" w:color="000000"/>
-              <w:right w:val="none" w:sz="0" w:space="0" w:color="000000"/>
-            </w:tcBorders>
-            <w:shd w:val="clear" w:color="auto" w:fill="FFFFFF"/>
-            <w:tcMar>
-              <w:top w:w="0" w:type="dxa"/>
-              <w:bottom w:w="0" w:type="dxa"/>
-              <w:left w:w="0" w:type="dxa"/>
-              <w:right w:w="0" w:type="dxa"/>
-            </w:tcMar>
-            <w:vAlign w:val="center"/>
-          </w:tcPr>
-          <w:p>
-            <w:pPr>
-              <w:jc w:val="center"/>
-              <w:pBdr>
-                <w:bottom w:val="none" w:sz="0" w:space="0" w:color="000000"/>
-                <w:top w:val="none" w:sz="0" w:space="0" w:color="000000"/>
-                <w:left w:val="none" w:sz="0" w:space="0" w:color="000000"/>
-                <w:right w:val="none" w:sz="0" w:space="0" w:color="000000"/>
-              </w:pBdr>
-              <w:spacing w:after="100" w:before="100" w:line="240"/>
-              <w:ind w:left="100" w:right="100" w:firstLine="0" w:firstLineChars="0"/>
-              <w:rPr>
-                <w:rFonts w:ascii="Arial" w:hAnsi="Arial" w:eastAsia="Arial" w:cs="Arial"/>
-                <w:i w:val="false"/>
-                <w:b w:val="false"/>
-                <w:u w:val="none"/>
-                <w:sz w:val="18"/>
-                <w:szCs w:val="18"/>
-                <w:color w:val="000000"/>
-              </w:rPr>
-            </w:pPr>
-            <w:r>
-              <w:rPr>
-                <w:rFonts w:ascii="Arial" w:hAnsi="Arial" w:eastAsia="Arial" w:cs="Arial"/>
-                <w:i w:val="false"/>
-                <w:b w:val="false"/>
-                <w:u w:val="none"/>
-                <w:sz w:val="18"/>
-                <w:szCs w:val="18"/>
-                <w:color w:val="000000"/>
-              </w:rPr>
-              <w:t xml:space="preserve">NR</w:t>
-            </w:r>
-          </w:p>
-        </w:tc>
-        <w:tc>
-          <w:tcPr>
-            <w:tcBorders>
-              <w:bottom w:val="none" w:sz="0" w:space="0" w:color="000000"/>
-              <w:top w:val="none" w:sz="0" w:space="0" w:color="000000"/>
-              <w:left w:val="none" w:sz="0" w:space="0" w:color="000000"/>
-              <w:right w:val="none" w:sz="0" w:space="0" w:color="000000"/>
-            </w:tcBorders>
-            <w:shd w:val="clear" w:color="auto" w:fill="FFFFFF"/>
-            <w:tcMar>
-              <w:top w:w="0" w:type="dxa"/>
-              <w:bottom w:w="0" w:type="dxa"/>
-              <w:left w:w="0" w:type="dxa"/>
-              <w:right w:w="0" w:type="dxa"/>
-            </w:tcMar>
-            <w:vAlign w:val="center"/>
-          </w:tcPr>
-          <w:p>
-            <w:pPr>
-              <w:jc w:val="center"/>
-              <w:pBdr>
-                <w:bottom w:val="none" w:sz="0" w:space="0" w:color="000000"/>
-                <w:top w:val="none" w:sz="0" w:space="0" w:color="000000"/>
-                <w:left w:val="none" w:sz="0" w:space="0" w:color="000000"/>
-                <w:right w:val="none" w:sz="0" w:space="0" w:color="000000"/>
-              </w:pBdr>
-              <w:spacing w:after="100" w:before="100" w:line="240"/>
-              <w:ind w:left="100" w:right="100" w:firstLine="0" w:firstLineChars="0"/>
-              <w:rPr>
-                <w:rFonts w:ascii="Arial" w:hAnsi="Arial" w:eastAsia="Arial" w:cs="Arial"/>
-                <w:i w:val="false"/>
-                <w:b w:val="false"/>
-                <w:u w:val="none"/>
-                <w:sz w:val="18"/>
-                <w:szCs w:val="18"/>
-                <w:color w:val="000000"/>
-              </w:rPr>
-            </w:pPr>
-            <w:r>
-              <w:rPr>
-                <w:rFonts w:ascii="Arial" w:hAnsi="Arial" w:eastAsia="Arial" w:cs="Arial"/>
-                <w:i w:val="false"/>
-                <w:b w:val="false"/>
-                <w:u w:val="none"/>
-                <w:sz w:val="18"/>
-                <w:szCs w:val="18"/>
-                <w:color w:val="000000"/>
-              </w:rPr>
-              <w:t xml:space="preserve">NA</w:t>
             </w:r>
           </w:p>
         </w:tc>
@@ -38708,6 +38708,844 @@
           <w:trHeight w:val="542" w:hRule="auto"/>
         </w:trPr>
         body46
+        <w:tc>
+          <w:tcPr>
+            <w:tcBorders>
+              <w:bottom w:val="none" w:sz="0" w:space="0" w:color="000000"/>
+              <w:top w:val="none" w:sz="0" w:space="0" w:color="000000"/>
+              <w:left w:val="none" w:sz="0" w:space="0" w:color="000000"/>
+              <w:right w:val="none" w:sz="0" w:space="0" w:color="000000"/>
+            </w:tcBorders>
+            <w:shd w:val="clear" w:color="auto" w:fill="FFFFFF"/>
+            <w:tcMar>
+              <w:top w:w="0" w:type="dxa"/>
+              <w:bottom w:w="0" w:type="dxa"/>
+              <w:left w:w="0" w:type="dxa"/>
+              <w:right w:w="0" w:type="dxa"/>
+            </w:tcMar>
+            <w:vAlign w:val="center"/>
+          </w:tcPr>
+          <w:p>
+            <w:pPr>
+              <w:jc w:val="left"/>
+              <w:pBdr>
+                <w:bottom w:val="none" w:sz="0" w:space="0" w:color="000000"/>
+                <w:top w:val="none" w:sz="0" w:space="0" w:color="000000"/>
+                <w:left w:val="none" w:sz="0" w:space="0" w:color="000000"/>
+                <w:right w:val="none" w:sz="0" w:space="0" w:color="000000"/>
+              </w:pBdr>
+              <w:spacing w:after="100" w:before="100" w:line="240"/>
+              <w:ind w:left="100" w:right="100" w:firstLine="0" w:firstLineChars="0"/>
+              <w:rPr>
+                <w:rFonts w:ascii="Arial" w:hAnsi="Arial" w:eastAsia="Arial" w:cs="Arial"/>
+                <w:i w:val="false"/>
+                <w:b w:val="false"/>
+                <w:u w:val="none"/>
+                <w:sz w:val="18"/>
+                <w:szCs w:val="18"/>
+                <w:color w:val="000000"/>
+              </w:rPr>
+            </w:pPr>
+            <w:r>
+              <w:rPr>
+                <w:rFonts w:ascii="Arial" w:hAnsi="Arial" w:eastAsia="Arial" w:cs="Arial"/>
+                <w:i w:val="false"/>
+                <w:b w:val="false"/>
+                <w:u w:val="none"/>
+                <w:sz w:val="18"/>
+                <w:szCs w:val="18"/>
+                <w:color w:val="000000"/>
+              </w:rPr>
+              <w:t xml:space="preserve">77</w:t>
+            </w:r>
+          </w:p>
+        </w:tc>
+        <w:tc>
+          <w:tcPr>
+            <w:tcBorders>
+              <w:bottom w:val="none" w:sz="0" w:space="0" w:color="000000"/>
+              <w:top w:val="none" w:sz="0" w:space="0" w:color="000000"/>
+              <w:left w:val="none" w:sz="0" w:space="0" w:color="000000"/>
+              <w:right w:val="none" w:sz="0" w:space="0" w:color="000000"/>
+            </w:tcBorders>
+            <w:shd w:val="clear" w:color="auto" w:fill="FFFFFF"/>
+            <w:tcMar>
+              <w:top w:w="0" w:type="dxa"/>
+              <w:bottom w:w="0" w:type="dxa"/>
+              <w:left w:w="0" w:type="dxa"/>
+              <w:right w:w="0" w:type="dxa"/>
+            </w:tcMar>
+            <w:vAlign w:val="center"/>
+          </w:tcPr>
+          <w:p>
+            <w:pPr>
+              <w:jc w:val="center"/>
+              <w:pBdr>
+                <w:bottom w:val="none" w:sz="0" w:space="0" w:color="000000"/>
+                <w:top w:val="none" w:sz="0" w:space="0" w:color="000000"/>
+                <w:left w:val="none" w:sz="0" w:space="0" w:color="000000"/>
+                <w:right w:val="none" w:sz="0" w:space="0" w:color="000000"/>
+              </w:pBdr>
+              <w:spacing w:after="100" w:before="100" w:line="240"/>
+              <w:ind w:left="100" w:right="100" w:firstLine="0" w:firstLineChars="0"/>
+              <w:rPr>
+                <w:rFonts w:ascii="Arial" w:hAnsi="Arial" w:eastAsia="Arial" w:cs="Arial"/>
+                <w:i w:val="false"/>
+                <w:b w:val="false"/>
+                <w:u w:val="none"/>
+                <w:sz w:val="18"/>
+                <w:szCs w:val="18"/>
+                <w:color w:val="000000"/>
+              </w:rPr>
+            </w:pPr>
+            <w:r>
+              <w:rPr>
+                <w:rFonts w:ascii="Arial" w:hAnsi="Arial" w:eastAsia="Arial" w:cs="Arial"/>
+                <w:i w:val="false"/>
+                <w:b w:val="false"/>
+                <w:u w:val="none"/>
+                <w:sz w:val="18"/>
+                <w:szCs w:val="18"/>
+                <w:color w:val="000000"/>
+              </w:rPr>
+              <w:t xml:space="preserve">Yes</w:t>
+            </w:r>
+          </w:p>
+        </w:tc>
+        <w:tc>
+          <w:tcPr>
+            <w:tcBorders>
+              <w:bottom w:val="none" w:sz="0" w:space="0" w:color="000000"/>
+              <w:top w:val="none" w:sz="0" w:space="0" w:color="000000"/>
+              <w:left w:val="none" w:sz="0" w:space="0" w:color="000000"/>
+              <w:right w:val="none" w:sz="0" w:space="0" w:color="000000"/>
+            </w:tcBorders>
+            <w:shd w:val="clear" w:color="auto" w:fill="FFFFFF"/>
+            <w:tcMar>
+              <w:top w:w="0" w:type="dxa"/>
+              <w:bottom w:w="0" w:type="dxa"/>
+              <w:left w:w="0" w:type="dxa"/>
+              <w:right w:w="0" w:type="dxa"/>
+            </w:tcMar>
+            <w:vAlign w:val="center"/>
+          </w:tcPr>
+          <w:p>
+            <w:pPr>
+              <w:jc w:val="center"/>
+              <w:pBdr>
+                <w:bottom w:val="none" w:sz="0" w:space="0" w:color="000000"/>
+                <w:top w:val="none" w:sz="0" w:space="0" w:color="000000"/>
+                <w:left w:val="none" w:sz="0" w:space="0" w:color="000000"/>
+                <w:right w:val="none" w:sz="0" w:space="0" w:color="000000"/>
+              </w:pBdr>
+              <w:spacing w:after="100" w:before="100" w:line="240"/>
+              <w:ind w:left="100" w:right="100" w:firstLine="0" w:firstLineChars="0"/>
+              <w:rPr>
+                <w:rFonts w:ascii="Arial" w:hAnsi="Arial" w:eastAsia="Arial" w:cs="Arial"/>
+                <w:i w:val="false"/>
+                <w:b w:val="false"/>
+                <w:u w:val="none"/>
+                <w:sz w:val="18"/>
+                <w:szCs w:val="18"/>
+                <w:color w:val="000000"/>
+              </w:rPr>
+            </w:pPr>
+            <w:r>
+              <w:rPr>
+                <w:rFonts w:ascii="Arial" w:hAnsi="Arial" w:eastAsia="Arial" w:cs="Arial"/>
+                <w:i w:val="false"/>
+                <w:b w:val="false"/>
+                <w:u w:val="none"/>
+                <w:sz w:val="18"/>
+                <w:szCs w:val="18"/>
+                <w:color w:val="000000"/>
+              </w:rPr>
+              <w:t xml:space="preserve">Yes</w:t>
+            </w:r>
+          </w:p>
+        </w:tc>
+        <w:tc>
+          <w:tcPr>
+            <w:tcBorders>
+              <w:bottom w:val="none" w:sz="0" w:space="0" w:color="000000"/>
+              <w:top w:val="none" w:sz="0" w:space="0" w:color="000000"/>
+              <w:left w:val="none" w:sz="0" w:space="0" w:color="000000"/>
+              <w:right w:val="none" w:sz="0" w:space="0" w:color="000000"/>
+            </w:tcBorders>
+            <w:shd w:val="clear" w:color="auto" w:fill="FFFFFF"/>
+            <w:tcMar>
+              <w:top w:w="0" w:type="dxa"/>
+              <w:bottom w:w="0" w:type="dxa"/>
+              <w:left w:w="0" w:type="dxa"/>
+              <w:right w:w="0" w:type="dxa"/>
+            </w:tcMar>
+            <w:vAlign w:val="center"/>
+          </w:tcPr>
+          <w:p>
+            <w:pPr>
+              <w:jc w:val="center"/>
+              <w:pBdr>
+                <w:bottom w:val="none" w:sz="0" w:space="0" w:color="000000"/>
+                <w:top w:val="none" w:sz="0" w:space="0" w:color="000000"/>
+                <w:left w:val="none" w:sz="0" w:space="0" w:color="000000"/>
+                <w:right w:val="none" w:sz="0" w:space="0" w:color="000000"/>
+              </w:pBdr>
+              <w:spacing w:after="100" w:before="100" w:line="240"/>
+              <w:ind w:left="100" w:right="100" w:firstLine="0" w:firstLineChars="0"/>
+              <w:rPr>
+                <w:rFonts w:ascii="Arial" w:hAnsi="Arial" w:eastAsia="Arial" w:cs="Arial"/>
+                <w:i w:val="false"/>
+                <w:b w:val="false"/>
+                <w:u w:val="none"/>
+                <w:sz w:val="18"/>
+                <w:szCs w:val="18"/>
+                <w:color w:val="000000"/>
+              </w:rPr>
+            </w:pPr>
+            <w:r>
+              <w:rPr>
+                <w:rFonts w:ascii="Arial" w:hAnsi="Arial" w:eastAsia="Arial" w:cs="Arial"/>
+                <w:i w:val="false"/>
+                <w:b w:val="false"/>
+                <w:u w:val="none"/>
+                <w:sz w:val="18"/>
+                <w:szCs w:val="18"/>
+                <w:color w:val="000000"/>
+              </w:rPr>
+              <w:t xml:space="preserve">No</w:t>
+            </w:r>
+          </w:p>
+        </w:tc>
+        <w:tc>
+          <w:tcPr>
+            <w:tcBorders>
+              <w:bottom w:val="none" w:sz="0" w:space="0" w:color="000000"/>
+              <w:top w:val="none" w:sz="0" w:space="0" w:color="000000"/>
+              <w:left w:val="none" w:sz="0" w:space="0" w:color="000000"/>
+              <w:right w:val="none" w:sz="0" w:space="0" w:color="000000"/>
+            </w:tcBorders>
+            <w:shd w:val="clear" w:color="auto" w:fill="FFFFFF"/>
+            <w:tcMar>
+              <w:top w:w="0" w:type="dxa"/>
+              <w:bottom w:w="0" w:type="dxa"/>
+              <w:left w:w="0" w:type="dxa"/>
+              <w:right w:w="0" w:type="dxa"/>
+            </w:tcMar>
+            <w:vAlign w:val="center"/>
+          </w:tcPr>
+          <w:p>
+            <w:pPr>
+              <w:jc w:val="center"/>
+              <w:pBdr>
+                <w:bottom w:val="none" w:sz="0" w:space="0" w:color="000000"/>
+                <w:top w:val="none" w:sz="0" w:space="0" w:color="000000"/>
+                <w:left w:val="none" w:sz="0" w:space="0" w:color="000000"/>
+                <w:right w:val="none" w:sz="0" w:space="0" w:color="000000"/>
+              </w:pBdr>
+              <w:spacing w:after="100" w:before="100" w:line="240"/>
+              <w:ind w:left="100" w:right="100" w:firstLine="0" w:firstLineChars="0"/>
+              <w:rPr>
+                <w:rFonts w:ascii="Arial" w:hAnsi="Arial" w:eastAsia="Arial" w:cs="Arial"/>
+                <w:i w:val="false"/>
+                <w:b w:val="false"/>
+                <w:u w:val="none"/>
+                <w:sz w:val="18"/>
+                <w:szCs w:val="18"/>
+                <w:color w:val="000000"/>
+              </w:rPr>
+            </w:pPr>
+            <w:r>
+              <w:rPr>
+                <w:rFonts w:ascii="Arial" w:hAnsi="Arial" w:eastAsia="Arial" w:cs="Arial"/>
+                <w:i w:val="false"/>
+                <w:b w:val="false"/>
+                <w:u w:val="none"/>
+                <w:sz w:val="18"/>
+                <w:szCs w:val="18"/>
+                <w:color w:val="000000"/>
+              </w:rPr>
+              <w:t xml:space="preserve">Yes</w:t>
+            </w:r>
+          </w:p>
+        </w:tc>
+        <w:tc>
+          <w:tcPr>
+            <w:tcBorders>
+              <w:bottom w:val="none" w:sz="0" w:space="0" w:color="000000"/>
+              <w:top w:val="none" w:sz="0" w:space="0" w:color="000000"/>
+              <w:left w:val="none" w:sz="0" w:space="0" w:color="000000"/>
+              <w:right w:val="none" w:sz="0" w:space="0" w:color="000000"/>
+            </w:tcBorders>
+            <w:shd w:val="clear" w:color="auto" w:fill="FFFFFF"/>
+            <w:tcMar>
+              <w:top w:w="0" w:type="dxa"/>
+              <w:bottom w:w="0" w:type="dxa"/>
+              <w:left w:w="0" w:type="dxa"/>
+              <w:right w:w="0" w:type="dxa"/>
+            </w:tcMar>
+            <w:vAlign w:val="center"/>
+          </w:tcPr>
+          <w:p>
+            <w:pPr>
+              <w:jc w:val="center"/>
+              <w:pBdr>
+                <w:bottom w:val="none" w:sz="0" w:space="0" w:color="000000"/>
+                <w:top w:val="none" w:sz="0" w:space="0" w:color="000000"/>
+                <w:left w:val="none" w:sz="0" w:space="0" w:color="000000"/>
+                <w:right w:val="none" w:sz="0" w:space="0" w:color="000000"/>
+              </w:pBdr>
+              <w:spacing w:after="100" w:before="100" w:line="240"/>
+              <w:ind w:left="100" w:right="100" w:firstLine="0" w:firstLineChars="0"/>
+              <w:rPr>
+                <w:rFonts w:ascii="Arial" w:hAnsi="Arial" w:eastAsia="Arial" w:cs="Arial"/>
+                <w:i w:val="false"/>
+                <w:b w:val="false"/>
+                <w:u w:val="none"/>
+                <w:sz w:val="18"/>
+                <w:szCs w:val="18"/>
+                <w:color w:val="000000"/>
+              </w:rPr>
+            </w:pPr>
+            <w:r>
+              <w:rPr>
+                <w:rFonts w:ascii="Arial" w:hAnsi="Arial" w:eastAsia="Arial" w:cs="Arial"/>
+                <w:i w:val="false"/>
+                <w:b w:val="false"/>
+                <w:u w:val="none"/>
+                <w:sz w:val="18"/>
+                <w:szCs w:val="18"/>
+                <w:color w:val="000000"/>
+              </w:rPr>
+              <w:t xml:space="preserve">No</w:t>
+            </w:r>
+          </w:p>
+        </w:tc>
+        <w:tc>
+          <w:tcPr>
+            <w:tcBorders>
+              <w:bottom w:val="none" w:sz="0" w:space="0" w:color="000000"/>
+              <w:top w:val="none" w:sz="0" w:space="0" w:color="000000"/>
+              <w:left w:val="none" w:sz="0" w:space="0" w:color="000000"/>
+              <w:right w:val="none" w:sz="0" w:space="0" w:color="000000"/>
+            </w:tcBorders>
+            <w:shd w:val="clear" w:color="auto" w:fill="FFFFFF"/>
+            <w:tcMar>
+              <w:top w:w="0" w:type="dxa"/>
+              <w:bottom w:w="0" w:type="dxa"/>
+              <w:left w:w="0" w:type="dxa"/>
+              <w:right w:w="0" w:type="dxa"/>
+            </w:tcMar>
+            <w:vAlign w:val="center"/>
+          </w:tcPr>
+          <w:p>
+            <w:pPr>
+              <w:jc w:val="center"/>
+              <w:pBdr>
+                <w:bottom w:val="none" w:sz="0" w:space="0" w:color="000000"/>
+                <w:top w:val="none" w:sz="0" w:space="0" w:color="000000"/>
+                <w:left w:val="none" w:sz="0" w:space="0" w:color="000000"/>
+                <w:right w:val="none" w:sz="0" w:space="0" w:color="000000"/>
+              </w:pBdr>
+              <w:spacing w:after="100" w:before="100" w:line="240"/>
+              <w:ind w:left="100" w:right="100" w:firstLine="0" w:firstLineChars="0"/>
+              <w:rPr>
+                <w:rFonts w:ascii="Arial" w:hAnsi="Arial" w:eastAsia="Arial" w:cs="Arial"/>
+                <w:i w:val="false"/>
+                <w:b w:val="false"/>
+                <w:u w:val="none"/>
+                <w:sz w:val="18"/>
+                <w:szCs w:val="18"/>
+                <w:color w:val="000000"/>
+              </w:rPr>
+            </w:pPr>
+            <w:r>
+              <w:rPr>
+                <w:rFonts w:ascii="Arial" w:hAnsi="Arial" w:eastAsia="Arial" w:cs="Arial"/>
+                <w:i w:val="false"/>
+                <w:b w:val="false"/>
+                <w:u w:val="none"/>
+                <w:sz w:val="18"/>
+                <w:szCs w:val="18"/>
+                <w:color w:val="000000"/>
+              </w:rPr>
+              <w:t xml:space="preserve">NA</w:t>
+            </w:r>
+          </w:p>
+        </w:tc>
+        <w:tc>
+          <w:tcPr>
+            <w:tcBorders>
+              <w:bottom w:val="none" w:sz="0" w:space="0" w:color="000000"/>
+              <w:top w:val="none" w:sz="0" w:space="0" w:color="000000"/>
+              <w:left w:val="none" w:sz="0" w:space="0" w:color="000000"/>
+              <w:right w:val="none" w:sz="0" w:space="0" w:color="000000"/>
+            </w:tcBorders>
+            <w:shd w:val="clear" w:color="auto" w:fill="FFFFFF"/>
+            <w:tcMar>
+              <w:top w:w="0" w:type="dxa"/>
+              <w:bottom w:w="0" w:type="dxa"/>
+              <w:left w:w="0" w:type="dxa"/>
+              <w:right w:w="0" w:type="dxa"/>
+            </w:tcMar>
+            <w:vAlign w:val="center"/>
+          </w:tcPr>
+          <w:p>
+            <w:pPr>
+              <w:jc w:val="center"/>
+              <w:pBdr>
+                <w:bottom w:val="none" w:sz="0" w:space="0" w:color="000000"/>
+                <w:top w:val="none" w:sz="0" w:space="0" w:color="000000"/>
+                <w:left w:val="none" w:sz="0" w:space="0" w:color="000000"/>
+                <w:right w:val="none" w:sz="0" w:space="0" w:color="000000"/>
+              </w:pBdr>
+              <w:spacing w:after="100" w:before="100" w:line="240"/>
+              <w:ind w:left="100" w:right="100" w:firstLine="0" w:firstLineChars="0"/>
+              <w:rPr>
+                <w:rFonts w:ascii="Arial" w:hAnsi="Arial" w:eastAsia="Arial" w:cs="Arial"/>
+                <w:i w:val="false"/>
+                <w:b w:val="false"/>
+                <w:u w:val="none"/>
+                <w:sz w:val="18"/>
+                <w:szCs w:val="18"/>
+                <w:color w:val="000000"/>
+              </w:rPr>
+            </w:pPr>
+            <w:r>
+              <w:rPr>
+                <w:rFonts w:ascii="Arial" w:hAnsi="Arial" w:eastAsia="Arial" w:cs="Arial"/>
+                <w:i w:val="false"/>
+                <w:b w:val="false"/>
+                <w:u w:val="none"/>
+                <w:sz w:val="18"/>
+                <w:szCs w:val="18"/>
+                <w:color w:val="000000"/>
+              </w:rPr>
+              <w:t xml:space="preserve">Yes</w:t>
+            </w:r>
+          </w:p>
+        </w:tc>
+        <w:tc>
+          <w:tcPr>
+            <w:tcBorders>
+              <w:bottom w:val="none" w:sz="0" w:space="0" w:color="000000"/>
+              <w:top w:val="none" w:sz="0" w:space="0" w:color="000000"/>
+              <w:left w:val="none" w:sz="0" w:space="0" w:color="000000"/>
+              <w:right w:val="none" w:sz="0" w:space="0" w:color="000000"/>
+            </w:tcBorders>
+            <w:shd w:val="clear" w:color="auto" w:fill="FFFFFF"/>
+            <w:tcMar>
+              <w:top w:w="0" w:type="dxa"/>
+              <w:bottom w:w="0" w:type="dxa"/>
+              <w:left w:w="0" w:type="dxa"/>
+              <w:right w:w="0" w:type="dxa"/>
+            </w:tcMar>
+            <w:vAlign w:val="center"/>
+          </w:tcPr>
+          <w:p>
+            <w:pPr>
+              <w:jc w:val="center"/>
+              <w:pBdr>
+                <w:bottom w:val="none" w:sz="0" w:space="0" w:color="000000"/>
+                <w:top w:val="none" w:sz="0" w:space="0" w:color="000000"/>
+                <w:left w:val="none" w:sz="0" w:space="0" w:color="000000"/>
+                <w:right w:val="none" w:sz="0" w:space="0" w:color="000000"/>
+              </w:pBdr>
+              <w:spacing w:after="100" w:before="100" w:line="240"/>
+              <w:ind w:left="100" w:right="100" w:firstLine="0" w:firstLineChars="0"/>
+              <w:rPr>
+                <w:rFonts w:ascii="Arial" w:hAnsi="Arial" w:eastAsia="Arial" w:cs="Arial"/>
+                <w:i w:val="false"/>
+                <w:b w:val="false"/>
+                <w:u w:val="none"/>
+                <w:sz w:val="18"/>
+                <w:szCs w:val="18"/>
+                <w:color w:val="000000"/>
+              </w:rPr>
+            </w:pPr>
+            <w:r>
+              <w:rPr>
+                <w:rFonts w:ascii="Arial" w:hAnsi="Arial" w:eastAsia="Arial" w:cs="Arial"/>
+                <w:i w:val="false"/>
+                <w:b w:val="false"/>
+                <w:u w:val="none"/>
+                <w:sz w:val="18"/>
+                <w:szCs w:val="18"/>
+                <w:color w:val="000000"/>
+              </w:rPr>
+              <w:t xml:space="preserve">Yes</w:t>
+            </w:r>
+          </w:p>
+        </w:tc>
+        <w:tc>
+          <w:tcPr>
+            <w:tcBorders>
+              <w:bottom w:val="none" w:sz="0" w:space="0" w:color="000000"/>
+              <w:top w:val="none" w:sz="0" w:space="0" w:color="000000"/>
+              <w:left w:val="none" w:sz="0" w:space="0" w:color="000000"/>
+              <w:right w:val="none" w:sz="0" w:space="0" w:color="000000"/>
+            </w:tcBorders>
+            <w:shd w:val="clear" w:color="auto" w:fill="FFFFFF"/>
+            <w:tcMar>
+              <w:top w:w="0" w:type="dxa"/>
+              <w:bottom w:w="0" w:type="dxa"/>
+              <w:left w:w="0" w:type="dxa"/>
+              <w:right w:w="0" w:type="dxa"/>
+            </w:tcMar>
+            <w:vAlign w:val="center"/>
+          </w:tcPr>
+          <w:p>
+            <w:pPr>
+              <w:jc w:val="center"/>
+              <w:pBdr>
+                <w:bottom w:val="none" w:sz="0" w:space="0" w:color="000000"/>
+                <w:top w:val="none" w:sz="0" w:space="0" w:color="000000"/>
+                <w:left w:val="none" w:sz="0" w:space="0" w:color="000000"/>
+                <w:right w:val="none" w:sz="0" w:space="0" w:color="000000"/>
+              </w:pBdr>
+              <w:spacing w:after="100" w:before="100" w:line="240"/>
+              <w:ind w:left="100" w:right="100" w:firstLine="0" w:firstLineChars="0"/>
+              <w:rPr>
+                <w:rFonts w:ascii="Arial" w:hAnsi="Arial" w:eastAsia="Arial" w:cs="Arial"/>
+                <w:i w:val="false"/>
+                <w:b w:val="false"/>
+                <w:u w:val="none"/>
+                <w:sz w:val="18"/>
+                <w:szCs w:val="18"/>
+                <w:color w:val="000000"/>
+              </w:rPr>
+            </w:pPr>
+            <w:r>
+              <w:rPr>
+                <w:rFonts w:ascii="Arial" w:hAnsi="Arial" w:eastAsia="Arial" w:cs="Arial"/>
+                <w:i w:val="false"/>
+                <w:b w:val="false"/>
+                <w:u w:val="none"/>
+                <w:sz w:val="18"/>
+                <w:szCs w:val="18"/>
+                <w:color w:val="000000"/>
+              </w:rPr>
+              <w:t xml:space="preserve">Yes</w:t>
+            </w:r>
+          </w:p>
+        </w:tc>
+        <w:tc>
+          <w:tcPr>
+            <w:tcBorders>
+              <w:bottom w:val="none" w:sz="0" w:space="0" w:color="000000"/>
+              <w:top w:val="none" w:sz="0" w:space="0" w:color="000000"/>
+              <w:left w:val="none" w:sz="0" w:space="0" w:color="000000"/>
+              <w:right w:val="none" w:sz="0" w:space="0" w:color="000000"/>
+            </w:tcBorders>
+            <w:shd w:val="clear" w:color="auto" w:fill="FFFFFF"/>
+            <w:tcMar>
+              <w:top w:w="0" w:type="dxa"/>
+              <w:bottom w:w="0" w:type="dxa"/>
+              <w:left w:w="0" w:type="dxa"/>
+              <w:right w:w="0" w:type="dxa"/>
+            </w:tcMar>
+            <w:vAlign w:val="center"/>
+          </w:tcPr>
+          <w:p>
+            <w:pPr>
+              <w:jc w:val="center"/>
+              <w:pBdr>
+                <w:bottom w:val="none" w:sz="0" w:space="0" w:color="000000"/>
+                <w:top w:val="none" w:sz="0" w:space="0" w:color="000000"/>
+                <w:left w:val="none" w:sz="0" w:space="0" w:color="000000"/>
+                <w:right w:val="none" w:sz="0" w:space="0" w:color="000000"/>
+              </w:pBdr>
+              <w:spacing w:after="100" w:before="100" w:line="240"/>
+              <w:ind w:left="100" w:right="100" w:firstLine="0" w:firstLineChars="0"/>
+              <w:rPr>
+                <w:rFonts w:ascii="Arial" w:hAnsi="Arial" w:eastAsia="Arial" w:cs="Arial"/>
+                <w:i w:val="false"/>
+                <w:b w:val="false"/>
+                <w:u w:val="none"/>
+                <w:sz w:val="18"/>
+                <w:szCs w:val="18"/>
+                <w:color w:val="000000"/>
+              </w:rPr>
+            </w:pPr>
+            <w:r>
+              <w:rPr>
+                <w:rFonts w:ascii="Arial" w:hAnsi="Arial" w:eastAsia="Arial" w:cs="Arial"/>
+                <w:i w:val="false"/>
+                <w:b w:val="false"/>
+                <w:u w:val="none"/>
+                <w:sz w:val="18"/>
+                <w:szCs w:val="18"/>
+                <w:color w:val="000000"/>
+              </w:rPr>
+              <w:t xml:space="preserve">Yes</w:t>
+            </w:r>
+          </w:p>
+        </w:tc>
+        <w:tc>
+          <w:tcPr>
+            <w:tcBorders>
+              <w:bottom w:val="none" w:sz="0" w:space="0" w:color="000000"/>
+              <w:top w:val="none" w:sz="0" w:space="0" w:color="000000"/>
+              <w:left w:val="none" w:sz="0" w:space="0" w:color="000000"/>
+              <w:right w:val="none" w:sz="0" w:space="0" w:color="000000"/>
+            </w:tcBorders>
+            <w:shd w:val="clear" w:color="auto" w:fill="FFFFFF"/>
+            <w:tcMar>
+              <w:top w:w="0" w:type="dxa"/>
+              <w:bottom w:w="0" w:type="dxa"/>
+              <w:left w:w="0" w:type="dxa"/>
+              <w:right w:w="0" w:type="dxa"/>
+            </w:tcMar>
+            <w:vAlign w:val="center"/>
+          </w:tcPr>
+          <w:p>
+            <w:pPr>
+              <w:jc w:val="center"/>
+              <w:pBdr>
+                <w:bottom w:val="none" w:sz="0" w:space="0" w:color="000000"/>
+                <w:top w:val="none" w:sz="0" w:space="0" w:color="000000"/>
+                <w:left w:val="none" w:sz="0" w:space="0" w:color="000000"/>
+                <w:right w:val="none" w:sz="0" w:space="0" w:color="000000"/>
+              </w:pBdr>
+              <w:spacing w:after="100" w:before="100" w:line="240"/>
+              <w:ind w:left="100" w:right="100" w:firstLine="0" w:firstLineChars="0"/>
+              <w:rPr>
+                <w:rFonts w:ascii="Arial" w:hAnsi="Arial" w:eastAsia="Arial" w:cs="Arial"/>
+                <w:i w:val="false"/>
+                <w:b w:val="false"/>
+                <w:u w:val="none"/>
+                <w:sz w:val="18"/>
+                <w:szCs w:val="18"/>
+                <w:color w:val="000000"/>
+              </w:rPr>
+            </w:pPr>
+            <w:r>
+              <w:rPr>
+                <w:rFonts w:ascii="Arial" w:hAnsi="Arial" w:eastAsia="Arial" w:cs="Arial"/>
+                <w:i w:val="false"/>
+                <w:b w:val="false"/>
+                <w:u w:val="none"/>
+                <w:sz w:val="18"/>
+                <w:szCs w:val="18"/>
+                <w:color w:val="000000"/>
+              </w:rPr>
+              <w:t xml:space="preserve">Yes</w:t>
+            </w:r>
+          </w:p>
+        </w:tc>
+        <w:tc>
+          <w:tcPr>
+            <w:tcBorders>
+              <w:bottom w:val="none" w:sz="0" w:space="0" w:color="000000"/>
+              <w:top w:val="none" w:sz="0" w:space="0" w:color="000000"/>
+              <w:left w:val="none" w:sz="0" w:space="0" w:color="000000"/>
+              <w:right w:val="none" w:sz="0" w:space="0" w:color="000000"/>
+            </w:tcBorders>
+            <w:shd w:val="clear" w:color="auto" w:fill="FFFFFF"/>
+            <w:tcMar>
+              <w:top w:w="0" w:type="dxa"/>
+              <w:bottom w:w="0" w:type="dxa"/>
+              <w:left w:w="0" w:type="dxa"/>
+              <w:right w:w="0" w:type="dxa"/>
+            </w:tcMar>
+            <w:vAlign w:val="center"/>
+          </w:tcPr>
+          <w:p>
+            <w:pPr>
+              <w:jc w:val="center"/>
+              <w:pBdr>
+                <w:bottom w:val="none" w:sz="0" w:space="0" w:color="000000"/>
+                <w:top w:val="none" w:sz="0" w:space="0" w:color="000000"/>
+                <w:left w:val="none" w:sz="0" w:space="0" w:color="000000"/>
+                <w:right w:val="none" w:sz="0" w:space="0" w:color="000000"/>
+              </w:pBdr>
+              <w:spacing w:after="100" w:before="100" w:line="240"/>
+              <w:ind w:left="100" w:right="100" w:firstLine="0" w:firstLineChars="0"/>
+              <w:rPr>
+                <w:rFonts w:ascii="Arial" w:hAnsi="Arial" w:eastAsia="Arial" w:cs="Arial"/>
+                <w:i w:val="false"/>
+                <w:b w:val="false"/>
+                <w:u w:val="none"/>
+                <w:sz w:val="18"/>
+                <w:szCs w:val="18"/>
+                <w:color w:val="000000"/>
+              </w:rPr>
+            </w:pPr>
+            <w:r>
+              <w:rPr>
+                <w:rFonts w:ascii="Arial" w:hAnsi="Arial" w:eastAsia="Arial" w:cs="Arial"/>
+                <w:i w:val="false"/>
+                <w:b w:val="false"/>
+                <w:u w:val="none"/>
+                <w:sz w:val="18"/>
+                <w:szCs w:val="18"/>
+                <w:color w:val="000000"/>
+              </w:rPr>
+              <w:t xml:space="preserve">NR</w:t>
+            </w:r>
+          </w:p>
+        </w:tc>
+        <w:tc>
+          <w:tcPr>
+            <w:tcBorders>
+              <w:bottom w:val="none" w:sz="0" w:space="0" w:color="000000"/>
+              <w:top w:val="none" w:sz="0" w:space="0" w:color="000000"/>
+              <w:left w:val="none" w:sz="0" w:space="0" w:color="000000"/>
+              <w:right w:val="none" w:sz="0" w:space="0" w:color="000000"/>
+            </w:tcBorders>
+            <w:shd w:val="clear" w:color="auto" w:fill="FFFFFF"/>
+            <w:tcMar>
+              <w:top w:w="0" w:type="dxa"/>
+              <w:bottom w:w="0" w:type="dxa"/>
+              <w:left w:w="0" w:type="dxa"/>
+              <w:right w:w="0" w:type="dxa"/>
+            </w:tcMar>
+            <w:vAlign w:val="center"/>
+          </w:tcPr>
+          <w:p>
+            <w:pPr>
+              <w:jc w:val="center"/>
+              <w:pBdr>
+                <w:bottom w:val="none" w:sz="0" w:space="0" w:color="000000"/>
+                <w:top w:val="none" w:sz="0" w:space="0" w:color="000000"/>
+                <w:left w:val="none" w:sz="0" w:space="0" w:color="000000"/>
+                <w:right w:val="none" w:sz="0" w:space="0" w:color="000000"/>
+              </w:pBdr>
+              <w:spacing w:after="100" w:before="100" w:line="240"/>
+              <w:ind w:left="100" w:right="100" w:firstLine="0" w:firstLineChars="0"/>
+              <w:rPr>
+                <w:rFonts w:ascii="Arial" w:hAnsi="Arial" w:eastAsia="Arial" w:cs="Arial"/>
+                <w:i w:val="false"/>
+                <w:b w:val="false"/>
+                <w:u w:val="none"/>
+                <w:sz w:val="18"/>
+                <w:szCs w:val="18"/>
+                <w:color w:val="000000"/>
+              </w:rPr>
+            </w:pPr>
+            <w:r>
+              <w:rPr>
+                <w:rFonts w:ascii="Arial" w:hAnsi="Arial" w:eastAsia="Arial" w:cs="Arial"/>
+                <w:i w:val="false"/>
+                <w:b w:val="false"/>
+                <w:u w:val="none"/>
+                <w:sz w:val="18"/>
+                <w:szCs w:val="18"/>
+                <w:color w:val="000000"/>
+              </w:rPr>
+              <w:t xml:space="preserve">NR</w:t>
+            </w:r>
+          </w:p>
+        </w:tc>
+        <w:tc>
+          <w:tcPr>
+            <w:tcBorders>
+              <w:bottom w:val="none" w:sz="0" w:space="0" w:color="000000"/>
+              <w:top w:val="none" w:sz="0" w:space="0" w:color="000000"/>
+              <w:left w:val="none" w:sz="0" w:space="0" w:color="000000"/>
+              <w:right w:val="none" w:sz="0" w:space="0" w:color="000000"/>
+            </w:tcBorders>
+            <w:shd w:val="clear" w:color="auto" w:fill="FFFFFF"/>
+            <w:tcMar>
+              <w:top w:w="0" w:type="dxa"/>
+              <w:bottom w:w="0" w:type="dxa"/>
+              <w:left w:w="0" w:type="dxa"/>
+              <w:right w:w="0" w:type="dxa"/>
+            </w:tcMar>
+            <w:vAlign w:val="center"/>
+          </w:tcPr>
+          <w:p>
+            <w:pPr>
+              <w:jc w:val="center"/>
+              <w:pBdr>
+                <w:bottom w:val="none" w:sz="0" w:space="0" w:color="000000"/>
+                <w:top w:val="none" w:sz="0" w:space="0" w:color="000000"/>
+                <w:left w:val="none" w:sz="0" w:space="0" w:color="000000"/>
+                <w:right w:val="none" w:sz="0" w:space="0" w:color="000000"/>
+              </w:pBdr>
+              <w:spacing w:after="100" w:before="100" w:line="240"/>
+              <w:ind w:left="100" w:right="100" w:firstLine="0" w:firstLineChars="0"/>
+              <w:rPr>
+                <w:rFonts w:ascii="Arial" w:hAnsi="Arial" w:eastAsia="Arial" w:cs="Arial"/>
+                <w:i w:val="false"/>
+                <w:b w:val="false"/>
+                <w:u w:val="none"/>
+                <w:sz w:val="18"/>
+                <w:szCs w:val="18"/>
+                <w:color w:val="000000"/>
+              </w:rPr>
+            </w:pPr>
+            <w:r>
+              <w:rPr>
+                <w:rFonts w:ascii="Arial" w:hAnsi="Arial" w:eastAsia="Arial" w:cs="Arial"/>
+                <w:i w:val="false"/>
+                <w:b w:val="false"/>
+                <w:u w:val="none"/>
+                <w:sz w:val="18"/>
+                <w:szCs w:val="18"/>
+                <w:color w:val="000000"/>
+              </w:rPr>
+              <w:t xml:space="preserve">NA</w:t>
+            </w:r>
+          </w:p>
+        </w:tc>
+        <w:tc>
+          <w:tcPr>
+            <w:tcBorders>
+              <w:bottom w:val="none" w:sz="0" w:space="0" w:color="000000"/>
+              <w:top w:val="none" w:sz="0" w:space="0" w:color="000000"/>
+              <w:left w:val="none" w:sz="0" w:space="0" w:color="000000"/>
+              <w:right w:val="none" w:sz="0" w:space="0" w:color="000000"/>
+            </w:tcBorders>
+            <w:shd w:val="clear" w:color="auto" w:fill="FFFFFF"/>
+            <w:tcMar>
+              <w:top w:w="0" w:type="dxa"/>
+              <w:bottom w:w="0" w:type="dxa"/>
+              <w:left w:w="0" w:type="dxa"/>
+              <w:right w:w="0" w:type="dxa"/>
+            </w:tcMar>
+            <w:vAlign w:val="center"/>
+          </w:tcPr>
+          <w:p>
+            <w:pPr>
+              <w:jc w:val="center"/>
+              <w:pBdr>
+                <w:bottom w:val="none" w:sz="0" w:space="0" w:color="000000"/>
+                <w:top w:val="none" w:sz="0" w:space="0" w:color="000000"/>
+                <w:left w:val="none" w:sz="0" w:space="0" w:color="000000"/>
+                <w:right w:val="none" w:sz="0" w:space="0" w:color="000000"/>
+              </w:pBdr>
+              <w:spacing w:after="100" w:before="100" w:line="240"/>
+              <w:ind w:left="100" w:right="100" w:firstLine="0" w:firstLineChars="0"/>
+              <w:rPr>
+                <w:rFonts w:ascii="Arial" w:hAnsi="Arial" w:eastAsia="Arial" w:cs="Arial"/>
+                <w:i w:val="false"/>
+                <w:b w:val="false"/>
+                <w:u w:val="none"/>
+                <w:sz w:val="18"/>
+                <w:szCs w:val="18"/>
+                <w:color w:val="000000"/>
+              </w:rPr>
+            </w:pPr>
+            <w:r>
+              <w:rPr>
+                <w:rFonts w:ascii="Arial" w:hAnsi="Arial" w:eastAsia="Arial" w:cs="Arial"/>
+                <w:i w:val="false"/>
+                <w:b w:val="false"/>
+                <w:u w:val="none"/>
+                <w:sz w:val="18"/>
+                <w:szCs w:val="18"/>
+                <w:color w:val="000000"/>
+              </w:rPr>
+              <w:t xml:space="preserve">Poor</w:t>
+            </w:r>
+          </w:p>
+        </w:tc>
+      </w:tr>
+      <w:tr>
+        <w:trPr>
+          <w:trHeight w:val="542" w:hRule="auto"/>
+        </w:trPr>
+        body47
         <w:tc>
           <w:tcPr>
             <w:tcBorders>
